--- a/CHEMICAL SAFETY Report.docx
+++ b/CHEMICAL SAFETY Report.docx
@@ -138,7 +138,7 @@
           <w:lang w:val="x-none" w:eastAsia="zh-CN" w:bidi="hi-IN"/>
         </w:rPr>
         <w:drawing>
-          <wp:anchor distT="0" distB="0" distL="114300" distR="114300" simplePos="0" relativeHeight="251657216" behindDoc="0" locked="0" layoutInCell="1" allowOverlap="1" wp14:anchorId="5E31F415" wp14:editId="0C37DA7B">
+          <wp:anchor distT="0" distB="0" distL="114300" distR="114300" simplePos="0" relativeHeight="251657216" behindDoc="0" locked="0" layoutInCell="1" allowOverlap="1" wp14:anchorId="5E31F415" wp14:editId="09EFF7A4">
             <wp:simplePos x="0" y="0"/>
             <wp:positionH relativeFrom="page">
               <wp:posOffset>720090</wp:posOffset>
@@ -360,8 +360,8 @@
         <w:tblLook w:val="04A0" w:firstRow="1" w:lastRow="0" w:firstColumn="1" w:lastColumn="0" w:noHBand="0" w:noVBand="1"/>
       </w:tblPr>
       <w:tblGrid>
-        <w:gridCol w:w="4809"/>
-        <w:gridCol w:w="9581"/>
+        <w:gridCol w:w="4808"/>
+        <w:gridCol w:w="9582"/>
       </w:tblGrid>
       <w:tr>
         <w:tc>
@@ -449,6 +449,14 @@
                 <w:bCs/>
                 <w:lang w:eastAsia="en-ZA"/>
               </w:rPr>
+              <w:t>{</w:t>
+            </w:r>
+            <w:r>
+              <w:rPr>
+                <w:b/>
+                <w:bCs/>
+                <w:lang w:eastAsia="en-ZA"/>
+              </w:rPr>
               <w:t>municipality</w:t>
             </w:r>
             <w:r>
@@ -457,7 +465,7 @@
                 <w:bCs/>
                 <w:lang w:eastAsia="en-ZA"/>
               </w:rPr>
-              <w:t>}</w:t>
+              <w:t>}}</w:t>
             </w:r>
           </w:p>
         </w:tc>
@@ -512,6 +520,14 @@
               </w:rPr>
               <w:t>${</w:t>
             </w:r>
+            <w:r>
+              <w:rPr>
+                <w:b/>
+                <w:bCs/>
+                <w:lang w:eastAsia="en-ZA"/>
+              </w:rPr>
+              <w:t>{</w:t>
+            </w:r>
             <w:proofErr w:type="spellStart"/>
             <w:r>
               <w:rPr>
@@ -528,7 +544,7 @@
                 <w:bCs/>
                 <w:lang w:eastAsia="en-ZA"/>
               </w:rPr>
-              <w:t>}</w:t>
+              <w:t>}}</w:t>
             </w:r>
           </w:p>
         </w:tc>
@@ -581,6 +597,83 @@
                 <w:bCs/>
                 <w:lang w:eastAsia="en-ZA"/>
               </w:rPr>
+              <w:t>${{</w:t>
+            </w:r>
+            <w:r>
+              <w:rPr>
+                <w:b/>
+                <w:bCs/>
+                <w:lang w:eastAsia="en-ZA"/>
+              </w:rPr>
+              <w:t>{</w:t>
+            </w:r>
+            <w:r>
+              <w:rPr>
+                <w:b/>
+                <w:bCs/>
+                <w:lang w:eastAsia="en-ZA"/>
+              </w:rPr>
+              <w:t>address</w:t>
+            </w:r>
+            <w:r>
+              <w:rPr>
+                <w:b/>
+                <w:bCs/>
+                <w:lang w:eastAsia="en-ZA"/>
+              </w:rPr>
+              <w:t>}}}}</w:t>
+            </w:r>
+          </w:p>
+        </w:tc>
+      </w:tr>
+      <w:tr>
+        <w:tc>
+          <w:tcPr>
+            <w:tcW w:w="4872" w:type="dxa"/>
+          </w:tcPr>
+          <w:p>
+            <w:pPr>
+              <w:spacing w:before="100" w:beforeAutospacing="1" w:after="100" w:afterAutospacing="1"/>
+              <w:outlineLvl w:val="0"/>
+              <w:rPr>
+                <w:b/>
+                <w:bCs/>
+                <w:kern w:val="36"/>
+                <w:lang w:eastAsia="en-ZA"/>
+              </w:rPr>
+            </w:pPr>
+            <w:r>
+              <w:rPr>
+                <w:b/>
+                <w:bCs/>
+                <w:kern w:val="36"/>
+                <w:lang w:eastAsia="en-ZA"/>
+              </w:rPr>
+              <w:t>Type of Premise</w:t>
+            </w:r>
+          </w:p>
+        </w:tc>
+        <w:tc>
+          <w:tcPr>
+            <w:tcW w:w="9744" w:type="dxa"/>
+          </w:tcPr>
+          <w:p>
+            <w:pPr>
+              <w:spacing w:before="100" w:beforeAutospacing="1" w:after="100" w:afterAutospacing="1"/>
+              <w:outlineLvl w:val="0"/>
+              <w:rPr>
+                <w:b/>
+                <w:bCs/>
+                <w:kern w:val="36"/>
+                <w:lang w:eastAsia="en-ZA"/>
+              </w:rPr>
+            </w:pPr>
+            <w:r>
+              <w:rPr>
+                <w:b/>
+                <w:bCs/>
+                <w:lang w:eastAsia="en-ZA"/>
+              </w:rPr>
               <w:t>${</w:t>
             </w:r>
             <w:r>
@@ -589,15 +682,25 @@
                 <w:bCs/>
                 <w:lang w:eastAsia="en-ZA"/>
               </w:rPr>
-              <w:t>address</w:t>
-            </w:r>
-            <w:r>
-              <w:rPr>
-                <w:b/>
-                <w:bCs/>
-                <w:lang w:eastAsia="en-ZA"/>
-              </w:rPr>
-              <w:t>}</w:t>
+              <w:t>{</w:t>
+            </w:r>
+            <w:proofErr w:type="spellStart"/>
+            <w:r>
+              <w:rPr>
+                <w:b/>
+                <w:bCs/>
+                <w:lang w:eastAsia="en-ZA"/>
+              </w:rPr>
+              <w:t>Premise_Type</w:t>
+            </w:r>
+            <w:proofErr w:type="spellEnd"/>
+            <w:r>
+              <w:rPr>
+                <w:b/>
+                <w:bCs/>
+                <w:lang w:eastAsia="en-ZA"/>
+              </w:rPr>
+              <w:t>}}</w:t>
             </w:r>
           </w:p>
         </w:tc>
@@ -625,7 +728,7 @@
                 <w:kern w:val="36"/>
                 <w:lang w:eastAsia="en-ZA"/>
               </w:rPr>
-              <w:t>Type of Premise</w:t>
+              <w:t>Owner/Manager</w:t>
             </w:r>
           </w:p>
         </w:tc>
@@ -650,7 +753,7 @@
                 <w:bCs/>
                 <w:lang w:eastAsia="en-ZA"/>
               </w:rPr>
-              <w:t>${</w:t>
+              <w:t>${{</w:t>
             </w:r>
             <w:proofErr w:type="spellStart"/>
             <w:r>
@@ -659,7 +762,7 @@
                 <w:bCs/>
                 <w:lang w:eastAsia="en-ZA"/>
               </w:rPr>
-              <w:t>Premise_Type</w:t>
+              <w:t>owner_name</w:t>
             </w:r>
             <w:proofErr w:type="spellEnd"/>
             <w:r>
@@ -668,7 +771,7 @@
                 <w:bCs/>
                 <w:lang w:eastAsia="en-ZA"/>
               </w:rPr>
-              <w:t>}</w:t>
+              <w:t>}}</w:t>
             </w:r>
           </w:p>
         </w:tc>
@@ -696,7 +799,7 @@
                 <w:kern w:val="36"/>
                 <w:lang w:eastAsia="en-ZA"/>
               </w:rPr>
-              <w:t>Owner/Manager</w:t>
+              <w:t>Contact Number</w:t>
             </w:r>
           </w:p>
         </w:tc>
@@ -721,7 +824,76 @@
                 <w:bCs/>
                 <w:lang w:eastAsia="en-ZA"/>
               </w:rPr>
-              <w:t>${</w:t>
+              <w:t>${{</w:t>
+            </w:r>
+            <w:r>
+              <w:rPr>
+                <w:b/>
+                <w:bCs/>
+                <w:lang w:eastAsia="en-ZA"/>
+              </w:rPr>
+              <w:t>contact</w:t>
+            </w:r>
+            <w:r>
+              <w:rPr>
+                <w:b/>
+                <w:bCs/>
+                <w:lang w:eastAsia="en-ZA"/>
+              </w:rPr>
+              <w:t>}}</w:t>
+            </w:r>
+          </w:p>
+        </w:tc>
+      </w:tr>
+      <w:tr>
+        <w:tc>
+          <w:tcPr>
+            <w:tcW w:w="4872" w:type="dxa"/>
+          </w:tcPr>
+          <w:p>
+            <w:pPr>
+              <w:spacing w:before="100" w:beforeAutospacing="1" w:after="100" w:afterAutospacing="1"/>
+              <w:outlineLvl w:val="0"/>
+              <w:rPr>
+                <w:b/>
+                <w:bCs/>
+                <w:kern w:val="36"/>
+                <w:lang w:eastAsia="en-ZA"/>
+              </w:rPr>
+            </w:pPr>
+            <w:r>
+              <w:rPr>
+                <w:b/>
+                <w:bCs/>
+                <w:kern w:val="36"/>
+                <w:lang w:eastAsia="en-ZA"/>
+              </w:rPr>
+              <w:t>Date of Inspection &amp; Time</w:t>
+            </w:r>
+          </w:p>
+        </w:tc>
+        <w:tc>
+          <w:tcPr>
+            <w:tcW w:w="9744" w:type="dxa"/>
+          </w:tcPr>
+          <w:p>
+            <w:pPr>
+              <w:spacing w:before="100" w:beforeAutospacing="1" w:after="100" w:afterAutospacing="1"/>
+              <w:outlineLvl w:val="0"/>
+              <w:rPr>
+                <w:b/>
+                <w:bCs/>
+                <w:kern w:val="36"/>
+                <w:lang w:eastAsia="en-ZA"/>
+              </w:rPr>
+            </w:pPr>
+            <w:r>
+              <w:rPr>
+                <w:b/>
+                <w:bCs/>
+                <w:lang w:eastAsia="en-ZA"/>
+              </w:rPr>
+              <w:t>${{</w:t>
             </w:r>
             <w:proofErr w:type="spellStart"/>
             <w:r>
@@ -730,7 +902,7 @@
                 <w:bCs/>
                 <w:lang w:eastAsia="en-ZA"/>
               </w:rPr>
-              <w:t>owner_name</w:t>
+              <w:t>inspection_date</w:t>
             </w:r>
             <w:proofErr w:type="spellEnd"/>
             <w:r>
@@ -739,7 +911,7 @@
                 <w:bCs/>
                 <w:lang w:eastAsia="en-ZA"/>
               </w:rPr>
-              <w:t>}</w:t>
+              <w:t>}}</w:t>
             </w:r>
           </w:p>
         </w:tc>
@@ -767,7 +939,7 @@
                 <w:kern w:val="36"/>
                 <w:lang w:eastAsia="en-ZA"/>
               </w:rPr>
-              <w:t>Contact Number</w:t>
+              <w:t>Environmental Health Practitioner</w:t>
             </w:r>
           </w:p>
         </w:tc>
@@ -792,147 +964,7 @@
                 <w:bCs/>
                 <w:lang w:eastAsia="en-ZA"/>
               </w:rPr>
-              <w:t>${</w:t>
-            </w:r>
-            <w:r>
-              <w:rPr>
-                <w:b/>
-                <w:bCs/>
-                <w:lang w:eastAsia="en-ZA"/>
-              </w:rPr>
-              <w:t>contact</w:t>
-            </w:r>
-            <w:r>
-              <w:rPr>
-                <w:b/>
-                <w:bCs/>
-                <w:lang w:eastAsia="en-ZA"/>
-              </w:rPr>
-              <w:t>}</w:t>
-            </w:r>
-          </w:p>
-        </w:tc>
-      </w:tr>
-      <w:tr>
-        <w:tc>
-          <w:tcPr>
-            <w:tcW w:w="4872" w:type="dxa"/>
-          </w:tcPr>
-          <w:p>
-            <w:pPr>
-              <w:spacing w:before="100" w:beforeAutospacing="1" w:after="100" w:afterAutospacing="1"/>
-              <w:outlineLvl w:val="0"/>
-              <w:rPr>
-                <w:b/>
-                <w:bCs/>
-                <w:kern w:val="36"/>
-                <w:lang w:eastAsia="en-ZA"/>
-              </w:rPr>
-            </w:pPr>
-            <w:r>
-              <w:rPr>
-                <w:b/>
-                <w:bCs/>
-                <w:kern w:val="36"/>
-                <w:lang w:eastAsia="en-ZA"/>
-              </w:rPr>
-              <w:t>Date of Inspection &amp; Time</w:t>
-            </w:r>
-          </w:p>
-        </w:tc>
-        <w:tc>
-          <w:tcPr>
-            <w:tcW w:w="9744" w:type="dxa"/>
-          </w:tcPr>
-          <w:p>
-            <w:pPr>
-              <w:spacing w:before="100" w:beforeAutospacing="1" w:after="100" w:afterAutospacing="1"/>
-              <w:outlineLvl w:val="0"/>
-              <w:rPr>
-                <w:b/>
-                <w:bCs/>
-                <w:kern w:val="36"/>
-                <w:lang w:eastAsia="en-ZA"/>
-              </w:rPr>
-            </w:pPr>
-            <w:r>
-              <w:rPr>
-                <w:b/>
-                <w:bCs/>
-                <w:lang w:eastAsia="en-ZA"/>
-              </w:rPr>
-              <w:t>${</w:t>
-            </w:r>
-            <w:proofErr w:type="spellStart"/>
-            <w:r>
-              <w:rPr>
-                <w:b/>
-                <w:bCs/>
-                <w:lang w:eastAsia="en-ZA"/>
-              </w:rPr>
-              <w:t>inspection_date</w:t>
-            </w:r>
-            <w:proofErr w:type="spellEnd"/>
-            <w:r>
-              <w:rPr>
-                <w:b/>
-                <w:bCs/>
-                <w:lang w:eastAsia="en-ZA"/>
-              </w:rPr>
-              <w:t>}</w:t>
-            </w:r>
-          </w:p>
-        </w:tc>
-      </w:tr>
-      <w:tr>
-        <w:tc>
-          <w:tcPr>
-            <w:tcW w:w="4872" w:type="dxa"/>
-          </w:tcPr>
-          <w:p>
-            <w:pPr>
-              <w:spacing w:before="100" w:beforeAutospacing="1" w:after="100" w:afterAutospacing="1"/>
-              <w:outlineLvl w:val="0"/>
-              <w:rPr>
-                <w:b/>
-                <w:bCs/>
-                <w:kern w:val="36"/>
-                <w:lang w:eastAsia="en-ZA"/>
-              </w:rPr>
-            </w:pPr>
-            <w:r>
-              <w:rPr>
-                <w:b/>
-                <w:bCs/>
-                <w:kern w:val="36"/>
-                <w:lang w:eastAsia="en-ZA"/>
-              </w:rPr>
-              <w:t>Environmental Health Practitioner</w:t>
-            </w:r>
-          </w:p>
-        </w:tc>
-        <w:tc>
-          <w:tcPr>
-            <w:tcW w:w="9744" w:type="dxa"/>
-          </w:tcPr>
-          <w:p>
-            <w:pPr>
-              <w:spacing w:before="100" w:beforeAutospacing="1" w:after="100" w:afterAutospacing="1"/>
-              <w:outlineLvl w:val="0"/>
-              <w:rPr>
-                <w:b/>
-                <w:bCs/>
-                <w:kern w:val="36"/>
-                <w:lang w:eastAsia="en-ZA"/>
-              </w:rPr>
-            </w:pPr>
-            <w:r>
-              <w:rPr>
-                <w:b/>
-                <w:bCs/>
-                <w:lang w:eastAsia="en-ZA"/>
-              </w:rPr>
-              <w:t>${</w:t>
+              <w:t>${{</w:t>
             </w:r>
             <w:r>
               <w:rPr>
@@ -948,7 +980,7 @@
                 <w:bCs/>
                 <w:lang w:eastAsia="en-ZA"/>
               </w:rPr>
-              <w:t>}</w:t>
+              <w:t>}}</w:t>
             </w:r>
           </w:p>
         </w:tc>
@@ -1011,9 +1043,9 @@
         <w:tblLook w:val="04A0" w:firstRow="1" w:lastRow="0" w:firstColumn="1" w:lastColumn="0" w:noHBand="0" w:noVBand="1"/>
       </w:tblPr>
       <w:tblGrid>
+        <w:gridCol w:w="4798"/>
+        <w:gridCol w:w="4793"/>
         <w:gridCol w:w="4799"/>
-        <w:gridCol w:w="4794"/>
-        <w:gridCol w:w="4797"/>
       </w:tblGrid>
       <w:tr>
         <w:tc>
@@ -1139,7 +1171,7 @@
                 <w:bCs/>
                 <w:lang w:eastAsia="en-ZA"/>
               </w:rPr>
-              <w:t>${</w:t>
+              <w:t>${{</w:t>
             </w:r>
             <w:r>
               <w:rPr>
@@ -1155,28 +1187,28 @@
                 <w:bCs/>
                 <w:lang w:eastAsia="en-ZA"/>
               </w:rPr>
-              <w:t>}</w:t>
-            </w:r>
-          </w:p>
-        </w:tc>
-        <w:tc>
-          <w:tcPr>
-            <w:tcW w:w="4872" w:type="dxa"/>
-          </w:tcPr>
-          <w:p>
-            <w:pPr>
-              <w:spacing w:before="100" w:beforeAutospacing="1" w:after="100" w:afterAutospacing="1"/>
-              <w:rPr>
-                <w:lang w:eastAsia="en-ZA"/>
-              </w:rPr>
-            </w:pPr>
-            <w:r>
-              <w:rPr>
-                <w:b/>
-                <w:bCs/>
-                <w:lang w:eastAsia="en-ZA"/>
-              </w:rPr>
-              <w:t>${</w:t>
+              <w:t>}}</w:t>
+            </w:r>
+          </w:p>
+        </w:tc>
+        <w:tc>
+          <w:tcPr>
+            <w:tcW w:w="4872" w:type="dxa"/>
+          </w:tcPr>
+          <w:p>
+            <w:pPr>
+              <w:spacing w:before="100" w:beforeAutospacing="1" w:after="100" w:afterAutospacing="1"/>
+              <w:rPr>
+                <w:lang w:eastAsia="en-ZA"/>
+              </w:rPr>
+            </w:pPr>
+            <w:r>
+              <w:rPr>
+                <w:b/>
+                <w:bCs/>
+                <w:lang w:eastAsia="en-ZA"/>
+              </w:rPr>
+              <w:t>${{</w:t>
             </w:r>
             <w:r>
               <w:rPr>
@@ -1192,7 +1224,7 @@
                 <w:bCs/>
                 <w:lang w:eastAsia="en-ZA"/>
               </w:rPr>
-              <w:t>}</w:t>
+              <w:t>}}</w:t>
             </w:r>
           </w:p>
         </w:tc>
@@ -1235,7 +1267,7 @@
                 <w:bCs/>
                 <w:lang w:eastAsia="en-ZA"/>
               </w:rPr>
-              <w:t>${</w:t>
+              <w:t>${{</w:t>
             </w:r>
             <w:r>
               <w:rPr>
@@ -1251,28 +1283,28 @@
                 <w:bCs/>
                 <w:lang w:eastAsia="en-ZA"/>
               </w:rPr>
-              <w:t>}</w:t>
-            </w:r>
-          </w:p>
-        </w:tc>
-        <w:tc>
-          <w:tcPr>
-            <w:tcW w:w="4872" w:type="dxa"/>
-          </w:tcPr>
-          <w:p>
-            <w:pPr>
-              <w:spacing w:before="100" w:beforeAutospacing="1" w:after="100" w:afterAutospacing="1"/>
-              <w:rPr>
-                <w:lang w:eastAsia="en-ZA"/>
-              </w:rPr>
-            </w:pPr>
-            <w:r>
-              <w:rPr>
-                <w:b/>
-                <w:bCs/>
-                <w:lang w:eastAsia="en-ZA"/>
-              </w:rPr>
-              <w:t>${</w:t>
+              <w:t>}}</w:t>
+            </w:r>
+          </w:p>
+        </w:tc>
+        <w:tc>
+          <w:tcPr>
+            <w:tcW w:w="4872" w:type="dxa"/>
+          </w:tcPr>
+          <w:p>
+            <w:pPr>
+              <w:spacing w:before="100" w:beforeAutospacing="1" w:after="100" w:afterAutospacing="1"/>
+              <w:rPr>
+                <w:lang w:eastAsia="en-ZA"/>
+              </w:rPr>
+            </w:pPr>
+            <w:r>
+              <w:rPr>
+                <w:b/>
+                <w:bCs/>
+                <w:lang w:eastAsia="en-ZA"/>
+              </w:rPr>
+              <w:t>${{</w:t>
             </w:r>
             <w:r>
               <w:rPr>
@@ -1288,7 +1320,7 @@
                 <w:bCs/>
                 <w:lang w:eastAsia="en-ZA"/>
               </w:rPr>
-              <w:t>}</w:t>
+              <w:t>}}</w:t>
             </w:r>
           </w:p>
         </w:tc>
@@ -1331,7 +1363,7 @@
                 <w:bCs/>
                 <w:lang w:eastAsia="en-ZA"/>
               </w:rPr>
-              <w:t>${</w:t>
+              <w:t>${{</w:t>
             </w:r>
             <w:r>
               <w:rPr>
@@ -1347,28 +1379,28 @@
                 <w:bCs/>
                 <w:lang w:eastAsia="en-ZA"/>
               </w:rPr>
-              <w:t>}</w:t>
-            </w:r>
-          </w:p>
-        </w:tc>
-        <w:tc>
-          <w:tcPr>
-            <w:tcW w:w="4872" w:type="dxa"/>
-          </w:tcPr>
-          <w:p>
-            <w:pPr>
-              <w:spacing w:before="100" w:beforeAutospacing="1" w:after="100" w:afterAutospacing="1"/>
-              <w:rPr>
-                <w:lang w:eastAsia="en-ZA"/>
-              </w:rPr>
-            </w:pPr>
-            <w:r>
-              <w:rPr>
-                <w:b/>
-                <w:bCs/>
-                <w:lang w:eastAsia="en-ZA"/>
-              </w:rPr>
-              <w:t>${</w:t>
+              <w:t>}}</w:t>
+            </w:r>
+          </w:p>
+        </w:tc>
+        <w:tc>
+          <w:tcPr>
+            <w:tcW w:w="4872" w:type="dxa"/>
+          </w:tcPr>
+          <w:p>
+            <w:pPr>
+              <w:spacing w:before="100" w:beforeAutospacing="1" w:after="100" w:afterAutospacing="1"/>
+              <w:rPr>
+                <w:lang w:eastAsia="en-ZA"/>
+              </w:rPr>
+            </w:pPr>
+            <w:r>
+              <w:rPr>
+                <w:b/>
+                <w:bCs/>
+                <w:lang w:eastAsia="en-ZA"/>
+              </w:rPr>
+              <w:t>${{</w:t>
             </w:r>
             <w:r>
               <w:rPr>
@@ -1384,7 +1416,7 @@
                 <w:bCs/>
                 <w:lang w:eastAsia="en-ZA"/>
               </w:rPr>
-              <w:t>}</w:t>
+              <w:t>}}</w:t>
             </w:r>
           </w:p>
         </w:tc>
@@ -1427,7 +1459,7 @@
                 <w:bCs/>
                 <w:lang w:eastAsia="en-ZA"/>
               </w:rPr>
-              <w:t>${</w:t>
+              <w:t>${{</w:t>
             </w:r>
             <w:r>
               <w:rPr>
@@ -1443,28 +1475,28 @@
                 <w:bCs/>
                 <w:lang w:eastAsia="en-ZA"/>
               </w:rPr>
-              <w:t>}</w:t>
-            </w:r>
-          </w:p>
-        </w:tc>
-        <w:tc>
-          <w:tcPr>
-            <w:tcW w:w="4872" w:type="dxa"/>
-          </w:tcPr>
-          <w:p>
-            <w:pPr>
-              <w:spacing w:before="100" w:beforeAutospacing="1" w:after="100" w:afterAutospacing="1"/>
-              <w:rPr>
-                <w:lang w:eastAsia="en-ZA"/>
-              </w:rPr>
-            </w:pPr>
-            <w:r>
-              <w:rPr>
-                <w:b/>
-                <w:bCs/>
-                <w:lang w:eastAsia="en-ZA"/>
-              </w:rPr>
-              <w:t>${</w:t>
+              <w:t>}}</w:t>
+            </w:r>
+          </w:p>
+        </w:tc>
+        <w:tc>
+          <w:tcPr>
+            <w:tcW w:w="4872" w:type="dxa"/>
+          </w:tcPr>
+          <w:p>
+            <w:pPr>
+              <w:spacing w:before="100" w:beforeAutospacing="1" w:after="100" w:afterAutospacing="1"/>
+              <w:rPr>
+                <w:lang w:eastAsia="en-ZA"/>
+              </w:rPr>
+            </w:pPr>
+            <w:r>
+              <w:rPr>
+                <w:b/>
+                <w:bCs/>
+                <w:lang w:eastAsia="en-ZA"/>
+              </w:rPr>
+              <w:t>${{</w:t>
             </w:r>
             <w:r>
               <w:rPr>
@@ -1480,7 +1512,7 @@
                 <w:bCs/>
                 <w:lang w:eastAsia="en-ZA"/>
               </w:rPr>
-              <w:t>}</w:t>
+              <w:t>}}</w:t>
             </w:r>
           </w:p>
         </w:tc>
@@ -1523,7 +1555,7 @@
                 <w:bCs/>
                 <w:lang w:eastAsia="en-ZA"/>
               </w:rPr>
-              <w:t>${</w:t>
+              <w:t>${{</w:t>
             </w:r>
             <w:r>
               <w:rPr>
@@ -1539,28 +1571,28 @@
                 <w:bCs/>
                 <w:lang w:eastAsia="en-ZA"/>
               </w:rPr>
-              <w:t>}</w:t>
-            </w:r>
-          </w:p>
-        </w:tc>
-        <w:tc>
-          <w:tcPr>
-            <w:tcW w:w="4872" w:type="dxa"/>
-          </w:tcPr>
-          <w:p>
-            <w:pPr>
-              <w:spacing w:before="100" w:beforeAutospacing="1" w:after="100" w:afterAutospacing="1"/>
-              <w:rPr>
-                <w:lang w:eastAsia="en-ZA"/>
-              </w:rPr>
-            </w:pPr>
-            <w:r>
-              <w:rPr>
-                <w:b/>
-                <w:bCs/>
-                <w:lang w:eastAsia="en-ZA"/>
-              </w:rPr>
-              <w:t>${</w:t>
+              <w:t>}}</w:t>
+            </w:r>
+          </w:p>
+        </w:tc>
+        <w:tc>
+          <w:tcPr>
+            <w:tcW w:w="4872" w:type="dxa"/>
+          </w:tcPr>
+          <w:p>
+            <w:pPr>
+              <w:spacing w:before="100" w:beforeAutospacing="1" w:after="100" w:afterAutospacing="1"/>
+              <w:rPr>
+                <w:lang w:eastAsia="en-ZA"/>
+              </w:rPr>
+            </w:pPr>
+            <w:r>
+              <w:rPr>
+                <w:b/>
+                <w:bCs/>
+                <w:lang w:eastAsia="en-ZA"/>
+              </w:rPr>
+              <w:t>${{</w:t>
             </w:r>
             <w:r>
               <w:rPr>
@@ -1576,7 +1608,7 @@
                 <w:bCs/>
                 <w:lang w:eastAsia="en-ZA"/>
               </w:rPr>
-              <w:t>}</w:t>
+              <w:t>}}</w:t>
             </w:r>
           </w:p>
         </w:tc>
@@ -1649,9 +1681,9 @@
         <w:tblLook w:val="04A0" w:firstRow="1" w:lastRow="0" w:firstColumn="1" w:lastColumn="0" w:noHBand="0" w:noVBand="1"/>
       </w:tblPr>
       <w:tblGrid>
+        <w:gridCol w:w="4796"/>
+        <w:gridCol w:w="4794"/>
         <w:gridCol w:w="4800"/>
-        <w:gridCol w:w="4792"/>
-        <w:gridCol w:w="4798"/>
       </w:tblGrid>
       <w:tr>
         <w:tc>
@@ -1781,7 +1813,7 @@
                 <w:bCs/>
                 <w:lang w:eastAsia="en-ZA"/>
               </w:rPr>
-              <w:t>${</w:t>
+              <w:t>${{</w:t>
             </w:r>
             <w:r>
               <w:rPr>
@@ -1797,28 +1829,28 @@
                 <w:bCs/>
                 <w:lang w:eastAsia="en-ZA"/>
               </w:rPr>
-              <w:t>}</w:t>
-            </w:r>
-          </w:p>
-        </w:tc>
-        <w:tc>
-          <w:tcPr>
-            <w:tcW w:w="4872" w:type="dxa"/>
-          </w:tcPr>
-          <w:p>
-            <w:pPr>
-              <w:spacing w:before="100" w:beforeAutospacing="1" w:after="100" w:afterAutospacing="1"/>
-              <w:rPr>
-                <w:lang w:eastAsia="en-ZA"/>
-              </w:rPr>
-            </w:pPr>
-            <w:r>
-              <w:rPr>
-                <w:b/>
-                <w:bCs/>
-                <w:lang w:eastAsia="en-ZA"/>
-              </w:rPr>
-              <w:t>${</w:t>
+              <w:t>}}</w:t>
+            </w:r>
+          </w:p>
+        </w:tc>
+        <w:tc>
+          <w:tcPr>
+            <w:tcW w:w="4872" w:type="dxa"/>
+          </w:tcPr>
+          <w:p>
+            <w:pPr>
+              <w:spacing w:before="100" w:beforeAutospacing="1" w:after="100" w:afterAutospacing="1"/>
+              <w:rPr>
+                <w:lang w:eastAsia="en-ZA"/>
+              </w:rPr>
+            </w:pPr>
+            <w:r>
+              <w:rPr>
+                <w:b/>
+                <w:bCs/>
+                <w:lang w:eastAsia="en-ZA"/>
+              </w:rPr>
+              <w:t>${{</w:t>
             </w:r>
             <w:r>
               <w:rPr>
@@ -1842,7 +1874,7 @@
                 <w:bCs/>
                 <w:lang w:eastAsia="en-ZA"/>
               </w:rPr>
-              <w:t>}</w:t>
+              <w:t>}}</w:t>
             </w:r>
           </w:p>
         </w:tc>
@@ -1885,7 +1917,7 @@
                 <w:bCs/>
                 <w:lang w:eastAsia="en-ZA"/>
               </w:rPr>
-              <w:t>${</w:t>
+              <w:t>${{</w:t>
             </w:r>
             <w:r>
               <w:rPr>
@@ -1901,28 +1933,28 @@
                 <w:bCs/>
                 <w:lang w:eastAsia="en-ZA"/>
               </w:rPr>
-              <w:t>}</w:t>
-            </w:r>
-          </w:p>
-        </w:tc>
-        <w:tc>
-          <w:tcPr>
-            <w:tcW w:w="4872" w:type="dxa"/>
-          </w:tcPr>
-          <w:p>
-            <w:pPr>
-              <w:spacing w:before="100" w:beforeAutospacing="1" w:after="100" w:afterAutospacing="1"/>
-              <w:rPr>
-                <w:lang w:eastAsia="en-ZA"/>
-              </w:rPr>
-            </w:pPr>
-            <w:r>
-              <w:rPr>
-                <w:b/>
-                <w:bCs/>
-                <w:lang w:eastAsia="en-ZA"/>
-              </w:rPr>
-              <w:t>${</w:t>
+              <w:t>}}</w:t>
+            </w:r>
+          </w:p>
+        </w:tc>
+        <w:tc>
+          <w:tcPr>
+            <w:tcW w:w="4872" w:type="dxa"/>
+          </w:tcPr>
+          <w:p>
+            <w:pPr>
+              <w:spacing w:before="100" w:beforeAutospacing="1" w:after="100" w:afterAutospacing="1"/>
+              <w:rPr>
+                <w:lang w:eastAsia="en-ZA"/>
+              </w:rPr>
+            </w:pPr>
+            <w:r>
+              <w:rPr>
+                <w:b/>
+                <w:bCs/>
+                <w:lang w:eastAsia="en-ZA"/>
+              </w:rPr>
+              <w:t>${{</w:t>
             </w:r>
             <w:r>
               <w:rPr>
@@ -1938,7 +1970,7 @@
                 <w:bCs/>
                 <w:lang w:eastAsia="en-ZA"/>
               </w:rPr>
-              <w:t>}</w:t>
+              <w:t>}}</w:t>
             </w:r>
           </w:p>
         </w:tc>
@@ -1981,7 +2013,7 @@
                 <w:bCs/>
                 <w:lang w:eastAsia="en-ZA"/>
               </w:rPr>
-              <w:t>${</w:t>
+              <w:t>${{</w:t>
             </w:r>
             <w:r>
               <w:rPr>
@@ -1997,28 +2029,28 @@
                 <w:bCs/>
                 <w:lang w:eastAsia="en-ZA"/>
               </w:rPr>
-              <w:t>}</w:t>
-            </w:r>
-          </w:p>
-        </w:tc>
-        <w:tc>
-          <w:tcPr>
-            <w:tcW w:w="4872" w:type="dxa"/>
-          </w:tcPr>
-          <w:p>
-            <w:pPr>
-              <w:spacing w:before="100" w:beforeAutospacing="1" w:after="100" w:afterAutospacing="1"/>
-              <w:rPr>
-                <w:lang w:eastAsia="en-ZA"/>
-              </w:rPr>
-            </w:pPr>
-            <w:r>
-              <w:rPr>
-                <w:b/>
-                <w:bCs/>
-                <w:lang w:eastAsia="en-ZA"/>
-              </w:rPr>
-              <w:t>${</w:t>
+              <w:t>}}</w:t>
+            </w:r>
+          </w:p>
+        </w:tc>
+        <w:tc>
+          <w:tcPr>
+            <w:tcW w:w="4872" w:type="dxa"/>
+          </w:tcPr>
+          <w:p>
+            <w:pPr>
+              <w:spacing w:before="100" w:beforeAutospacing="1" w:after="100" w:afterAutospacing="1"/>
+              <w:rPr>
+                <w:lang w:eastAsia="en-ZA"/>
+              </w:rPr>
+            </w:pPr>
+            <w:r>
+              <w:rPr>
+                <w:b/>
+                <w:bCs/>
+                <w:lang w:eastAsia="en-ZA"/>
+              </w:rPr>
+              <w:t>${{</w:t>
             </w:r>
             <w:r>
               <w:rPr>
@@ -2034,7 +2066,7 @@
                 <w:bCs/>
                 <w:lang w:eastAsia="en-ZA"/>
               </w:rPr>
-              <w:t>}</w:t>
+              <w:t>}}</w:t>
             </w:r>
           </w:p>
         </w:tc>
@@ -2077,7 +2109,7 @@
                 <w:bCs/>
                 <w:lang w:eastAsia="en-ZA"/>
               </w:rPr>
-              <w:t>${</w:t>
+              <w:t>${{</w:t>
             </w:r>
             <w:r>
               <w:rPr>
@@ -2093,28 +2125,28 @@
                 <w:bCs/>
                 <w:lang w:eastAsia="en-ZA"/>
               </w:rPr>
-              <w:t>}</w:t>
-            </w:r>
-          </w:p>
-        </w:tc>
-        <w:tc>
-          <w:tcPr>
-            <w:tcW w:w="4872" w:type="dxa"/>
-          </w:tcPr>
-          <w:p>
-            <w:pPr>
-              <w:spacing w:before="100" w:beforeAutospacing="1" w:after="100" w:afterAutospacing="1"/>
-              <w:rPr>
-                <w:lang w:eastAsia="en-ZA"/>
-              </w:rPr>
-            </w:pPr>
-            <w:r>
-              <w:rPr>
-                <w:b/>
-                <w:bCs/>
-                <w:lang w:eastAsia="en-ZA"/>
-              </w:rPr>
-              <w:t>${</w:t>
+              <w:t>}}</w:t>
+            </w:r>
+          </w:p>
+        </w:tc>
+        <w:tc>
+          <w:tcPr>
+            <w:tcW w:w="4872" w:type="dxa"/>
+          </w:tcPr>
+          <w:p>
+            <w:pPr>
+              <w:spacing w:before="100" w:beforeAutospacing="1" w:after="100" w:afterAutospacing="1"/>
+              <w:rPr>
+                <w:lang w:eastAsia="en-ZA"/>
+              </w:rPr>
+            </w:pPr>
+            <w:r>
+              <w:rPr>
+                <w:b/>
+                <w:bCs/>
+                <w:lang w:eastAsia="en-ZA"/>
+              </w:rPr>
+              <w:t>${{</w:t>
             </w:r>
             <w:r>
               <w:rPr>
@@ -2130,7 +2162,7 @@
                 <w:bCs/>
                 <w:lang w:eastAsia="en-ZA"/>
               </w:rPr>
-              <w:t>}</w:t>
+              <w:t>}}</w:t>
             </w:r>
           </w:p>
         </w:tc>
@@ -2173,7 +2205,7 @@
                 <w:bCs/>
                 <w:lang w:eastAsia="en-ZA"/>
               </w:rPr>
-              <w:t>${</w:t>
+              <w:t>${{</w:t>
             </w:r>
             <w:r>
               <w:rPr>
@@ -2189,28 +2221,28 @@
                 <w:bCs/>
                 <w:lang w:eastAsia="en-ZA"/>
               </w:rPr>
-              <w:t>}</w:t>
-            </w:r>
-          </w:p>
-        </w:tc>
-        <w:tc>
-          <w:tcPr>
-            <w:tcW w:w="4872" w:type="dxa"/>
-          </w:tcPr>
-          <w:p>
-            <w:pPr>
-              <w:spacing w:before="100" w:beforeAutospacing="1" w:after="100" w:afterAutospacing="1"/>
-              <w:rPr>
-                <w:lang w:eastAsia="en-ZA"/>
-              </w:rPr>
-            </w:pPr>
-            <w:r>
-              <w:rPr>
-                <w:b/>
-                <w:bCs/>
-                <w:lang w:eastAsia="en-ZA"/>
-              </w:rPr>
-              <w:t>${</w:t>
+              <w:t>}}</w:t>
+            </w:r>
+          </w:p>
+        </w:tc>
+        <w:tc>
+          <w:tcPr>
+            <w:tcW w:w="4872" w:type="dxa"/>
+          </w:tcPr>
+          <w:p>
+            <w:pPr>
+              <w:spacing w:before="100" w:beforeAutospacing="1" w:after="100" w:afterAutospacing="1"/>
+              <w:rPr>
+                <w:lang w:eastAsia="en-ZA"/>
+              </w:rPr>
+            </w:pPr>
+            <w:r>
+              <w:rPr>
+                <w:b/>
+                <w:bCs/>
+                <w:lang w:eastAsia="en-ZA"/>
+              </w:rPr>
+              <w:t>${{</w:t>
             </w:r>
             <w:r>
               <w:rPr>
@@ -2226,7 +2258,7 @@
                 <w:bCs/>
                 <w:lang w:eastAsia="en-ZA"/>
               </w:rPr>
-              <w:t>}</w:t>
+              <w:t>}}</w:t>
             </w:r>
           </w:p>
         </w:tc>
@@ -2236,6 +2268,648 @@
           <w:tcPr>
             <w:tcW w:w="4872" w:type="dxa"/>
             <w:shd w:val="clear" w:color="auto" w:fill="595959" w:themeFill="text1" w:themeFillTint="A6"/>
+          </w:tcPr>
+          <w:p>
+            <w:pPr>
+              <w:spacing w:before="100" w:beforeAutospacing="1" w:after="100" w:afterAutospacing="1"/>
+              <w:rPr>
+                <w:lang w:eastAsia="en-ZA"/>
+              </w:rPr>
+            </w:pPr>
+          </w:p>
+        </w:tc>
+        <w:tc>
+          <w:tcPr>
+            <w:tcW w:w="4872" w:type="dxa"/>
+            <w:shd w:val="clear" w:color="auto" w:fill="595959" w:themeFill="text1" w:themeFillTint="A6"/>
+          </w:tcPr>
+          <w:p>
+            <w:pPr>
+              <w:spacing w:before="100" w:beforeAutospacing="1" w:after="100" w:afterAutospacing="1"/>
+              <w:rPr>
+                <w:lang w:eastAsia="en-ZA"/>
+              </w:rPr>
+            </w:pPr>
+          </w:p>
+        </w:tc>
+        <w:tc>
+          <w:tcPr>
+            <w:tcW w:w="4872" w:type="dxa"/>
+            <w:shd w:val="clear" w:color="auto" w:fill="595959" w:themeFill="text1" w:themeFillTint="A6"/>
+          </w:tcPr>
+          <w:p>
+            <w:pPr>
+              <w:spacing w:before="100" w:beforeAutospacing="1" w:after="100" w:afterAutospacing="1"/>
+              <w:rPr>
+                <w:lang w:eastAsia="en-ZA"/>
+              </w:rPr>
+            </w:pPr>
+          </w:p>
+        </w:tc>
+      </w:tr>
+    </w:tbl>
+    <w:p>
+      <w:pPr>
+        <w:spacing w:before="100" w:beforeAutospacing="1" w:after="100" w:afterAutospacing="1"/>
+        <w:rPr>
+          <w:lang w:eastAsia="en-ZA"/>
+        </w:rPr>
+      </w:pPr>
+    </w:p>
+    <w:tbl>
+      <w:tblPr>
+        <w:tblStyle w:val="TableGrid"/>
+        <w:tblW w:w="0" w:type="auto"/>
+        <w:tblLook w:val="04A0" w:firstRow="1" w:lastRow="0" w:firstColumn="1" w:lastColumn="0" w:noHBand="0" w:noVBand="1"/>
+      </w:tblPr>
+      <w:tblGrid>
+        <w:gridCol w:w="4796"/>
+        <w:gridCol w:w="4794"/>
+        <w:gridCol w:w="4800"/>
+      </w:tblGrid>
+      <w:tr>
+        <w:tc>
+          <w:tcPr>
+            <w:tcW w:w="14616" w:type="dxa"/>
+            <w:gridSpan w:val="3"/>
+          </w:tcPr>
+          <w:p>
+            <w:pPr>
+              <w:spacing w:before="100" w:beforeAutospacing="1" w:after="100" w:afterAutospacing="1"/>
+              <w:outlineLvl w:val="1"/>
+              <w:rPr>
+                <w:b/>
+                <w:bCs/>
+                <w:lang w:eastAsia="en-ZA"/>
+              </w:rPr>
+            </w:pPr>
+            <w:r>
+              <w:rPr>
+                <w:b/>
+                <w:bCs/>
+                <w:lang w:eastAsia="en-ZA"/>
+              </w:rPr>
+              <w:t>STORAGE CONDITIONS</w:t>
+            </w:r>
+          </w:p>
+        </w:tc>
+      </w:tr>
+      <w:tr>
+        <w:tc>
+          <w:tcPr>
+            <w:tcW w:w="4872" w:type="dxa"/>
+            <w:shd w:val="clear" w:color="auto" w:fill="595959"/>
+          </w:tcPr>
+          <w:p>
+            <w:pPr>
+              <w:spacing w:before="100" w:beforeAutospacing="1" w:after="100" w:afterAutospacing="1"/>
+              <w:rPr>
+                <w:lang w:eastAsia="en-ZA"/>
+              </w:rPr>
+            </w:pPr>
+            <w:r>
+              <w:rPr>
+                <w:lang w:eastAsia="en-ZA"/>
+              </w:rPr>
+              <w:t>Item</w:t>
+            </w:r>
+          </w:p>
+        </w:tc>
+        <w:tc>
+          <w:tcPr>
+            <w:tcW w:w="4872" w:type="dxa"/>
+            <w:shd w:val="clear" w:color="auto" w:fill="595959"/>
+          </w:tcPr>
+          <w:p>
+            <w:pPr>
+              <w:spacing w:before="100" w:beforeAutospacing="1" w:after="100" w:afterAutospacing="1"/>
+              <w:rPr>
+                <w:lang w:eastAsia="en-ZA"/>
+              </w:rPr>
+            </w:pPr>
+            <w:r>
+              <w:rPr>
+                <w:lang w:eastAsia="en-ZA"/>
+              </w:rPr>
+              <w:t>Yes/No</w:t>
+            </w:r>
+          </w:p>
+        </w:tc>
+        <w:tc>
+          <w:tcPr>
+            <w:tcW w:w="4872" w:type="dxa"/>
+            <w:shd w:val="clear" w:color="auto" w:fill="595959"/>
+          </w:tcPr>
+          <w:p>
+            <w:pPr>
+              <w:spacing w:before="100" w:beforeAutospacing="1" w:after="100" w:afterAutospacing="1"/>
+              <w:rPr>
+                <w:lang w:eastAsia="en-ZA"/>
+              </w:rPr>
+            </w:pPr>
+            <w:r>
+              <w:rPr>
+                <w:lang w:eastAsia="en-ZA"/>
+              </w:rPr>
+              <w:t>Remarks</w:t>
+            </w:r>
+          </w:p>
+        </w:tc>
+      </w:tr>
+      <w:tr>
+        <w:tc>
+          <w:tcPr>
+            <w:tcW w:w="4872" w:type="dxa"/>
+            <w:vAlign w:val="center"/>
+          </w:tcPr>
+          <w:p>
+            <w:pPr>
+              <w:spacing w:before="100" w:beforeAutospacing="1" w:after="100" w:afterAutospacing="1"/>
+              <w:rPr>
+                <w:lang w:eastAsia="en-ZA"/>
+              </w:rPr>
+            </w:pPr>
+            <w:r>
+              <w:rPr>
+                <w:lang w:eastAsia="en-ZA"/>
+              </w:rPr>
+              <w:t>Designated chemical storage area</w:t>
+            </w:r>
+          </w:p>
+        </w:tc>
+        <w:tc>
+          <w:tcPr>
+            <w:tcW w:w="4872" w:type="dxa"/>
+          </w:tcPr>
+          <w:p>
+            <w:pPr>
+              <w:spacing w:before="100" w:beforeAutospacing="1" w:after="100" w:afterAutospacing="1"/>
+              <w:rPr>
+                <w:lang w:eastAsia="en-ZA"/>
+              </w:rPr>
+            </w:pPr>
+            <w:r>
+              <w:rPr>
+                <w:b/>
+                <w:bCs/>
+                <w:lang w:eastAsia="en-ZA"/>
+              </w:rPr>
+              <w:t>${{</w:t>
+            </w:r>
+            <w:r>
+              <w:rPr>
+                <w:b/>
+                <w:bCs/>
+                <w:lang w:eastAsia="en-ZA"/>
+              </w:rPr>
+              <w:t>Q11</w:t>
+            </w:r>
+            <w:r>
+              <w:rPr>
+                <w:b/>
+                <w:bCs/>
+                <w:lang w:eastAsia="en-ZA"/>
+              </w:rPr>
+              <w:t>}}</w:t>
+            </w:r>
+          </w:p>
+        </w:tc>
+        <w:tc>
+          <w:tcPr>
+            <w:tcW w:w="4872" w:type="dxa"/>
+          </w:tcPr>
+          <w:p>
+            <w:pPr>
+              <w:spacing w:before="100" w:beforeAutospacing="1" w:after="100" w:afterAutospacing="1"/>
+              <w:rPr>
+                <w:lang w:eastAsia="en-ZA"/>
+              </w:rPr>
+            </w:pPr>
+            <w:r>
+              <w:rPr>
+                <w:b/>
+                <w:bCs/>
+                <w:lang w:eastAsia="en-ZA"/>
+              </w:rPr>
+              <w:t>${{</w:t>
+            </w:r>
+            <w:r>
+              <w:rPr>
+                <w:b/>
+                <w:bCs/>
+                <w:lang w:eastAsia="en-ZA"/>
+              </w:rPr>
+              <w:t>Rem11</w:t>
+            </w:r>
+            <w:r>
+              <w:rPr>
+                <w:b/>
+                <w:bCs/>
+                <w:lang w:eastAsia="en-ZA"/>
+              </w:rPr>
+              <w:t>}}</w:t>
+            </w:r>
+          </w:p>
+        </w:tc>
+      </w:tr>
+      <w:tr>
+        <w:tc>
+          <w:tcPr>
+            <w:tcW w:w="4872" w:type="dxa"/>
+            <w:vAlign w:val="center"/>
+          </w:tcPr>
+          <w:p>
+            <w:pPr>
+              <w:spacing w:before="100" w:beforeAutospacing="1" w:after="100" w:afterAutospacing="1"/>
+              <w:rPr>
+                <w:lang w:eastAsia="en-ZA"/>
+              </w:rPr>
+            </w:pPr>
+            <w:r>
+              <w:rPr>
+                <w:lang w:eastAsia="en-ZA"/>
+              </w:rPr>
+              <w:t>Storage area well ventilated</w:t>
+            </w:r>
+          </w:p>
+        </w:tc>
+        <w:tc>
+          <w:tcPr>
+            <w:tcW w:w="4872" w:type="dxa"/>
+          </w:tcPr>
+          <w:p>
+            <w:pPr>
+              <w:spacing w:before="100" w:beforeAutospacing="1" w:after="100" w:afterAutospacing="1"/>
+              <w:rPr>
+                <w:lang w:eastAsia="en-ZA"/>
+              </w:rPr>
+            </w:pPr>
+            <w:r>
+              <w:rPr>
+                <w:b/>
+                <w:bCs/>
+                <w:lang w:eastAsia="en-ZA"/>
+              </w:rPr>
+              <w:t>${{</w:t>
+            </w:r>
+            <w:r>
+              <w:rPr>
+                <w:b/>
+                <w:bCs/>
+                <w:lang w:eastAsia="en-ZA"/>
+              </w:rPr>
+              <w:t>Q12</w:t>
+            </w:r>
+            <w:r>
+              <w:rPr>
+                <w:b/>
+                <w:bCs/>
+                <w:lang w:eastAsia="en-ZA"/>
+              </w:rPr>
+              <w:t>}}</w:t>
+            </w:r>
+          </w:p>
+        </w:tc>
+        <w:tc>
+          <w:tcPr>
+            <w:tcW w:w="4872" w:type="dxa"/>
+          </w:tcPr>
+          <w:p>
+            <w:pPr>
+              <w:spacing w:before="100" w:beforeAutospacing="1" w:after="100" w:afterAutospacing="1"/>
+              <w:rPr>
+                <w:lang w:eastAsia="en-ZA"/>
+              </w:rPr>
+            </w:pPr>
+            <w:r>
+              <w:rPr>
+                <w:b/>
+                <w:bCs/>
+                <w:lang w:eastAsia="en-ZA"/>
+              </w:rPr>
+              <w:t>${{</w:t>
+            </w:r>
+            <w:r>
+              <w:rPr>
+                <w:b/>
+                <w:bCs/>
+                <w:lang w:eastAsia="en-ZA"/>
+              </w:rPr>
+              <w:t>Rem12</w:t>
+            </w:r>
+            <w:r>
+              <w:rPr>
+                <w:b/>
+                <w:bCs/>
+                <w:lang w:eastAsia="en-ZA"/>
+              </w:rPr>
+              <w:t>}}</w:t>
+            </w:r>
+          </w:p>
+        </w:tc>
+      </w:tr>
+      <w:tr>
+        <w:tc>
+          <w:tcPr>
+            <w:tcW w:w="4872" w:type="dxa"/>
+            <w:vAlign w:val="center"/>
+          </w:tcPr>
+          <w:p>
+            <w:pPr>
+              <w:spacing w:before="100" w:beforeAutospacing="1" w:after="100" w:afterAutospacing="1"/>
+              <w:rPr>
+                <w:lang w:eastAsia="en-ZA"/>
+              </w:rPr>
+            </w:pPr>
+            <w:r>
+              <w:rPr>
+                <w:lang w:eastAsia="en-ZA"/>
+              </w:rPr>
+              <w:t>Chemicals stored off the floor</w:t>
+            </w:r>
+          </w:p>
+        </w:tc>
+        <w:tc>
+          <w:tcPr>
+            <w:tcW w:w="4872" w:type="dxa"/>
+          </w:tcPr>
+          <w:p>
+            <w:pPr>
+              <w:spacing w:before="100" w:beforeAutospacing="1" w:after="100" w:afterAutospacing="1"/>
+              <w:rPr>
+                <w:lang w:eastAsia="en-ZA"/>
+              </w:rPr>
+            </w:pPr>
+            <w:r>
+              <w:rPr>
+                <w:b/>
+                <w:bCs/>
+                <w:lang w:eastAsia="en-ZA"/>
+              </w:rPr>
+              <w:t>${{</w:t>
+            </w:r>
+            <w:r>
+              <w:rPr>
+                <w:b/>
+                <w:bCs/>
+                <w:lang w:eastAsia="en-ZA"/>
+              </w:rPr>
+              <w:t>Q13</w:t>
+            </w:r>
+            <w:r>
+              <w:rPr>
+                <w:b/>
+                <w:bCs/>
+                <w:lang w:eastAsia="en-ZA"/>
+              </w:rPr>
+              <w:t>}}</w:t>
+            </w:r>
+          </w:p>
+        </w:tc>
+        <w:tc>
+          <w:tcPr>
+            <w:tcW w:w="4872" w:type="dxa"/>
+          </w:tcPr>
+          <w:p>
+            <w:pPr>
+              <w:spacing w:before="100" w:beforeAutospacing="1" w:after="100" w:afterAutospacing="1"/>
+              <w:rPr>
+                <w:lang w:eastAsia="en-ZA"/>
+              </w:rPr>
+            </w:pPr>
+            <w:r>
+              <w:rPr>
+                <w:b/>
+                <w:bCs/>
+                <w:lang w:eastAsia="en-ZA"/>
+              </w:rPr>
+              <w:t>${{</w:t>
+            </w:r>
+            <w:r>
+              <w:rPr>
+                <w:b/>
+                <w:bCs/>
+                <w:lang w:eastAsia="en-ZA"/>
+              </w:rPr>
+              <w:t>Rem13</w:t>
+            </w:r>
+            <w:r>
+              <w:rPr>
+                <w:b/>
+                <w:bCs/>
+                <w:lang w:eastAsia="en-ZA"/>
+              </w:rPr>
+              <w:t>}}</w:t>
+            </w:r>
+          </w:p>
+        </w:tc>
+      </w:tr>
+      <w:tr>
+        <w:tc>
+          <w:tcPr>
+            <w:tcW w:w="4872" w:type="dxa"/>
+            <w:vAlign w:val="center"/>
+          </w:tcPr>
+          <w:p>
+            <w:pPr>
+              <w:spacing w:before="100" w:beforeAutospacing="1" w:after="100" w:afterAutospacing="1"/>
+              <w:rPr>
+                <w:lang w:eastAsia="en-ZA"/>
+              </w:rPr>
+            </w:pPr>
+            <w:r>
+              <w:rPr>
+                <w:lang w:eastAsia="en-ZA"/>
+              </w:rPr>
+              <w:t>Stored away from food &amp; utensils</w:t>
+            </w:r>
+          </w:p>
+        </w:tc>
+        <w:tc>
+          <w:tcPr>
+            <w:tcW w:w="4872" w:type="dxa"/>
+          </w:tcPr>
+          <w:p>
+            <w:pPr>
+              <w:spacing w:before="100" w:beforeAutospacing="1" w:after="100" w:afterAutospacing="1"/>
+              <w:rPr>
+                <w:lang w:eastAsia="en-ZA"/>
+              </w:rPr>
+            </w:pPr>
+            <w:r>
+              <w:rPr>
+                <w:b/>
+                <w:bCs/>
+                <w:lang w:eastAsia="en-ZA"/>
+              </w:rPr>
+              <w:t>${{</w:t>
+            </w:r>
+            <w:r>
+              <w:rPr>
+                <w:b/>
+                <w:bCs/>
+                <w:lang w:eastAsia="en-ZA"/>
+              </w:rPr>
+              <w:t>Q14</w:t>
+            </w:r>
+            <w:r>
+              <w:rPr>
+                <w:b/>
+                <w:bCs/>
+                <w:lang w:eastAsia="en-ZA"/>
+              </w:rPr>
+              <w:t>}}</w:t>
+            </w:r>
+          </w:p>
+        </w:tc>
+        <w:tc>
+          <w:tcPr>
+            <w:tcW w:w="4872" w:type="dxa"/>
+          </w:tcPr>
+          <w:p>
+            <w:pPr>
+              <w:spacing w:before="100" w:beforeAutospacing="1" w:after="100" w:afterAutospacing="1"/>
+              <w:rPr>
+                <w:lang w:eastAsia="en-ZA"/>
+              </w:rPr>
+            </w:pPr>
+            <w:r>
+              <w:rPr>
+                <w:b/>
+                <w:bCs/>
+                <w:lang w:eastAsia="en-ZA"/>
+              </w:rPr>
+              <w:t>${{</w:t>
+            </w:r>
+            <w:r>
+              <w:rPr>
+                <w:b/>
+                <w:bCs/>
+                <w:lang w:eastAsia="en-ZA"/>
+              </w:rPr>
+              <w:t>Rem14</w:t>
+            </w:r>
+            <w:r>
+              <w:rPr>
+                <w:b/>
+                <w:bCs/>
+                <w:lang w:eastAsia="en-ZA"/>
+              </w:rPr>
+              <w:t>}}</w:t>
+            </w:r>
+          </w:p>
+        </w:tc>
+      </w:tr>
+      <w:tr>
+        <w:tc>
+          <w:tcPr>
+            <w:tcW w:w="4872" w:type="dxa"/>
+            <w:vAlign w:val="center"/>
+          </w:tcPr>
+          <w:p>
+            <w:pPr>
+              <w:spacing w:before="100" w:beforeAutospacing="1" w:after="100" w:afterAutospacing="1"/>
+              <w:rPr>
+                <w:lang w:eastAsia="en-ZA"/>
+              </w:rPr>
+            </w:pPr>
+            <w:r>
+              <w:rPr>
+                <w:lang w:eastAsia="en-ZA"/>
+              </w:rPr>
+              <w:t>Storage area locked / restricted access</w:t>
+            </w:r>
+          </w:p>
+        </w:tc>
+        <w:tc>
+          <w:tcPr>
+            <w:tcW w:w="4872" w:type="dxa"/>
+          </w:tcPr>
+          <w:p>
+            <w:pPr>
+              <w:spacing w:before="100" w:beforeAutospacing="1" w:after="100" w:afterAutospacing="1"/>
+              <w:rPr>
+                <w:lang w:eastAsia="en-ZA"/>
+              </w:rPr>
+            </w:pPr>
+            <w:r>
+              <w:rPr>
+                <w:b/>
+                <w:bCs/>
+                <w:lang w:eastAsia="en-ZA"/>
+              </w:rPr>
+              <w:t>${{</w:t>
+            </w:r>
+            <w:r>
+              <w:rPr>
+                <w:b/>
+                <w:bCs/>
+                <w:lang w:eastAsia="en-ZA"/>
+              </w:rPr>
+              <w:t>Q15</w:t>
+            </w:r>
+            <w:r>
+              <w:rPr>
+                <w:b/>
+                <w:bCs/>
+                <w:lang w:eastAsia="en-ZA"/>
+              </w:rPr>
+              <w:t>}}</w:t>
+            </w:r>
+          </w:p>
+        </w:tc>
+        <w:tc>
+          <w:tcPr>
+            <w:tcW w:w="4872" w:type="dxa"/>
+          </w:tcPr>
+          <w:p>
+            <w:pPr>
+              <w:spacing w:before="100" w:beforeAutospacing="1" w:after="100" w:afterAutospacing="1"/>
+              <w:rPr>
+                <w:lang w:eastAsia="en-ZA"/>
+              </w:rPr>
+            </w:pPr>
+            <w:r>
+              <w:rPr>
+                <w:b/>
+                <w:bCs/>
+                <w:lang w:eastAsia="en-ZA"/>
+              </w:rPr>
+              <w:t>${{</w:t>
+            </w:r>
+            <w:r>
+              <w:rPr>
+                <w:b/>
+                <w:bCs/>
+                <w:lang w:eastAsia="en-ZA"/>
+              </w:rPr>
+              <w:t>Rem</w:t>
+            </w:r>
+            <w:r>
+              <w:rPr>
+                <w:b/>
+                <w:bCs/>
+                <w:lang w:eastAsia="en-ZA"/>
+              </w:rPr>
+              <w:t>15</w:t>
+            </w:r>
+            <w:r>
+              <w:rPr>
+                <w:b/>
+                <w:bCs/>
+                <w:lang w:eastAsia="en-ZA"/>
+              </w:rPr>
+              <w:t>}}</w:t>
+            </w:r>
+          </w:p>
+        </w:tc>
+      </w:tr>
+      <w:tr>
+        <w:tc>
+          <w:tcPr>
+            <w:tcW w:w="4872" w:type="dxa"/>
+            <w:shd w:val="clear" w:color="auto" w:fill="595959" w:themeFill="text1" w:themeFillTint="A6"/>
+            <w:vAlign w:val="center"/>
           </w:tcPr>
           <w:p>
             <w:pPr>
@@ -2296,648 +2970,6 @@
         <w:gridCol w:w="4798"/>
       </w:tblGrid>
       <w:tr>
-        <w:tc>
-          <w:tcPr>
-            <w:tcW w:w="14616" w:type="dxa"/>
-            <w:gridSpan w:val="3"/>
-          </w:tcPr>
-          <w:p>
-            <w:pPr>
-              <w:spacing w:before="100" w:beforeAutospacing="1" w:after="100" w:afterAutospacing="1"/>
-              <w:outlineLvl w:val="1"/>
-              <w:rPr>
-                <w:b/>
-                <w:bCs/>
-                <w:lang w:eastAsia="en-ZA"/>
-              </w:rPr>
-            </w:pPr>
-            <w:r>
-              <w:rPr>
-                <w:b/>
-                <w:bCs/>
-                <w:lang w:eastAsia="en-ZA"/>
-              </w:rPr>
-              <w:t>STORAGE CONDITIONS</w:t>
-            </w:r>
-          </w:p>
-        </w:tc>
-      </w:tr>
-      <w:tr>
-        <w:tc>
-          <w:tcPr>
-            <w:tcW w:w="4872" w:type="dxa"/>
-            <w:shd w:val="clear" w:color="auto" w:fill="595959"/>
-          </w:tcPr>
-          <w:p>
-            <w:pPr>
-              <w:spacing w:before="100" w:beforeAutospacing="1" w:after="100" w:afterAutospacing="1"/>
-              <w:rPr>
-                <w:lang w:eastAsia="en-ZA"/>
-              </w:rPr>
-            </w:pPr>
-            <w:r>
-              <w:rPr>
-                <w:lang w:eastAsia="en-ZA"/>
-              </w:rPr>
-              <w:t>Item</w:t>
-            </w:r>
-          </w:p>
-        </w:tc>
-        <w:tc>
-          <w:tcPr>
-            <w:tcW w:w="4872" w:type="dxa"/>
-            <w:shd w:val="clear" w:color="auto" w:fill="595959"/>
-          </w:tcPr>
-          <w:p>
-            <w:pPr>
-              <w:spacing w:before="100" w:beforeAutospacing="1" w:after="100" w:afterAutospacing="1"/>
-              <w:rPr>
-                <w:lang w:eastAsia="en-ZA"/>
-              </w:rPr>
-            </w:pPr>
-            <w:r>
-              <w:rPr>
-                <w:lang w:eastAsia="en-ZA"/>
-              </w:rPr>
-              <w:t>Yes/No</w:t>
-            </w:r>
-          </w:p>
-        </w:tc>
-        <w:tc>
-          <w:tcPr>
-            <w:tcW w:w="4872" w:type="dxa"/>
-            <w:shd w:val="clear" w:color="auto" w:fill="595959"/>
-          </w:tcPr>
-          <w:p>
-            <w:pPr>
-              <w:spacing w:before="100" w:beforeAutospacing="1" w:after="100" w:afterAutospacing="1"/>
-              <w:rPr>
-                <w:lang w:eastAsia="en-ZA"/>
-              </w:rPr>
-            </w:pPr>
-            <w:r>
-              <w:rPr>
-                <w:lang w:eastAsia="en-ZA"/>
-              </w:rPr>
-              <w:t>Remarks</w:t>
-            </w:r>
-          </w:p>
-        </w:tc>
-      </w:tr>
-      <w:tr>
-        <w:tc>
-          <w:tcPr>
-            <w:tcW w:w="4872" w:type="dxa"/>
-            <w:vAlign w:val="center"/>
-          </w:tcPr>
-          <w:p>
-            <w:pPr>
-              <w:spacing w:before="100" w:beforeAutospacing="1" w:after="100" w:afterAutospacing="1"/>
-              <w:rPr>
-                <w:lang w:eastAsia="en-ZA"/>
-              </w:rPr>
-            </w:pPr>
-            <w:r>
-              <w:rPr>
-                <w:lang w:eastAsia="en-ZA"/>
-              </w:rPr>
-              <w:t>Designated chemical storage area</w:t>
-            </w:r>
-          </w:p>
-        </w:tc>
-        <w:tc>
-          <w:tcPr>
-            <w:tcW w:w="4872" w:type="dxa"/>
-          </w:tcPr>
-          <w:p>
-            <w:pPr>
-              <w:spacing w:before="100" w:beforeAutospacing="1" w:after="100" w:afterAutospacing="1"/>
-              <w:rPr>
-                <w:lang w:eastAsia="en-ZA"/>
-              </w:rPr>
-            </w:pPr>
-            <w:r>
-              <w:rPr>
-                <w:b/>
-                <w:bCs/>
-                <w:lang w:eastAsia="en-ZA"/>
-              </w:rPr>
-              <w:t>${</w:t>
-            </w:r>
-            <w:r>
-              <w:rPr>
-                <w:b/>
-                <w:bCs/>
-                <w:lang w:eastAsia="en-ZA"/>
-              </w:rPr>
-              <w:t>Q11</w:t>
-            </w:r>
-            <w:r>
-              <w:rPr>
-                <w:b/>
-                <w:bCs/>
-                <w:lang w:eastAsia="en-ZA"/>
-              </w:rPr>
-              <w:t>}</w:t>
-            </w:r>
-          </w:p>
-        </w:tc>
-        <w:tc>
-          <w:tcPr>
-            <w:tcW w:w="4872" w:type="dxa"/>
-          </w:tcPr>
-          <w:p>
-            <w:pPr>
-              <w:spacing w:before="100" w:beforeAutospacing="1" w:after="100" w:afterAutospacing="1"/>
-              <w:rPr>
-                <w:lang w:eastAsia="en-ZA"/>
-              </w:rPr>
-            </w:pPr>
-            <w:r>
-              <w:rPr>
-                <w:b/>
-                <w:bCs/>
-                <w:lang w:eastAsia="en-ZA"/>
-              </w:rPr>
-              <w:t>${</w:t>
-            </w:r>
-            <w:r>
-              <w:rPr>
-                <w:b/>
-                <w:bCs/>
-                <w:lang w:eastAsia="en-ZA"/>
-              </w:rPr>
-              <w:t>Rem11</w:t>
-            </w:r>
-            <w:r>
-              <w:rPr>
-                <w:b/>
-                <w:bCs/>
-                <w:lang w:eastAsia="en-ZA"/>
-              </w:rPr>
-              <w:t>}</w:t>
-            </w:r>
-          </w:p>
-        </w:tc>
-      </w:tr>
-      <w:tr>
-        <w:tc>
-          <w:tcPr>
-            <w:tcW w:w="4872" w:type="dxa"/>
-            <w:vAlign w:val="center"/>
-          </w:tcPr>
-          <w:p>
-            <w:pPr>
-              <w:spacing w:before="100" w:beforeAutospacing="1" w:after="100" w:afterAutospacing="1"/>
-              <w:rPr>
-                <w:lang w:eastAsia="en-ZA"/>
-              </w:rPr>
-            </w:pPr>
-            <w:r>
-              <w:rPr>
-                <w:lang w:eastAsia="en-ZA"/>
-              </w:rPr>
-              <w:t>Storage area well ventilated</w:t>
-            </w:r>
-          </w:p>
-        </w:tc>
-        <w:tc>
-          <w:tcPr>
-            <w:tcW w:w="4872" w:type="dxa"/>
-          </w:tcPr>
-          <w:p>
-            <w:pPr>
-              <w:spacing w:before="100" w:beforeAutospacing="1" w:after="100" w:afterAutospacing="1"/>
-              <w:rPr>
-                <w:lang w:eastAsia="en-ZA"/>
-              </w:rPr>
-            </w:pPr>
-            <w:r>
-              <w:rPr>
-                <w:b/>
-                <w:bCs/>
-                <w:lang w:eastAsia="en-ZA"/>
-              </w:rPr>
-              <w:t>${</w:t>
-            </w:r>
-            <w:r>
-              <w:rPr>
-                <w:b/>
-                <w:bCs/>
-                <w:lang w:eastAsia="en-ZA"/>
-              </w:rPr>
-              <w:t>Q12</w:t>
-            </w:r>
-            <w:r>
-              <w:rPr>
-                <w:b/>
-                <w:bCs/>
-                <w:lang w:eastAsia="en-ZA"/>
-              </w:rPr>
-              <w:t>}</w:t>
-            </w:r>
-          </w:p>
-        </w:tc>
-        <w:tc>
-          <w:tcPr>
-            <w:tcW w:w="4872" w:type="dxa"/>
-          </w:tcPr>
-          <w:p>
-            <w:pPr>
-              <w:spacing w:before="100" w:beforeAutospacing="1" w:after="100" w:afterAutospacing="1"/>
-              <w:rPr>
-                <w:lang w:eastAsia="en-ZA"/>
-              </w:rPr>
-            </w:pPr>
-            <w:r>
-              <w:rPr>
-                <w:b/>
-                <w:bCs/>
-                <w:lang w:eastAsia="en-ZA"/>
-              </w:rPr>
-              <w:t>${</w:t>
-            </w:r>
-            <w:r>
-              <w:rPr>
-                <w:b/>
-                <w:bCs/>
-                <w:lang w:eastAsia="en-ZA"/>
-              </w:rPr>
-              <w:t>Rem12</w:t>
-            </w:r>
-            <w:r>
-              <w:rPr>
-                <w:b/>
-                <w:bCs/>
-                <w:lang w:eastAsia="en-ZA"/>
-              </w:rPr>
-              <w:t>}</w:t>
-            </w:r>
-          </w:p>
-        </w:tc>
-      </w:tr>
-      <w:tr>
-        <w:tc>
-          <w:tcPr>
-            <w:tcW w:w="4872" w:type="dxa"/>
-            <w:vAlign w:val="center"/>
-          </w:tcPr>
-          <w:p>
-            <w:pPr>
-              <w:spacing w:before="100" w:beforeAutospacing="1" w:after="100" w:afterAutospacing="1"/>
-              <w:rPr>
-                <w:lang w:eastAsia="en-ZA"/>
-              </w:rPr>
-            </w:pPr>
-            <w:r>
-              <w:rPr>
-                <w:lang w:eastAsia="en-ZA"/>
-              </w:rPr>
-              <w:t>Chemicals stored off the floor</w:t>
-            </w:r>
-          </w:p>
-        </w:tc>
-        <w:tc>
-          <w:tcPr>
-            <w:tcW w:w="4872" w:type="dxa"/>
-          </w:tcPr>
-          <w:p>
-            <w:pPr>
-              <w:spacing w:before="100" w:beforeAutospacing="1" w:after="100" w:afterAutospacing="1"/>
-              <w:rPr>
-                <w:lang w:eastAsia="en-ZA"/>
-              </w:rPr>
-            </w:pPr>
-            <w:r>
-              <w:rPr>
-                <w:b/>
-                <w:bCs/>
-                <w:lang w:eastAsia="en-ZA"/>
-              </w:rPr>
-              <w:t>${</w:t>
-            </w:r>
-            <w:r>
-              <w:rPr>
-                <w:b/>
-                <w:bCs/>
-                <w:lang w:eastAsia="en-ZA"/>
-              </w:rPr>
-              <w:t>Q13</w:t>
-            </w:r>
-            <w:r>
-              <w:rPr>
-                <w:b/>
-                <w:bCs/>
-                <w:lang w:eastAsia="en-ZA"/>
-              </w:rPr>
-              <w:t>}</w:t>
-            </w:r>
-          </w:p>
-        </w:tc>
-        <w:tc>
-          <w:tcPr>
-            <w:tcW w:w="4872" w:type="dxa"/>
-          </w:tcPr>
-          <w:p>
-            <w:pPr>
-              <w:spacing w:before="100" w:beforeAutospacing="1" w:after="100" w:afterAutospacing="1"/>
-              <w:rPr>
-                <w:lang w:eastAsia="en-ZA"/>
-              </w:rPr>
-            </w:pPr>
-            <w:r>
-              <w:rPr>
-                <w:b/>
-                <w:bCs/>
-                <w:lang w:eastAsia="en-ZA"/>
-              </w:rPr>
-              <w:t>${</w:t>
-            </w:r>
-            <w:r>
-              <w:rPr>
-                <w:b/>
-                <w:bCs/>
-                <w:lang w:eastAsia="en-ZA"/>
-              </w:rPr>
-              <w:t>Rem13</w:t>
-            </w:r>
-            <w:r>
-              <w:rPr>
-                <w:b/>
-                <w:bCs/>
-                <w:lang w:eastAsia="en-ZA"/>
-              </w:rPr>
-              <w:t>}</w:t>
-            </w:r>
-          </w:p>
-        </w:tc>
-      </w:tr>
-      <w:tr>
-        <w:tc>
-          <w:tcPr>
-            <w:tcW w:w="4872" w:type="dxa"/>
-            <w:vAlign w:val="center"/>
-          </w:tcPr>
-          <w:p>
-            <w:pPr>
-              <w:spacing w:before="100" w:beforeAutospacing="1" w:after="100" w:afterAutospacing="1"/>
-              <w:rPr>
-                <w:lang w:eastAsia="en-ZA"/>
-              </w:rPr>
-            </w:pPr>
-            <w:r>
-              <w:rPr>
-                <w:lang w:eastAsia="en-ZA"/>
-              </w:rPr>
-              <w:t>Stored away from food &amp; utensils</w:t>
-            </w:r>
-          </w:p>
-        </w:tc>
-        <w:tc>
-          <w:tcPr>
-            <w:tcW w:w="4872" w:type="dxa"/>
-          </w:tcPr>
-          <w:p>
-            <w:pPr>
-              <w:spacing w:before="100" w:beforeAutospacing="1" w:after="100" w:afterAutospacing="1"/>
-              <w:rPr>
-                <w:lang w:eastAsia="en-ZA"/>
-              </w:rPr>
-            </w:pPr>
-            <w:r>
-              <w:rPr>
-                <w:b/>
-                <w:bCs/>
-                <w:lang w:eastAsia="en-ZA"/>
-              </w:rPr>
-              <w:t>${</w:t>
-            </w:r>
-            <w:r>
-              <w:rPr>
-                <w:b/>
-                <w:bCs/>
-                <w:lang w:eastAsia="en-ZA"/>
-              </w:rPr>
-              <w:t>Q14</w:t>
-            </w:r>
-            <w:r>
-              <w:rPr>
-                <w:b/>
-                <w:bCs/>
-                <w:lang w:eastAsia="en-ZA"/>
-              </w:rPr>
-              <w:t>}</w:t>
-            </w:r>
-          </w:p>
-        </w:tc>
-        <w:tc>
-          <w:tcPr>
-            <w:tcW w:w="4872" w:type="dxa"/>
-          </w:tcPr>
-          <w:p>
-            <w:pPr>
-              <w:spacing w:before="100" w:beforeAutospacing="1" w:after="100" w:afterAutospacing="1"/>
-              <w:rPr>
-                <w:lang w:eastAsia="en-ZA"/>
-              </w:rPr>
-            </w:pPr>
-            <w:r>
-              <w:rPr>
-                <w:b/>
-                <w:bCs/>
-                <w:lang w:eastAsia="en-ZA"/>
-              </w:rPr>
-              <w:t>${</w:t>
-            </w:r>
-            <w:r>
-              <w:rPr>
-                <w:b/>
-                <w:bCs/>
-                <w:lang w:eastAsia="en-ZA"/>
-              </w:rPr>
-              <w:t>Rem14</w:t>
-            </w:r>
-            <w:r>
-              <w:rPr>
-                <w:b/>
-                <w:bCs/>
-                <w:lang w:eastAsia="en-ZA"/>
-              </w:rPr>
-              <w:t>}</w:t>
-            </w:r>
-          </w:p>
-        </w:tc>
-      </w:tr>
-      <w:tr>
-        <w:tc>
-          <w:tcPr>
-            <w:tcW w:w="4872" w:type="dxa"/>
-            <w:vAlign w:val="center"/>
-          </w:tcPr>
-          <w:p>
-            <w:pPr>
-              <w:spacing w:before="100" w:beforeAutospacing="1" w:after="100" w:afterAutospacing="1"/>
-              <w:rPr>
-                <w:lang w:eastAsia="en-ZA"/>
-              </w:rPr>
-            </w:pPr>
-            <w:r>
-              <w:rPr>
-                <w:lang w:eastAsia="en-ZA"/>
-              </w:rPr>
-              <w:t>Storage area locked / restricted access</w:t>
-            </w:r>
-          </w:p>
-        </w:tc>
-        <w:tc>
-          <w:tcPr>
-            <w:tcW w:w="4872" w:type="dxa"/>
-          </w:tcPr>
-          <w:p>
-            <w:pPr>
-              <w:spacing w:before="100" w:beforeAutospacing="1" w:after="100" w:afterAutospacing="1"/>
-              <w:rPr>
-                <w:lang w:eastAsia="en-ZA"/>
-              </w:rPr>
-            </w:pPr>
-            <w:r>
-              <w:rPr>
-                <w:b/>
-                <w:bCs/>
-                <w:lang w:eastAsia="en-ZA"/>
-              </w:rPr>
-              <w:t>${</w:t>
-            </w:r>
-            <w:r>
-              <w:rPr>
-                <w:b/>
-                <w:bCs/>
-                <w:lang w:eastAsia="en-ZA"/>
-              </w:rPr>
-              <w:t>Q15</w:t>
-            </w:r>
-            <w:r>
-              <w:rPr>
-                <w:b/>
-                <w:bCs/>
-                <w:lang w:eastAsia="en-ZA"/>
-              </w:rPr>
-              <w:t>}</w:t>
-            </w:r>
-          </w:p>
-        </w:tc>
-        <w:tc>
-          <w:tcPr>
-            <w:tcW w:w="4872" w:type="dxa"/>
-          </w:tcPr>
-          <w:p>
-            <w:pPr>
-              <w:spacing w:before="100" w:beforeAutospacing="1" w:after="100" w:afterAutospacing="1"/>
-              <w:rPr>
-                <w:lang w:eastAsia="en-ZA"/>
-              </w:rPr>
-            </w:pPr>
-            <w:r>
-              <w:rPr>
-                <w:b/>
-                <w:bCs/>
-                <w:lang w:eastAsia="en-ZA"/>
-              </w:rPr>
-              <w:t>${</w:t>
-            </w:r>
-            <w:r>
-              <w:rPr>
-                <w:b/>
-                <w:bCs/>
-                <w:lang w:eastAsia="en-ZA"/>
-              </w:rPr>
-              <w:t>Rem</w:t>
-            </w:r>
-            <w:r>
-              <w:rPr>
-                <w:b/>
-                <w:bCs/>
-                <w:lang w:eastAsia="en-ZA"/>
-              </w:rPr>
-              <w:t>15</w:t>
-            </w:r>
-            <w:r>
-              <w:rPr>
-                <w:b/>
-                <w:bCs/>
-                <w:lang w:eastAsia="en-ZA"/>
-              </w:rPr>
-              <w:t>}</w:t>
-            </w:r>
-          </w:p>
-        </w:tc>
-      </w:tr>
-      <w:tr>
-        <w:tc>
-          <w:tcPr>
-            <w:tcW w:w="4872" w:type="dxa"/>
-            <w:shd w:val="clear" w:color="auto" w:fill="595959" w:themeFill="text1" w:themeFillTint="A6"/>
-            <w:vAlign w:val="center"/>
-          </w:tcPr>
-          <w:p>
-            <w:pPr>
-              <w:spacing w:before="100" w:beforeAutospacing="1" w:after="100" w:afterAutospacing="1"/>
-              <w:rPr>
-                <w:lang w:eastAsia="en-ZA"/>
-              </w:rPr>
-            </w:pPr>
-          </w:p>
-        </w:tc>
-        <w:tc>
-          <w:tcPr>
-            <w:tcW w:w="4872" w:type="dxa"/>
-            <w:shd w:val="clear" w:color="auto" w:fill="595959" w:themeFill="text1" w:themeFillTint="A6"/>
-          </w:tcPr>
-          <w:p>
-            <w:pPr>
-              <w:spacing w:before="100" w:beforeAutospacing="1" w:after="100" w:afterAutospacing="1"/>
-              <w:rPr>
-                <w:lang w:eastAsia="en-ZA"/>
-              </w:rPr>
-            </w:pPr>
-          </w:p>
-        </w:tc>
-        <w:tc>
-          <w:tcPr>
-            <w:tcW w:w="4872" w:type="dxa"/>
-            <w:shd w:val="clear" w:color="auto" w:fill="595959" w:themeFill="text1" w:themeFillTint="A6"/>
-          </w:tcPr>
-          <w:p>
-            <w:pPr>
-              <w:spacing w:before="100" w:beforeAutospacing="1" w:after="100" w:afterAutospacing="1"/>
-              <w:rPr>
-                <w:lang w:eastAsia="en-ZA"/>
-              </w:rPr>
-            </w:pPr>
-          </w:p>
-        </w:tc>
-      </w:tr>
-    </w:tbl>
-    <w:p>
-      <w:pPr>
-        <w:spacing w:before="100" w:beforeAutospacing="1" w:after="100" w:afterAutospacing="1"/>
-        <w:rPr>
-          <w:lang w:eastAsia="en-ZA"/>
-        </w:rPr>
-      </w:pPr>
-    </w:p>
-    <w:tbl>
-      <w:tblPr>
-        <w:tblStyle w:val="TableGrid"/>
-        <w:tblW w:w="0" w:type="auto"/>
-        <w:tblLook w:val="04A0" w:firstRow="1" w:lastRow="0" w:firstColumn="1" w:lastColumn="0" w:noHBand="0" w:noVBand="1"/>
-      </w:tblPr>
-      <w:tblGrid>
-        <w:gridCol w:w="4802"/>
-        <w:gridCol w:w="4791"/>
-        <w:gridCol w:w="4797"/>
-      </w:tblGrid>
-      <w:tr>
         <w:trPr>
           <w:trHeight w:val="350"/>
         </w:trPr>
@@ -3067,7 +3099,7 @@
                 <w:bCs/>
                 <w:lang w:eastAsia="en-ZA"/>
               </w:rPr>
-              <w:t>${</w:t>
+              <w:t>${{</w:t>
             </w:r>
             <w:r>
               <w:rPr>
@@ -3083,28 +3115,28 @@
                 <w:bCs/>
                 <w:lang w:eastAsia="en-ZA"/>
               </w:rPr>
-              <w:t>}</w:t>
-            </w:r>
-          </w:p>
-        </w:tc>
-        <w:tc>
-          <w:tcPr>
-            <w:tcW w:w="4872" w:type="dxa"/>
-          </w:tcPr>
-          <w:p>
-            <w:pPr>
-              <w:spacing w:before="100" w:beforeAutospacing="1" w:after="100" w:afterAutospacing="1"/>
-              <w:rPr>
-                <w:lang w:eastAsia="en-ZA"/>
-              </w:rPr>
-            </w:pPr>
-            <w:r>
-              <w:rPr>
-                <w:b/>
-                <w:bCs/>
-                <w:lang w:eastAsia="en-ZA"/>
-              </w:rPr>
-              <w:t>${</w:t>
+              <w:t>}}</w:t>
+            </w:r>
+          </w:p>
+        </w:tc>
+        <w:tc>
+          <w:tcPr>
+            <w:tcW w:w="4872" w:type="dxa"/>
+          </w:tcPr>
+          <w:p>
+            <w:pPr>
+              <w:spacing w:before="100" w:beforeAutospacing="1" w:after="100" w:afterAutospacing="1"/>
+              <w:rPr>
+                <w:lang w:eastAsia="en-ZA"/>
+              </w:rPr>
+            </w:pPr>
+            <w:r>
+              <w:rPr>
+                <w:b/>
+                <w:bCs/>
+                <w:lang w:eastAsia="en-ZA"/>
+              </w:rPr>
+              <w:t>${{</w:t>
             </w:r>
             <w:r>
               <w:rPr>
@@ -3120,7 +3152,7 @@
                 <w:bCs/>
                 <w:lang w:eastAsia="en-ZA"/>
               </w:rPr>
-              <w:t>}</w:t>
+              <w:t>}}</w:t>
             </w:r>
           </w:p>
         </w:tc>
@@ -3163,7 +3195,7 @@
                 <w:bCs/>
                 <w:lang w:eastAsia="en-ZA"/>
               </w:rPr>
-              <w:t>${</w:t>
+              <w:t>${{</w:t>
             </w:r>
             <w:r>
               <w:rPr>
@@ -3179,28 +3211,28 @@
                 <w:bCs/>
                 <w:lang w:eastAsia="en-ZA"/>
               </w:rPr>
-              <w:t>}</w:t>
-            </w:r>
-          </w:p>
-        </w:tc>
-        <w:tc>
-          <w:tcPr>
-            <w:tcW w:w="4872" w:type="dxa"/>
-          </w:tcPr>
-          <w:p>
-            <w:pPr>
-              <w:spacing w:before="100" w:beforeAutospacing="1" w:after="100" w:afterAutospacing="1"/>
-              <w:rPr>
-                <w:lang w:eastAsia="en-ZA"/>
-              </w:rPr>
-            </w:pPr>
-            <w:r>
-              <w:rPr>
-                <w:b/>
-                <w:bCs/>
-                <w:lang w:eastAsia="en-ZA"/>
-              </w:rPr>
-              <w:t>${</w:t>
+              <w:t>}}</w:t>
+            </w:r>
+          </w:p>
+        </w:tc>
+        <w:tc>
+          <w:tcPr>
+            <w:tcW w:w="4872" w:type="dxa"/>
+          </w:tcPr>
+          <w:p>
+            <w:pPr>
+              <w:spacing w:before="100" w:beforeAutospacing="1" w:after="100" w:afterAutospacing="1"/>
+              <w:rPr>
+                <w:lang w:eastAsia="en-ZA"/>
+              </w:rPr>
+            </w:pPr>
+            <w:r>
+              <w:rPr>
+                <w:b/>
+                <w:bCs/>
+                <w:lang w:eastAsia="en-ZA"/>
+              </w:rPr>
+              <w:t>${{</w:t>
             </w:r>
             <w:r>
               <w:rPr>
@@ -3216,7 +3248,7 @@
                 <w:bCs/>
                 <w:lang w:eastAsia="en-ZA"/>
               </w:rPr>
-              <w:t>}</w:t>
+              <w:t>}}</w:t>
             </w:r>
           </w:p>
         </w:tc>
@@ -3259,7 +3291,7 @@
                 <w:bCs/>
                 <w:lang w:eastAsia="en-ZA"/>
               </w:rPr>
-              <w:t>${</w:t>
+              <w:t>${{</w:t>
             </w:r>
             <w:r>
               <w:rPr>
@@ -3275,28 +3307,28 @@
                 <w:bCs/>
                 <w:lang w:eastAsia="en-ZA"/>
               </w:rPr>
-              <w:t>}</w:t>
-            </w:r>
-          </w:p>
-        </w:tc>
-        <w:tc>
-          <w:tcPr>
-            <w:tcW w:w="4872" w:type="dxa"/>
-          </w:tcPr>
-          <w:p>
-            <w:pPr>
-              <w:spacing w:before="100" w:beforeAutospacing="1" w:after="100" w:afterAutospacing="1"/>
-              <w:rPr>
-                <w:lang w:eastAsia="en-ZA"/>
-              </w:rPr>
-            </w:pPr>
-            <w:r>
-              <w:rPr>
-                <w:b/>
-                <w:bCs/>
-                <w:lang w:eastAsia="en-ZA"/>
-              </w:rPr>
-              <w:t>${</w:t>
+              <w:t>}}</w:t>
+            </w:r>
+          </w:p>
+        </w:tc>
+        <w:tc>
+          <w:tcPr>
+            <w:tcW w:w="4872" w:type="dxa"/>
+          </w:tcPr>
+          <w:p>
+            <w:pPr>
+              <w:spacing w:before="100" w:beforeAutospacing="1" w:after="100" w:afterAutospacing="1"/>
+              <w:rPr>
+                <w:lang w:eastAsia="en-ZA"/>
+              </w:rPr>
+            </w:pPr>
+            <w:r>
+              <w:rPr>
+                <w:b/>
+                <w:bCs/>
+                <w:lang w:eastAsia="en-ZA"/>
+              </w:rPr>
+              <w:t>${{</w:t>
             </w:r>
             <w:r>
               <w:rPr>
@@ -3320,7 +3352,7 @@
                 <w:bCs/>
                 <w:lang w:eastAsia="en-ZA"/>
               </w:rPr>
-              <w:t>}</w:t>
+              <w:t>}}</w:t>
             </w:r>
           </w:p>
         </w:tc>
@@ -3363,7 +3395,7 @@
                 <w:bCs/>
                 <w:lang w:eastAsia="en-ZA"/>
               </w:rPr>
-              <w:t>${</w:t>
+              <w:t>${{</w:t>
             </w:r>
             <w:r>
               <w:rPr>
@@ -3379,28 +3411,28 @@
                 <w:bCs/>
                 <w:lang w:eastAsia="en-ZA"/>
               </w:rPr>
-              <w:t>}</w:t>
-            </w:r>
-          </w:p>
-        </w:tc>
-        <w:tc>
-          <w:tcPr>
-            <w:tcW w:w="4872" w:type="dxa"/>
-          </w:tcPr>
-          <w:p>
-            <w:pPr>
-              <w:spacing w:before="100" w:beforeAutospacing="1" w:after="100" w:afterAutospacing="1"/>
-              <w:rPr>
-                <w:lang w:eastAsia="en-ZA"/>
-              </w:rPr>
-            </w:pPr>
-            <w:r>
-              <w:rPr>
-                <w:b/>
-                <w:bCs/>
-                <w:lang w:eastAsia="en-ZA"/>
-              </w:rPr>
-              <w:t>${</w:t>
+              <w:t>}}</w:t>
+            </w:r>
+          </w:p>
+        </w:tc>
+        <w:tc>
+          <w:tcPr>
+            <w:tcW w:w="4872" w:type="dxa"/>
+          </w:tcPr>
+          <w:p>
+            <w:pPr>
+              <w:spacing w:before="100" w:beforeAutospacing="1" w:after="100" w:afterAutospacing="1"/>
+              <w:rPr>
+                <w:lang w:eastAsia="en-ZA"/>
+              </w:rPr>
+            </w:pPr>
+            <w:r>
+              <w:rPr>
+                <w:b/>
+                <w:bCs/>
+                <w:lang w:eastAsia="en-ZA"/>
+              </w:rPr>
+              <w:t>${{</w:t>
             </w:r>
             <w:r>
               <w:rPr>
@@ -3424,7 +3456,7 @@
                 <w:bCs/>
                 <w:lang w:eastAsia="en-ZA"/>
               </w:rPr>
-              <w:t>}</w:t>
+              <w:t>}}</w:t>
             </w:r>
           </w:p>
         </w:tc>
@@ -3666,7 +3698,7 @@
                 <w:bCs/>
                 <w:lang w:eastAsia="en-ZA"/>
               </w:rPr>
-              <w:t>${</w:t>
+              <w:t>${{</w:t>
             </w:r>
             <w:r>
               <w:rPr>
@@ -3682,7 +3714,7 @@
                 <w:bCs/>
                 <w:lang w:eastAsia="en-ZA"/>
               </w:rPr>
-              <w:t>}</w:t>
+              <w:t>}}</w:t>
             </w:r>
           </w:p>
         </w:tc>
@@ -3703,7 +3735,7 @@
                 <w:bCs/>
                 <w:lang w:eastAsia="en-ZA"/>
               </w:rPr>
-              <w:t>${</w:t>
+              <w:t>${{</w:t>
             </w:r>
             <w:r>
               <w:rPr>
@@ -3719,7 +3751,7 @@
                 <w:bCs/>
                 <w:lang w:eastAsia="en-ZA"/>
               </w:rPr>
-              <w:t>}</w:t>
+              <w:t>}}</w:t>
             </w:r>
           </w:p>
         </w:tc>
@@ -3762,7 +3794,7 @@
                 <w:bCs/>
                 <w:lang w:eastAsia="en-ZA"/>
               </w:rPr>
-              <w:t>${</w:t>
+              <w:t>${{</w:t>
             </w:r>
             <w:r>
               <w:rPr>
@@ -3778,7 +3810,7 @@
                 <w:bCs/>
                 <w:lang w:eastAsia="en-ZA"/>
               </w:rPr>
-              <w:t>}</w:t>
+              <w:t>}}</w:t>
             </w:r>
           </w:p>
         </w:tc>
@@ -3799,7 +3831,15 @@
                 <w:bCs/>
                 <w:lang w:eastAsia="en-ZA"/>
               </w:rPr>
-              <w:t>${Rem</w:t>
+              <w:t>${{</w:t>
+            </w:r>
+            <w:r>
+              <w:rPr>
+                <w:b/>
+                <w:bCs/>
+                <w:lang w:eastAsia="en-ZA"/>
+              </w:rPr>
+              <w:t>Rem</w:t>
             </w:r>
             <w:r>
               <w:rPr>
@@ -3815,7 +3855,7 @@
                 <w:bCs/>
                 <w:lang w:eastAsia="en-ZA"/>
               </w:rPr>
-              <w:t>}</w:t>
+              <w:t>}}</w:t>
             </w:r>
           </w:p>
         </w:tc>
@@ -3858,7 +3898,7 @@
                 <w:bCs/>
                 <w:lang w:eastAsia="en-ZA"/>
               </w:rPr>
-              <w:t>${</w:t>
+              <w:t>${{</w:t>
             </w:r>
             <w:r>
               <w:rPr>
@@ -3874,7 +3914,7 @@
                 <w:bCs/>
                 <w:lang w:eastAsia="en-ZA"/>
               </w:rPr>
-              <w:t>}</w:t>
+              <w:t>}}</w:t>
             </w:r>
           </w:p>
         </w:tc>
@@ -3895,7 +3935,15 @@
                 <w:bCs/>
                 <w:lang w:eastAsia="en-ZA"/>
               </w:rPr>
-              <w:t>${Rem</w:t>
+              <w:t>${{</w:t>
+            </w:r>
+            <w:r>
+              <w:rPr>
+                <w:b/>
+                <w:bCs/>
+                <w:lang w:eastAsia="en-ZA"/>
+              </w:rPr>
+              <w:t>Rem</w:t>
             </w:r>
             <w:r>
               <w:rPr>
@@ -3911,7 +3959,7 @@
                 <w:bCs/>
                 <w:lang w:eastAsia="en-ZA"/>
               </w:rPr>
-              <w:t>}</w:t>
+              <w:t>}}</w:t>
             </w:r>
           </w:p>
         </w:tc>
@@ -3954,7 +4002,7 @@
                 <w:bCs/>
                 <w:lang w:eastAsia="en-ZA"/>
               </w:rPr>
-              <w:t>${</w:t>
+              <w:t>${{</w:t>
             </w:r>
             <w:r>
               <w:rPr>
@@ -3970,7 +4018,7 @@
                 <w:bCs/>
                 <w:lang w:eastAsia="en-ZA"/>
               </w:rPr>
-              <w:t>}</w:t>
+              <w:t>}}</w:t>
             </w:r>
           </w:p>
         </w:tc>
@@ -3991,7 +4039,15 @@
                 <w:bCs/>
                 <w:lang w:eastAsia="en-ZA"/>
               </w:rPr>
-              <w:t>${Rem</w:t>
+              <w:t>${{</w:t>
+            </w:r>
+            <w:r>
+              <w:rPr>
+                <w:b/>
+                <w:bCs/>
+                <w:lang w:eastAsia="en-ZA"/>
+              </w:rPr>
+              <w:t>Rem</w:t>
             </w:r>
             <w:r>
               <w:rPr>
@@ -4007,7 +4063,7 @@
                 <w:bCs/>
                 <w:lang w:eastAsia="en-ZA"/>
               </w:rPr>
-              <w:t>}</w:t>
+              <w:t>}}</w:t>
             </w:r>
           </w:p>
         </w:tc>
@@ -4249,7 +4305,7 @@
                 <w:bCs/>
                 <w:lang w:eastAsia="en-ZA"/>
               </w:rPr>
-              <w:t>${</w:t>
+              <w:t>${{</w:t>
             </w:r>
             <w:r>
               <w:rPr>
@@ -4265,7 +4321,7 @@
                 <w:bCs/>
                 <w:lang w:eastAsia="en-ZA"/>
               </w:rPr>
-              <w:t>}</w:t>
+              <w:t>}}</w:t>
             </w:r>
           </w:p>
         </w:tc>
@@ -4286,7 +4342,15 @@
                 <w:bCs/>
                 <w:lang w:eastAsia="en-ZA"/>
               </w:rPr>
-              <w:t>${Rem</w:t>
+              <w:t>${{</w:t>
+            </w:r>
+            <w:r>
+              <w:rPr>
+                <w:b/>
+                <w:bCs/>
+                <w:lang w:eastAsia="en-ZA"/>
+              </w:rPr>
+              <w:t>Rem</w:t>
             </w:r>
             <w:r>
               <w:rPr>
@@ -4302,7 +4366,7 @@
                 <w:bCs/>
                 <w:lang w:eastAsia="en-ZA"/>
               </w:rPr>
-              <w:t>}</w:t>
+              <w:t>}}</w:t>
             </w:r>
           </w:p>
         </w:tc>
@@ -4345,7 +4409,7 @@
                 <w:bCs/>
                 <w:lang w:eastAsia="en-ZA"/>
               </w:rPr>
-              <w:t>${</w:t>
+              <w:t>${{</w:t>
             </w:r>
             <w:r>
               <w:rPr>
@@ -4361,7 +4425,7 @@
                 <w:bCs/>
                 <w:lang w:eastAsia="en-ZA"/>
               </w:rPr>
-              <w:t>}</w:t>
+              <w:t>}}</w:t>
             </w:r>
           </w:p>
         </w:tc>
@@ -4382,7 +4446,15 @@
                 <w:bCs/>
                 <w:lang w:eastAsia="en-ZA"/>
               </w:rPr>
-              <w:t>${Rem</w:t>
+              <w:t>${{</w:t>
+            </w:r>
+            <w:r>
+              <w:rPr>
+                <w:b/>
+                <w:bCs/>
+                <w:lang w:eastAsia="en-ZA"/>
+              </w:rPr>
+              <w:t>Rem</w:t>
             </w:r>
             <w:r>
               <w:rPr>
@@ -4398,7 +4470,7 @@
                 <w:bCs/>
                 <w:lang w:eastAsia="en-ZA"/>
               </w:rPr>
-              <w:t>}</w:t>
+              <w:t>}}</w:t>
             </w:r>
           </w:p>
         </w:tc>
@@ -4441,7 +4513,7 @@
                 <w:bCs/>
                 <w:lang w:eastAsia="en-ZA"/>
               </w:rPr>
-              <w:t>${</w:t>
+              <w:t>${{</w:t>
             </w:r>
             <w:r>
               <w:rPr>
@@ -4457,7 +4529,7 @@
                 <w:bCs/>
                 <w:lang w:eastAsia="en-ZA"/>
               </w:rPr>
-              <w:t>}</w:t>
+              <w:t>}}</w:t>
             </w:r>
           </w:p>
         </w:tc>
@@ -4478,7 +4550,15 @@
                 <w:bCs/>
                 <w:lang w:eastAsia="en-ZA"/>
               </w:rPr>
-              <w:t>${Rem</w:t>
+              <w:t>${{</w:t>
+            </w:r>
+            <w:r>
+              <w:rPr>
+                <w:b/>
+                <w:bCs/>
+                <w:lang w:eastAsia="en-ZA"/>
+              </w:rPr>
+              <w:t>Rem</w:t>
             </w:r>
             <w:r>
               <w:rPr>
@@ -4494,7 +4574,7 @@
                 <w:bCs/>
                 <w:lang w:eastAsia="en-ZA"/>
               </w:rPr>
-              <w:t>}</w:t>
+              <w:t>}}</w:t>
             </w:r>
           </w:p>
         </w:tc>
@@ -4537,7 +4617,7 @@
                 <w:bCs/>
                 <w:lang w:eastAsia="en-ZA"/>
               </w:rPr>
-              <w:t>${</w:t>
+              <w:t>${{</w:t>
             </w:r>
             <w:r>
               <w:rPr>
@@ -4553,7 +4633,7 @@
                 <w:bCs/>
                 <w:lang w:eastAsia="en-ZA"/>
               </w:rPr>
-              <w:t>}</w:t>
+              <w:t>}}</w:t>
             </w:r>
           </w:p>
         </w:tc>
@@ -4574,7 +4654,15 @@
                 <w:bCs/>
                 <w:lang w:eastAsia="en-ZA"/>
               </w:rPr>
-              <w:t>${Rem</w:t>
+              <w:t>${{</w:t>
+            </w:r>
+            <w:r>
+              <w:rPr>
+                <w:b/>
+                <w:bCs/>
+                <w:lang w:eastAsia="en-ZA"/>
+              </w:rPr>
+              <w:t>Rem</w:t>
             </w:r>
             <w:r>
               <w:rPr>
@@ -4590,7 +4678,7 @@
                 <w:bCs/>
                 <w:lang w:eastAsia="en-ZA"/>
               </w:rPr>
-              <w:t>}</w:t>
+              <w:t>}}</w:t>
             </w:r>
           </w:p>
         </w:tc>
@@ -4671,1788 +4759,6 @@
           <w:tcPr>
             <w:tcW w:w="4796" w:type="dxa"/>
             <w:shd w:val="clear" w:color="auto" w:fill="595959" w:themeFill="text1" w:themeFillTint="A6"/>
-          </w:tcPr>
-          <w:p>
-            <w:pPr>
-              <w:spacing w:before="100" w:beforeAutospacing="1" w:after="100" w:afterAutospacing="1"/>
-              <w:rPr>
-                <w:lang w:eastAsia="en-ZA"/>
-              </w:rPr>
-            </w:pPr>
-          </w:p>
-        </w:tc>
-      </w:tr>
-    </w:tbl>
-    <w:p>
-      <w:pPr>
-        <w:spacing w:before="100" w:beforeAutospacing="1" w:after="100" w:afterAutospacing="1"/>
-        <w:rPr>
-          <w:lang w:eastAsia="en-ZA"/>
-        </w:rPr>
-      </w:pPr>
-    </w:p>
-    <w:tbl>
-      <w:tblPr>
-        <w:tblStyle w:val="TableGrid"/>
-        <w:tblW w:w="0" w:type="auto"/>
-        <w:tblLook w:val="04A0" w:firstRow="1" w:lastRow="0" w:firstColumn="1" w:lastColumn="0" w:noHBand="0" w:noVBand="1"/>
-      </w:tblPr>
-      <w:tblGrid>
-        <w:gridCol w:w="4800"/>
-        <w:gridCol w:w="4792"/>
-        <w:gridCol w:w="4798"/>
-      </w:tblGrid>
-      <w:tr>
-        <w:trPr>
-          <w:trHeight w:val="350"/>
-        </w:trPr>
-        <w:tc>
-          <w:tcPr>
-            <w:tcW w:w="14616" w:type="dxa"/>
-            <w:gridSpan w:val="3"/>
-          </w:tcPr>
-          <w:p>
-            <w:pPr>
-              <w:spacing w:before="100" w:beforeAutospacing="1" w:after="100" w:afterAutospacing="1"/>
-              <w:outlineLvl w:val="1"/>
-              <w:rPr>
-                <w:b/>
-                <w:bCs/>
-                <w:lang w:eastAsia="en-ZA"/>
-              </w:rPr>
-            </w:pPr>
-            <w:r>
-              <w:rPr>
-                <w:b/>
-                <w:bCs/>
-                <w:lang w:eastAsia="en-ZA"/>
-              </w:rPr>
-              <w:t>SIGNAGE &amp; INFORMATION</w:t>
-            </w:r>
-          </w:p>
-        </w:tc>
-      </w:tr>
-      <w:tr>
-        <w:tc>
-          <w:tcPr>
-            <w:tcW w:w="4872" w:type="dxa"/>
-            <w:shd w:val="clear" w:color="auto" w:fill="595959"/>
-          </w:tcPr>
-          <w:p>
-            <w:pPr>
-              <w:spacing w:before="100" w:beforeAutospacing="1" w:after="100" w:afterAutospacing="1"/>
-              <w:rPr>
-                <w:lang w:eastAsia="en-ZA"/>
-              </w:rPr>
-            </w:pPr>
-            <w:r>
-              <w:rPr>
-                <w:lang w:eastAsia="en-ZA"/>
-              </w:rPr>
-              <w:t>Item</w:t>
-            </w:r>
-          </w:p>
-        </w:tc>
-        <w:tc>
-          <w:tcPr>
-            <w:tcW w:w="4872" w:type="dxa"/>
-            <w:shd w:val="clear" w:color="auto" w:fill="595959"/>
-          </w:tcPr>
-          <w:p>
-            <w:pPr>
-              <w:spacing w:before="100" w:beforeAutospacing="1" w:after="100" w:afterAutospacing="1"/>
-              <w:rPr>
-                <w:lang w:eastAsia="en-ZA"/>
-              </w:rPr>
-            </w:pPr>
-            <w:r>
-              <w:rPr>
-                <w:lang w:eastAsia="en-ZA"/>
-              </w:rPr>
-              <w:t>Yes/No</w:t>
-            </w:r>
-          </w:p>
-        </w:tc>
-        <w:tc>
-          <w:tcPr>
-            <w:tcW w:w="4872" w:type="dxa"/>
-            <w:shd w:val="clear" w:color="auto" w:fill="595959"/>
-          </w:tcPr>
-          <w:p>
-            <w:pPr>
-              <w:spacing w:before="100" w:beforeAutospacing="1" w:after="100" w:afterAutospacing="1"/>
-              <w:rPr>
-                <w:lang w:eastAsia="en-ZA"/>
-              </w:rPr>
-            </w:pPr>
-            <w:r>
-              <w:rPr>
-                <w:lang w:eastAsia="en-ZA"/>
-              </w:rPr>
-              <w:t>Remarks</w:t>
-            </w:r>
-          </w:p>
-        </w:tc>
-      </w:tr>
-      <w:tr>
-        <w:tc>
-          <w:tcPr>
-            <w:tcW w:w="4872" w:type="dxa"/>
-            <w:vAlign w:val="center"/>
-          </w:tcPr>
-          <w:p>
-            <w:pPr>
-              <w:spacing w:before="100" w:beforeAutospacing="1" w:after="100" w:afterAutospacing="1"/>
-              <w:rPr>
-                <w:lang w:eastAsia="en-ZA"/>
-              </w:rPr>
-            </w:pPr>
-            <w:r>
-              <w:rPr>
-                <w:lang w:eastAsia="en-ZA"/>
-              </w:rPr>
-              <w:t>Chemical safety signage displayed</w:t>
-            </w:r>
-          </w:p>
-        </w:tc>
-        <w:tc>
-          <w:tcPr>
-            <w:tcW w:w="4872" w:type="dxa"/>
-          </w:tcPr>
-          <w:p>
-            <w:pPr>
-              <w:spacing w:before="100" w:beforeAutospacing="1" w:after="100" w:afterAutospacing="1"/>
-              <w:rPr>
-                <w:lang w:eastAsia="en-ZA"/>
-              </w:rPr>
-            </w:pPr>
-            <w:r>
-              <w:rPr>
-                <w:b/>
-                <w:bCs/>
-                <w:lang w:eastAsia="en-ZA"/>
-              </w:rPr>
-              <w:t>${</w:t>
-            </w:r>
-            <w:r>
-              <w:rPr>
-                <w:b/>
-                <w:bCs/>
-                <w:lang w:eastAsia="en-ZA"/>
-              </w:rPr>
-              <w:t>Q2</w:t>
-            </w:r>
-            <w:r>
-              <w:rPr>
-                <w:b/>
-                <w:bCs/>
-                <w:lang w:eastAsia="en-ZA"/>
-              </w:rPr>
-              <w:t>8</w:t>
-            </w:r>
-            <w:r>
-              <w:rPr>
-                <w:b/>
-                <w:bCs/>
-                <w:lang w:eastAsia="en-ZA"/>
-              </w:rPr>
-              <w:t>}</w:t>
-            </w:r>
-          </w:p>
-        </w:tc>
-        <w:tc>
-          <w:tcPr>
-            <w:tcW w:w="4872" w:type="dxa"/>
-          </w:tcPr>
-          <w:p>
-            <w:pPr>
-              <w:spacing w:before="100" w:beforeAutospacing="1" w:after="100" w:afterAutospacing="1"/>
-              <w:rPr>
-                <w:lang w:eastAsia="en-ZA"/>
-              </w:rPr>
-            </w:pPr>
-            <w:r>
-              <w:rPr>
-                <w:b/>
-                <w:bCs/>
-                <w:lang w:eastAsia="en-ZA"/>
-              </w:rPr>
-              <w:t>${</w:t>
-            </w:r>
-            <w:r>
-              <w:rPr>
-                <w:b/>
-                <w:bCs/>
-                <w:lang w:eastAsia="en-ZA"/>
-              </w:rPr>
-              <w:t>Rem28</w:t>
-            </w:r>
-            <w:r>
-              <w:rPr>
-                <w:b/>
-                <w:bCs/>
-                <w:lang w:eastAsia="en-ZA"/>
-              </w:rPr>
-              <w:t>}</w:t>
-            </w:r>
-          </w:p>
-        </w:tc>
-      </w:tr>
-      <w:tr>
-        <w:tc>
-          <w:tcPr>
-            <w:tcW w:w="4872" w:type="dxa"/>
-            <w:vAlign w:val="center"/>
-          </w:tcPr>
-          <w:p>
-            <w:pPr>
-              <w:spacing w:before="100" w:beforeAutospacing="1" w:after="100" w:afterAutospacing="1"/>
-              <w:rPr>
-                <w:lang w:eastAsia="en-ZA"/>
-              </w:rPr>
-            </w:pPr>
-            <w:r>
-              <w:rPr>
-                <w:lang w:eastAsia="en-ZA"/>
-              </w:rPr>
-              <w:t>MSDS emergency instructions displayed</w:t>
-            </w:r>
-          </w:p>
-        </w:tc>
-        <w:tc>
-          <w:tcPr>
-            <w:tcW w:w="4872" w:type="dxa"/>
-          </w:tcPr>
-          <w:p>
-            <w:pPr>
-              <w:spacing w:before="100" w:beforeAutospacing="1" w:after="100" w:afterAutospacing="1"/>
-              <w:rPr>
-                <w:lang w:eastAsia="en-ZA"/>
-              </w:rPr>
-            </w:pPr>
-            <w:r>
-              <w:rPr>
-                <w:b/>
-                <w:bCs/>
-                <w:lang w:eastAsia="en-ZA"/>
-              </w:rPr>
-              <w:t>${</w:t>
-            </w:r>
-            <w:r>
-              <w:rPr>
-                <w:b/>
-                <w:bCs/>
-                <w:lang w:eastAsia="en-ZA"/>
-              </w:rPr>
-              <w:t>Q2</w:t>
-            </w:r>
-            <w:r>
-              <w:rPr>
-                <w:b/>
-                <w:bCs/>
-                <w:lang w:eastAsia="en-ZA"/>
-              </w:rPr>
-              <w:t>9</w:t>
-            </w:r>
-            <w:r>
-              <w:rPr>
-                <w:b/>
-                <w:bCs/>
-                <w:lang w:eastAsia="en-ZA"/>
-              </w:rPr>
-              <w:t>}</w:t>
-            </w:r>
-          </w:p>
-        </w:tc>
-        <w:tc>
-          <w:tcPr>
-            <w:tcW w:w="4872" w:type="dxa"/>
-          </w:tcPr>
-          <w:p>
-            <w:pPr>
-              <w:spacing w:before="100" w:beforeAutospacing="1" w:after="100" w:afterAutospacing="1"/>
-              <w:rPr>
-                <w:lang w:eastAsia="en-ZA"/>
-              </w:rPr>
-            </w:pPr>
-            <w:r>
-              <w:rPr>
-                <w:b/>
-                <w:bCs/>
-                <w:lang w:eastAsia="en-ZA"/>
-              </w:rPr>
-              <w:t>${</w:t>
-            </w:r>
-            <w:r>
-              <w:rPr>
-                <w:b/>
-                <w:bCs/>
-                <w:lang w:eastAsia="en-ZA"/>
-              </w:rPr>
-              <w:t>Rem29</w:t>
-            </w:r>
-            <w:r>
-              <w:rPr>
-                <w:b/>
-                <w:bCs/>
-                <w:lang w:eastAsia="en-ZA"/>
-              </w:rPr>
-              <w:t>}</w:t>
-            </w:r>
-          </w:p>
-        </w:tc>
-      </w:tr>
-      <w:tr>
-        <w:tc>
-          <w:tcPr>
-            <w:tcW w:w="4872" w:type="dxa"/>
-            <w:vAlign w:val="center"/>
-          </w:tcPr>
-          <w:p>
-            <w:pPr>
-              <w:spacing w:before="100" w:beforeAutospacing="1" w:after="100" w:afterAutospacing="1"/>
-              <w:rPr>
-                <w:lang w:eastAsia="en-ZA"/>
-              </w:rPr>
-            </w:pPr>
-            <w:r>
-              <w:rPr>
-                <w:lang w:eastAsia="en-ZA"/>
-              </w:rPr>
-              <w:t>Emergency contact numbers displayed</w:t>
-            </w:r>
-          </w:p>
-        </w:tc>
-        <w:tc>
-          <w:tcPr>
-            <w:tcW w:w="4872" w:type="dxa"/>
-          </w:tcPr>
-          <w:p>
-            <w:pPr>
-              <w:spacing w:before="100" w:beforeAutospacing="1" w:after="100" w:afterAutospacing="1"/>
-              <w:rPr>
-                <w:lang w:eastAsia="en-ZA"/>
-              </w:rPr>
-            </w:pPr>
-            <w:r>
-              <w:rPr>
-                <w:b/>
-                <w:bCs/>
-                <w:lang w:eastAsia="en-ZA"/>
-              </w:rPr>
-              <w:t>${</w:t>
-            </w:r>
-            <w:r>
-              <w:rPr>
-                <w:b/>
-                <w:bCs/>
-                <w:lang w:eastAsia="en-ZA"/>
-              </w:rPr>
-              <w:t>Q</w:t>
-            </w:r>
-            <w:r>
-              <w:rPr>
-                <w:b/>
-                <w:bCs/>
-                <w:lang w:eastAsia="en-ZA"/>
-              </w:rPr>
-              <w:t>30</w:t>
-            </w:r>
-            <w:r>
-              <w:rPr>
-                <w:b/>
-                <w:bCs/>
-                <w:lang w:eastAsia="en-ZA"/>
-              </w:rPr>
-              <w:t>}</w:t>
-            </w:r>
-          </w:p>
-        </w:tc>
-        <w:tc>
-          <w:tcPr>
-            <w:tcW w:w="4872" w:type="dxa"/>
-          </w:tcPr>
-          <w:p>
-            <w:pPr>
-              <w:spacing w:before="100" w:beforeAutospacing="1" w:after="100" w:afterAutospacing="1"/>
-              <w:rPr>
-                <w:lang w:eastAsia="en-ZA"/>
-              </w:rPr>
-            </w:pPr>
-            <w:r>
-              <w:rPr>
-                <w:b/>
-                <w:bCs/>
-                <w:lang w:eastAsia="en-ZA"/>
-              </w:rPr>
-              <w:t>${</w:t>
-            </w:r>
-            <w:r>
-              <w:rPr>
-                <w:b/>
-                <w:bCs/>
-                <w:lang w:eastAsia="en-ZA"/>
-              </w:rPr>
-              <w:t>Rem30</w:t>
-            </w:r>
-            <w:r>
-              <w:rPr>
-                <w:b/>
-                <w:bCs/>
-                <w:lang w:eastAsia="en-ZA"/>
-              </w:rPr>
-              <w:t>}</w:t>
-            </w:r>
-          </w:p>
-        </w:tc>
-      </w:tr>
-      <w:tr>
-        <w:tc>
-          <w:tcPr>
-            <w:tcW w:w="4872" w:type="dxa"/>
-            <w:vAlign w:val="center"/>
-          </w:tcPr>
-          <w:p>
-            <w:pPr>
-              <w:spacing w:before="100" w:beforeAutospacing="1" w:after="100" w:afterAutospacing="1"/>
-              <w:rPr>
-                <w:lang w:eastAsia="en-ZA"/>
-              </w:rPr>
-            </w:pPr>
-            <w:r>
-              <w:rPr>
-                <w:lang w:eastAsia="en-ZA"/>
-              </w:rPr>
-              <w:t>First aid instructions available</w:t>
-            </w:r>
-          </w:p>
-        </w:tc>
-        <w:tc>
-          <w:tcPr>
-            <w:tcW w:w="4872" w:type="dxa"/>
-          </w:tcPr>
-          <w:p>
-            <w:pPr>
-              <w:spacing w:before="100" w:beforeAutospacing="1" w:after="100" w:afterAutospacing="1"/>
-              <w:rPr>
-                <w:lang w:eastAsia="en-ZA"/>
-              </w:rPr>
-            </w:pPr>
-            <w:r>
-              <w:rPr>
-                <w:b/>
-                <w:bCs/>
-                <w:lang w:eastAsia="en-ZA"/>
-              </w:rPr>
-              <w:t>${</w:t>
-            </w:r>
-            <w:r>
-              <w:rPr>
-                <w:b/>
-                <w:bCs/>
-                <w:lang w:eastAsia="en-ZA"/>
-              </w:rPr>
-              <w:t>Q3</w:t>
-            </w:r>
-            <w:r>
-              <w:rPr>
-                <w:b/>
-                <w:bCs/>
-                <w:lang w:eastAsia="en-ZA"/>
-              </w:rPr>
-              <w:t>1</w:t>
-            </w:r>
-            <w:r>
-              <w:rPr>
-                <w:b/>
-                <w:bCs/>
-                <w:lang w:eastAsia="en-ZA"/>
-              </w:rPr>
-              <w:t>}</w:t>
-            </w:r>
-          </w:p>
-        </w:tc>
-        <w:tc>
-          <w:tcPr>
-            <w:tcW w:w="4872" w:type="dxa"/>
-          </w:tcPr>
-          <w:p>
-            <w:pPr>
-              <w:spacing w:before="100" w:beforeAutospacing="1" w:after="100" w:afterAutospacing="1"/>
-              <w:rPr>
-                <w:lang w:eastAsia="en-ZA"/>
-              </w:rPr>
-            </w:pPr>
-            <w:r>
-              <w:rPr>
-                <w:b/>
-                <w:bCs/>
-                <w:lang w:eastAsia="en-ZA"/>
-              </w:rPr>
-              <w:t>${</w:t>
-            </w:r>
-            <w:r>
-              <w:rPr>
-                <w:b/>
-                <w:bCs/>
-                <w:lang w:eastAsia="en-ZA"/>
-              </w:rPr>
-              <w:t>Rem31</w:t>
-            </w:r>
-            <w:r>
-              <w:rPr>
-                <w:b/>
-                <w:bCs/>
-                <w:lang w:eastAsia="en-ZA"/>
-              </w:rPr>
-              <w:t>}</w:t>
-            </w:r>
-          </w:p>
-        </w:tc>
-      </w:tr>
-      <w:tr>
-        <w:tc>
-          <w:tcPr>
-            <w:tcW w:w="4872" w:type="dxa"/>
-            <w:vAlign w:val="center"/>
-          </w:tcPr>
-          <w:p>
-            <w:pPr>
-              <w:spacing w:before="100" w:beforeAutospacing="1" w:after="100" w:afterAutospacing="1"/>
-              <w:rPr>
-                <w:lang w:eastAsia="en-ZA"/>
-              </w:rPr>
-            </w:pPr>
-          </w:p>
-        </w:tc>
-        <w:tc>
-          <w:tcPr>
-            <w:tcW w:w="4872" w:type="dxa"/>
-          </w:tcPr>
-          <w:p>
-            <w:pPr>
-              <w:spacing w:before="100" w:beforeAutospacing="1" w:after="100" w:afterAutospacing="1"/>
-              <w:rPr>
-                <w:lang w:eastAsia="en-ZA"/>
-              </w:rPr>
-            </w:pPr>
-          </w:p>
-        </w:tc>
-        <w:tc>
-          <w:tcPr>
-            <w:tcW w:w="4872" w:type="dxa"/>
-          </w:tcPr>
-          <w:p>
-            <w:pPr>
-              <w:spacing w:before="100" w:beforeAutospacing="1" w:after="100" w:afterAutospacing="1"/>
-              <w:rPr>
-                <w:lang w:eastAsia="en-ZA"/>
-              </w:rPr>
-            </w:pPr>
-          </w:p>
-        </w:tc>
-      </w:tr>
-      <w:tr>
-        <w:tc>
-          <w:tcPr>
-            <w:tcW w:w="4872" w:type="dxa"/>
-            <w:shd w:val="clear" w:color="auto" w:fill="595959"/>
-            <w:vAlign w:val="center"/>
-          </w:tcPr>
-          <w:p>
-            <w:pPr>
-              <w:spacing w:before="100" w:beforeAutospacing="1" w:after="100" w:afterAutospacing="1"/>
-              <w:rPr>
-                <w:lang w:eastAsia="en-ZA"/>
-              </w:rPr>
-            </w:pPr>
-          </w:p>
-        </w:tc>
-        <w:tc>
-          <w:tcPr>
-            <w:tcW w:w="4872" w:type="dxa"/>
-            <w:shd w:val="clear" w:color="auto" w:fill="595959"/>
-          </w:tcPr>
-          <w:p>
-            <w:pPr>
-              <w:spacing w:before="100" w:beforeAutospacing="1" w:after="100" w:afterAutospacing="1"/>
-              <w:rPr>
-                <w:lang w:eastAsia="en-ZA"/>
-              </w:rPr>
-            </w:pPr>
-          </w:p>
-        </w:tc>
-        <w:tc>
-          <w:tcPr>
-            <w:tcW w:w="4872" w:type="dxa"/>
-            <w:shd w:val="clear" w:color="auto" w:fill="595959"/>
-          </w:tcPr>
-          <w:p>
-            <w:pPr>
-              <w:spacing w:before="100" w:beforeAutospacing="1" w:after="100" w:afterAutospacing="1"/>
-              <w:rPr>
-                <w:lang w:eastAsia="en-ZA"/>
-              </w:rPr>
-            </w:pPr>
-          </w:p>
-        </w:tc>
-      </w:tr>
-    </w:tbl>
-    <w:p>
-      <w:pPr>
-        <w:spacing w:before="100" w:beforeAutospacing="1" w:after="100" w:afterAutospacing="1"/>
-        <w:rPr>
-          <w:lang w:eastAsia="en-ZA"/>
-        </w:rPr>
-      </w:pPr>
-    </w:p>
-    <w:tbl>
-      <w:tblPr>
-        <w:tblStyle w:val="TableGrid"/>
-        <w:tblW w:w="0" w:type="auto"/>
-        <w:tblLook w:val="04A0" w:firstRow="1" w:lastRow="0" w:firstColumn="1" w:lastColumn="0" w:noHBand="0" w:noVBand="1"/>
-      </w:tblPr>
-      <w:tblGrid>
-        <w:gridCol w:w="4800"/>
-        <w:gridCol w:w="4792"/>
-        <w:gridCol w:w="4798"/>
-      </w:tblGrid>
-      <w:tr>
-        <w:trPr>
-          <w:trHeight w:val="350"/>
-        </w:trPr>
-        <w:tc>
-          <w:tcPr>
-            <w:tcW w:w="14616" w:type="dxa"/>
-            <w:gridSpan w:val="3"/>
-          </w:tcPr>
-          <w:p>
-            <w:pPr>
-              <w:spacing w:before="100" w:beforeAutospacing="1" w:after="100" w:afterAutospacing="1"/>
-              <w:outlineLvl w:val="1"/>
-              <w:rPr>
-                <w:b/>
-                <w:bCs/>
-                <w:lang w:eastAsia="en-ZA"/>
-              </w:rPr>
-            </w:pPr>
-            <w:r>
-              <w:rPr>
-                <w:b/>
-                <w:bCs/>
-                <w:lang w:eastAsia="en-ZA"/>
-              </w:rPr>
-              <w:t>SPILL &amp; EMERGENCY PREPAREDNESS</w:t>
-            </w:r>
-          </w:p>
-        </w:tc>
-      </w:tr>
-      <w:tr>
-        <w:tc>
-          <w:tcPr>
-            <w:tcW w:w="4872" w:type="dxa"/>
-            <w:shd w:val="clear" w:color="auto" w:fill="595959"/>
-          </w:tcPr>
-          <w:p>
-            <w:pPr>
-              <w:spacing w:before="100" w:beforeAutospacing="1" w:after="100" w:afterAutospacing="1"/>
-              <w:rPr>
-                <w:lang w:eastAsia="en-ZA"/>
-              </w:rPr>
-            </w:pPr>
-            <w:r>
-              <w:rPr>
-                <w:lang w:eastAsia="en-ZA"/>
-              </w:rPr>
-              <w:t>Item</w:t>
-            </w:r>
-          </w:p>
-        </w:tc>
-        <w:tc>
-          <w:tcPr>
-            <w:tcW w:w="4872" w:type="dxa"/>
-            <w:shd w:val="clear" w:color="auto" w:fill="595959"/>
-          </w:tcPr>
-          <w:p>
-            <w:pPr>
-              <w:spacing w:before="100" w:beforeAutospacing="1" w:after="100" w:afterAutospacing="1"/>
-              <w:rPr>
-                <w:lang w:eastAsia="en-ZA"/>
-              </w:rPr>
-            </w:pPr>
-            <w:r>
-              <w:rPr>
-                <w:lang w:eastAsia="en-ZA"/>
-              </w:rPr>
-              <w:t>Yes/No</w:t>
-            </w:r>
-          </w:p>
-        </w:tc>
-        <w:tc>
-          <w:tcPr>
-            <w:tcW w:w="4872" w:type="dxa"/>
-            <w:shd w:val="clear" w:color="auto" w:fill="595959"/>
-          </w:tcPr>
-          <w:p>
-            <w:pPr>
-              <w:spacing w:before="100" w:beforeAutospacing="1" w:after="100" w:afterAutospacing="1"/>
-              <w:rPr>
-                <w:lang w:eastAsia="en-ZA"/>
-              </w:rPr>
-            </w:pPr>
-            <w:r>
-              <w:rPr>
-                <w:lang w:eastAsia="en-ZA"/>
-              </w:rPr>
-              <w:t>Remarks</w:t>
-            </w:r>
-          </w:p>
-        </w:tc>
-      </w:tr>
-      <w:tr>
-        <w:tc>
-          <w:tcPr>
-            <w:tcW w:w="4872" w:type="dxa"/>
-            <w:vAlign w:val="center"/>
-          </w:tcPr>
-          <w:p>
-            <w:pPr>
-              <w:spacing w:before="100" w:beforeAutospacing="1" w:after="100" w:afterAutospacing="1"/>
-              <w:rPr>
-                <w:lang w:eastAsia="en-ZA"/>
-              </w:rPr>
-            </w:pPr>
-            <w:r>
-              <w:rPr>
-                <w:lang w:eastAsia="en-ZA"/>
-              </w:rPr>
-              <w:t>Spill kit available</w:t>
-            </w:r>
-          </w:p>
-        </w:tc>
-        <w:tc>
-          <w:tcPr>
-            <w:tcW w:w="4872" w:type="dxa"/>
-          </w:tcPr>
-          <w:p>
-            <w:pPr>
-              <w:spacing w:before="100" w:beforeAutospacing="1" w:after="100" w:afterAutospacing="1"/>
-              <w:rPr>
-                <w:lang w:eastAsia="en-ZA"/>
-              </w:rPr>
-            </w:pPr>
-            <w:r>
-              <w:rPr>
-                <w:b/>
-                <w:bCs/>
-                <w:lang w:eastAsia="en-ZA"/>
-              </w:rPr>
-              <w:t>${</w:t>
-            </w:r>
-            <w:r>
-              <w:rPr>
-                <w:b/>
-                <w:bCs/>
-                <w:lang w:eastAsia="en-ZA"/>
-              </w:rPr>
-              <w:t>Q32</w:t>
-            </w:r>
-            <w:r>
-              <w:rPr>
-                <w:b/>
-                <w:bCs/>
-                <w:lang w:eastAsia="en-ZA"/>
-              </w:rPr>
-              <w:t>}</w:t>
-            </w:r>
-          </w:p>
-        </w:tc>
-        <w:tc>
-          <w:tcPr>
-            <w:tcW w:w="4872" w:type="dxa"/>
-          </w:tcPr>
-          <w:p>
-            <w:pPr>
-              <w:spacing w:before="100" w:beforeAutospacing="1" w:after="100" w:afterAutospacing="1"/>
-              <w:rPr>
-                <w:lang w:eastAsia="en-ZA"/>
-              </w:rPr>
-            </w:pPr>
-            <w:r>
-              <w:rPr>
-                <w:b/>
-                <w:bCs/>
-                <w:lang w:eastAsia="en-ZA"/>
-              </w:rPr>
-              <w:t>${</w:t>
-            </w:r>
-            <w:r>
-              <w:rPr>
-                <w:b/>
-                <w:bCs/>
-                <w:lang w:eastAsia="en-ZA"/>
-              </w:rPr>
-              <w:t>Rem32</w:t>
-            </w:r>
-            <w:r>
-              <w:rPr>
-                <w:b/>
-                <w:bCs/>
-                <w:lang w:eastAsia="en-ZA"/>
-              </w:rPr>
-              <w:t>}</w:t>
-            </w:r>
-          </w:p>
-        </w:tc>
-      </w:tr>
-      <w:tr>
-        <w:tc>
-          <w:tcPr>
-            <w:tcW w:w="4872" w:type="dxa"/>
-            <w:vAlign w:val="center"/>
-          </w:tcPr>
-          <w:p>
-            <w:pPr>
-              <w:spacing w:before="100" w:beforeAutospacing="1" w:after="100" w:afterAutospacing="1"/>
-              <w:rPr>
-                <w:lang w:eastAsia="en-ZA"/>
-              </w:rPr>
-            </w:pPr>
-            <w:r>
-              <w:rPr>
-                <w:lang w:eastAsia="en-ZA"/>
-              </w:rPr>
-              <w:t>First aid kit available</w:t>
-            </w:r>
-          </w:p>
-        </w:tc>
-        <w:tc>
-          <w:tcPr>
-            <w:tcW w:w="4872" w:type="dxa"/>
-          </w:tcPr>
-          <w:p>
-            <w:pPr>
-              <w:spacing w:before="100" w:beforeAutospacing="1" w:after="100" w:afterAutospacing="1"/>
-              <w:rPr>
-                <w:lang w:eastAsia="en-ZA"/>
-              </w:rPr>
-            </w:pPr>
-            <w:r>
-              <w:rPr>
-                <w:b/>
-                <w:bCs/>
-                <w:lang w:eastAsia="en-ZA"/>
-              </w:rPr>
-              <w:t>${</w:t>
-            </w:r>
-            <w:r>
-              <w:rPr>
-                <w:b/>
-                <w:bCs/>
-                <w:lang w:eastAsia="en-ZA"/>
-              </w:rPr>
-              <w:t>Q33</w:t>
-            </w:r>
-            <w:r>
-              <w:rPr>
-                <w:b/>
-                <w:bCs/>
-                <w:lang w:eastAsia="en-ZA"/>
-              </w:rPr>
-              <w:t>}</w:t>
-            </w:r>
-          </w:p>
-        </w:tc>
-        <w:tc>
-          <w:tcPr>
-            <w:tcW w:w="4872" w:type="dxa"/>
-          </w:tcPr>
-          <w:p>
-            <w:pPr>
-              <w:spacing w:before="100" w:beforeAutospacing="1" w:after="100" w:afterAutospacing="1"/>
-              <w:rPr>
-                <w:lang w:eastAsia="en-ZA"/>
-              </w:rPr>
-            </w:pPr>
-            <w:r>
-              <w:rPr>
-                <w:b/>
-                <w:bCs/>
-                <w:lang w:eastAsia="en-ZA"/>
-              </w:rPr>
-              <w:t>${</w:t>
-            </w:r>
-            <w:r>
-              <w:rPr>
-                <w:b/>
-                <w:bCs/>
-                <w:lang w:eastAsia="en-ZA"/>
-              </w:rPr>
-              <w:t>Rem33</w:t>
-            </w:r>
-            <w:r>
-              <w:rPr>
-                <w:b/>
-                <w:bCs/>
-                <w:lang w:eastAsia="en-ZA"/>
-              </w:rPr>
-              <w:t>}</w:t>
-            </w:r>
-          </w:p>
-        </w:tc>
-      </w:tr>
-      <w:tr>
-        <w:tc>
-          <w:tcPr>
-            <w:tcW w:w="4872" w:type="dxa"/>
-            <w:vAlign w:val="center"/>
-          </w:tcPr>
-          <w:p>
-            <w:pPr>
-              <w:spacing w:before="100" w:beforeAutospacing="1" w:after="100" w:afterAutospacing="1"/>
-              <w:rPr>
-                <w:lang w:eastAsia="en-ZA"/>
-              </w:rPr>
-            </w:pPr>
-            <w:r>
-              <w:rPr>
-                <w:lang w:eastAsia="en-ZA"/>
-              </w:rPr>
-              <w:t>Emergency procedures documented</w:t>
-            </w:r>
-          </w:p>
-        </w:tc>
-        <w:tc>
-          <w:tcPr>
-            <w:tcW w:w="4872" w:type="dxa"/>
-          </w:tcPr>
-          <w:p>
-            <w:pPr>
-              <w:spacing w:before="100" w:beforeAutospacing="1" w:after="100" w:afterAutospacing="1"/>
-              <w:rPr>
-                <w:lang w:eastAsia="en-ZA"/>
-              </w:rPr>
-            </w:pPr>
-            <w:r>
-              <w:rPr>
-                <w:b/>
-                <w:bCs/>
-                <w:lang w:eastAsia="en-ZA"/>
-              </w:rPr>
-              <w:t>${</w:t>
-            </w:r>
-            <w:r>
-              <w:rPr>
-                <w:b/>
-                <w:bCs/>
-                <w:lang w:eastAsia="en-ZA"/>
-              </w:rPr>
-              <w:t>Q34</w:t>
-            </w:r>
-            <w:r>
-              <w:rPr>
-                <w:b/>
-                <w:bCs/>
-                <w:lang w:eastAsia="en-ZA"/>
-              </w:rPr>
-              <w:t>}</w:t>
-            </w:r>
-          </w:p>
-        </w:tc>
-        <w:tc>
-          <w:tcPr>
-            <w:tcW w:w="4872" w:type="dxa"/>
-          </w:tcPr>
-          <w:p>
-            <w:pPr>
-              <w:spacing w:before="100" w:beforeAutospacing="1" w:after="100" w:afterAutospacing="1"/>
-              <w:rPr>
-                <w:lang w:eastAsia="en-ZA"/>
-              </w:rPr>
-            </w:pPr>
-            <w:r>
-              <w:rPr>
-                <w:b/>
-                <w:bCs/>
-                <w:lang w:eastAsia="en-ZA"/>
-              </w:rPr>
-              <w:t>${</w:t>
-            </w:r>
-            <w:r>
-              <w:rPr>
-                <w:b/>
-                <w:bCs/>
-                <w:lang w:eastAsia="en-ZA"/>
-              </w:rPr>
-              <w:t>Rem34</w:t>
-            </w:r>
-            <w:r>
-              <w:rPr>
-                <w:b/>
-                <w:bCs/>
-                <w:lang w:eastAsia="en-ZA"/>
-              </w:rPr>
-              <w:t>}</w:t>
-            </w:r>
-          </w:p>
-        </w:tc>
-      </w:tr>
-      <w:tr>
-        <w:tc>
-          <w:tcPr>
-            <w:tcW w:w="4872" w:type="dxa"/>
-            <w:vAlign w:val="center"/>
-          </w:tcPr>
-          <w:p>
-            <w:pPr>
-              <w:spacing w:before="100" w:beforeAutospacing="1" w:after="100" w:afterAutospacing="1"/>
-              <w:rPr>
-                <w:lang w:eastAsia="en-ZA"/>
-              </w:rPr>
-            </w:pPr>
-            <w:r>
-              <w:rPr>
-                <w:lang w:eastAsia="en-ZA"/>
-              </w:rPr>
-              <w:t>Staff trained on spill response</w:t>
-            </w:r>
-          </w:p>
-        </w:tc>
-        <w:tc>
-          <w:tcPr>
-            <w:tcW w:w="4872" w:type="dxa"/>
-          </w:tcPr>
-          <w:p>
-            <w:pPr>
-              <w:spacing w:before="100" w:beforeAutospacing="1" w:after="100" w:afterAutospacing="1"/>
-              <w:rPr>
-                <w:lang w:eastAsia="en-ZA"/>
-              </w:rPr>
-            </w:pPr>
-            <w:r>
-              <w:rPr>
-                <w:b/>
-                <w:bCs/>
-                <w:lang w:eastAsia="en-ZA"/>
-              </w:rPr>
-              <w:t>${</w:t>
-            </w:r>
-            <w:r>
-              <w:rPr>
-                <w:b/>
-                <w:bCs/>
-                <w:lang w:eastAsia="en-ZA"/>
-              </w:rPr>
-              <w:t>Q35</w:t>
-            </w:r>
-            <w:r>
-              <w:rPr>
-                <w:b/>
-                <w:bCs/>
-                <w:lang w:eastAsia="en-ZA"/>
-              </w:rPr>
-              <w:t>}</w:t>
-            </w:r>
-          </w:p>
-        </w:tc>
-        <w:tc>
-          <w:tcPr>
-            <w:tcW w:w="4872" w:type="dxa"/>
-          </w:tcPr>
-          <w:p>
-            <w:pPr>
-              <w:spacing w:before="100" w:beforeAutospacing="1" w:after="100" w:afterAutospacing="1"/>
-              <w:rPr>
-                <w:lang w:eastAsia="en-ZA"/>
-              </w:rPr>
-            </w:pPr>
-            <w:r>
-              <w:rPr>
-                <w:b/>
-                <w:bCs/>
-                <w:lang w:eastAsia="en-ZA"/>
-              </w:rPr>
-              <w:t>${</w:t>
-            </w:r>
-            <w:r>
-              <w:rPr>
-                <w:b/>
-                <w:bCs/>
-                <w:lang w:eastAsia="en-ZA"/>
-              </w:rPr>
-              <w:t>Rem35</w:t>
-            </w:r>
-            <w:r>
-              <w:rPr>
-                <w:b/>
-                <w:bCs/>
-                <w:lang w:eastAsia="en-ZA"/>
-              </w:rPr>
-              <w:t>}</w:t>
-            </w:r>
-          </w:p>
-        </w:tc>
-      </w:tr>
-      <w:tr>
-        <w:tc>
-          <w:tcPr>
-            <w:tcW w:w="4872" w:type="dxa"/>
-            <w:vAlign w:val="center"/>
-          </w:tcPr>
-          <w:p>
-            <w:pPr>
-              <w:spacing w:before="100" w:beforeAutospacing="1" w:after="100" w:afterAutospacing="1"/>
-              <w:rPr>
-                <w:lang w:eastAsia="en-ZA"/>
-              </w:rPr>
-            </w:pPr>
-          </w:p>
-        </w:tc>
-        <w:tc>
-          <w:tcPr>
-            <w:tcW w:w="4872" w:type="dxa"/>
-          </w:tcPr>
-          <w:p>
-            <w:pPr>
-              <w:spacing w:before="100" w:beforeAutospacing="1" w:after="100" w:afterAutospacing="1"/>
-              <w:rPr>
-                <w:lang w:eastAsia="en-ZA"/>
-              </w:rPr>
-            </w:pPr>
-          </w:p>
-        </w:tc>
-        <w:tc>
-          <w:tcPr>
-            <w:tcW w:w="4872" w:type="dxa"/>
-          </w:tcPr>
-          <w:p>
-            <w:pPr>
-              <w:spacing w:before="100" w:beforeAutospacing="1" w:after="100" w:afterAutospacing="1"/>
-              <w:rPr>
-                <w:lang w:eastAsia="en-ZA"/>
-              </w:rPr>
-            </w:pPr>
-          </w:p>
-        </w:tc>
-      </w:tr>
-      <w:tr>
-        <w:tc>
-          <w:tcPr>
-            <w:tcW w:w="4872" w:type="dxa"/>
-            <w:shd w:val="clear" w:color="auto" w:fill="595959"/>
-            <w:vAlign w:val="center"/>
-          </w:tcPr>
-          <w:p>
-            <w:pPr>
-              <w:spacing w:before="100" w:beforeAutospacing="1" w:after="100" w:afterAutospacing="1"/>
-              <w:rPr>
-                <w:lang w:eastAsia="en-ZA"/>
-              </w:rPr>
-            </w:pPr>
-          </w:p>
-        </w:tc>
-        <w:tc>
-          <w:tcPr>
-            <w:tcW w:w="4872" w:type="dxa"/>
-            <w:shd w:val="clear" w:color="auto" w:fill="595959"/>
-          </w:tcPr>
-          <w:p>
-            <w:pPr>
-              <w:spacing w:before="100" w:beforeAutospacing="1" w:after="100" w:afterAutospacing="1"/>
-              <w:rPr>
-                <w:lang w:eastAsia="en-ZA"/>
-              </w:rPr>
-            </w:pPr>
-          </w:p>
-        </w:tc>
-        <w:tc>
-          <w:tcPr>
-            <w:tcW w:w="4872" w:type="dxa"/>
-            <w:shd w:val="clear" w:color="auto" w:fill="595959"/>
-          </w:tcPr>
-          <w:p>
-            <w:pPr>
-              <w:spacing w:before="100" w:beforeAutospacing="1" w:after="100" w:afterAutospacing="1"/>
-              <w:rPr>
-                <w:lang w:eastAsia="en-ZA"/>
-              </w:rPr>
-            </w:pPr>
-          </w:p>
-        </w:tc>
-      </w:tr>
-    </w:tbl>
-    <w:p>
-      <w:pPr>
-        <w:spacing w:before="100" w:beforeAutospacing="1" w:after="100" w:afterAutospacing="1"/>
-        <w:rPr>
-          <w:lang w:eastAsia="en-ZA"/>
-        </w:rPr>
-      </w:pPr>
-    </w:p>
-    <w:tbl>
-      <w:tblPr>
-        <w:tblStyle w:val="TableGrid"/>
-        <w:tblW w:w="0" w:type="auto"/>
-        <w:tblLook w:val="04A0" w:firstRow="1" w:lastRow="0" w:firstColumn="1" w:lastColumn="0" w:noHBand="0" w:noVBand="1"/>
-      </w:tblPr>
-      <w:tblGrid>
-        <w:gridCol w:w="4800"/>
-        <w:gridCol w:w="4792"/>
-        <w:gridCol w:w="4798"/>
-      </w:tblGrid>
-      <w:tr>
-        <w:trPr>
-          <w:trHeight w:val="350"/>
-        </w:trPr>
-        <w:tc>
-          <w:tcPr>
-            <w:tcW w:w="14616" w:type="dxa"/>
-            <w:gridSpan w:val="3"/>
-          </w:tcPr>
-          <w:p>
-            <w:pPr>
-              <w:spacing w:before="100" w:beforeAutospacing="1" w:after="100" w:afterAutospacing="1"/>
-              <w:outlineLvl w:val="1"/>
-              <w:rPr>
-                <w:b/>
-                <w:bCs/>
-                <w:lang w:eastAsia="en-ZA"/>
-              </w:rPr>
-            </w:pPr>
-            <w:r>
-              <w:rPr>
-                <w:b/>
-                <w:bCs/>
-                <w:lang w:eastAsia="en-ZA"/>
-              </w:rPr>
-              <w:t>WASTE &amp; DISPOSAL</w:t>
-            </w:r>
-          </w:p>
-        </w:tc>
-      </w:tr>
-      <w:tr>
-        <w:tc>
-          <w:tcPr>
-            <w:tcW w:w="4872" w:type="dxa"/>
-            <w:shd w:val="clear" w:color="auto" w:fill="595959"/>
-          </w:tcPr>
-          <w:p>
-            <w:pPr>
-              <w:spacing w:before="100" w:beforeAutospacing="1" w:after="100" w:afterAutospacing="1"/>
-              <w:rPr>
-                <w:lang w:eastAsia="en-ZA"/>
-              </w:rPr>
-            </w:pPr>
-            <w:r>
-              <w:rPr>
-                <w:lang w:eastAsia="en-ZA"/>
-              </w:rPr>
-              <w:t>Item</w:t>
-            </w:r>
-          </w:p>
-        </w:tc>
-        <w:tc>
-          <w:tcPr>
-            <w:tcW w:w="4872" w:type="dxa"/>
-            <w:shd w:val="clear" w:color="auto" w:fill="595959"/>
-          </w:tcPr>
-          <w:p>
-            <w:pPr>
-              <w:spacing w:before="100" w:beforeAutospacing="1" w:after="100" w:afterAutospacing="1"/>
-              <w:rPr>
-                <w:lang w:eastAsia="en-ZA"/>
-              </w:rPr>
-            </w:pPr>
-            <w:r>
-              <w:rPr>
-                <w:lang w:eastAsia="en-ZA"/>
-              </w:rPr>
-              <w:t>Yes/No</w:t>
-            </w:r>
-          </w:p>
-        </w:tc>
-        <w:tc>
-          <w:tcPr>
-            <w:tcW w:w="4872" w:type="dxa"/>
-            <w:shd w:val="clear" w:color="auto" w:fill="595959"/>
-          </w:tcPr>
-          <w:p>
-            <w:pPr>
-              <w:spacing w:before="100" w:beforeAutospacing="1" w:after="100" w:afterAutospacing="1"/>
-              <w:rPr>
-                <w:lang w:eastAsia="en-ZA"/>
-              </w:rPr>
-            </w:pPr>
-            <w:r>
-              <w:rPr>
-                <w:lang w:eastAsia="en-ZA"/>
-              </w:rPr>
-              <w:t>Remarks</w:t>
-            </w:r>
-          </w:p>
-        </w:tc>
-      </w:tr>
-      <w:tr>
-        <w:tc>
-          <w:tcPr>
-            <w:tcW w:w="4872" w:type="dxa"/>
-            <w:vAlign w:val="center"/>
-          </w:tcPr>
-          <w:p>
-            <w:pPr>
-              <w:spacing w:before="100" w:beforeAutospacing="1" w:after="100" w:afterAutospacing="1"/>
-              <w:rPr>
-                <w:lang w:eastAsia="en-ZA"/>
-              </w:rPr>
-            </w:pPr>
-            <w:r>
-              <w:rPr>
-                <w:lang w:eastAsia="en-ZA"/>
-              </w:rPr>
-              <w:lastRenderedPageBreak/>
-              <w:t>Empty containers disposed safely</w:t>
-            </w:r>
-          </w:p>
-        </w:tc>
-        <w:tc>
-          <w:tcPr>
-            <w:tcW w:w="4872" w:type="dxa"/>
-          </w:tcPr>
-          <w:p>
-            <w:pPr>
-              <w:spacing w:before="100" w:beforeAutospacing="1" w:after="100" w:afterAutospacing="1"/>
-              <w:rPr>
-                <w:lang w:eastAsia="en-ZA"/>
-              </w:rPr>
-            </w:pPr>
-            <w:r>
-              <w:rPr>
-                <w:b/>
-                <w:bCs/>
-                <w:lang w:eastAsia="en-ZA"/>
-              </w:rPr>
-              <w:t>${</w:t>
-            </w:r>
-            <w:r>
-              <w:rPr>
-                <w:b/>
-                <w:bCs/>
-                <w:lang w:eastAsia="en-ZA"/>
-              </w:rPr>
-              <w:t>Q36</w:t>
-            </w:r>
-            <w:r>
-              <w:rPr>
-                <w:b/>
-                <w:bCs/>
-                <w:lang w:eastAsia="en-ZA"/>
-              </w:rPr>
-              <w:t>}</w:t>
-            </w:r>
-          </w:p>
-        </w:tc>
-        <w:tc>
-          <w:tcPr>
-            <w:tcW w:w="4872" w:type="dxa"/>
-          </w:tcPr>
-          <w:p>
-            <w:pPr>
-              <w:spacing w:before="100" w:beforeAutospacing="1" w:after="100" w:afterAutospacing="1"/>
-              <w:rPr>
-                <w:lang w:eastAsia="en-ZA"/>
-              </w:rPr>
-            </w:pPr>
-            <w:r>
-              <w:rPr>
-                <w:b/>
-                <w:bCs/>
-                <w:lang w:eastAsia="en-ZA"/>
-              </w:rPr>
-              <w:t>${</w:t>
-            </w:r>
-            <w:r>
-              <w:rPr>
-                <w:b/>
-                <w:bCs/>
-                <w:lang w:eastAsia="en-ZA"/>
-              </w:rPr>
-              <w:t>Rem36</w:t>
-            </w:r>
-            <w:r>
-              <w:rPr>
-                <w:b/>
-                <w:bCs/>
-                <w:lang w:eastAsia="en-ZA"/>
-              </w:rPr>
-              <w:t>}</w:t>
-            </w:r>
-          </w:p>
-        </w:tc>
-      </w:tr>
-      <w:tr>
-        <w:tc>
-          <w:tcPr>
-            <w:tcW w:w="4872" w:type="dxa"/>
-            <w:vAlign w:val="center"/>
-          </w:tcPr>
-          <w:p>
-            <w:pPr>
-              <w:spacing w:before="100" w:beforeAutospacing="1" w:after="100" w:afterAutospacing="1"/>
-              <w:rPr>
-                <w:lang w:eastAsia="en-ZA"/>
-              </w:rPr>
-            </w:pPr>
-            <w:r>
-              <w:rPr>
-                <w:lang w:eastAsia="en-ZA"/>
-              </w:rPr>
-              <w:t>Chemical waste not mixed with general waste</w:t>
-            </w:r>
-          </w:p>
-        </w:tc>
-        <w:tc>
-          <w:tcPr>
-            <w:tcW w:w="4872" w:type="dxa"/>
-          </w:tcPr>
-          <w:p>
-            <w:pPr>
-              <w:spacing w:before="100" w:beforeAutospacing="1" w:after="100" w:afterAutospacing="1"/>
-              <w:rPr>
-                <w:lang w:eastAsia="en-ZA"/>
-              </w:rPr>
-            </w:pPr>
-            <w:r>
-              <w:rPr>
-                <w:b/>
-                <w:bCs/>
-                <w:lang w:eastAsia="en-ZA"/>
-              </w:rPr>
-              <w:t>${</w:t>
-            </w:r>
-            <w:r>
-              <w:rPr>
-                <w:b/>
-                <w:bCs/>
-                <w:lang w:eastAsia="en-ZA"/>
-              </w:rPr>
-              <w:t>Q37</w:t>
-            </w:r>
-            <w:r>
-              <w:rPr>
-                <w:b/>
-                <w:bCs/>
-                <w:lang w:eastAsia="en-ZA"/>
-              </w:rPr>
-              <w:t>}</w:t>
-            </w:r>
-          </w:p>
-        </w:tc>
-        <w:tc>
-          <w:tcPr>
-            <w:tcW w:w="4872" w:type="dxa"/>
-          </w:tcPr>
-          <w:p>
-            <w:pPr>
-              <w:spacing w:before="100" w:beforeAutospacing="1" w:after="100" w:afterAutospacing="1"/>
-              <w:rPr>
-                <w:lang w:eastAsia="en-ZA"/>
-              </w:rPr>
-            </w:pPr>
-            <w:r>
-              <w:rPr>
-                <w:b/>
-                <w:bCs/>
-                <w:lang w:eastAsia="en-ZA"/>
-              </w:rPr>
-              <w:t>${</w:t>
-            </w:r>
-            <w:r>
-              <w:rPr>
-                <w:b/>
-                <w:bCs/>
-                <w:lang w:eastAsia="en-ZA"/>
-              </w:rPr>
-              <w:t>Rem37</w:t>
-            </w:r>
-            <w:r>
-              <w:rPr>
-                <w:b/>
-                <w:bCs/>
-                <w:lang w:eastAsia="en-ZA"/>
-              </w:rPr>
-              <w:t>}</w:t>
-            </w:r>
-          </w:p>
-        </w:tc>
-      </w:tr>
-      <w:tr>
-        <w:tc>
-          <w:tcPr>
-            <w:tcW w:w="4872" w:type="dxa"/>
-            <w:vAlign w:val="center"/>
-          </w:tcPr>
-          <w:p>
-            <w:pPr>
-              <w:spacing w:before="100" w:beforeAutospacing="1" w:after="100" w:afterAutospacing="1"/>
-              <w:rPr>
-                <w:lang w:eastAsia="en-ZA"/>
-              </w:rPr>
-            </w:pPr>
-            <w:r>
-              <w:rPr>
-                <w:lang w:eastAsia="en-ZA"/>
-              </w:rPr>
-              <w:t>No chemicals disposed into stormwater drains</w:t>
-            </w:r>
-          </w:p>
-        </w:tc>
-        <w:tc>
-          <w:tcPr>
-            <w:tcW w:w="4872" w:type="dxa"/>
-          </w:tcPr>
-          <w:p>
-            <w:pPr>
-              <w:spacing w:before="100" w:beforeAutospacing="1" w:after="100" w:afterAutospacing="1"/>
-              <w:rPr>
-                <w:lang w:eastAsia="en-ZA"/>
-              </w:rPr>
-            </w:pPr>
-            <w:r>
-              <w:rPr>
-                <w:b/>
-                <w:bCs/>
-                <w:lang w:eastAsia="en-ZA"/>
-              </w:rPr>
-              <w:t>${</w:t>
-            </w:r>
-            <w:r>
-              <w:rPr>
-                <w:b/>
-                <w:bCs/>
-                <w:lang w:eastAsia="en-ZA"/>
-              </w:rPr>
-              <w:t>Q38</w:t>
-            </w:r>
-            <w:r>
-              <w:rPr>
-                <w:b/>
-                <w:bCs/>
-                <w:lang w:eastAsia="en-ZA"/>
-              </w:rPr>
-              <w:t>}</w:t>
-            </w:r>
-          </w:p>
-        </w:tc>
-        <w:tc>
-          <w:tcPr>
-            <w:tcW w:w="4872" w:type="dxa"/>
-          </w:tcPr>
-          <w:p>
-            <w:pPr>
-              <w:spacing w:before="100" w:beforeAutospacing="1" w:after="100" w:afterAutospacing="1"/>
-              <w:rPr>
-                <w:lang w:eastAsia="en-ZA"/>
-              </w:rPr>
-            </w:pPr>
-            <w:r>
-              <w:rPr>
-                <w:b/>
-                <w:bCs/>
-                <w:lang w:eastAsia="en-ZA"/>
-              </w:rPr>
-              <w:t>${</w:t>
-            </w:r>
-            <w:r>
-              <w:rPr>
-                <w:b/>
-                <w:bCs/>
-                <w:lang w:eastAsia="en-ZA"/>
-              </w:rPr>
-              <w:t>Rem38</w:t>
-            </w:r>
-            <w:r>
-              <w:rPr>
-                <w:b/>
-                <w:bCs/>
-                <w:lang w:eastAsia="en-ZA"/>
-              </w:rPr>
-              <w:t>}</w:t>
-            </w:r>
-          </w:p>
-        </w:tc>
-      </w:tr>
-      <w:tr>
-        <w:tc>
-          <w:tcPr>
-            <w:tcW w:w="4872" w:type="dxa"/>
-            <w:vAlign w:val="center"/>
-          </w:tcPr>
-          <w:p>
-            <w:pPr>
-              <w:spacing w:before="100" w:beforeAutospacing="1" w:after="100" w:afterAutospacing="1"/>
-              <w:rPr>
-                <w:lang w:eastAsia="en-ZA"/>
-              </w:rPr>
-            </w:pPr>
-            <w:r>
-              <w:rPr>
-                <w:lang w:eastAsia="en-ZA"/>
-              </w:rPr>
-              <w:t>Waste area clean &amp; controlled</w:t>
-            </w:r>
-          </w:p>
-        </w:tc>
-        <w:tc>
-          <w:tcPr>
-            <w:tcW w:w="4872" w:type="dxa"/>
-          </w:tcPr>
-          <w:p>
-            <w:pPr>
-              <w:spacing w:before="100" w:beforeAutospacing="1" w:after="100" w:afterAutospacing="1"/>
-              <w:rPr>
-                <w:lang w:eastAsia="en-ZA"/>
-              </w:rPr>
-            </w:pPr>
-            <w:r>
-              <w:rPr>
-                <w:b/>
-                <w:bCs/>
-                <w:lang w:eastAsia="en-ZA"/>
-              </w:rPr>
-              <w:t>${</w:t>
-            </w:r>
-            <w:r>
-              <w:rPr>
-                <w:b/>
-                <w:bCs/>
-                <w:lang w:eastAsia="en-ZA"/>
-              </w:rPr>
-              <w:t>Q39</w:t>
-            </w:r>
-            <w:r>
-              <w:rPr>
-                <w:b/>
-                <w:bCs/>
-                <w:lang w:eastAsia="en-ZA"/>
-              </w:rPr>
-              <w:t>}</w:t>
-            </w:r>
-          </w:p>
-        </w:tc>
-        <w:tc>
-          <w:tcPr>
-            <w:tcW w:w="4872" w:type="dxa"/>
-          </w:tcPr>
-          <w:p>
-            <w:pPr>
-              <w:spacing w:before="100" w:beforeAutospacing="1" w:after="100" w:afterAutospacing="1"/>
-              <w:rPr>
-                <w:lang w:eastAsia="en-ZA"/>
-              </w:rPr>
-            </w:pPr>
-            <w:r>
-              <w:rPr>
-                <w:b/>
-                <w:bCs/>
-                <w:lang w:eastAsia="en-ZA"/>
-              </w:rPr>
-              <w:t>${</w:t>
-            </w:r>
-            <w:r>
-              <w:rPr>
-                <w:b/>
-                <w:bCs/>
-                <w:lang w:eastAsia="en-ZA"/>
-              </w:rPr>
-              <w:t>Rem39</w:t>
-            </w:r>
-            <w:r>
-              <w:rPr>
-                <w:b/>
-                <w:bCs/>
-                <w:lang w:eastAsia="en-ZA"/>
-              </w:rPr>
-              <w:t>}</w:t>
-            </w:r>
-          </w:p>
-        </w:tc>
-      </w:tr>
-      <w:tr>
-        <w:tc>
-          <w:tcPr>
-            <w:tcW w:w="4872" w:type="dxa"/>
-            <w:vAlign w:val="center"/>
-          </w:tcPr>
-          <w:p>
-            <w:pPr>
-              <w:spacing w:before="100" w:beforeAutospacing="1" w:after="100" w:afterAutospacing="1"/>
-              <w:rPr>
-                <w:lang w:eastAsia="en-ZA"/>
-              </w:rPr>
-            </w:pPr>
-          </w:p>
-        </w:tc>
-        <w:tc>
-          <w:tcPr>
-            <w:tcW w:w="4872" w:type="dxa"/>
-          </w:tcPr>
-          <w:p>
-            <w:pPr>
-              <w:spacing w:before="100" w:beforeAutospacing="1" w:after="100" w:afterAutospacing="1"/>
-              <w:rPr>
-                <w:lang w:eastAsia="en-ZA"/>
-              </w:rPr>
-            </w:pPr>
-          </w:p>
-        </w:tc>
-        <w:tc>
-          <w:tcPr>
-            <w:tcW w:w="4872" w:type="dxa"/>
-          </w:tcPr>
-          <w:p>
-            <w:pPr>
-              <w:spacing w:before="100" w:beforeAutospacing="1" w:after="100" w:afterAutospacing="1"/>
-              <w:rPr>
-                <w:lang w:eastAsia="en-ZA"/>
-              </w:rPr>
-            </w:pPr>
-          </w:p>
-        </w:tc>
-      </w:tr>
-      <w:tr>
-        <w:tc>
-          <w:tcPr>
-            <w:tcW w:w="4872" w:type="dxa"/>
-            <w:shd w:val="clear" w:color="auto" w:fill="595959"/>
-            <w:vAlign w:val="center"/>
-          </w:tcPr>
-          <w:p>
-            <w:pPr>
-              <w:spacing w:before="100" w:beforeAutospacing="1" w:after="100" w:afterAutospacing="1"/>
-              <w:rPr>
-                <w:lang w:eastAsia="en-ZA"/>
-              </w:rPr>
-            </w:pPr>
-          </w:p>
-        </w:tc>
-        <w:tc>
-          <w:tcPr>
-            <w:tcW w:w="4872" w:type="dxa"/>
-            <w:shd w:val="clear" w:color="auto" w:fill="595959"/>
-          </w:tcPr>
-          <w:p>
-            <w:pPr>
-              <w:spacing w:before="100" w:beforeAutospacing="1" w:after="100" w:afterAutospacing="1"/>
-              <w:rPr>
-                <w:lang w:eastAsia="en-ZA"/>
-              </w:rPr>
-            </w:pPr>
-          </w:p>
-        </w:tc>
-        <w:tc>
-          <w:tcPr>
-            <w:tcW w:w="4872" w:type="dxa"/>
-            <w:shd w:val="clear" w:color="auto" w:fill="595959"/>
           </w:tcPr>
           <w:p>
             <w:pPr>
@@ -6509,7 +4815,7 @@
                 <w:bCs/>
                 <w:lang w:eastAsia="en-ZA"/>
               </w:rPr>
-              <w:t>HOUSEKEEPING &amp; MAINTENANCE</w:t>
+              <w:t>SIGNAGE &amp; INFORMATION</w:t>
             </w:r>
           </w:p>
         </w:tc>
@@ -6593,81 +4899,89 @@
               <w:rPr>
                 <w:lang w:eastAsia="en-ZA"/>
               </w:rPr>
-              <w:t>Storage area clean &amp; orderly</w:t>
-            </w:r>
-          </w:p>
-        </w:tc>
-        <w:tc>
-          <w:tcPr>
-            <w:tcW w:w="4872" w:type="dxa"/>
-          </w:tcPr>
-          <w:p>
-            <w:pPr>
-              <w:spacing w:before="100" w:beforeAutospacing="1" w:after="100" w:afterAutospacing="1"/>
-              <w:rPr>
-                <w:lang w:eastAsia="en-ZA"/>
-              </w:rPr>
-            </w:pPr>
-            <w:r>
-              <w:rPr>
-                <w:b/>
-                <w:bCs/>
-                <w:lang w:eastAsia="en-ZA"/>
-              </w:rPr>
-              <w:t>${</w:t>
-            </w:r>
-            <w:r>
-              <w:rPr>
-                <w:b/>
-                <w:bCs/>
-                <w:lang w:eastAsia="en-ZA"/>
-              </w:rPr>
-              <w:t>Q40</w:t>
-            </w:r>
-            <w:r>
-              <w:rPr>
-                <w:b/>
-                <w:bCs/>
-                <w:lang w:eastAsia="en-ZA"/>
-              </w:rPr>
-              <w:t>}</w:t>
-            </w:r>
-          </w:p>
-        </w:tc>
-        <w:tc>
-          <w:tcPr>
-            <w:tcW w:w="4872" w:type="dxa"/>
-          </w:tcPr>
-          <w:p>
-            <w:pPr>
-              <w:spacing w:before="100" w:beforeAutospacing="1" w:after="100" w:afterAutospacing="1"/>
-              <w:rPr>
-                <w:lang w:eastAsia="en-ZA"/>
-              </w:rPr>
-            </w:pPr>
-            <w:r>
-              <w:rPr>
-                <w:b/>
-                <w:bCs/>
-                <w:lang w:eastAsia="en-ZA"/>
-              </w:rPr>
-              <w:t>${</w:t>
-            </w:r>
-            <w:r>
-              <w:rPr>
-                <w:b/>
-                <w:bCs/>
-                <w:lang w:eastAsia="en-ZA"/>
-              </w:rPr>
-              <w:t>Rem40</w:t>
-            </w:r>
-            <w:r>
-              <w:rPr>
-                <w:b/>
-                <w:bCs/>
-                <w:lang w:eastAsia="en-ZA"/>
-              </w:rPr>
-              <w:t>}</w:t>
+              <w:t>Chemical safety signage displayed</w:t>
+            </w:r>
+          </w:p>
+        </w:tc>
+        <w:tc>
+          <w:tcPr>
+            <w:tcW w:w="4872" w:type="dxa"/>
+          </w:tcPr>
+          <w:p>
+            <w:pPr>
+              <w:spacing w:before="100" w:beforeAutospacing="1" w:after="100" w:afterAutospacing="1"/>
+              <w:rPr>
+                <w:lang w:eastAsia="en-ZA"/>
+              </w:rPr>
+            </w:pPr>
+            <w:r>
+              <w:rPr>
+                <w:b/>
+                <w:bCs/>
+                <w:lang w:eastAsia="en-ZA"/>
+              </w:rPr>
+              <w:t>${{</w:t>
+            </w:r>
+            <w:r>
+              <w:rPr>
+                <w:b/>
+                <w:bCs/>
+                <w:lang w:eastAsia="en-ZA"/>
+              </w:rPr>
+              <w:t>Q2</w:t>
+            </w:r>
+            <w:r>
+              <w:rPr>
+                <w:b/>
+                <w:bCs/>
+                <w:lang w:eastAsia="en-ZA"/>
+              </w:rPr>
+              <w:t>8</w:t>
+            </w:r>
+            <w:r>
+              <w:rPr>
+                <w:b/>
+                <w:bCs/>
+                <w:lang w:eastAsia="en-ZA"/>
+              </w:rPr>
+              <w:t>}}</w:t>
+            </w:r>
+          </w:p>
+        </w:tc>
+        <w:tc>
+          <w:tcPr>
+            <w:tcW w:w="4872" w:type="dxa"/>
+          </w:tcPr>
+          <w:p>
+            <w:pPr>
+              <w:spacing w:before="100" w:beforeAutospacing="1" w:after="100" w:afterAutospacing="1"/>
+              <w:rPr>
+                <w:lang w:eastAsia="en-ZA"/>
+              </w:rPr>
+            </w:pPr>
+            <w:r>
+              <w:rPr>
+                <w:b/>
+                <w:bCs/>
+                <w:lang w:eastAsia="en-ZA"/>
+              </w:rPr>
+              <w:t>${{</w:t>
+            </w:r>
+            <w:r>
+              <w:rPr>
+                <w:b/>
+                <w:bCs/>
+                <w:lang w:eastAsia="en-ZA"/>
+              </w:rPr>
+              <w:t>Rem28</w:t>
+            </w:r>
+            <w:r>
+              <w:rPr>
+                <w:b/>
+                <w:bCs/>
+                <w:lang w:eastAsia="en-ZA"/>
+              </w:rPr>
+              <w:t>}}</w:t>
             </w:r>
           </w:p>
         </w:tc>
@@ -6689,81 +5003,89 @@
               <w:rPr>
                 <w:lang w:eastAsia="en-ZA"/>
               </w:rPr>
-              <w:t>No leaks or damaged containers</w:t>
-            </w:r>
-          </w:p>
-        </w:tc>
-        <w:tc>
-          <w:tcPr>
-            <w:tcW w:w="4872" w:type="dxa"/>
-          </w:tcPr>
-          <w:p>
-            <w:pPr>
-              <w:spacing w:before="100" w:beforeAutospacing="1" w:after="100" w:afterAutospacing="1"/>
-              <w:rPr>
-                <w:lang w:eastAsia="en-ZA"/>
-              </w:rPr>
-            </w:pPr>
-            <w:r>
-              <w:rPr>
-                <w:b/>
-                <w:bCs/>
-                <w:lang w:eastAsia="en-ZA"/>
-              </w:rPr>
-              <w:t>${</w:t>
-            </w:r>
-            <w:r>
-              <w:rPr>
-                <w:b/>
-                <w:bCs/>
-                <w:lang w:eastAsia="en-ZA"/>
-              </w:rPr>
-              <w:t>Q41</w:t>
-            </w:r>
-            <w:r>
-              <w:rPr>
-                <w:b/>
-                <w:bCs/>
-                <w:lang w:eastAsia="en-ZA"/>
-              </w:rPr>
-              <w:t>}</w:t>
-            </w:r>
-          </w:p>
-        </w:tc>
-        <w:tc>
-          <w:tcPr>
-            <w:tcW w:w="4872" w:type="dxa"/>
-          </w:tcPr>
-          <w:p>
-            <w:pPr>
-              <w:spacing w:before="100" w:beforeAutospacing="1" w:after="100" w:afterAutospacing="1"/>
-              <w:rPr>
-                <w:lang w:eastAsia="en-ZA"/>
-              </w:rPr>
-            </w:pPr>
-            <w:r>
-              <w:rPr>
-                <w:b/>
-                <w:bCs/>
-                <w:lang w:eastAsia="en-ZA"/>
-              </w:rPr>
-              <w:t>${</w:t>
-            </w:r>
-            <w:r>
-              <w:rPr>
-                <w:b/>
-                <w:bCs/>
-                <w:lang w:eastAsia="en-ZA"/>
-              </w:rPr>
-              <w:t>Rem41</w:t>
-            </w:r>
-            <w:r>
-              <w:rPr>
-                <w:b/>
-                <w:bCs/>
-                <w:lang w:eastAsia="en-ZA"/>
-              </w:rPr>
-              <w:t>}</w:t>
+              <w:t>MSDS emergency instructions displayed</w:t>
+            </w:r>
+          </w:p>
+        </w:tc>
+        <w:tc>
+          <w:tcPr>
+            <w:tcW w:w="4872" w:type="dxa"/>
+          </w:tcPr>
+          <w:p>
+            <w:pPr>
+              <w:spacing w:before="100" w:beforeAutospacing="1" w:after="100" w:afterAutospacing="1"/>
+              <w:rPr>
+                <w:lang w:eastAsia="en-ZA"/>
+              </w:rPr>
+            </w:pPr>
+            <w:r>
+              <w:rPr>
+                <w:b/>
+                <w:bCs/>
+                <w:lang w:eastAsia="en-ZA"/>
+              </w:rPr>
+              <w:t>${{</w:t>
+            </w:r>
+            <w:r>
+              <w:rPr>
+                <w:b/>
+                <w:bCs/>
+                <w:lang w:eastAsia="en-ZA"/>
+              </w:rPr>
+              <w:t>Q2</w:t>
+            </w:r>
+            <w:r>
+              <w:rPr>
+                <w:b/>
+                <w:bCs/>
+                <w:lang w:eastAsia="en-ZA"/>
+              </w:rPr>
+              <w:t>9</w:t>
+            </w:r>
+            <w:r>
+              <w:rPr>
+                <w:b/>
+                <w:bCs/>
+                <w:lang w:eastAsia="en-ZA"/>
+              </w:rPr>
+              <w:t>}}</w:t>
+            </w:r>
+          </w:p>
+        </w:tc>
+        <w:tc>
+          <w:tcPr>
+            <w:tcW w:w="4872" w:type="dxa"/>
+          </w:tcPr>
+          <w:p>
+            <w:pPr>
+              <w:spacing w:before="100" w:beforeAutospacing="1" w:after="100" w:afterAutospacing="1"/>
+              <w:rPr>
+                <w:lang w:eastAsia="en-ZA"/>
+              </w:rPr>
+            </w:pPr>
+            <w:r>
+              <w:rPr>
+                <w:b/>
+                <w:bCs/>
+                <w:lang w:eastAsia="en-ZA"/>
+              </w:rPr>
+              <w:t>${{</w:t>
+            </w:r>
+            <w:r>
+              <w:rPr>
+                <w:b/>
+                <w:bCs/>
+                <w:lang w:eastAsia="en-ZA"/>
+              </w:rPr>
+              <w:t>Rem29</w:t>
+            </w:r>
+            <w:r>
+              <w:rPr>
+                <w:b/>
+                <w:bCs/>
+                <w:lang w:eastAsia="en-ZA"/>
+              </w:rPr>
+              <w:t>}}</w:t>
             </w:r>
           </w:p>
         </w:tc>
@@ -6785,81 +5107,89 @@
               <w:rPr>
                 <w:lang w:eastAsia="en-ZA"/>
               </w:rPr>
-              <w:t>No strong chemical odours</w:t>
-            </w:r>
-          </w:p>
-        </w:tc>
-        <w:tc>
-          <w:tcPr>
-            <w:tcW w:w="4872" w:type="dxa"/>
-          </w:tcPr>
-          <w:p>
-            <w:pPr>
-              <w:spacing w:before="100" w:beforeAutospacing="1" w:after="100" w:afterAutospacing="1"/>
-              <w:rPr>
-                <w:lang w:eastAsia="en-ZA"/>
-              </w:rPr>
-            </w:pPr>
-            <w:r>
-              <w:rPr>
-                <w:b/>
-                <w:bCs/>
-                <w:lang w:eastAsia="en-ZA"/>
-              </w:rPr>
-              <w:t>${</w:t>
-            </w:r>
-            <w:r>
-              <w:rPr>
-                <w:b/>
-                <w:bCs/>
-                <w:lang w:eastAsia="en-ZA"/>
-              </w:rPr>
-              <w:t>Q42</w:t>
-            </w:r>
-            <w:r>
-              <w:rPr>
-                <w:b/>
-                <w:bCs/>
-                <w:lang w:eastAsia="en-ZA"/>
-              </w:rPr>
-              <w:t>}</w:t>
-            </w:r>
-          </w:p>
-        </w:tc>
-        <w:tc>
-          <w:tcPr>
-            <w:tcW w:w="4872" w:type="dxa"/>
-          </w:tcPr>
-          <w:p>
-            <w:pPr>
-              <w:spacing w:before="100" w:beforeAutospacing="1" w:after="100" w:afterAutospacing="1"/>
-              <w:rPr>
-                <w:lang w:eastAsia="en-ZA"/>
-              </w:rPr>
-            </w:pPr>
-            <w:r>
-              <w:rPr>
-                <w:b/>
-                <w:bCs/>
-                <w:lang w:eastAsia="en-ZA"/>
-              </w:rPr>
-              <w:t>${</w:t>
-            </w:r>
-            <w:r>
-              <w:rPr>
-                <w:b/>
-                <w:bCs/>
-                <w:lang w:eastAsia="en-ZA"/>
-              </w:rPr>
-              <w:t>Rem42</w:t>
-            </w:r>
-            <w:r>
-              <w:rPr>
-                <w:b/>
-                <w:bCs/>
-                <w:lang w:eastAsia="en-ZA"/>
-              </w:rPr>
-              <w:t>}</w:t>
+              <w:t>Emergency contact numbers displayed</w:t>
+            </w:r>
+          </w:p>
+        </w:tc>
+        <w:tc>
+          <w:tcPr>
+            <w:tcW w:w="4872" w:type="dxa"/>
+          </w:tcPr>
+          <w:p>
+            <w:pPr>
+              <w:spacing w:before="100" w:beforeAutospacing="1" w:after="100" w:afterAutospacing="1"/>
+              <w:rPr>
+                <w:lang w:eastAsia="en-ZA"/>
+              </w:rPr>
+            </w:pPr>
+            <w:r>
+              <w:rPr>
+                <w:b/>
+                <w:bCs/>
+                <w:lang w:eastAsia="en-ZA"/>
+              </w:rPr>
+              <w:t>${{</w:t>
+            </w:r>
+            <w:r>
+              <w:rPr>
+                <w:b/>
+                <w:bCs/>
+                <w:lang w:eastAsia="en-ZA"/>
+              </w:rPr>
+              <w:t>Q</w:t>
+            </w:r>
+            <w:r>
+              <w:rPr>
+                <w:b/>
+                <w:bCs/>
+                <w:lang w:eastAsia="en-ZA"/>
+              </w:rPr>
+              <w:t>30</w:t>
+            </w:r>
+            <w:r>
+              <w:rPr>
+                <w:b/>
+                <w:bCs/>
+                <w:lang w:eastAsia="en-ZA"/>
+              </w:rPr>
+              <w:t>}}</w:t>
+            </w:r>
+          </w:p>
+        </w:tc>
+        <w:tc>
+          <w:tcPr>
+            <w:tcW w:w="4872" w:type="dxa"/>
+          </w:tcPr>
+          <w:p>
+            <w:pPr>
+              <w:spacing w:before="100" w:beforeAutospacing="1" w:after="100" w:afterAutospacing="1"/>
+              <w:rPr>
+                <w:lang w:eastAsia="en-ZA"/>
+              </w:rPr>
+            </w:pPr>
+            <w:r>
+              <w:rPr>
+                <w:b/>
+                <w:bCs/>
+                <w:lang w:eastAsia="en-ZA"/>
+              </w:rPr>
+              <w:t>${{</w:t>
+            </w:r>
+            <w:r>
+              <w:rPr>
+                <w:b/>
+                <w:bCs/>
+                <w:lang w:eastAsia="en-ZA"/>
+              </w:rPr>
+              <w:t>Rem30</w:t>
+            </w:r>
+            <w:r>
+              <w:rPr>
+                <w:b/>
+                <w:bCs/>
+                <w:lang w:eastAsia="en-ZA"/>
+              </w:rPr>
+              <w:t>}}</w:t>
             </w:r>
           </w:p>
         </w:tc>
@@ -6881,89 +5211,89 @@
               <w:rPr>
                 <w:lang w:eastAsia="en-ZA"/>
               </w:rPr>
-              <w:t>Floors dry and safe</w:t>
-            </w:r>
-          </w:p>
-        </w:tc>
-        <w:tc>
-          <w:tcPr>
-            <w:tcW w:w="4872" w:type="dxa"/>
-          </w:tcPr>
-          <w:p>
-            <w:pPr>
-              <w:spacing w:before="100" w:beforeAutospacing="1" w:after="100" w:afterAutospacing="1"/>
-              <w:rPr>
-                <w:lang w:eastAsia="en-ZA"/>
-              </w:rPr>
-            </w:pPr>
-            <w:r>
-              <w:rPr>
-                <w:b/>
-                <w:bCs/>
-                <w:lang w:eastAsia="en-ZA"/>
-              </w:rPr>
-              <w:t>${</w:t>
-            </w:r>
-            <w:r>
-              <w:rPr>
-                <w:b/>
-                <w:bCs/>
-                <w:lang w:eastAsia="en-ZA"/>
-              </w:rPr>
-              <w:t>Q43</w:t>
-            </w:r>
-            <w:r>
-              <w:rPr>
-                <w:b/>
-                <w:bCs/>
-                <w:lang w:eastAsia="en-ZA"/>
-              </w:rPr>
-              <w:t>}</w:t>
-            </w:r>
-          </w:p>
-        </w:tc>
-        <w:tc>
-          <w:tcPr>
-            <w:tcW w:w="4872" w:type="dxa"/>
-          </w:tcPr>
-          <w:p>
-            <w:pPr>
-              <w:spacing w:before="100" w:beforeAutospacing="1" w:after="100" w:afterAutospacing="1"/>
-              <w:rPr>
-                <w:lang w:eastAsia="en-ZA"/>
-              </w:rPr>
-            </w:pPr>
-            <w:r>
-              <w:rPr>
-                <w:b/>
-                <w:bCs/>
-                <w:lang w:eastAsia="en-ZA"/>
-              </w:rPr>
-              <w:t>${</w:t>
-            </w:r>
-            <w:r>
-              <w:rPr>
-                <w:b/>
-                <w:bCs/>
-                <w:lang w:eastAsia="en-ZA"/>
-              </w:rPr>
-              <w:t>Rem</w:t>
-            </w:r>
-            <w:r>
-              <w:rPr>
-                <w:b/>
-                <w:bCs/>
-                <w:lang w:eastAsia="en-ZA"/>
-              </w:rPr>
-              <w:t>43</w:t>
-            </w:r>
-            <w:r>
-              <w:rPr>
-                <w:b/>
-                <w:bCs/>
-                <w:lang w:eastAsia="en-ZA"/>
-              </w:rPr>
-              <w:t>}</w:t>
+              <w:t>First aid instructions available</w:t>
+            </w:r>
+          </w:p>
+        </w:tc>
+        <w:tc>
+          <w:tcPr>
+            <w:tcW w:w="4872" w:type="dxa"/>
+          </w:tcPr>
+          <w:p>
+            <w:pPr>
+              <w:spacing w:before="100" w:beforeAutospacing="1" w:after="100" w:afterAutospacing="1"/>
+              <w:rPr>
+                <w:lang w:eastAsia="en-ZA"/>
+              </w:rPr>
+            </w:pPr>
+            <w:r>
+              <w:rPr>
+                <w:b/>
+                <w:bCs/>
+                <w:lang w:eastAsia="en-ZA"/>
+              </w:rPr>
+              <w:t>${{</w:t>
+            </w:r>
+            <w:r>
+              <w:rPr>
+                <w:b/>
+                <w:bCs/>
+                <w:lang w:eastAsia="en-ZA"/>
+              </w:rPr>
+              <w:t>Q3</w:t>
+            </w:r>
+            <w:r>
+              <w:rPr>
+                <w:b/>
+                <w:bCs/>
+                <w:lang w:eastAsia="en-ZA"/>
+              </w:rPr>
+              <w:t>1</w:t>
+            </w:r>
+            <w:r>
+              <w:rPr>
+                <w:b/>
+                <w:bCs/>
+                <w:lang w:eastAsia="en-ZA"/>
+              </w:rPr>
+              <w:t>}}</w:t>
+            </w:r>
+          </w:p>
+        </w:tc>
+        <w:tc>
+          <w:tcPr>
+            <w:tcW w:w="4872" w:type="dxa"/>
+          </w:tcPr>
+          <w:p>
+            <w:pPr>
+              <w:spacing w:before="100" w:beforeAutospacing="1" w:after="100" w:afterAutospacing="1"/>
+              <w:rPr>
+                <w:lang w:eastAsia="en-ZA"/>
+              </w:rPr>
+            </w:pPr>
+            <w:r>
+              <w:rPr>
+                <w:b/>
+                <w:bCs/>
+                <w:lang w:eastAsia="en-ZA"/>
+              </w:rPr>
+              <w:t>${{</w:t>
+            </w:r>
+            <w:r>
+              <w:rPr>
+                <w:b/>
+                <w:bCs/>
+                <w:lang w:eastAsia="en-ZA"/>
+              </w:rPr>
+              <w:t>Rem31</w:t>
+            </w:r>
+            <w:r>
+              <w:rPr>
+                <w:b/>
+                <w:bCs/>
+                <w:lang w:eastAsia="en-ZA"/>
+              </w:rPr>
+              <w:t>}}</w:t>
             </w:r>
           </w:p>
         </w:tc>
@@ -7071,9 +5401,9 @@
         <w:tblLook w:val="04A0" w:firstRow="1" w:lastRow="0" w:firstColumn="1" w:lastColumn="0" w:noHBand="0" w:noVBand="1"/>
       </w:tblPr>
       <w:tblGrid>
-        <w:gridCol w:w="4800"/>
-        <w:gridCol w:w="4792"/>
         <w:gridCol w:w="4798"/>
+        <w:gridCol w:w="4793"/>
+        <w:gridCol w:w="4799"/>
       </w:tblGrid>
       <w:tr>
         <w:trPr>
@@ -7100,6 +5430,1764 @@
                 <w:bCs/>
                 <w:lang w:eastAsia="en-ZA"/>
               </w:rPr>
+              <w:t>SPILL &amp; EMERGENCY PREPAREDNESS</w:t>
+            </w:r>
+          </w:p>
+        </w:tc>
+      </w:tr>
+      <w:tr>
+        <w:tc>
+          <w:tcPr>
+            <w:tcW w:w="4872" w:type="dxa"/>
+            <w:shd w:val="clear" w:color="auto" w:fill="595959"/>
+          </w:tcPr>
+          <w:p>
+            <w:pPr>
+              <w:spacing w:before="100" w:beforeAutospacing="1" w:after="100" w:afterAutospacing="1"/>
+              <w:rPr>
+                <w:lang w:eastAsia="en-ZA"/>
+              </w:rPr>
+            </w:pPr>
+            <w:r>
+              <w:rPr>
+                <w:lang w:eastAsia="en-ZA"/>
+              </w:rPr>
+              <w:t>Item</w:t>
+            </w:r>
+          </w:p>
+        </w:tc>
+        <w:tc>
+          <w:tcPr>
+            <w:tcW w:w="4872" w:type="dxa"/>
+            <w:shd w:val="clear" w:color="auto" w:fill="595959"/>
+          </w:tcPr>
+          <w:p>
+            <w:pPr>
+              <w:spacing w:before="100" w:beforeAutospacing="1" w:after="100" w:afterAutospacing="1"/>
+              <w:rPr>
+                <w:lang w:eastAsia="en-ZA"/>
+              </w:rPr>
+            </w:pPr>
+            <w:r>
+              <w:rPr>
+                <w:lang w:eastAsia="en-ZA"/>
+              </w:rPr>
+              <w:t>Yes/No</w:t>
+            </w:r>
+          </w:p>
+        </w:tc>
+        <w:tc>
+          <w:tcPr>
+            <w:tcW w:w="4872" w:type="dxa"/>
+            <w:shd w:val="clear" w:color="auto" w:fill="595959"/>
+          </w:tcPr>
+          <w:p>
+            <w:pPr>
+              <w:spacing w:before="100" w:beforeAutospacing="1" w:after="100" w:afterAutospacing="1"/>
+              <w:rPr>
+                <w:lang w:eastAsia="en-ZA"/>
+              </w:rPr>
+            </w:pPr>
+            <w:r>
+              <w:rPr>
+                <w:lang w:eastAsia="en-ZA"/>
+              </w:rPr>
+              <w:t>Remarks</w:t>
+            </w:r>
+          </w:p>
+        </w:tc>
+      </w:tr>
+      <w:tr>
+        <w:tc>
+          <w:tcPr>
+            <w:tcW w:w="4872" w:type="dxa"/>
+            <w:vAlign w:val="center"/>
+          </w:tcPr>
+          <w:p>
+            <w:pPr>
+              <w:spacing w:before="100" w:beforeAutospacing="1" w:after="100" w:afterAutospacing="1"/>
+              <w:rPr>
+                <w:lang w:eastAsia="en-ZA"/>
+              </w:rPr>
+            </w:pPr>
+            <w:r>
+              <w:rPr>
+                <w:lang w:eastAsia="en-ZA"/>
+              </w:rPr>
+              <w:t>Spill kit available</w:t>
+            </w:r>
+          </w:p>
+        </w:tc>
+        <w:tc>
+          <w:tcPr>
+            <w:tcW w:w="4872" w:type="dxa"/>
+          </w:tcPr>
+          <w:p>
+            <w:pPr>
+              <w:spacing w:before="100" w:beforeAutospacing="1" w:after="100" w:afterAutospacing="1"/>
+              <w:rPr>
+                <w:lang w:eastAsia="en-ZA"/>
+              </w:rPr>
+            </w:pPr>
+            <w:r>
+              <w:rPr>
+                <w:b/>
+                <w:bCs/>
+                <w:lang w:eastAsia="en-ZA"/>
+              </w:rPr>
+              <w:t>${{</w:t>
+            </w:r>
+            <w:r>
+              <w:rPr>
+                <w:b/>
+                <w:bCs/>
+                <w:lang w:eastAsia="en-ZA"/>
+              </w:rPr>
+              <w:t>Q32</w:t>
+            </w:r>
+            <w:r>
+              <w:rPr>
+                <w:b/>
+                <w:bCs/>
+                <w:lang w:eastAsia="en-ZA"/>
+              </w:rPr>
+              <w:t>}}</w:t>
+            </w:r>
+          </w:p>
+        </w:tc>
+        <w:tc>
+          <w:tcPr>
+            <w:tcW w:w="4872" w:type="dxa"/>
+          </w:tcPr>
+          <w:p>
+            <w:pPr>
+              <w:spacing w:before="100" w:beforeAutospacing="1" w:after="100" w:afterAutospacing="1"/>
+              <w:rPr>
+                <w:lang w:eastAsia="en-ZA"/>
+              </w:rPr>
+            </w:pPr>
+            <w:r>
+              <w:rPr>
+                <w:b/>
+                <w:bCs/>
+                <w:lang w:eastAsia="en-ZA"/>
+              </w:rPr>
+              <w:t>${{</w:t>
+            </w:r>
+            <w:r>
+              <w:rPr>
+                <w:b/>
+                <w:bCs/>
+                <w:lang w:eastAsia="en-ZA"/>
+              </w:rPr>
+              <w:t>Rem32</w:t>
+            </w:r>
+            <w:r>
+              <w:rPr>
+                <w:b/>
+                <w:bCs/>
+                <w:lang w:eastAsia="en-ZA"/>
+              </w:rPr>
+              <w:t>}}</w:t>
+            </w:r>
+          </w:p>
+        </w:tc>
+      </w:tr>
+      <w:tr>
+        <w:tc>
+          <w:tcPr>
+            <w:tcW w:w="4872" w:type="dxa"/>
+            <w:vAlign w:val="center"/>
+          </w:tcPr>
+          <w:p>
+            <w:pPr>
+              <w:spacing w:before="100" w:beforeAutospacing="1" w:after="100" w:afterAutospacing="1"/>
+              <w:rPr>
+                <w:lang w:eastAsia="en-ZA"/>
+              </w:rPr>
+            </w:pPr>
+            <w:r>
+              <w:rPr>
+                <w:lang w:eastAsia="en-ZA"/>
+              </w:rPr>
+              <w:t>First aid kit available</w:t>
+            </w:r>
+          </w:p>
+        </w:tc>
+        <w:tc>
+          <w:tcPr>
+            <w:tcW w:w="4872" w:type="dxa"/>
+          </w:tcPr>
+          <w:p>
+            <w:pPr>
+              <w:spacing w:before="100" w:beforeAutospacing="1" w:after="100" w:afterAutospacing="1"/>
+              <w:rPr>
+                <w:lang w:eastAsia="en-ZA"/>
+              </w:rPr>
+            </w:pPr>
+            <w:r>
+              <w:rPr>
+                <w:b/>
+                <w:bCs/>
+                <w:lang w:eastAsia="en-ZA"/>
+              </w:rPr>
+              <w:t>${{</w:t>
+            </w:r>
+            <w:r>
+              <w:rPr>
+                <w:b/>
+                <w:bCs/>
+                <w:lang w:eastAsia="en-ZA"/>
+              </w:rPr>
+              <w:t>Q33</w:t>
+            </w:r>
+            <w:r>
+              <w:rPr>
+                <w:b/>
+                <w:bCs/>
+                <w:lang w:eastAsia="en-ZA"/>
+              </w:rPr>
+              <w:t>}}</w:t>
+            </w:r>
+          </w:p>
+        </w:tc>
+        <w:tc>
+          <w:tcPr>
+            <w:tcW w:w="4872" w:type="dxa"/>
+          </w:tcPr>
+          <w:p>
+            <w:pPr>
+              <w:spacing w:before="100" w:beforeAutospacing="1" w:after="100" w:afterAutospacing="1"/>
+              <w:rPr>
+                <w:lang w:eastAsia="en-ZA"/>
+              </w:rPr>
+            </w:pPr>
+            <w:r>
+              <w:rPr>
+                <w:b/>
+                <w:bCs/>
+                <w:lang w:eastAsia="en-ZA"/>
+              </w:rPr>
+              <w:t>${{</w:t>
+            </w:r>
+            <w:r>
+              <w:rPr>
+                <w:b/>
+                <w:bCs/>
+                <w:lang w:eastAsia="en-ZA"/>
+              </w:rPr>
+              <w:t>Rem33</w:t>
+            </w:r>
+            <w:r>
+              <w:rPr>
+                <w:b/>
+                <w:bCs/>
+                <w:lang w:eastAsia="en-ZA"/>
+              </w:rPr>
+              <w:t>}}</w:t>
+            </w:r>
+          </w:p>
+        </w:tc>
+      </w:tr>
+      <w:tr>
+        <w:tc>
+          <w:tcPr>
+            <w:tcW w:w="4872" w:type="dxa"/>
+            <w:vAlign w:val="center"/>
+          </w:tcPr>
+          <w:p>
+            <w:pPr>
+              <w:spacing w:before="100" w:beforeAutospacing="1" w:after="100" w:afterAutospacing="1"/>
+              <w:rPr>
+                <w:lang w:eastAsia="en-ZA"/>
+              </w:rPr>
+            </w:pPr>
+            <w:r>
+              <w:rPr>
+                <w:lang w:eastAsia="en-ZA"/>
+              </w:rPr>
+              <w:t>Emergency procedures documented</w:t>
+            </w:r>
+          </w:p>
+        </w:tc>
+        <w:tc>
+          <w:tcPr>
+            <w:tcW w:w="4872" w:type="dxa"/>
+          </w:tcPr>
+          <w:p>
+            <w:pPr>
+              <w:spacing w:before="100" w:beforeAutospacing="1" w:after="100" w:afterAutospacing="1"/>
+              <w:rPr>
+                <w:lang w:eastAsia="en-ZA"/>
+              </w:rPr>
+            </w:pPr>
+            <w:r>
+              <w:rPr>
+                <w:b/>
+                <w:bCs/>
+                <w:lang w:eastAsia="en-ZA"/>
+              </w:rPr>
+              <w:t>${{</w:t>
+            </w:r>
+            <w:r>
+              <w:rPr>
+                <w:b/>
+                <w:bCs/>
+                <w:lang w:eastAsia="en-ZA"/>
+              </w:rPr>
+              <w:t>Q34</w:t>
+            </w:r>
+            <w:r>
+              <w:rPr>
+                <w:b/>
+                <w:bCs/>
+                <w:lang w:eastAsia="en-ZA"/>
+              </w:rPr>
+              <w:t>}}</w:t>
+            </w:r>
+          </w:p>
+        </w:tc>
+        <w:tc>
+          <w:tcPr>
+            <w:tcW w:w="4872" w:type="dxa"/>
+          </w:tcPr>
+          <w:p>
+            <w:pPr>
+              <w:spacing w:before="100" w:beforeAutospacing="1" w:after="100" w:afterAutospacing="1"/>
+              <w:rPr>
+                <w:lang w:eastAsia="en-ZA"/>
+              </w:rPr>
+            </w:pPr>
+            <w:r>
+              <w:rPr>
+                <w:b/>
+                <w:bCs/>
+                <w:lang w:eastAsia="en-ZA"/>
+              </w:rPr>
+              <w:t>${{</w:t>
+            </w:r>
+            <w:r>
+              <w:rPr>
+                <w:b/>
+                <w:bCs/>
+                <w:lang w:eastAsia="en-ZA"/>
+              </w:rPr>
+              <w:t>Rem34</w:t>
+            </w:r>
+            <w:r>
+              <w:rPr>
+                <w:b/>
+                <w:bCs/>
+                <w:lang w:eastAsia="en-ZA"/>
+              </w:rPr>
+              <w:t>}}</w:t>
+            </w:r>
+          </w:p>
+        </w:tc>
+      </w:tr>
+      <w:tr>
+        <w:tc>
+          <w:tcPr>
+            <w:tcW w:w="4872" w:type="dxa"/>
+            <w:vAlign w:val="center"/>
+          </w:tcPr>
+          <w:p>
+            <w:pPr>
+              <w:spacing w:before="100" w:beforeAutospacing="1" w:after="100" w:afterAutospacing="1"/>
+              <w:rPr>
+                <w:lang w:eastAsia="en-ZA"/>
+              </w:rPr>
+            </w:pPr>
+            <w:r>
+              <w:rPr>
+                <w:lang w:eastAsia="en-ZA"/>
+              </w:rPr>
+              <w:t>Staff trained on spill response</w:t>
+            </w:r>
+          </w:p>
+        </w:tc>
+        <w:tc>
+          <w:tcPr>
+            <w:tcW w:w="4872" w:type="dxa"/>
+          </w:tcPr>
+          <w:p>
+            <w:pPr>
+              <w:spacing w:before="100" w:beforeAutospacing="1" w:after="100" w:afterAutospacing="1"/>
+              <w:rPr>
+                <w:lang w:eastAsia="en-ZA"/>
+              </w:rPr>
+            </w:pPr>
+            <w:r>
+              <w:rPr>
+                <w:b/>
+                <w:bCs/>
+                <w:lang w:eastAsia="en-ZA"/>
+              </w:rPr>
+              <w:t>${{</w:t>
+            </w:r>
+            <w:r>
+              <w:rPr>
+                <w:b/>
+                <w:bCs/>
+                <w:lang w:eastAsia="en-ZA"/>
+              </w:rPr>
+              <w:t>Q35</w:t>
+            </w:r>
+            <w:r>
+              <w:rPr>
+                <w:b/>
+                <w:bCs/>
+                <w:lang w:eastAsia="en-ZA"/>
+              </w:rPr>
+              <w:t>}}</w:t>
+            </w:r>
+          </w:p>
+        </w:tc>
+        <w:tc>
+          <w:tcPr>
+            <w:tcW w:w="4872" w:type="dxa"/>
+          </w:tcPr>
+          <w:p>
+            <w:pPr>
+              <w:spacing w:before="100" w:beforeAutospacing="1" w:after="100" w:afterAutospacing="1"/>
+              <w:rPr>
+                <w:lang w:eastAsia="en-ZA"/>
+              </w:rPr>
+            </w:pPr>
+            <w:r>
+              <w:rPr>
+                <w:b/>
+                <w:bCs/>
+                <w:lang w:eastAsia="en-ZA"/>
+              </w:rPr>
+              <w:t>${{</w:t>
+            </w:r>
+            <w:r>
+              <w:rPr>
+                <w:b/>
+                <w:bCs/>
+                <w:lang w:eastAsia="en-ZA"/>
+              </w:rPr>
+              <w:t>Rem35</w:t>
+            </w:r>
+            <w:r>
+              <w:rPr>
+                <w:b/>
+                <w:bCs/>
+                <w:lang w:eastAsia="en-ZA"/>
+              </w:rPr>
+              <w:t>}}</w:t>
+            </w:r>
+          </w:p>
+        </w:tc>
+      </w:tr>
+      <w:tr>
+        <w:tc>
+          <w:tcPr>
+            <w:tcW w:w="4872" w:type="dxa"/>
+            <w:vAlign w:val="center"/>
+          </w:tcPr>
+          <w:p>
+            <w:pPr>
+              <w:spacing w:before="100" w:beforeAutospacing="1" w:after="100" w:afterAutospacing="1"/>
+              <w:rPr>
+                <w:lang w:eastAsia="en-ZA"/>
+              </w:rPr>
+            </w:pPr>
+          </w:p>
+        </w:tc>
+        <w:tc>
+          <w:tcPr>
+            <w:tcW w:w="4872" w:type="dxa"/>
+          </w:tcPr>
+          <w:p>
+            <w:pPr>
+              <w:spacing w:before="100" w:beforeAutospacing="1" w:after="100" w:afterAutospacing="1"/>
+              <w:rPr>
+                <w:lang w:eastAsia="en-ZA"/>
+              </w:rPr>
+            </w:pPr>
+          </w:p>
+        </w:tc>
+        <w:tc>
+          <w:tcPr>
+            <w:tcW w:w="4872" w:type="dxa"/>
+          </w:tcPr>
+          <w:p>
+            <w:pPr>
+              <w:spacing w:before="100" w:beforeAutospacing="1" w:after="100" w:afterAutospacing="1"/>
+              <w:rPr>
+                <w:lang w:eastAsia="en-ZA"/>
+              </w:rPr>
+            </w:pPr>
+          </w:p>
+        </w:tc>
+      </w:tr>
+      <w:tr>
+        <w:tc>
+          <w:tcPr>
+            <w:tcW w:w="4872" w:type="dxa"/>
+            <w:shd w:val="clear" w:color="auto" w:fill="595959"/>
+            <w:vAlign w:val="center"/>
+          </w:tcPr>
+          <w:p>
+            <w:pPr>
+              <w:spacing w:before="100" w:beforeAutospacing="1" w:after="100" w:afterAutospacing="1"/>
+              <w:rPr>
+                <w:lang w:eastAsia="en-ZA"/>
+              </w:rPr>
+            </w:pPr>
+          </w:p>
+        </w:tc>
+        <w:tc>
+          <w:tcPr>
+            <w:tcW w:w="4872" w:type="dxa"/>
+            <w:shd w:val="clear" w:color="auto" w:fill="595959"/>
+          </w:tcPr>
+          <w:p>
+            <w:pPr>
+              <w:spacing w:before="100" w:beforeAutospacing="1" w:after="100" w:afterAutospacing="1"/>
+              <w:rPr>
+                <w:lang w:eastAsia="en-ZA"/>
+              </w:rPr>
+            </w:pPr>
+          </w:p>
+        </w:tc>
+        <w:tc>
+          <w:tcPr>
+            <w:tcW w:w="4872" w:type="dxa"/>
+            <w:shd w:val="clear" w:color="auto" w:fill="595959"/>
+          </w:tcPr>
+          <w:p>
+            <w:pPr>
+              <w:spacing w:before="100" w:beforeAutospacing="1" w:after="100" w:afterAutospacing="1"/>
+              <w:rPr>
+                <w:lang w:eastAsia="en-ZA"/>
+              </w:rPr>
+            </w:pPr>
+          </w:p>
+        </w:tc>
+      </w:tr>
+    </w:tbl>
+    <w:p>
+      <w:pPr>
+        <w:spacing w:before="100" w:beforeAutospacing="1" w:after="100" w:afterAutospacing="1"/>
+        <w:rPr>
+          <w:lang w:eastAsia="en-ZA"/>
+        </w:rPr>
+      </w:pPr>
+    </w:p>
+    <w:tbl>
+      <w:tblPr>
+        <w:tblStyle w:val="TableGrid"/>
+        <w:tblW w:w="0" w:type="auto"/>
+        <w:tblLook w:val="04A0" w:firstRow="1" w:lastRow="0" w:firstColumn="1" w:lastColumn="0" w:noHBand="0" w:noVBand="1"/>
+      </w:tblPr>
+      <w:tblGrid>
+        <w:gridCol w:w="4796"/>
+        <w:gridCol w:w="4794"/>
+        <w:gridCol w:w="4800"/>
+      </w:tblGrid>
+      <w:tr>
+        <w:trPr>
+          <w:trHeight w:val="350"/>
+        </w:trPr>
+        <w:tc>
+          <w:tcPr>
+            <w:tcW w:w="14616" w:type="dxa"/>
+            <w:gridSpan w:val="3"/>
+          </w:tcPr>
+          <w:p>
+            <w:pPr>
+              <w:spacing w:before="100" w:beforeAutospacing="1" w:after="100" w:afterAutospacing="1"/>
+              <w:outlineLvl w:val="1"/>
+              <w:rPr>
+                <w:b/>
+                <w:bCs/>
+                <w:lang w:eastAsia="en-ZA"/>
+              </w:rPr>
+            </w:pPr>
+            <w:r>
+              <w:rPr>
+                <w:b/>
+                <w:bCs/>
+                <w:lang w:eastAsia="en-ZA"/>
+              </w:rPr>
+              <w:t>WASTE &amp; DISPOSAL</w:t>
+            </w:r>
+          </w:p>
+        </w:tc>
+      </w:tr>
+      <w:tr>
+        <w:tc>
+          <w:tcPr>
+            <w:tcW w:w="4872" w:type="dxa"/>
+            <w:shd w:val="clear" w:color="auto" w:fill="595959"/>
+          </w:tcPr>
+          <w:p>
+            <w:pPr>
+              <w:spacing w:before="100" w:beforeAutospacing="1" w:after="100" w:afterAutospacing="1"/>
+              <w:rPr>
+                <w:lang w:eastAsia="en-ZA"/>
+              </w:rPr>
+            </w:pPr>
+            <w:r>
+              <w:rPr>
+                <w:lang w:eastAsia="en-ZA"/>
+              </w:rPr>
+              <w:t>Item</w:t>
+            </w:r>
+          </w:p>
+        </w:tc>
+        <w:tc>
+          <w:tcPr>
+            <w:tcW w:w="4872" w:type="dxa"/>
+            <w:shd w:val="clear" w:color="auto" w:fill="595959"/>
+          </w:tcPr>
+          <w:p>
+            <w:pPr>
+              <w:spacing w:before="100" w:beforeAutospacing="1" w:after="100" w:afterAutospacing="1"/>
+              <w:rPr>
+                <w:lang w:eastAsia="en-ZA"/>
+              </w:rPr>
+            </w:pPr>
+            <w:r>
+              <w:rPr>
+                <w:lang w:eastAsia="en-ZA"/>
+              </w:rPr>
+              <w:t>Yes/No</w:t>
+            </w:r>
+          </w:p>
+        </w:tc>
+        <w:tc>
+          <w:tcPr>
+            <w:tcW w:w="4872" w:type="dxa"/>
+            <w:shd w:val="clear" w:color="auto" w:fill="595959"/>
+          </w:tcPr>
+          <w:p>
+            <w:pPr>
+              <w:spacing w:before="100" w:beforeAutospacing="1" w:after="100" w:afterAutospacing="1"/>
+              <w:rPr>
+                <w:lang w:eastAsia="en-ZA"/>
+              </w:rPr>
+            </w:pPr>
+            <w:r>
+              <w:rPr>
+                <w:lang w:eastAsia="en-ZA"/>
+              </w:rPr>
+              <w:t>Remarks</w:t>
+            </w:r>
+          </w:p>
+        </w:tc>
+      </w:tr>
+      <w:tr>
+        <w:tc>
+          <w:tcPr>
+            <w:tcW w:w="4872" w:type="dxa"/>
+            <w:vAlign w:val="center"/>
+          </w:tcPr>
+          <w:p>
+            <w:pPr>
+              <w:spacing w:before="100" w:beforeAutospacing="1" w:after="100" w:afterAutospacing="1"/>
+              <w:rPr>
+                <w:lang w:eastAsia="en-ZA"/>
+              </w:rPr>
+            </w:pPr>
+            <w:r>
+              <w:rPr>
+                <w:lang w:eastAsia="en-ZA"/>
+              </w:rPr>
+              <w:lastRenderedPageBreak/>
+              <w:t>Empty containers disposed safely</w:t>
+            </w:r>
+          </w:p>
+        </w:tc>
+        <w:tc>
+          <w:tcPr>
+            <w:tcW w:w="4872" w:type="dxa"/>
+          </w:tcPr>
+          <w:p>
+            <w:pPr>
+              <w:spacing w:before="100" w:beforeAutospacing="1" w:after="100" w:afterAutospacing="1"/>
+              <w:rPr>
+                <w:lang w:eastAsia="en-ZA"/>
+              </w:rPr>
+            </w:pPr>
+            <w:r>
+              <w:rPr>
+                <w:b/>
+                <w:bCs/>
+                <w:lang w:eastAsia="en-ZA"/>
+              </w:rPr>
+              <w:t>${{</w:t>
+            </w:r>
+            <w:r>
+              <w:rPr>
+                <w:b/>
+                <w:bCs/>
+                <w:lang w:eastAsia="en-ZA"/>
+              </w:rPr>
+              <w:t>Q36</w:t>
+            </w:r>
+            <w:r>
+              <w:rPr>
+                <w:b/>
+                <w:bCs/>
+                <w:lang w:eastAsia="en-ZA"/>
+              </w:rPr>
+              <w:t>}}</w:t>
+            </w:r>
+          </w:p>
+        </w:tc>
+        <w:tc>
+          <w:tcPr>
+            <w:tcW w:w="4872" w:type="dxa"/>
+          </w:tcPr>
+          <w:p>
+            <w:pPr>
+              <w:spacing w:before="100" w:beforeAutospacing="1" w:after="100" w:afterAutospacing="1"/>
+              <w:rPr>
+                <w:lang w:eastAsia="en-ZA"/>
+              </w:rPr>
+            </w:pPr>
+            <w:r>
+              <w:rPr>
+                <w:b/>
+                <w:bCs/>
+                <w:lang w:eastAsia="en-ZA"/>
+              </w:rPr>
+              <w:t>${{</w:t>
+            </w:r>
+            <w:r>
+              <w:rPr>
+                <w:b/>
+                <w:bCs/>
+                <w:lang w:eastAsia="en-ZA"/>
+              </w:rPr>
+              <w:t>Rem36</w:t>
+            </w:r>
+            <w:r>
+              <w:rPr>
+                <w:b/>
+                <w:bCs/>
+                <w:lang w:eastAsia="en-ZA"/>
+              </w:rPr>
+              <w:t>}}</w:t>
+            </w:r>
+          </w:p>
+        </w:tc>
+      </w:tr>
+      <w:tr>
+        <w:tc>
+          <w:tcPr>
+            <w:tcW w:w="4872" w:type="dxa"/>
+            <w:vAlign w:val="center"/>
+          </w:tcPr>
+          <w:p>
+            <w:pPr>
+              <w:spacing w:before="100" w:beforeAutospacing="1" w:after="100" w:afterAutospacing="1"/>
+              <w:rPr>
+                <w:lang w:eastAsia="en-ZA"/>
+              </w:rPr>
+            </w:pPr>
+            <w:r>
+              <w:rPr>
+                <w:lang w:eastAsia="en-ZA"/>
+              </w:rPr>
+              <w:t>Chemical waste not mixed with general waste</w:t>
+            </w:r>
+          </w:p>
+        </w:tc>
+        <w:tc>
+          <w:tcPr>
+            <w:tcW w:w="4872" w:type="dxa"/>
+          </w:tcPr>
+          <w:p>
+            <w:pPr>
+              <w:spacing w:before="100" w:beforeAutospacing="1" w:after="100" w:afterAutospacing="1"/>
+              <w:rPr>
+                <w:lang w:eastAsia="en-ZA"/>
+              </w:rPr>
+            </w:pPr>
+            <w:r>
+              <w:rPr>
+                <w:b/>
+                <w:bCs/>
+                <w:lang w:eastAsia="en-ZA"/>
+              </w:rPr>
+              <w:t>${{</w:t>
+            </w:r>
+            <w:r>
+              <w:rPr>
+                <w:b/>
+                <w:bCs/>
+                <w:lang w:eastAsia="en-ZA"/>
+              </w:rPr>
+              <w:t>Q37</w:t>
+            </w:r>
+            <w:r>
+              <w:rPr>
+                <w:b/>
+                <w:bCs/>
+                <w:lang w:eastAsia="en-ZA"/>
+              </w:rPr>
+              <w:t>}}</w:t>
+            </w:r>
+          </w:p>
+        </w:tc>
+        <w:tc>
+          <w:tcPr>
+            <w:tcW w:w="4872" w:type="dxa"/>
+          </w:tcPr>
+          <w:p>
+            <w:pPr>
+              <w:spacing w:before="100" w:beforeAutospacing="1" w:after="100" w:afterAutospacing="1"/>
+              <w:rPr>
+                <w:lang w:eastAsia="en-ZA"/>
+              </w:rPr>
+            </w:pPr>
+            <w:r>
+              <w:rPr>
+                <w:b/>
+                <w:bCs/>
+                <w:lang w:eastAsia="en-ZA"/>
+              </w:rPr>
+              <w:t>${{</w:t>
+            </w:r>
+            <w:r>
+              <w:rPr>
+                <w:b/>
+                <w:bCs/>
+                <w:lang w:eastAsia="en-ZA"/>
+              </w:rPr>
+              <w:t>Rem37</w:t>
+            </w:r>
+            <w:r>
+              <w:rPr>
+                <w:b/>
+                <w:bCs/>
+                <w:lang w:eastAsia="en-ZA"/>
+              </w:rPr>
+              <w:t>}}</w:t>
+            </w:r>
+          </w:p>
+        </w:tc>
+      </w:tr>
+      <w:tr>
+        <w:tc>
+          <w:tcPr>
+            <w:tcW w:w="4872" w:type="dxa"/>
+            <w:vAlign w:val="center"/>
+          </w:tcPr>
+          <w:p>
+            <w:pPr>
+              <w:spacing w:before="100" w:beforeAutospacing="1" w:after="100" w:afterAutospacing="1"/>
+              <w:rPr>
+                <w:lang w:eastAsia="en-ZA"/>
+              </w:rPr>
+            </w:pPr>
+            <w:r>
+              <w:rPr>
+                <w:lang w:eastAsia="en-ZA"/>
+              </w:rPr>
+              <w:t>No chemicals disposed into stormwater drains</w:t>
+            </w:r>
+          </w:p>
+        </w:tc>
+        <w:tc>
+          <w:tcPr>
+            <w:tcW w:w="4872" w:type="dxa"/>
+          </w:tcPr>
+          <w:p>
+            <w:pPr>
+              <w:spacing w:before="100" w:beforeAutospacing="1" w:after="100" w:afterAutospacing="1"/>
+              <w:rPr>
+                <w:lang w:eastAsia="en-ZA"/>
+              </w:rPr>
+            </w:pPr>
+            <w:r>
+              <w:rPr>
+                <w:b/>
+                <w:bCs/>
+                <w:lang w:eastAsia="en-ZA"/>
+              </w:rPr>
+              <w:t>${{</w:t>
+            </w:r>
+            <w:r>
+              <w:rPr>
+                <w:b/>
+                <w:bCs/>
+                <w:lang w:eastAsia="en-ZA"/>
+              </w:rPr>
+              <w:t>Q38</w:t>
+            </w:r>
+            <w:r>
+              <w:rPr>
+                <w:b/>
+                <w:bCs/>
+                <w:lang w:eastAsia="en-ZA"/>
+              </w:rPr>
+              <w:t>}}</w:t>
+            </w:r>
+          </w:p>
+        </w:tc>
+        <w:tc>
+          <w:tcPr>
+            <w:tcW w:w="4872" w:type="dxa"/>
+          </w:tcPr>
+          <w:p>
+            <w:pPr>
+              <w:spacing w:before="100" w:beforeAutospacing="1" w:after="100" w:afterAutospacing="1"/>
+              <w:rPr>
+                <w:lang w:eastAsia="en-ZA"/>
+              </w:rPr>
+            </w:pPr>
+            <w:r>
+              <w:rPr>
+                <w:b/>
+                <w:bCs/>
+                <w:lang w:eastAsia="en-ZA"/>
+              </w:rPr>
+              <w:t>${{</w:t>
+            </w:r>
+            <w:r>
+              <w:rPr>
+                <w:b/>
+                <w:bCs/>
+                <w:lang w:eastAsia="en-ZA"/>
+              </w:rPr>
+              <w:t>Rem38</w:t>
+            </w:r>
+            <w:r>
+              <w:rPr>
+                <w:b/>
+                <w:bCs/>
+                <w:lang w:eastAsia="en-ZA"/>
+              </w:rPr>
+              <w:t>}}</w:t>
+            </w:r>
+          </w:p>
+        </w:tc>
+      </w:tr>
+      <w:tr>
+        <w:tc>
+          <w:tcPr>
+            <w:tcW w:w="4872" w:type="dxa"/>
+            <w:vAlign w:val="center"/>
+          </w:tcPr>
+          <w:p>
+            <w:pPr>
+              <w:spacing w:before="100" w:beforeAutospacing="1" w:after="100" w:afterAutospacing="1"/>
+              <w:rPr>
+                <w:lang w:eastAsia="en-ZA"/>
+              </w:rPr>
+            </w:pPr>
+            <w:r>
+              <w:rPr>
+                <w:lang w:eastAsia="en-ZA"/>
+              </w:rPr>
+              <w:t>Waste area clean &amp; controlled</w:t>
+            </w:r>
+          </w:p>
+        </w:tc>
+        <w:tc>
+          <w:tcPr>
+            <w:tcW w:w="4872" w:type="dxa"/>
+          </w:tcPr>
+          <w:p>
+            <w:pPr>
+              <w:spacing w:before="100" w:beforeAutospacing="1" w:after="100" w:afterAutospacing="1"/>
+              <w:rPr>
+                <w:lang w:eastAsia="en-ZA"/>
+              </w:rPr>
+            </w:pPr>
+            <w:r>
+              <w:rPr>
+                <w:b/>
+                <w:bCs/>
+                <w:lang w:eastAsia="en-ZA"/>
+              </w:rPr>
+              <w:t>${{</w:t>
+            </w:r>
+            <w:r>
+              <w:rPr>
+                <w:b/>
+                <w:bCs/>
+                <w:lang w:eastAsia="en-ZA"/>
+              </w:rPr>
+              <w:t>Q39</w:t>
+            </w:r>
+            <w:r>
+              <w:rPr>
+                <w:b/>
+                <w:bCs/>
+                <w:lang w:eastAsia="en-ZA"/>
+              </w:rPr>
+              <w:t>}}</w:t>
+            </w:r>
+          </w:p>
+        </w:tc>
+        <w:tc>
+          <w:tcPr>
+            <w:tcW w:w="4872" w:type="dxa"/>
+          </w:tcPr>
+          <w:p>
+            <w:pPr>
+              <w:spacing w:before="100" w:beforeAutospacing="1" w:after="100" w:afterAutospacing="1"/>
+              <w:rPr>
+                <w:lang w:eastAsia="en-ZA"/>
+              </w:rPr>
+            </w:pPr>
+            <w:r>
+              <w:rPr>
+                <w:b/>
+                <w:bCs/>
+                <w:lang w:eastAsia="en-ZA"/>
+              </w:rPr>
+              <w:t>${{</w:t>
+            </w:r>
+            <w:r>
+              <w:rPr>
+                <w:b/>
+                <w:bCs/>
+                <w:lang w:eastAsia="en-ZA"/>
+              </w:rPr>
+              <w:t>Rem39</w:t>
+            </w:r>
+            <w:r>
+              <w:rPr>
+                <w:b/>
+                <w:bCs/>
+                <w:lang w:eastAsia="en-ZA"/>
+              </w:rPr>
+              <w:t>}}</w:t>
+            </w:r>
+          </w:p>
+        </w:tc>
+      </w:tr>
+      <w:tr>
+        <w:tc>
+          <w:tcPr>
+            <w:tcW w:w="4872" w:type="dxa"/>
+            <w:vAlign w:val="center"/>
+          </w:tcPr>
+          <w:p>
+            <w:pPr>
+              <w:spacing w:before="100" w:beforeAutospacing="1" w:after="100" w:afterAutospacing="1"/>
+              <w:rPr>
+                <w:lang w:eastAsia="en-ZA"/>
+              </w:rPr>
+            </w:pPr>
+          </w:p>
+        </w:tc>
+        <w:tc>
+          <w:tcPr>
+            <w:tcW w:w="4872" w:type="dxa"/>
+          </w:tcPr>
+          <w:p>
+            <w:pPr>
+              <w:spacing w:before="100" w:beforeAutospacing="1" w:after="100" w:afterAutospacing="1"/>
+              <w:rPr>
+                <w:lang w:eastAsia="en-ZA"/>
+              </w:rPr>
+            </w:pPr>
+          </w:p>
+        </w:tc>
+        <w:tc>
+          <w:tcPr>
+            <w:tcW w:w="4872" w:type="dxa"/>
+          </w:tcPr>
+          <w:p>
+            <w:pPr>
+              <w:spacing w:before="100" w:beforeAutospacing="1" w:after="100" w:afterAutospacing="1"/>
+              <w:rPr>
+                <w:lang w:eastAsia="en-ZA"/>
+              </w:rPr>
+            </w:pPr>
+          </w:p>
+        </w:tc>
+      </w:tr>
+      <w:tr>
+        <w:tc>
+          <w:tcPr>
+            <w:tcW w:w="4872" w:type="dxa"/>
+            <w:shd w:val="clear" w:color="auto" w:fill="595959"/>
+            <w:vAlign w:val="center"/>
+          </w:tcPr>
+          <w:p>
+            <w:pPr>
+              <w:spacing w:before="100" w:beforeAutospacing="1" w:after="100" w:afterAutospacing="1"/>
+              <w:rPr>
+                <w:lang w:eastAsia="en-ZA"/>
+              </w:rPr>
+            </w:pPr>
+          </w:p>
+        </w:tc>
+        <w:tc>
+          <w:tcPr>
+            <w:tcW w:w="4872" w:type="dxa"/>
+            <w:shd w:val="clear" w:color="auto" w:fill="595959"/>
+          </w:tcPr>
+          <w:p>
+            <w:pPr>
+              <w:spacing w:before="100" w:beforeAutospacing="1" w:after="100" w:afterAutospacing="1"/>
+              <w:rPr>
+                <w:lang w:eastAsia="en-ZA"/>
+              </w:rPr>
+            </w:pPr>
+          </w:p>
+        </w:tc>
+        <w:tc>
+          <w:tcPr>
+            <w:tcW w:w="4872" w:type="dxa"/>
+            <w:shd w:val="clear" w:color="auto" w:fill="595959"/>
+          </w:tcPr>
+          <w:p>
+            <w:pPr>
+              <w:spacing w:before="100" w:beforeAutospacing="1" w:after="100" w:afterAutospacing="1"/>
+              <w:rPr>
+                <w:lang w:eastAsia="en-ZA"/>
+              </w:rPr>
+            </w:pPr>
+          </w:p>
+        </w:tc>
+      </w:tr>
+    </w:tbl>
+    <w:p>
+      <w:pPr>
+        <w:spacing w:before="100" w:beforeAutospacing="1" w:after="100" w:afterAutospacing="1"/>
+        <w:rPr>
+          <w:lang w:eastAsia="en-ZA"/>
+        </w:rPr>
+      </w:pPr>
+    </w:p>
+    <w:tbl>
+      <w:tblPr>
+        <w:tblStyle w:val="TableGrid"/>
+        <w:tblW w:w="0" w:type="auto"/>
+        <w:tblLook w:val="04A0" w:firstRow="1" w:lastRow="0" w:firstColumn="1" w:lastColumn="0" w:noHBand="0" w:noVBand="1"/>
+      </w:tblPr>
+      <w:tblGrid>
+        <w:gridCol w:w="4796"/>
+        <w:gridCol w:w="4794"/>
+        <w:gridCol w:w="4800"/>
+      </w:tblGrid>
+      <w:tr>
+        <w:trPr>
+          <w:trHeight w:val="350"/>
+        </w:trPr>
+        <w:tc>
+          <w:tcPr>
+            <w:tcW w:w="14616" w:type="dxa"/>
+            <w:gridSpan w:val="3"/>
+          </w:tcPr>
+          <w:p>
+            <w:pPr>
+              <w:spacing w:before="100" w:beforeAutospacing="1" w:after="100" w:afterAutospacing="1"/>
+              <w:outlineLvl w:val="1"/>
+              <w:rPr>
+                <w:b/>
+                <w:bCs/>
+                <w:lang w:eastAsia="en-ZA"/>
+              </w:rPr>
+            </w:pPr>
+            <w:r>
+              <w:rPr>
+                <w:b/>
+                <w:bCs/>
+                <w:lang w:eastAsia="en-ZA"/>
+              </w:rPr>
+              <w:t>HOUSEKEEPING &amp; MAINTENANCE</w:t>
+            </w:r>
+          </w:p>
+        </w:tc>
+      </w:tr>
+      <w:tr>
+        <w:tc>
+          <w:tcPr>
+            <w:tcW w:w="4872" w:type="dxa"/>
+            <w:shd w:val="clear" w:color="auto" w:fill="595959"/>
+          </w:tcPr>
+          <w:p>
+            <w:pPr>
+              <w:spacing w:before="100" w:beforeAutospacing="1" w:after="100" w:afterAutospacing="1"/>
+              <w:rPr>
+                <w:lang w:eastAsia="en-ZA"/>
+              </w:rPr>
+            </w:pPr>
+            <w:r>
+              <w:rPr>
+                <w:lang w:eastAsia="en-ZA"/>
+              </w:rPr>
+              <w:t>Item</w:t>
+            </w:r>
+          </w:p>
+        </w:tc>
+        <w:tc>
+          <w:tcPr>
+            <w:tcW w:w="4872" w:type="dxa"/>
+            <w:shd w:val="clear" w:color="auto" w:fill="595959"/>
+          </w:tcPr>
+          <w:p>
+            <w:pPr>
+              <w:spacing w:before="100" w:beforeAutospacing="1" w:after="100" w:afterAutospacing="1"/>
+              <w:rPr>
+                <w:lang w:eastAsia="en-ZA"/>
+              </w:rPr>
+            </w:pPr>
+            <w:r>
+              <w:rPr>
+                <w:lang w:eastAsia="en-ZA"/>
+              </w:rPr>
+              <w:t>Yes/No</w:t>
+            </w:r>
+          </w:p>
+        </w:tc>
+        <w:tc>
+          <w:tcPr>
+            <w:tcW w:w="4872" w:type="dxa"/>
+            <w:shd w:val="clear" w:color="auto" w:fill="595959"/>
+          </w:tcPr>
+          <w:p>
+            <w:pPr>
+              <w:spacing w:before="100" w:beforeAutospacing="1" w:after="100" w:afterAutospacing="1"/>
+              <w:rPr>
+                <w:lang w:eastAsia="en-ZA"/>
+              </w:rPr>
+            </w:pPr>
+            <w:r>
+              <w:rPr>
+                <w:lang w:eastAsia="en-ZA"/>
+              </w:rPr>
+              <w:t>Remarks</w:t>
+            </w:r>
+          </w:p>
+        </w:tc>
+      </w:tr>
+      <w:tr>
+        <w:tc>
+          <w:tcPr>
+            <w:tcW w:w="4872" w:type="dxa"/>
+            <w:vAlign w:val="center"/>
+          </w:tcPr>
+          <w:p>
+            <w:pPr>
+              <w:spacing w:before="100" w:beforeAutospacing="1" w:after="100" w:afterAutospacing="1"/>
+              <w:rPr>
+                <w:lang w:eastAsia="en-ZA"/>
+              </w:rPr>
+            </w:pPr>
+            <w:r>
+              <w:rPr>
+                <w:lang w:eastAsia="en-ZA"/>
+              </w:rPr>
+              <w:t>Storage area clean &amp; orderly</w:t>
+            </w:r>
+          </w:p>
+        </w:tc>
+        <w:tc>
+          <w:tcPr>
+            <w:tcW w:w="4872" w:type="dxa"/>
+          </w:tcPr>
+          <w:p>
+            <w:pPr>
+              <w:spacing w:before="100" w:beforeAutospacing="1" w:after="100" w:afterAutospacing="1"/>
+              <w:rPr>
+                <w:lang w:eastAsia="en-ZA"/>
+              </w:rPr>
+            </w:pPr>
+            <w:r>
+              <w:rPr>
+                <w:b/>
+                <w:bCs/>
+                <w:lang w:eastAsia="en-ZA"/>
+              </w:rPr>
+              <w:t>${{</w:t>
+            </w:r>
+            <w:r>
+              <w:rPr>
+                <w:b/>
+                <w:bCs/>
+                <w:lang w:eastAsia="en-ZA"/>
+              </w:rPr>
+              <w:t>Q40</w:t>
+            </w:r>
+            <w:r>
+              <w:rPr>
+                <w:b/>
+                <w:bCs/>
+                <w:lang w:eastAsia="en-ZA"/>
+              </w:rPr>
+              <w:t>}}</w:t>
+            </w:r>
+          </w:p>
+        </w:tc>
+        <w:tc>
+          <w:tcPr>
+            <w:tcW w:w="4872" w:type="dxa"/>
+          </w:tcPr>
+          <w:p>
+            <w:pPr>
+              <w:spacing w:before="100" w:beforeAutospacing="1" w:after="100" w:afterAutospacing="1"/>
+              <w:rPr>
+                <w:lang w:eastAsia="en-ZA"/>
+              </w:rPr>
+            </w:pPr>
+            <w:r>
+              <w:rPr>
+                <w:b/>
+                <w:bCs/>
+                <w:lang w:eastAsia="en-ZA"/>
+              </w:rPr>
+              <w:t>${{</w:t>
+            </w:r>
+            <w:r>
+              <w:rPr>
+                <w:b/>
+                <w:bCs/>
+                <w:lang w:eastAsia="en-ZA"/>
+              </w:rPr>
+              <w:t>Rem40</w:t>
+            </w:r>
+            <w:r>
+              <w:rPr>
+                <w:b/>
+                <w:bCs/>
+                <w:lang w:eastAsia="en-ZA"/>
+              </w:rPr>
+              <w:t>}}</w:t>
+            </w:r>
+          </w:p>
+        </w:tc>
+      </w:tr>
+      <w:tr>
+        <w:tc>
+          <w:tcPr>
+            <w:tcW w:w="4872" w:type="dxa"/>
+            <w:vAlign w:val="center"/>
+          </w:tcPr>
+          <w:p>
+            <w:pPr>
+              <w:spacing w:before="100" w:beforeAutospacing="1" w:after="100" w:afterAutospacing="1"/>
+              <w:rPr>
+                <w:lang w:eastAsia="en-ZA"/>
+              </w:rPr>
+            </w:pPr>
+            <w:r>
+              <w:rPr>
+                <w:lang w:eastAsia="en-ZA"/>
+              </w:rPr>
+              <w:t>No leaks or damaged containers</w:t>
+            </w:r>
+          </w:p>
+        </w:tc>
+        <w:tc>
+          <w:tcPr>
+            <w:tcW w:w="4872" w:type="dxa"/>
+          </w:tcPr>
+          <w:p>
+            <w:pPr>
+              <w:spacing w:before="100" w:beforeAutospacing="1" w:after="100" w:afterAutospacing="1"/>
+              <w:rPr>
+                <w:lang w:eastAsia="en-ZA"/>
+              </w:rPr>
+            </w:pPr>
+            <w:r>
+              <w:rPr>
+                <w:b/>
+                <w:bCs/>
+                <w:lang w:eastAsia="en-ZA"/>
+              </w:rPr>
+              <w:t>${{</w:t>
+            </w:r>
+            <w:r>
+              <w:rPr>
+                <w:b/>
+                <w:bCs/>
+                <w:lang w:eastAsia="en-ZA"/>
+              </w:rPr>
+              <w:t>Q41</w:t>
+            </w:r>
+            <w:r>
+              <w:rPr>
+                <w:b/>
+                <w:bCs/>
+                <w:lang w:eastAsia="en-ZA"/>
+              </w:rPr>
+              <w:t>}}</w:t>
+            </w:r>
+          </w:p>
+        </w:tc>
+        <w:tc>
+          <w:tcPr>
+            <w:tcW w:w="4872" w:type="dxa"/>
+          </w:tcPr>
+          <w:p>
+            <w:pPr>
+              <w:spacing w:before="100" w:beforeAutospacing="1" w:after="100" w:afterAutospacing="1"/>
+              <w:rPr>
+                <w:lang w:eastAsia="en-ZA"/>
+              </w:rPr>
+            </w:pPr>
+            <w:r>
+              <w:rPr>
+                <w:b/>
+                <w:bCs/>
+                <w:lang w:eastAsia="en-ZA"/>
+              </w:rPr>
+              <w:t>${{</w:t>
+            </w:r>
+            <w:r>
+              <w:rPr>
+                <w:b/>
+                <w:bCs/>
+                <w:lang w:eastAsia="en-ZA"/>
+              </w:rPr>
+              <w:t>Rem41</w:t>
+            </w:r>
+            <w:r>
+              <w:rPr>
+                <w:b/>
+                <w:bCs/>
+                <w:lang w:eastAsia="en-ZA"/>
+              </w:rPr>
+              <w:t>}}</w:t>
+            </w:r>
+          </w:p>
+        </w:tc>
+      </w:tr>
+      <w:tr>
+        <w:tc>
+          <w:tcPr>
+            <w:tcW w:w="4872" w:type="dxa"/>
+            <w:vAlign w:val="center"/>
+          </w:tcPr>
+          <w:p>
+            <w:pPr>
+              <w:spacing w:before="100" w:beforeAutospacing="1" w:after="100" w:afterAutospacing="1"/>
+              <w:rPr>
+                <w:lang w:eastAsia="en-ZA"/>
+              </w:rPr>
+            </w:pPr>
+            <w:r>
+              <w:rPr>
+                <w:lang w:eastAsia="en-ZA"/>
+              </w:rPr>
+              <w:t>No strong chemical odours</w:t>
+            </w:r>
+          </w:p>
+        </w:tc>
+        <w:tc>
+          <w:tcPr>
+            <w:tcW w:w="4872" w:type="dxa"/>
+          </w:tcPr>
+          <w:p>
+            <w:pPr>
+              <w:spacing w:before="100" w:beforeAutospacing="1" w:after="100" w:afterAutospacing="1"/>
+              <w:rPr>
+                <w:lang w:eastAsia="en-ZA"/>
+              </w:rPr>
+            </w:pPr>
+            <w:r>
+              <w:rPr>
+                <w:b/>
+                <w:bCs/>
+                <w:lang w:eastAsia="en-ZA"/>
+              </w:rPr>
+              <w:t>${{</w:t>
+            </w:r>
+            <w:r>
+              <w:rPr>
+                <w:b/>
+                <w:bCs/>
+                <w:lang w:eastAsia="en-ZA"/>
+              </w:rPr>
+              <w:t>Q42</w:t>
+            </w:r>
+            <w:r>
+              <w:rPr>
+                <w:b/>
+                <w:bCs/>
+                <w:lang w:eastAsia="en-ZA"/>
+              </w:rPr>
+              <w:t>}}</w:t>
+            </w:r>
+          </w:p>
+        </w:tc>
+        <w:tc>
+          <w:tcPr>
+            <w:tcW w:w="4872" w:type="dxa"/>
+          </w:tcPr>
+          <w:p>
+            <w:pPr>
+              <w:spacing w:before="100" w:beforeAutospacing="1" w:after="100" w:afterAutospacing="1"/>
+              <w:rPr>
+                <w:lang w:eastAsia="en-ZA"/>
+              </w:rPr>
+            </w:pPr>
+            <w:r>
+              <w:rPr>
+                <w:b/>
+                <w:bCs/>
+                <w:lang w:eastAsia="en-ZA"/>
+              </w:rPr>
+              <w:t>${{</w:t>
+            </w:r>
+            <w:r>
+              <w:rPr>
+                <w:b/>
+                <w:bCs/>
+                <w:lang w:eastAsia="en-ZA"/>
+              </w:rPr>
+              <w:t>Rem42</w:t>
+            </w:r>
+            <w:r>
+              <w:rPr>
+                <w:b/>
+                <w:bCs/>
+                <w:lang w:eastAsia="en-ZA"/>
+              </w:rPr>
+              <w:t>}}</w:t>
+            </w:r>
+          </w:p>
+        </w:tc>
+      </w:tr>
+      <w:tr>
+        <w:tc>
+          <w:tcPr>
+            <w:tcW w:w="4872" w:type="dxa"/>
+            <w:vAlign w:val="center"/>
+          </w:tcPr>
+          <w:p>
+            <w:pPr>
+              <w:spacing w:before="100" w:beforeAutospacing="1" w:after="100" w:afterAutospacing="1"/>
+              <w:rPr>
+                <w:lang w:eastAsia="en-ZA"/>
+              </w:rPr>
+            </w:pPr>
+            <w:r>
+              <w:rPr>
+                <w:lang w:eastAsia="en-ZA"/>
+              </w:rPr>
+              <w:t>Floors dry and safe</w:t>
+            </w:r>
+          </w:p>
+        </w:tc>
+        <w:tc>
+          <w:tcPr>
+            <w:tcW w:w="4872" w:type="dxa"/>
+          </w:tcPr>
+          <w:p>
+            <w:pPr>
+              <w:spacing w:before="100" w:beforeAutospacing="1" w:after="100" w:afterAutospacing="1"/>
+              <w:rPr>
+                <w:lang w:eastAsia="en-ZA"/>
+              </w:rPr>
+            </w:pPr>
+            <w:r>
+              <w:rPr>
+                <w:b/>
+                <w:bCs/>
+                <w:lang w:eastAsia="en-ZA"/>
+              </w:rPr>
+              <w:t>${{</w:t>
+            </w:r>
+            <w:r>
+              <w:rPr>
+                <w:b/>
+                <w:bCs/>
+                <w:lang w:eastAsia="en-ZA"/>
+              </w:rPr>
+              <w:t>Q43</w:t>
+            </w:r>
+            <w:r>
+              <w:rPr>
+                <w:b/>
+                <w:bCs/>
+                <w:lang w:eastAsia="en-ZA"/>
+              </w:rPr>
+              <w:t>}}</w:t>
+            </w:r>
+          </w:p>
+        </w:tc>
+        <w:tc>
+          <w:tcPr>
+            <w:tcW w:w="4872" w:type="dxa"/>
+          </w:tcPr>
+          <w:p>
+            <w:pPr>
+              <w:spacing w:before="100" w:beforeAutospacing="1" w:after="100" w:afterAutospacing="1"/>
+              <w:rPr>
+                <w:lang w:eastAsia="en-ZA"/>
+              </w:rPr>
+            </w:pPr>
+            <w:r>
+              <w:rPr>
+                <w:b/>
+                <w:bCs/>
+                <w:lang w:eastAsia="en-ZA"/>
+              </w:rPr>
+              <w:t>${{</w:t>
+            </w:r>
+            <w:r>
+              <w:rPr>
+                <w:b/>
+                <w:bCs/>
+                <w:lang w:eastAsia="en-ZA"/>
+              </w:rPr>
+              <w:t>Rem</w:t>
+            </w:r>
+            <w:r>
+              <w:rPr>
+                <w:b/>
+                <w:bCs/>
+                <w:lang w:eastAsia="en-ZA"/>
+              </w:rPr>
+              <w:t>43</w:t>
+            </w:r>
+            <w:r>
+              <w:rPr>
+                <w:b/>
+                <w:bCs/>
+                <w:lang w:eastAsia="en-ZA"/>
+              </w:rPr>
+              <w:t>}}</w:t>
+            </w:r>
+          </w:p>
+        </w:tc>
+      </w:tr>
+      <w:tr>
+        <w:tc>
+          <w:tcPr>
+            <w:tcW w:w="4872" w:type="dxa"/>
+            <w:vAlign w:val="center"/>
+          </w:tcPr>
+          <w:p>
+            <w:pPr>
+              <w:spacing w:before="100" w:beforeAutospacing="1" w:after="100" w:afterAutospacing="1"/>
+              <w:rPr>
+                <w:lang w:eastAsia="en-ZA"/>
+              </w:rPr>
+            </w:pPr>
+          </w:p>
+        </w:tc>
+        <w:tc>
+          <w:tcPr>
+            <w:tcW w:w="4872" w:type="dxa"/>
+          </w:tcPr>
+          <w:p>
+            <w:pPr>
+              <w:spacing w:before="100" w:beforeAutospacing="1" w:after="100" w:afterAutospacing="1"/>
+              <w:rPr>
+                <w:lang w:eastAsia="en-ZA"/>
+              </w:rPr>
+            </w:pPr>
+          </w:p>
+        </w:tc>
+        <w:tc>
+          <w:tcPr>
+            <w:tcW w:w="4872" w:type="dxa"/>
+          </w:tcPr>
+          <w:p>
+            <w:pPr>
+              <w:spacing w:before="100" w:beforeAutospacing="1" w:after="100" w:afterAutospacing="1"/>
+              <w:rPr>
+                <w:lang w:eastAsia="en-ZA"/>
+              </w:rPr>
+            </w:pPr>
+          </w:p>
+        </w:tc>
+      </w:tr>
+      <w:tr>
+        <w:tc>
+          <w:tcPr>
+            <w:tcW w:w="4872" w:type="dxa"/>
+            <w:shd w:val="clear" w:color="auto" w:fill="595959"/>
+            <w:vAlign w:val="center"/>
+          </w:tcPr>
+          <w:p>
+            <w:pPr>
+              <w:spacing w:before="100" w:beforeAutospacing="1" w:after="100" w:afterAutospacing="1"/>
+              <w:rPr>
+                <w:lang w:eastAsia="en-ZA"/>
+              </w:rPr>
+            </w:pPr>
+          </w:p>
+        </w:tc>
+        <w:tc>
+          <w:tcPr>
+            <w:tcW w:w="4872" w:type="dxa"/>
+            <w:shd w:val="clear" w:color="auto" w:fill="595959"/>
+          </w:tcPr>
+          <w:p>
+            <w:pPr>
+              <w:spacing w:before="100" w:beforeAutospacing="1" w:after="100" w:afterAutospacing="1"/>
+              <w:rPr>
+                <w:lang w:eastAsia="en-ZA"/>
+              </w:rPr>
+            </w:pPr>
+          </w:p>
+        </w:tc>
+        <w:tc>
+          <w:tcPr>
+            <w:tcW w:w="4872" w:type="dxa"/>
+            <w:shd w:val="clear" w:color="auto" w:fill="595959"/>
+          </w:tcPr>
+          <w:p>
+            <w:pPr>
+              <w:spacing w:before="100" w:beforeAutospacing="1" w:after="100" w:afterAutospacing="1"/>
+              <w:rPr>
+                <w:lang w:eastAsia="en-ZA"/>
+              </w:rPr>
+            </w:pPr>
+          </w:p>
+        </w:tc>
+      </w:tr>
+    </w:tbl>
+    <w:p>
+      <w:pPr>
+        <w:spacing w:before="100" w:beforeAutospacing="1" w:after="100" w:afterAutospacing="1"/>
+        <w:rPr>
+          <w:lang w:eastAsia="en-ZA"/>
+        </w:rPr>
+      </w:pPr>
+    </w:p>
+    <w:tbl>
+      <w:tblPr>
+        <w:tblStyle w:val="TableGrid"/>
+        <w:tblW w:w="0" w:type="auto"/>
+        <w:tblLook w:val="04A0" w:firstRow="1" w:lastRow="0" w:firstColumn="1" w:lastColumn="0" w:noHBand="0" w:noVBand="1"/>
+      </w:tblPr>
+      <w:tblGrid>
+        <w:gridCol w:w="4796"/>
+        <w:gridCol w:w="4794"/>
+        <w:gridCol w:w="4800"/>
+      </w:tblGrid>
+      <w:tr>
+        <w:trPr>
+          <w:trHeight w:val="350"/>
+        </w:trPr>
+        <w:tc>
+          <w:tcPr>
+            <w:tcW w:w="14616" w:type="dxa"/>
+            <w:gridSpan w:val="3"/>
+          </w:tcPr>
+          <w:p>
+            <w:pPr>
+              <w:spacing w:before="100" w:beforeAutospacing="1" w:after="100" w:afterAutospacing="1"/>
+              <w:outlineLvl w:val="1"/>
+              <w:rPr>
+                <w:b/>
+                <w:bCs/>
+                <w:lang w:eastAsia="en-ZA"/>
+              </w:rPr>
+            </w:pPr>
+            <w:r>
+              <w:rPr>
+                <w:b/>
+                <w:bCs/>
+                <w:lang w:eastAsia="en-ZA"/>
+              </w:rPr>
               <w:t>DOCUMENTATION &amp; RECORD KEEPING</w:t>
             </w:r>
           </w:p>
@@ -7205,7 +7293,7 @@
                 <w:bCs/>
                 <w:lang w:eastAsia="en-ZA"/>
               </w:rPr>
-              <w:t>${</w:t>
+              <w:t>${{</w:t>
             </w:r>
             <w:r>
               <w:rPr>
@@ -7221,28 +7309,28 @@
                 <w:bCs/>
                 <w:lang w:eastAsia="en-ZA"/>
               </w:rPr>
-              <w:t>}</w:t>
-            </w:r>
-          </w:p>
-        </w:tc>
-        <w:tc>
-          <w:tcPr>
-            <w:tcW w:w="4872" w:type="dxa"/>
-          </w:tcPr>
-          <w:p>
-            <w:pPr>
-              <w:spacing w:before="100" w:beforeAutospacing="1" w:after="100" w:afterAutospacing="1"/>
-              <w:rPr>
-                <w:lang w:eastAsia="en-ZA"/>
-              </w:rPr>
-            </w:pPr>
-            <w:r>
-              <w:rPr>
-                <w:b/>
-                <w:bCs/>
-                <w:lang w:eastAsia="en-ZA"/>
-              </w:rPr>
-              <w:t>${</w:t>
+              <w:t>}}</w:t>
+            </w:r>
+          </w:p>
+        </w:tc>
+        <w:tc>
+          <w:tcPr>
+            <w:tcW w:w="4872" w:type="dxa"/>
+          </w:tcPr>
+          <w:p>
+            <w:pPr>
+              <w:spacing w:before="100" w:beforeAutospacing="1" w:after="100" w:afterAutospacing="1"/>
+              <w:rPr>
+                <w:lang w:eastAsia="en-ZA"/>
+              </w:rPr>
+            </w:pPr>
+            <w:r>
+              <w:rPr>
+                <w:b/>
+                <w:bCs/>
+                <w:lang w:eastAsia="en-ZA"/>
+              </w:rPr>
+              <w:t>${{</w:t>
             </w:r>
             <w:r>
               <w:rPr>
@@ -7258,7 +7346,7 @@
                 <w:bCs/>
                 <w:lang w:eastAsia="en-ZA"/>
               </w:rPr>
-              <w:t>}</w:t>
+              <w:t>}}</w:t>
             </w:r>
           </w:p>
         </w:tc>
@@ -7301,7 +7389,7 @@
                 <w:bCs/>
                 <w:lang w:eastAsia="en-ZA"/>
               </w:rPr>
-              <w:t>${</w:t>
+              <w:t>${{</w:t>
             </w:r>
             <w:r>
               <w:rPr>
@@ -7325,28 +7413,28 @@
                 <w:bCs/>
                 <w:lang w:eastAsia="en-ZA"/>
               </w:rPr>
-              <w:t>}</w:t>
-            </w:r>
-          </w:p>
-        </w:tc>
-        <w:tc>
-          <w:tcPr>
-            <w:tcW w:w="4872" w:type="dxa"/>
-          </w:tcPr>
-          <w:p>
-            <w:pPr>
-              <w:spacing w:before="100" w:beforeAutospacing="1" w:after="100" w:afterAutospacing="1"/>
-              <w:rPr>
-                <w:lang w:eastAsia="en-ZA"/>
-              </w:rPr>
-            </w:pPr>
-            <w:r>
-              <w:rPr>
-                <w:b/>
-                <w:bCs/>
-                <w:lang w:eastAsia="en-ZA"/>
-              </w:rPr>
-              <w:t>${</w:t>
+              <w:t>}}</w:t>
+            </w:r>
+          </w:p>
+        </w:tc>
+        <w:tc>
+          <w:tcPr>
+            <w:tcW w:w="4872" w:type="dxa"/>
+          </w:tcPr>
+          <w:p>
+            <w:pPr>
+              <w:spacing w:before="100" w:beforeAutospacing="1" w:after="100" w:afterAutospacing="1"/>
+              <w:rPr>
+                <w:lang w:eastAsia="en-ZA"/>
+              </w:rPr>
+            </w:pPr>
+            <w:r>
+              <w:rPr>
+                <w:b/>
+                <w:bCs/>
+                <w:lang w:eastAsia="en-ZA"/>
+              </w:rPr>
+              <w:t>${{</w:t>
             </w:r>
             <w:r>
               <w:rPr>
@@ -7362,7 +7450,7 @@
                 <w:bCs/>
                 <w:lang w:eastAsia="en-ZA"/>
               </w:rPr>
-              <w:t>}</w:t>
+              <w:t>}}</w:t>
             </w:r>
           </w:p>
         </w:tc>
@@ -7405,7 +7493,7 @@
                 <w:bCs/>
                 <w:lang w:eastAsia="en-ZA"/>
               </w:rPr>
-              <w:t>${</w:t>
+              <w:t>${{</w:t>
             </w:r>
             <w:r>
               <w:rPr>
@@ -7429,28 +7517,28 @@
                 <w:bCs/>
                 <w:lang w:eastAsia="en-ZA"/>
               </w:rPr>
-              <w:t>}</w:t>
-            </w:r>
-          </w:p>
-        </w:tc>
-        <w:tc>
-          <w:tcPr>
-            <w:tcW w:w="4872" w:type="dxa"/>
-          </w:tcPr>
-          <w:p>
-            <w:pPr>
-              <w:spacing w:before="100" w:beforeAutospacing="1" w:after="100" w:afterAutospacing="1"/>
-              <w:rPr>
-                <w:lang w:eastAsia="en-ZA"/>
-              </w:rPr>
-            </w:pPr>
-            <w:r>
-              <w:rPr>
-                <w:b/>
-                <w:bCs/>
-                <w:lang w:eastAsia="en-ZA"/>
-              </w:rPr>
-              <w:t>${</w:t>
+              <w:t>}}</w:t>
+            </w:r>
+          </w:p>
+        </w:tc>
+        <w:tc>
+          <w:tcPr>
+            <w:tcW w:w="4872" w:type="dxa"/>
+          </w:tcPr>
+          <w:p>
+            <w:pPr>
+              <w:spacing w:before="100" w:beforeAutospacing="1" w:after="100" w:afterAutospacing="1"/>
+              <w:rPr>
+                <w:lang w:eastAsia="en-ZA"/>
+              </w:rPr>
+            </w:pPr>
+            <w:r>
+              <w:rPr>
+                <w:b/>
+                <w:bCs/>
+                <w:lang w:eastAsia="en-ZA"/>
+              </w:rPr>
+              <w:t>${{</w:t>
             </w:r>
             <w:r>
               <w:rPr>
@@ -7466,7 +7554,7 @@
                 <w:bCs/>
                 <w:lang w:eastAsia="en-ZA"/>
               </w:rPr>
-              <w:t>}</w:t>
+              <w:t>}}</w:t>
             </w:r>
           </w:p>
         </w:tc>
@@ -7509,7 +7597,7 @@
                 <w:bCs/>
                 <w:lang w:eastAsia="en-ZA"/>
               </w:rPr>
-              <w:t>${</w:t>
+              <w:t>${{</w:t>
             </w:r>
             <w:r>
               <w:rPr>
@@ -7525,28 +7613,28 @@
                 <w:bCs/>
                 <w:lang w:eastAsia="en-ZA"/>
               </w:rPr>
-              <w:t>}</w:t>
-            </w:r>
-          </w:p>
-        </w:tc>
-        <w:tc>
-          <w:tcPr>
-            <w:tcW w:w="4872" w:type="dxa"/>
-          </w:tcPr>
-          <w:p>
-            <w:pPr>
-              <w:spacing w:before="100" w:beforeAutospacing="1" w:after="100" w:afterAutospacing="1"/>
-              <w:rPr>
-                <w:lang w:eastAsia="en-ZA"/>
-              </w:rPr>
-            </w:pPr>
-            <w:r>
-              <w:rPr>
-                <w:b/>
-                <w:bCs/>
-                <w:lang w:eastAsia="en-ZA"/>
-              </w:rPr>
-              <w:t>${</w:t>
+              <w:t>}}</w:t>
+            </w:r>
+          </w:p>
+        </w:tc>
+        <w:tc>
+          <w:tcPr>
+            <w:tcW w:w="4872" w:type="dxa"/>
+          </w:tcPr>
+          <w:p>
+            <w:pPr>
+              <w:spacing w:before="100" w:beforeAutospacing="1" w:after="100" w:afterAutospacing="1"/>
+              <w:rPr>
+                <w:lang w:eastAsia="en-ZA"/>
+              </w:rPr>
+            </w:pPr>
+            <w:r>
+              <w:rPr>
+                <w:b/>
+                <w:bCs/>
+                <w:lang w:eastAsia="en-ZA"/>
+              </w:rPr>
+              <w:t>${{</w:t>
             </w:r>
             <w:r>
               <w:rPr>
@@ -7562,7 +7650,7 @@
                 <w:bCs/>
                 <w:lang w:eastAsia="en-ZA"/>
               </w:rPr>
-              <w:t>}</w:t>
+              <w:t>}}</w:t>
             </w:r>
           </w:p>
         </w:tc>
@@ -7719,7 +7807,7 @@
                 <w:bCs/>
                 <w:lang w:eastAsia="en-ZA"/>
               </w:rPr>
-              <w:t>${</w:t>
+              <w:t>${{</w:t>
             </w:r>
             <w:proofErr w:type="spellStart"/>
             <w:r>
@@ -7737,7 +7825,7 @@
                 <w:bCs/>
                 <w:lang w:eastAsia="en-ZA"/>
               </w:rPr>
-              <w:t>}</w:t>
+              <w:t>}}</w:t>
             </w:r>
           </w:p>
         </w:tc>
@@ -7765,7 +7853,15 @@
           <w:bCs/>
           <w:lang w:eastAsia="en-ZA"/>
         </w:rPr>
-        <w:t>: ${</w:t>
+        <w:t xml:space="preserve">: </w:t>
+      </w:r>
+      <w:r>
+        <w:rPr>
+          <w:b/>
+          <w:bCs/>
+          <w:lang w:eastAsia="en-ZA"/>
+        </w:rPr>
+        <w:t>${{</w:t>
       </w:r>
       <w:proofErr w:type="spellStart"/>
       <w:r>
@@ -7783,7 +7879,7 @@
           <w:bCs/>
           <w:lang w:eastAsia="en-ZA"/>
         </w:rPr>
-        <w:t>}</w:t>
+        <w:t>}}</w:t>
       </w:r>
     </w:p>
     <w:p>
@@ -7807,7 +7903,15 @@
           <w:bCs/>
           <w:lang w:eastAsia="en-ZA"/>
         </w:rPr>
-        <w:t xml:space="preserve"> ${</w:t>
+        <w:t xml:space="preserve"> </w:t>
+      </w:r>
+      <w:r>
+        <w:rPr>
+          <w:b/>
+          <w:bCs/>
+          <w:lang w:eastAsia="en-ZA"/>
+        </w:rPr>
+        <w:t>${{</w:t>
       </w:r>
       <w:proofErr w:type="spellStart"/>
       <w:r>
@@ -7825,7 +7929,7 @@
           <w:bCs/>
           <w:lang w:eastAsia="en-ZA"/>
         </w:rPr>
-        <w:t>}</w:t>
+        <w:t>}}</w:t>
       </w:r>
       <w:r>
         <w:rPr>
@@ -7857,7 +7961,7 @@
         <w:rPr>
           <w:lang w:eastAsia="en-ZA"/>
         </w:rPr>
-        <w:t>${</w:t>
+        <w:t>${{</w:t>
       </w:r>
       <w:proofErr w:type="spellStart"/>
       <w:r>
@@ -7871,7 +7975,7 @@
         <w:rPr>
           <w:lang w:eastAsia="en-ZA"/>
         </w:rPr>
-        <w:t>}</w:t>
+        <w:t>}}</w:t>
       </w:r>
     </w:p>
     <w:p>
@@ -7905,7 +8009,7 @@
           <w:bCs/>
           <w:lang w:eastAsia="en-ZA"/>
         </w:rPr>
-        <w:t>${</w:t>
+        <w:t>${{</w:t>
       </w:r>
       <w:proofErr w:type="spellStart"/>
       <w:r>
@@ -7923,7 +8027,7 @@
           <w:bCs/>
           <w:lang w:eastAsia="en-ZA"/>
         </w:rPr>
-        <w:t>}</w:t>
+        <w:t>}}</w:t>
       </w:r>
     </w:p>
     <w:p>
@@ -7951,7 +8055,7 @@
         <w:rPr>
           <w:lang w:eastAsia="en-ZA"/>
         </w:rPr>
-        <w:t>${</w:t>
+        <w:t>${{</w:t>
       </w:r>
       <w:proofErr w:type="spellStart"/>
       <w:r>
@@ -7965,7 +8069,7 @@
         <w:rPr>
           <w:lang w:eastAsia="en-ZA"/>
         </w:rPr>
-        <w:t>}</w:t>
+        <w:t>}}</w:t>
       </w:r>
       <w:r>
         <w:rPr>
@@ -8583,6 +8687,7 @@
   <w:style w:type="character" w:default="1" w:styleId="DefaultParagraphFont">
     <w:name w:val="Default Paragraph Font"/>
     <w:uiPriority w:val="1"/>
+    <w:semiHidden/>
     <w:unhideWhenUsed/>
   </w:style>
   <w:style w:type="table" w:default="1" w:styleId="TableNormal">

--- a/CHEMICAL SAFETY Report.docx
+++ b/CHEMICAL SAFETY Report.docx
@@ -138,7 +138,7 @@
           <w:lang w:val="x-none" w:eastAsia="zh-CN" w:bidi="hi-IN"/>
         </w:rPr>
         <w:drawing>
-          <wp:anchor distT="0" distB="0" distL="114300" distR="114300" simplePos="0" relativeHeight="251657216" behindDoc="0" locked="0" layoutInCell="1" allowOverlap="1" wp14:anchorId="5E31F415" wp14:editId="09EFF7A4">
+          <wp:anchor distT="0" distB="0" distL="114300" distR="114300" simplePos="0" relativeHeight="251657216" behindDoc="0" locked="0" layoutInCell="1" allowOverlap="1" wp14:anchorId="5E31F415" wp14:editId="4D38A69C">
             <wp:simplePos x="0" y="0"/>
             <wp:positionH relativeFrom="page">
               <wp:posOffset>720090</wp:posOffset>
@@ -360,8 +360,8 @@
         <w:tblLook w:val="04A0" w:firstRow="1" w:lastRow="0" w:firstColumn="1" w:lastColumn="0" w:noHBand="0" w:noVBand="1"/>
       </w:tblPr>
       <w:tblGrid>
-        <w:gridCol w:w="4808"/>
-        <w:gridCol w:w="9582"/>
+        <w:gridCol w:w="4811"/>
+        <w:gridCol w:w="9579"/>
       </w:tblGrid>
       <w:tr>
         <w:tc>
@@ -441,8 +441,9 @@
                 <w:bCs/>
                 <w:lang w:eastAsia="en-ZA"/>
               </w:rPr>
-              <w:t>${</w:t>
-            </w:r>
+              <w:t>$</w:t>
+            </w:r>
+            <w:proofErr w:type="gramStart"/>
             <w:r>
               <w:rPr>
                 <w:b/>
@@ -457,7 +458,32 @@
                 <w:bCs/>
                 <w:lang w:eastAsia="en-ZA"/>
               </w:rPr>
+              <w:t>{</w:t>
+            </w:r>
+            <w:r>
+              <w:rPr>
+                <w:b/>
+                <w:bCs/>
+                <w:lang w:eastAsia="en-ZA"/>
+              </w:rPr>
+              <w:t xml:space="preserve"> </w:t>
+            </w:r>
+            <w:r>
+              <w:rPr>
+                <w:b/>
+                <w:bCs/>
+                <w:lang w:eastAsia="en-ZA"/>
+              </w:rPr>
               <w:t>municipality</w:t>
+            </w:r>
+            <w:proofErr w:type="gramEnd"/>
+            <w:r>
+              <w:rPr>
+                <w:b/>
+                <w:bCs/>
+                <w:lang w:eastAsia="en-ZA"/>
+              </w:rPr>
+              <w:t xml:space="preserve"> </w:t>
             </w:r>
             <w:r>
               <w:rPr>
@@ -518,8 +544,9 @@
                 <w:bCs/>
                 <w:lang w:eastAsia="en-ZA"/>
               </w:rPr>
-              <w:t>${</w:t>
-            </w:r>
+              <w:t>$</w:t>
+            </w:r>
+            <w:proofErr w:type="gramStart"/>
             <w:r>
               <w:rPr>
                 <w:b/>
@@ -528,6 +555,22 @@
               </w:rPr>
               <w:t>{</w:t>
             </w:r>
+            <w:r>
+              <w:rPr>
+                <w:b/>
+                <w:bCs/>
+                <w:lang w:eastAsia="en-ZA"/>
+              </w:rPr>
+              <w:t>{</w:t>
+            </w:r>
+            <w:r>
+              <w:rPr>
+                <w:b/>
+                <w:bCs/>
+                <w:lang w:eastAsia="en-ZA"/>
+              </w:rPr>
+              <w:t xml:space="preserve"> </w:t>
+            </w:r>
             <w:proofErr w:type="spellStart"/>
             <w:r>
               <w:rPr>
@@ -535,9 +578,26 @@
                 <w:bCs/>
                 <w:lang w:eastAsia="en-ZA"/>
               </w:rPr>
-              <w:t>premise_name</w:t>
+              <w:t>premise</w:t>
+            </w:r>
+            <w:proofErr w:type="gramEnd"/>
+            <w:r>
+              <w:rPr>
+                <w:b/>
+                <w:bCs/>
+                <w:lang w:eastAsia="en-ZA"/>
+              </w:rPr>
+              <w:t>_name</w:t>
             </w:r>
             <w:proofErr w:type="spellEnd"/>
+            <w:r>
+              <w:rPr>
+                <w:b/>
+                <w:bCs/>
+                <w:lang w:eastAsia="en-ZA"/>
+              </w:rPr>
+              <w:t xml:space="preserve"> </w:t>
+            </w:r>
             <w:r>
               <w:rPr>
                 <w:b/>
@@ -597,8 +657,9 @@
                 <w:bCs/>
                 <w:lang w:eastAsia="en-ZA"/>
               </w:rPr>
-              <w:t>${{</w:t>
-            </w:r>
+              <w:t>$</w:t>
+            </w:r>
+            <w:proofErr w:type="gramStart"/>
             <w:r>
               <w:rPr>
                 <w:b/>
@@ -613,15 +674,40 @@
                 <w:bCs/>
                 <w:lang w:eastAsia="en-ZA"/>
               </w:rPr>
+              <w:t>{</w:t>
+            </w:r>
+            <w:r>
+              <w:rPr>
+                <w:b/>
+                <w:bCs/>
+                <w:lang w:eastAsia="en-ZA"/>
+              </w:rPr>
+              <w:t xml:space="preserve"> </w:t>
+            </w:r>
+            <w:r>
+              <w:rPr>
+                <w:b/>
+                <w:bCs/>
+                <w:lang w:eastAsia="en-ZA"/>
+              </w:rPr>
               <w:t>address</w:t>
             </w:r>
-            <w:r>
-              <w:rPr>
-                <w:b/>
-                <w:bCs/>
-                <w:lang w:eastAsia="en-ZA"/>
-              </w:rPr>
-              <w:t>}}}}</w:t>
+            <w:proofErr w:type="gramEnd"/>
+            <w:r>
+              <w:rPr>
+                <w:b/>
+                <w:bCs/>
+                <w:lang w:eastAsia="en-ZA"/>
+              </w:rPr>
+              <w:t xml:space="preserve"> </w:t>
+            </w:r>
+            <w:r>
+              <w:rPr>
+                <w:b/>
+                <w:bCs/>
+                <w:lang w:eastAsia="en-ZA"/>
+              </w:rPr>
+              <w:t>}}</w:t>
             </w:r>
           </w:p>
         </w:tc>
@@ -674,8 +760,9 @@
                 <w:bCs/>
                 <w:lang w:eastAsia="en-ZA"/>
               </w:rPr>
-              <w:t>${</w:t>
-            </w:r>
+              <w:t>$</w:t>
+            </w:r>
+            <w:proofErr w:type="gramStart"/>
             <w:r>
               <w:rPr>
                 <w:b/>
@@ -684,6 +771,22 @@
               </w:rPr>
               <w:t>{</w:t>
             </w:r>
+            <w:r>
+              <w:rPr>
+                <w:b/>
+                <w:bCs/>
+                <w:lang w:eastAsia="en-ZA"/>
+              </w:rPr>
+              <w:t>{</w:t>
+            </w:r>
+            <w:r>
+              <w:rPr>
+                <w:b/>
+                <w:bCs/>
+                <w:lang w:eastAsia="en-ZA"/>
+              </w:rPr>
+              <w:t xml:space="preserve"> </w:t>
+            </w:r>
             <w:proofErr w:type="spellStart"/>
             <w:r>
               <w:rPr>
@@ -691,9 +794,26 @@
                 <w:bCs/>
                 <w:lang w:eastAsia="en-ZA"/>
               </w:rPr>
-              <w:t>Premise_Type</w:t>
+              <w:t>Premise</w:t>
+            </w:r>
+            <w:proofErr w:type="gramEnd"/>
+            <w:r>
+              <w:rPr>
+                <w:b/>
+                <w:bCs/>
+                <w:lang w:eastAsia="en-ZA"/>
+              </w:rPr>
+              <w:t>_Type</w:t>
             </w:r>
             <w:proofErr w:type="spellEnd"/>
+            <w:r>
+              <w:rPr>
+                <w:b/>
+                <w:bCs/>
+                <w:lang w:eastAsia="en-ZA"/>
+              </w:rPr>
+              <w:t xml:space="preserve"> </w:t>
+            </w:r>
             <w:r>
               <w:rPr>
                 <w:b/>
@@ -753,7 +873,24 @@
                 <w:bCs/>
                 <w:lang w:eastAsia="en-ZA"/>
               </w:rPr>
-              <w:t>${{</w:t>
+              <w:t>$</w:t>
+            </w:r>
+            <w:proofErr w:type="gramStart"/>
+            <w:r>
+              <w:rPr>
+                <w:b/>
+                <w:bCs/>
+                <w:lang w:eastAsia="en-ZA"/>
+              </w:rPr>
+              <w:t>{{</w:t>
+            </w:r>
+            <w:r>
+              <w:rPr>
+                <w:b/>
+                <w:bCs/>
+                <w:lang w:eastAsia="en-ZA"/>
+              </w:rPr>
+              <w:t xml:space="preserve"> </w:t>
             </w:r>
             <w:proofErr w:type="spellStart"/>
             <w:r>
@@ -762,9 +899,26 @@
                 <w:bCs/>
                 <w:lang w:eastAsia="en-ZA"/>
               </w:rPr>
-              <w:t>owner_name</w:t>
+              <w:t>owner</w:t>
+            </w:r>
+            <w:proofErr w:type="gramEnd"/>
+            <w:r>
+              <w:rPr>
+                <w:b/>
+                <w:bCs/>
+                <w:lang w:eastAsia="en-ZA"/>
+              </w:rPr>
+              <w:t>_name</w:t>
             </w:r>
             <w:proofErr w:type="spellEnd"/>
+            <w:r>
+              <w:rPr>
+                <w:b/>
+                <w:bCs/>
+                <w:lang w:eastAsia="en-ZA"/>
+              </w:rPr>
+              <w:t xml:space="preserve"> </w:t>
+            </w:r>
             <w:r>
               <w:rPr>
                 <w:b/>
@@ -824,7 +978,24 @@
                 <w:bCs/>
                 <w:lang w:eastAsia="en-ZA"/>
               </w:rPr>
-              <w:t>${{</w:t>
+              <w:t>$</w:t>
+            </w:r>
+            <w:proofErr w:type="gramStart"/>
+            <w:r>
+              <w:rPr>
+                <w:b/>
+                <w:bCs/>
+                <w:lang w:eastAsia="en-ZA"/>
+              </w:rPr>
+              <w:t>{{</w:t>
+            </w:r>
+            <w:r>
+              <w:rPr>
+                <w:b/>
+                <w:bCs/>
+                <w:lang w:eastAsia="en-ZA"/>
+              </w:rPr>
+              <w:t xml:space="preserve"> </w:t>
             </w:r>
             <w:r>
               <w:rPr>
@@ -833,6 +1004,15 @@
                 <w:lang w:eastAsia="en-ZA"/>
               </w:rPr>
               <w:t>contact</w:t>
+            </w:r>
+            <w:proofErr w:type="gramEnd"/>
+            <w:r>
+              <w:rPr>
+                <w:b/>
+                <w:bCs/>
+                <w:lang w:eastAsia="en-ZA"/>
+              </w:rPr>
+              <w:t xml:space="preserve"> </w:t>
             </w:r>
             <w:r>
               <w:rPr>
@@ -893,7 +1073,24 @@
                 <w:bCs/>
                 <w:lang w:eastAsia="en-ZA"/>
               </w:rPr>
-              <w:t>${{</w:t>
+              <w:t>$</w:t>
+            </w:r>
+            <w:proofErr w:type="gramStart"/>
+            <w:r>
+              <w:rPr>
+                <w:b/>
+                <w:bCs/>
+                <w:lang w:eastAsia="en-ZA"/>
+              </w:rPr>
+              <w:t>{{</w:t>
+            </w:r>
+            <w:r>
+              <w:rPr>
+                <w:b/>
+                <w:bCs/>
+                <w:lang w:eastAsia="en-ZA"/>
+              </w:rPr>
+              <w:t xml:space="preserve"> </w:t>
             </w:r>
             <w:proofErr w:type="spellStart"/>
             <w:r>
@@ -902,9 +1099,26 @@
                 <w:bCs/>
                 <w:lang w:eastAsia="en-ZA"/>
               </w:rPr>
-              <w:t>inspection_date</w:t>
+              <w:t>inspection</w:t>
+            </w:r>
+            <w:proofErr w:type="gramEnd"/>
+            <w:r>
+              <w:rPr>
+                <w:b/>
+                <w:bCs/>
+                <w:lang w:eastAsia="en-ZA"/>
+              </w:rPr>
+              <w:t>_date</w:t>
             </w:r>
             <w:proofErr w:type="spellEnd"/>
+            <w:r>
+              <w:rPr>
+                <w:b/>
+                <w:bCs/>
+                <w:lang w:eastAsia="en-ZA"/>
+              </w:rPr>
+              <w:t xml:space="preserve"> </w:t>
+            </w:r>
             <w:r>
               <w:rPr>
                 <w:b/>
@@ -964,7 +1178,24 @@
                 <w:bCs/>
                 <w:lang w:eastAsia="en-ZA"/>
               </w:rPr>
-              <w:t>${{</w:t>
+              <w:t>$</w:t>
+            </w:r>
+            <w:proofErr w:type="gramStart"/>
+            <w:r>
+              <w:rPr>
+                <w:b/>
+                <w:bCs/>
+                <w:lang w:eastAsia="en-ZA"/>
+              </w:rPr>
+              <w:t>{{</w:t>
+            </w:r>
+            <w:r>
+              <w:rPr>
+                <w:b/>
+                <w:bCs/>
+                <w:lang w:eastAsia="en-ZA"/>
+              </w:rPr>
+              <w:t xml:space="preserve"> </w:t>
             </w:r>
             <w:r>
               <w:rPr>
@@ -973,6 +1204,15 @@
                 <w:lang w:eastAsia="en-ZA"/>
               </w:rPr>
               <w:t>EHP</w:t>
+            </w:r>
+            <w:proofErr w:type="gramEnd"/>
+            <w:r>
+              <w:rPr>
+                <w:b/>
+                <w:bCs/>
+                <w:lang w:eastAsia="en-ZA"/>
+              </w:rPr>
+              <w:t xml:space="preserve"> </w:t>
             </w:r>
             <w:r>
               <w:rPr>
@@ -1043,9 +1283,9 @@
         <w:tblLook w:val="04A0" w:firstRow="1" w:lastRow="0" w:firstColumn="1" w:lastColumn="0" w:noHBand="0" w:noVBand="1"/>
       </w:tblPr>
       <w:tblGrid>
-        <w:gridCol w:w="4798"/>
-        <w:gridCol w:w="4793"/>
-        <w:gridCol w:w="4799"/>
+        <w:gridCol w:w="4800"/>
+        <w:gridCol w:w="4794"/>
+        <w:gridCol w:w="4796"/>
       </w:tblGrid>
       <w:tr>
         <w:tc>
@@ -1171,15 +1411,49 @@
                 <w:bCs/>
                 <w:lang w:eastAsia="en-ZA"/>
               </w:rPr>
-              <w:t>${{</w:t>
-            </w:r>
-            <w:r>
-              <w:rPr>
-                <w:b/>
-                <w:bCs/>
-                <w:lang w:eastAsia="en-ZA"/>
-              </w:rPr>
-              <w:t>Q1</w:t>
+              <w:t>$</w:t>
+            </w:r>
+            <w:proofErr w:type="gramStart"/>
+            <w:r>
+              <w:rPr>
+                <w:b/>
+                <w:bCs/>
+                <w:lang w:eastAsia="en-ZA"/>
+              </w:rPr>
+              <w:t>{{</w:t>
+            </w:r>
+            <w:r>
+              <w:rPr>
+                <w:b/>
+                <w:bCs/>
+                <w:lang w:eastAsia="en-ZA"/>
+              </w:rPr>
+              <w:t xml:space="preserve"> </w:t>
+            </w:r>
+            <w:r>
+              <w:rPr>
+                <w:b/>
+                <w:bCs/>
+                <w:lang w:eastAsia="en-ZA"/>
+              </w:rPr>
+              <w:t>Q</w:t>
+            </w:r>
+            <w:proofErr w:type="gramEnd"/>
+            <w:r>
+              <w:rPr>
+                <w:b/>
+                <w:bCs/>
+                <w:lang w:eastAsia="en-ZA"/>
+              </w:rPr>
+              <w:t>1</w:t>
+            </w:r>
+            <w:r>
+              <w:rPr>
+                <w:b/>
+                <w:bCs/>
+                <w:lang w:eastAsia="en-ZA"/>
+              </w:rPr>
+              <w:t xml:space="preserve"> </w:t>
             </w:r>
             <w:r>
               <w:rPr>
@@ -1208,15 +1482,49 @@
                 <w:bCs/>
                 <w:lang w:eastAsia="en-ZA"/>
               </w:rPr>
-              <w:t>${{</w:t>
-            </w:r>
-            <w:r>
-              <w:rPr>
-                <w:b/>
-                <w:bCs/>
-                <w:lang w:eastAsia="en-ZA"/>
-              </w:rPr>
-              <w:t>Rem1</w:t>
+              <w:t>$</w:t>
+            </w:r>
+            <w:proofErr w:type="gramStart"/>
+            <w:r>
+              <w:rPr>
+                <w:b/>
+                <w:bCs/>
+                <w:lang w:eastAsia="en-ZA"/>
+              </w:rPr>
+              <w:t>{{</w:t>
+            </w:r>
+            <w:r>
+              <w:rPr>
+                <w:b/>
+                <w:bCs/>
+                <w:lang w:eastAsia="en-ZA"/>
+              </w:rPr>
+              <w:t xml:space="preserve"> </w:t>
+            </w:r>
+            <w:r>
+              <w:rPr>
+                <w:b/>
+                <w:bCs/>
+                <w:lang w:eastAsia="en-ZA"/>
+              </w:rPr>
+              <w:t>Rem</w:t>
+            </w:r>
+            <w:proofErr w:type="gramEnd"/>
+            <w:r>
+              <w:rPr>
+                <w:b/>
+                <w:bCs/>
+                <w:lang w:eastAsia="en-ZA"/>
+              </w:rPr>
+              <w:t>1</w:t>
+            </w:r>
+            <w:r>
+              <w:rPr>
+                <w:b/>
+                <w:bCs/>
+                <w:lang w:eastAsia="en-ZA"/>
+              </w:rPr>
+              <w:t xml:space="preserve"> </w:t>
             </w:r>
             <w:r>
               <w:rPr>
@@ -1267,15 +1575,49 @@
                 <w:bCs/>
                 <w:lang w:eastAsia="en-ZA"/>
               </w:rPr>
-              <w:t>${{</w:t>
-            </w:r>
-            <w:r>
-              <w:rPr>
-                <w:b/>
-                <w:bCs/>
-                <w:lang w:eastAsia="en-ZA"/>
-              </w:rPr>
-              <w:t>Q2</w:t>
+              <w:t>$</w:t>
+            </w:r>
+            <w:proofErr w:type="gramStart"/>
+            <w:r>
+              <w:rPr>
+                <w:b/>
+                <w:bCs/>
+                <w:lang w:eastAsia="en-ZA"/>
+              </w:rPr>
+              <w:t>{{</w:t>
+            </w:r>
+            <w:r>
+              <w:rPr>
+                <w:b/>
+                <w:bCs/>
+                <w:lang w:eastAsia="en-ZA"/>
+              </w:rPr>
+              <w:t xml:space="preserve"> </w:t>
+            </w:r>
+            <w:r>
+              <w:rPr>
+                <w:b/>
+                <w:bCs/>
+                <w:lang w:eastAsia="en-ZA"/>
+              </w:rPr>
+              <w:t>Q</w:t>
+            </w:r>
+            <w:proofErr w:type="gramEnd"/>
+            <w:r>
+              <w:rPr>
+                <w:b/>
+                <w:bCs/>
+                <w:lang w:eastAsia="en-ZA"/>
+              </w:rPr>
+              <w:t>2</w:t>
+            </w:r>
+            <w:r>
+              <w:rPr>
+                <w:b/>
+                <w:bCs/>
+                <w:lang w:eastAsia="en-ZA"/>
+              </w:rPr>
+              <w:t xml:space="preserve"> </w:t>
             </w:r>
             <w:r>
               <w:rPr>
@@ -1304,15 +1646,49 @@
                 <w:bCs/>
                 <w:lang w:eastAsia="en-ZA"/>
               </w:rPr>
-              <w:t>${{</w:t>
-            </w:r>
-            <w:r>
-              <w:rPr>
-                <w:b/>
-                <w:bCs/>
-                <w:lang w:eastAsia="en-ZA"/>
-              </w:rPr>
-              <w:t>Rem2</w:t>
+              <w:t>$</w:t>
+            </w:r>
+            <w:proofErr w:type="gramStart"/>
+            <w:r>
+              <w:rPr>
+                <w:b/>
+                <w:bCs/>
+                <w:lang w:eastAsia="en-ZA"/>
+              </w:rPr>
+              <w:t>{{</w:t>
+            </w:r>
+            <w:r>
+              <w:rPr>
+                <w:b/>
+                <w:bCs/>
+                <w:lang w:eastAsia="en-ZA"/>
+              </w:rPr>
+              <w:t xml:space="preserve"> </w:t>
+            </w:r>
+            <w:r>
+              <w:rPr>
+                <w:b/>
+                <w:bCs/>
+                <w:lang w:eastAsia="en-ZA"/>
+              </w:rPr>
+              <w:t>Rem</w:t>
+            </w:r>
+            <w:proofErr w:type="gramEnd"/>
+            <w:r>
+              <w:rPr>
+                <w:b/>
+                <w:bCs/>
+                <w:lang w:eastAsia="en-ZA"/>
+              </w:rPr>
+              <w:t>2</w:t>
+            </w:r>
+            <w:r>
+              <w:rPr>
+                <w:b/>
+                <w:bCs/>
+                <w:lang w:eastAsia="en-ZA"/>
+              </w:rPr>
+              <w:t xml:space="preserve"> </w:t>
             </w:r>
             <w:r>
               <w:rPr>
@@ -1363,15 +1739,49 @@
                 <w:bCs/>
                 <w:lang w:eastAsia="en-ZA"/>
               </w:rPr>
-              <w:t>${{</w:t>
-            </w:r>
-            <w:r>
-              <w:rPr>
-                <w:b/>
-                <w:bCs/>
-                <w:lang w:eastAsia="en-ZA"/>
-              </w:rPr>
-              <w:t>Q3</w:t>
+              <w:t>$</w:t>
+            </w:r>
+            <w:proofErr w:type="gramStart"/>
+            <w:r>
+              <w:rPr>
+                <w:b/>
+                <w:bCs/>
+                <w:lang w:eastAsia="en-ZA"/>
+              </w:rPr>
+              <w:t>{{</w:t>
+            </w:r>
+            <w:r>
+              <w:rPr>
+                <w:b/>
+                <w:bCs/>
+                <w:lang w:eastAsia="en-ZA"/>
+              </w:rPr>
+              <w:t xml:space="preserve"> </w:t>
+            </w:r>
+            <w:r>
+              <w:rPr>
+                <w:b/>
+                <w:bCs/>
+                <w:lang w:eastAsia="en-ZA"/>
+              </w:rPr>
+              <w:t>Q</w:t>
+            </w:r>
+            <w:proofErr w:type="gramEnd"/>
+            <w:r>
+              <w:rPr>
+                <w:b/>
+                <w:bCs/>
+                <w:lang w:eastAsia="en-ZA"/>
+              </w:rPr>
+              <w:t>3</w:t>
+            </w:r>
+            <w:r>
+              <w:rPr>
+                <w:b/>
+                <w:bCs/>
+                <w:lang w:eastAsia="en-ZA"/>
+              </w:rPr>
+              <w:t xml:space="preserve"> </w:t>
             </w:r>
             <w:r>
               <w:rPr>
@@ -1400,15 +1810,49 @@
                 <w:bCs/>
                 <w:lang w:eastAsia="en-ZA"/>
               </w:rPr>
-              <w:t>${{</w:t>
-            </w:r>
-            <w:r>
-              <w:rPr>
-                <w:b/>
-                <w:bCs/>
-                <w:lang w:eastAsia="en-ZA"/>
-              </w:rPr>
-              <w:t>Rem3</w:t>
+              <w:t>$</w:t>
+            </w:r>
+            <w:proofErr w:type="gramStart"/>
+            <w:r>
+              <w:rPr>
+                <w:b/>
+                <w:bCs/>
+                <w:lang w:eastAsia="en-ZA"/>
+              </w:rPr>
+              <w:t>{{</w:t>
+            </w:r>
+            <w:r>
+              <w:rPr>
+                <w:b/>
+                <w:bCs/>
+                <w:lang w:eastAsia="en-ZA"/>
+              </w:rPr>
+              <w:t xml:space="preserve"> </w:t>
+            </w:r>
+            <w:r>
+              <w:rPr>
+                <w:b/>
+                <w:bCs/>
+                <w:lang w:eastAsia="en-ZA"/>
+              </w:rPr>
+              <w:t>Rem</w:t>
+            </w:r>
+            <w:proofErr w:type="gramEnd"/>
+            <w:r>
+              <w:rPr>
+                <w:b/>
+                <w:bCs/>
+                <w:lang w:eastAsia="en-ZA"/>
+              </w:rPr>
+              <w:t>3</w:t>
+            </w:r>
+            <w:r>
+              <w:rPr>
+                <w:b/>
+                <w:bCs/>
+                <w:lang w:eastAsia="en-ZA"/>
+              </w:rPr>
+              <w:t xml:space="preserve"> </w:t>
             </w:r>
             <w:r>
               <w:rPr>
@@ -1459,15 +1903,49 @@
                 <w:bCs/>
                 <w:lang w:eastAsia="en-ZA"/>
               </w:rPr>
-              <w:t>${{</w:t>
-            </w:r>
-            <w:r>
-              <w:rPr>
-                <w:b/>
-                <w:bCs/>
-                <w:lang w:eastAsia="en-ZA"/>
-              </w:rPr>
-              <w:t>Q4</w:t>
+              <w:t>$</w:t>
+            </w:r>
+            <w:proofErr w:type="gramStart"/>
+            <w:r>
+              <w:rPr>
+                <w:b/>
+                <w:bCs/>
+                <w:lang w:eastAsia="en-ZA"/>
+              </w:rPr>
+              <w:t>{{</w:t>
+            </w:r>
+            <w:r>
+              <w:rPr>
+                <w:b/>
+                <w:bCs/>
+                <w:lang w:eastAsia="en-ZA"/>
+              </w:rPr>
+              <w:t xml:space="preserve"> </w:t>
+            </w:r>
+            <w:r>
+              <w:rPr>
+                <w:b/>
+                <w:bCs/>
+                <w:lang w:eastAsia="en-ZA"/>
+              </w:rPr>
+              <w:t>Q</w:t>
+            </w:r>
+            <w:proofErr w:type="gramEnd"/>
+            <w:r>
+              <w:rPr>
+                <w:b/>
+                <w:bCs/>
+                <w:lang w:eastAsia="en-ZA"/>
+              </w:rPr>
+              <w:t>4</w:t>
+            </w:r>
+            <w:r>
+              <w:rPr>
+                <w:b/>
+                <w:bCs/>
+                <w:lang w:eastAsia="en-ZA"/>
+              </w:rPr>
+              <w:t xml:space="preserve"> </w:t>
             </w:r>
             <w:r>
               <w:rPr>
@@ -1496,15 +1974,49 @@
                 <w:bCs/>
                 <w:lang w:eastAsia="en-ZA"/>
               </w:rPr>
-              <w:t>${{</w:t>
-            </w:r>
-            <w:r>
-              <w:rPr>
-                <w:b/>
-                <w:bCs/>
-                <w:lang w:eastAsia="en-ZA"/>
-              </w:rPr>
-              <w:t>Rem4</w:t>
+              <w:t>$</w:t>
+            </w:r>
+            <w:proofErr w:type="gramStart"/>
+            <w:r>
+              <w:rPr>
+                <w:b/>
+                <w:bCs/>
+                <w:lang w:eastAsia="en-ZA"/>
+              </w:rPr>
+              <w:t>{{</w:t>
+            </w:r>
+            <w:r>
+              <w:rPr>
+                <w:b/>
+                <w:bCs/>
+                <w:lang w:eastAsia="en-ZA"/>
+              </w:rPr>
+              <w:t xml:space="preserve"> </w:t>
+            </w:r>
+            <w:r>
+              <w:rPr>
+                <w:b/>
+                <w:bCs/>
+                <w:lang w:eastAsia="en-ZA"/>
+              </w:rPr>
+              <w:t>Rem</w:t>
+            </w:r>
+            <w:proofErr w:type="gramEnd"/>
+            <w:r>
+              <w:rPr>
+                <w:b/>
+                <w:bCs/>
+                <w:lang w:eastAsia="en-ZA"/>
+              </w:rPr>
+              <w:t>4</w:t>
+            </w:r>
+            <w:r>
+              <w:rPr>
+                <w:b/>
+                <w:bCs/>
+                <w:lang w:eastAsia="en-ZA"/>
+              </w:rPr>
+              <w:t xml:space="preserve"> </w:t>
             </w:r>
             <w:r>
               <w:rPr>
@@ -1555,15 +2067,49 @@
                 <w:bCs/>
                 <w:lang w:eastAsia="en-ZA"/>
               </w:rPr>
-              <w:t>${{</w:t>
-            </w:r>
-            <w:r>
-              <w:rPr>
-                <w:b/>
-                <w:bCs/>
-                <w:lang w:eastAsia="en-ZA"/>
-              </w:rPr>
-              <w:t>Q5</w:t>
+              <w:t>$</w:t>
+            </w:r>
+            <w:proofErr w:type="gramStart"/>
+            <w:r>
+              <w:rPr>
+                <w:b/>
+                <w:bCs/>
+                <w:lang w:eastAsia="en-ZA"/>
+              </w:rPr>
+              <w:t>{{</w:t>
+            </w:r>
+            <w:r>
+              <w:rPr>
+                <w:b/>
+                <w:bCs/>
+                <w:lang w:eastAsia="en-ZA"/>
+              </w:rPr>
+              <w:t xml:space="preserve"> </w:t>
+            </w:r>
+            <w:r>
+              <w:rPr>
+                <w:b/>
+                <w:bCs/>
+                <w:lang w:eastAsia="en-ZA"/>
+              </w:rPr>
+              <w:t>Q</w:t>
+            </w:r>
+            <w:proofErr w:type="gramEnd"/>
+            <w:r>
+              <w:rPr>
+                <w:b/>
+                <w:bCs/>
+                <w:lang w:eastAsia="en-ZA"/>
+              </w:rPr>
+              <w:t>5</w:t>
+            </w:r>
+            <w:r>
+              <w:rPr>
+                <w:b/>
+                <w:bCs/>
+                <w:lang w:eastAsia="en-ZA"/>
+              </w:rPr>
+              <w:t xml:space="preserve"> </w:t>
             </w:r>
             <w:r>
               <w:rPr>
@@ -1592,15 +2138,49 @@
                 <w:bCs/>
                 <w:lang w:eastAsia="en-ZA"/>
               </w:rPr>
-              <w:t>${{</w:t>
-            </w:r>
-            <w:r>
-              <w:rPr>
-                <w:b/>
-                <w:bCs/>
-                <w:lang w:eastAsia="en-ZA"/>
-              </w:rPr>
-              <w:t>Rem5</w:t>
+              <w:t>$</w:t>
+            </w:r>
+            <w:proofErr w:type="gramStart"/>
+            <w:r>
+              <w:rPr>
+                <w:b/>
+                <w:bCs/>
+                <w:lang w:eastAsia="en-ZA"/>
+              </w:rPr>
+              <w:t>{{</w:t>
+            </w:r>
+            <w:r>
+              <w:rPr>
+                <w:b/>
+                <w:bCs/>
+                <w:lang w:eastAsia="en-ZA"/>
+              </w:rPr>
+              <w:t xml:space="preserve"> </w:t>
+            </w:r>
+            <w:r>
+              <w:rPr>
+                <w:b/>
+                <w:bCs/>
+                <w:lang w:eastAsia="en-ZA"/>
+              </w:rPr>
+              <w:t>Rem</w:t>
+            </w:r>
+            <w:proofErr w:type="gramEnd"/>
+            <w:r>
+              <w:rPr>
+                <w:b/>
+                <w:bCs/>
+                <w:lang w:eastAsia="en-ZA"/>
+              </w:rPr>
+              <w:t>5</w:t>
+            </w:r>
+            <w:r>
+              <w:rPr>
+                <w:b/>
+                <w:bCs/>
+                <w:lang w:eastAsia="en-ZA"/>
+              </w:rPr>
+              <w:t xml:space="preserve"> </w:t>
             </w:r>
             <w:r>
               <w:rPr>
@@ -1681,9 +2261,9 @@
         <w:tblLook w:val="04A0" w:firstRow="1" w:lastRow="0" w:firstColumn="1" w:lastColumn="0" w:noHBand="0" w:noVBand="1"/>
       </w:tblPr>
       <w:tblGrid>
+        <w:gridCol w:w="4800"/>
+        <w:gridCol w:w="4794"/>
         <w:gridCol w:w="4796"/>
-        <w:gridCol w:w="4794"/>
-        <w:gridCol w:w="4800"/>
       </w:tblGrid>
       <w:tr>
         <w:tc>
@@ -1813,15 +2393,49 @@
                 <w:bCs/>
                 <w:lang w:eastAsia="en-ZA"/>
               </w:rPr>
-              <w:t>${{</w:t>
-            </w:r>
-            <w:r>
-              <w:rPr>
-                <w:b/>
-                <w:bCs/>
-                <w:lang w:eastAsia="en-ZA"/>
-              </w:rPr>
-              <w:t>Q6</w:t>
+              <w:t>$</w:t>
+            </w:r>
+            <w:proofErr w:type="gramStart"/>
+            <w:r>
+              <w:rPr>
+                <w:b/>
+                <w:bCs/>
+                <w:lang w:eastAsia="en-ZA"/>
+              </w:rPr>
+              <w:t>{{</w:t>
+            </w:r>
+            <w:r>
+              <w:rPr>
+                <w:b/>
+                <w:bCs/>
+                <w:lang w:eastAsia="en-ZA"/>
+              </w:rPr>
+              <w:t xml:space="preserve"> </w:t>
+            </w:r>
+            <w:r>
+              <w:rPr>
+                <w:b/>
+                <w:bCs/>
+                <w:lang w:eastAsia="en-ZA"/>
+              </w:rPr>
+              <w:t>Q</w:t>
+            </w:r>
+            <w:proofErr w:type="gramEnd"/>
+            <w:r>
+              <w:rPr>
+                <w:b/>
+                <w:bCs/>
+                <w:lang w:eastAsia="en-ZA"/>
+              </w:rPr>
+              <w:t>6</w:t>
+            </w:r>
+            <w:r>
+              <w:rPr>
+                <w:b/>
+                <w:bCs/>
+                <w:lang w:eastAsia="en-ZA"/>
+              </w:rPr>
+              <w:t xml:space="preserve"> </w:t>
             </w:r>
             <w:r>
               <w:rPr>
@@ -1850,7 +2464,24 @@
                 <w:bCs/>
                 <w:lang w:eastAsia="en-ZA"/>
               </w:rPr>
-              <w:t>${{</w:t>
+              <w:t>$</w:t>
+            </w:r>
+            <w:proofErr w:type="gramStart"/>
+            <w:r>
+              <w:rPr>
+                <w:b/>
+                <w:bCs/>
+                <w:lang w:eastAsia="en-ZA"/>
+              </w:rPr>
+              <w:t>{{</w:t>
+            </w:r>
+            <w:r>
+              <w:rPr>
+                <w:b/>
+                <w:bCs/>
+                <w:lang w:eastAsia="en-ZA"/>
+              </w:rPr>
+              <w:t xml:space="preserve"> </w:t>
             </w:r>
             <w:r>
               <w:rPr>
@@ -1860,6 +2491,7 @@
               </w:rPr>
               <w:t>Rem</w:t>
             </w:r>
+            <w:proofErr w:type="gramEnd"/>
             <w:r>
               <w:rPr>
                 <w:b/>
@@ -1867,6 +2499,14 @@
                 <w:lang w:eastAsia="en-ZA"/>
               </w:rPr>
               <w:t>6</w:t>
+            </w:r>
+            <w:r>
+              <w:rPr>
+                <w:b/>
+                <w:bCs/>
+                <w:lang w:eastAsia="en-ZA"/>
+              </w:rPr>
+              <w:t xml:space="preserve"> </w:t>
             </w:r>
             <w:r>
               <w:rPr>
@@ -1917,15 +2557,49 @@
                 <w:bCs/>
                 <w:lang w:eastAsia="en-ZA"/>
               </w:rPr>
-              <w:t>${{</w:t>
-            </w:r>
-            <w:r>
-              <w:rPr>
-                <w:b/>
-                <w:bCs/>
-                <w:lang w:eastAsia="en-ZA"/>
-              </w:rPr>
-              <w:t>Q7</w:t>
+              <w:t>$</w:t>
+            </w:r>
+            <w:proofErr w:type="gramStart"/>
+            <w:r>
+              <w:rPr>
+                <w:b/>
+                <w:bCs/>
+                <w:lang w:eastAsia="en-ZA"/>
+              </w:rPr>
+              <w:t>{{</w:t>
+            </w:r>
+            <w:r>
+              <w:rPr>
+                <w:b/>
+                <w:bCs/>
+                <w:lang w:eastAsia="en-ZA"/>
+              </w:rPr>
+              <w:t xml:space="preserve"> </w:t>
+            </w:r>
+            <w:r>
+              <w:rPr>
+                <w:b/>
+                <w:bCs/>
+                <w:lang w:eastAsia="en-ZA"/>
+              </w:rPr>
+              <w:t>Q</w:t>
+            </w:r>
+            <w:proofErr w:type="gramEnd"/>
+            <w:r>
+              <w:rPr>
+                <w:b/>
+                <w:bCs/>
+                <w:lang w:eastAsia="en-ZA"/>
+              </w:rPr>
+              <w:t>7</w:t>
+            </w:r>
+            <w:r>
+              <w:rPr>
+                <w:b/>
+                <w:bCs/>
+                <w:lang w:eastAsia="en-ZA"/>
+              </w:rPr>
+              <w:t xml:space="preserve"> </w:t>
             </w:r>
             <w:r>
               <w:rPr>
@@ -1954,15 +2628,49 @@
                 <w:bCs/>
                 <w:lang w:eastAsia="en-ZA"/>
               </w:rPr>
-              <w:t>${{</w:t>
-            </w:r>
-            <w:r>
-              <w:rPr>
-                <w:b/>
-                <w:bCs/>
-                <w:lang w:eastAsia="en-ZA"/>
-              </w:rPr>
-              <w:t>Rem7</w:t>
+              <w:t>$</w:t>
+            </w:r>
+            <w:proofErr w:type="gramStart"/>
+            <w:r>
+              <w:rPr>
+                <w:b/>
+                <w:bCs/>
+                <w:lang w:eastAsia="en-ZA"/>
+              </w:rPr>
+              <w:t>{{</w:t>
+            </w:r>
+            <w:r>
+              <w:rPr>
+                <w:b/>
+                <w:bCs/>
+                <w:lang w:eastAsia="en-ZA"/>
+              </w:rPr>
+              <w:t xml:space="preserve"> </w:t>
+            </w:r>
+            <w:r>
+              <w:rPr>
+                <w:b/>
+                <w:bCs/>
+                <w:lang w:eastAsia="en-ZA"/>
+              </w:rPr>
+              <w:t>Rem</w:t>
+            </w:r>
+            <w:proofErr w:type="gramEnd"/>
+            <w:r>
+              <w:rPr>
+                <w:b/>
+                <w:bCs/>
+                <w:lang w:eastAsia="en-ZA"/>
+              </w:rPr>
+              <w:t>7</w:t>
+            </w:r>
+            <w:r>
+              <w:rPr>
+                <w:b/>
+                <w:bCs/>
+                <w:lang w:eastAsia="en-ZA"/>
+              </w:rPr>
+              <w:t xml:space="preserve"> </w:t>
             </w:r>
             <w:r>
               <w:rPr>
@@ -2013,15 +2721,49 @@
                 <w:bCs/>
                 <w:lang w:eastAsia="en-ZA"/>
               </w:rPr>
-              <w:t>${{</w:t>
-            </w:r>
-            <w:r>
-              <w:rPr>
-                <w:b/>
-                <w:bCs/>
-                <w:lang w:eastAsia="en-ZA"/>
-              </w:rPr>
-              <w:t>Q8</w:t>
+              <w:t>$</w:t>
+            </w:r>
+            <w:proofErr w:type="gramStart"/>
+            <w:r>
+              <w:rPr>
+                <w:b/>
+                <w:bCs/>
+                <w:lang w:eastAsia="en-ZA"/>
+              </w:rPr>
+              <w:t>{{</w:t>
+            </w:r>
+            <w:r>
+              <w:rPr>
+                <w:b/>
+                <w:bCs/>
+                <w:lang w:eastAsia="en-ZA"/>
+              </w:rPr>
+              <w:t xml:space="preserve"> </w:t>
+            </w:r>
+            <w:r>
+              <w:rPr>
+                <w:b/>
+                <w:bCs/>
+                <w:lang w:eastAsia="en-ZA"/>
+              </w:rPr>
+              <w:t>Q</w:t>
+            </w:r>
+            <w:proofErr w:type="gramEnd"/>
+            <w:r>
+              <w:rPr>
+                <w:b/>
+                <w:bCs/>
+                <w:lang w:eastAsia="en-ZA"/>
+              </w:rPr>
+              <w:t>8</w:t>
+            </w:r>
+            <w:r>
+              <w:rPr>
+                <w:b/>
+                <w:bCs/>
+                <w:lang w:eastAsia="en-ZA"/>
+              </w:rPr>
+              <w:t xml:space="preserve"> </w:t>
             </w:r>
             <w:r>
               <w:rPr>
@@ -2050,15 +2792,49 @@
                 <w:bCs/>
                 <w:lang w:eastAsia="en-ZA"/>
               </w:rPr>
-              <w:t>${{</w:t>
-            </w:r>
-            <w:r>
-              <w:rPr>
-                <w:b/>
-                <w:bCs/>
-                <w:lang w:eastAsia="en-ZA"/>
-              </w:rPr>
-              <w:t>Rem8</w:t>
+              <w:t>$</w:t>
+            </w:r>
+            <w:proofErr w:type="gramStart"/>
+            <w:r>
+              <w:rPr>
+                <w:b/>
+                <w:bCs/>
+                <w:lang w:eastAsia="en-ZA"/>
+              </w:rPr>
+              <w:t>{{</w:t>
+            </w:r>
+            <w:r>
+              <w:rPr>
+                <w:b/>
+                <w:bCs/>
+                <w:lang w:eastAsia="en-ZA"/>
+              </w:rPr>
+              <w:t xml:space="preserve"> </w:t>
+            </w:r>
+            <w:r>
+              <w:rPr>
+                <w:b/>
+                <w:bCs/>
+                <w:lang w:eastAsia="en-ZA"/>
+              </w:rPr>
+              <w:t>Rem</w:t>
+            </w:r>
+            <w:proofErr w:type="gramEnd"/>
+            <w:r>
+              <w:rPr>
+                <w:b/>
+                <w:bCs/>
+                <w:lang w:eastAsia="en-ZA"/>
+              </w:rPr>
+              <w:t>8</w:t>
+            </w:r>
+            <w:r>
+              <w:rPr>
+                <w:b/>
+                <w:bCs/>
+                <w:lang w:eastAsia="en-ZA"/>
+              </w:rPr>
+              <w:t xml:space="preserve"> </w:t>
             </w:r>
             <w:r>
               <w:rPr>
@@ -2109,15 +2885,49 @@
                 <w:bCs/>
                 <w:lang w:eastAsia="en-ZA"/>
               </w:rPr>
-              <w:t>${{</w:t>
-            </w:r>
-            <w:r>
-              <w:rPr>
-                <w:b/>
-                <w:bCs/>
-                <w:lang w:eastAsia="en-ZA"/>
-              </w:rPr>
-              <w:t>Q9</w:t>
+              <w:t>$</w:t>
+            </w:r>
+            <w:proofErr w:type="gramStart"/>
+            <w:r>
+              <w:rPr>
+                <w:b/>
+                <w:bCs/>
+                <w:lang w:eastAsia="en-ZA"/>
+              </w:rPr>
+              <w:t>{{</w:t>
+            </w:r>
+            <w:r>
+              <w:rPr>
+                <w:b/>
+                <w:bCs/>
+                <w:lang w:eastAsia="en-ZA"/>
+              </w:rPr>
+              <w:t xml:space="preserve"> </w:t>
+            </w:r>
+            <w:r>
+              <w:rPr>
+                <w:b/>
+                <w:bCs/>
+                <w:lang w:eastAsia="en-ZA"/>
+              </w:rPr>
+              <w:t>Q</w:t>
+            </w:r>
+            <w:proofErr w:type="gramEnd"/>
+            <w:r>
+              <w:rPr>
+                <w:b/>
+                <w:bCs/>
+                <w:lang w:eastAsia="en-ZA"/>
+              </w:rPr>
+              <w:t>9</w:t>
+            </w:r>
+            <w:r>
+              <w:rPr>
+                <w:b/>
+                <w:bCs/>
+                <w:lang w:eastAsia="en-ZA"/>
+              </w:rPr>
+              <w:t xml:space="preserve"> </w:t>
             </w:r>
             <w:r>
               <w:rPr>
@@ -2146,15 +2956,49 @@
                 <w:bCs/>
                 <w:lang w:eastAsia="en-ZA"/>
               </w:rPr>
-              <w:t>${{</w:t>
-            </w:r>
-            <w:r>
-              <w:rPr>
-                <w:b/>
-                <w:bCs/>
-                <w:lang w:eastAsia="en-ZA"/>
-              </w:rPr>
-              <w:t>Rem9</w:t>
+              <w:t>$</w:t>
+            </w:r>
+            <w:proofErr w:type="gramStart"/>
+            <w:r>
+              <w:rPr>
+                <w:b/>
+                <w:bCs/>
+                <w:lang w:eastAsia="en-ZA"/>
+              </w:rPr>
+              <w:t>{{</w:t>
+            </w:r>
+            <w:r>
+              <w:rPr>
+                <w:b/>
+                <w:bCs/>
+                <w:lang w:eastAsia="en-ZA"/>
+              </w:rPr>
+              <w:t xml:space="preserve"> </w:t>
+            </w:r>
+            <w:r>
+              <w:rPr>
+                <w:b/>
+                <w:bCs/>
+                <w:lang w:eastAsia="en-ZA"/>
+              </w:rPr>
+              <w:t>Rem</w:t>
+            </w:r>
+            <w:proofErr w:type="gramEnd"/>
+            <w:r>
+              <w:rPr>
+                <w:b/>
+                <w:bCs/>
+                <w:lang w:eastAsia="en-ZA"/>
+              </w:rPr>
+              <w:t>9</w:t>
+            </w:r>
+            <w:r>
+              <w:rPr>
+                <w:b/>
+                <w:bCs/>
+                <w:lang w:eastAsia="en-ZA"/>
+              </w:rPr>
+              <w:t xml:space="preserve"> </w:t>
             </w:r>
             <w:r>
               <w:rPr>
@@ -2205,15 +3049,49 @@
                 <w:bCs/>
                 <w:lang w:eastAsia="en-ZA"/>
               </w:rPr>
-              <w:t>${{</w:t>
-            </w:r>
-            <w:r>
-              <w:rPr>
-                <w:b/>
-                <w:bCs/>
-                <w:lang w:eastAsia="en-ZA"/>
-              </w:rPr>
-              <w:t>Q10</w:t>
+              <w:t>$</w:t>
+            </w:r>
+            <w:proofErr w:type="gramStart"/>
+            <w:r>
+              <w:rPr>
+                <w:b/>
+                <w:bCs/>
+                <w:lang w:eastAsia="en-ZA"/>
+              </w:rPr>
+              <w:t>{{</w:t>
+            </w:r>
+            <w:r>
+              <w:rPr>
+                <w:b/>
+                <w:bCs/>
+                <w:lang w:eastAsia="en-ZA"/>
+              </w:rPr>
+              <w:t xml:space="preserve"> </w:t>
+            </w:r>
+            <w:r>
+              <w:rPr>
+                <w:b/>
+                <w:bCs/>
+                <w:lang w:eastAsia="en-ZA"/>
+              </w:rPr>
+              <w:t>Q</w:t>
+            </w:r>
+            <w:proofErr w:type="gramEnd"/>
+            <w:r>
+              <w:rPr>
+                <w:b/>
+                <w:bCs/>
+                <w:lang w:eastAsia="en-ZA"/>
+              </w:rPr>
+              <w:t>10</w:t>
+            </w:r>
+            <w:r>
+              <w:rPr>
+                <w:b/>
+                <w:bCs/>
+                <w:lang w:eastAsia="en-ZA"/>
+              </w:rPr>
+              <w:t xml:space="preserve"> </w:t>
             </w:r>
             <w:r>
               <w:rPr>
@@ -2242,15 +3120,49 @@
                 <w:bCs/>
                 <w:lang w:eastAsia="en-ZA"/>
               </w:rPr>
-              <w:t>${{</w:t>
-            </w:r>
-            <w:r>
-              <w:rPr>
-                <w:b/>
-                <w:bCs/>
-                <w:lang w:eastAsia="en-ZA"/>
-              </w:rPr>
-              <w:t>Rem10</w:t>
+              <w:t>$</w:t>
+            </w:r>
+            <w:proofErr w:type="gramStart"/>
+            <w:r>
+              <w:rPr>
+                <w:b/>
+                <w:bCs/>
+                <w:lang w:eastAsia="en-ZA"/>
+              </w:rPr>
+              <w:t>{{</w:t>
+            </w:r>
+            <w:r>
+              <w:rPr>
+                <w:b/>
+                <w:bCs/>
+                <w:lang w:eastAsia="en-ZA"/>
+              </w:rPr>
+              <w:t xml:space="preserve"> </w:t>
+            </w:r>
+            <w:r>
+              <w:rPr>
+                <w:b/>
+                <w:bCs/>
+                <w:lang w:eastAsia="en-ZA"/>
+              </w:rPr>
+              <w:t>Rem</w:t>
+            </w:r>
+            <w:proofErr w:type="gramEnd"/>
+            <w:r>
+              <w:rPr>
+                <w:b/>
+                <w:bCs/>
+                <w:lang w:eastAsia="en-ZA"/>
+              </w:rPr>
+              <w:t>10</w:t>
+            </w:r>
+            <w:r>
+              <w:rPr>
+                <w:b/>
+                <w:bCs/>
+                <w:lang w:eastAsia="en-ZA"/>
+              </w:rPr>
+              <w:t xml:space="preserve"> </w:t>
             </w:r>
             <w:r>
               <w:rPr>
@@ -2268,648 +3180,6 @@
           <w:tcPr>
             <w:tcW w:w="4872" w:type="dxa"/>
             <w:shd w:val="clear" w:color="auto" w:fill="595959" w:themeFill="text1" w:themeFillTint="A6"/>
-          </w:tcPr>
-          <w:p>
-            <w:pPr>
-              <w:spacing w:before="100" w:beforeAutospacing="1" w:after="100" w:afterAutospacing="1"/>
-              <w:rPr>
-                <w:lang w:eastAsia="en-ZA"/>
-              </w:rPr>
-            </w:pPr>
-          </w:p>
-        </w:tc>
-        <w:tc>
-          <w:tcPr>
-            <w:tcW w:w="4872" w:type="dxa"/>
-            <w:shd w:val="clear" w:color="auto" w:fill="595959" w:themeFill="text1" w:themeFillTint="A6"/>
-          </w:tcPr>
-          <w:p>
-            <w:pPr>
-              <w:spacing w:before="100" w:beforeAutospacing="1" w:after="100" w:afterAutospacing="1"/>
-              <w:rPr>
-                <w:lang w:eastAsia="en-ZA"/>
-              </w:rPr>
-            </w:pPr>
-          </w:p>
-        </w:tc>
-        <w:tc>
-          <w:tcPr>
-            <w:tcW w:w="4872" w:type="dxa"/>
-            <w:shd w:val="clear" w:color="auto" w:fill="595959" w:themeFill="text1" w:themeFillTint="A6"/>
-          </w:tcPr>
-          <w:p>
-            <w:pPr>
-              <w:spacing w:before="100" w:beforeAutospacing="1" w:after="100" w:afterAutospacing="1"/>
-              <w:rPr>
-                <w:lang w:eastAsia="en-ZA"/>
-              </w:rPr>
-            </w:pPr>
-          </w:p>
-        </w:tc>
-      </w:tr>
-    </w:tbl>
-    <w:p>
-      <w:pPr>
-        <w:spacing w:before="100" w:beforeAutospacing="1" w:after="100" w:afterAutospacing="1"/>
-        <w:rPr>
-          <w:lang w:eastAsia="en-ZA"/>
-        </w:rPr>
-      </w:pPr>
-    </w:p>
-    <w:tbl>
-      <w:tblPr>
-        <w:tblStyle w:val="TableGrid"/>
-        <w:tblW w:w="0" w:type="auto"/>
-        <w:tblLook w:val="04A0" w:firstRow="1" w:lastRow="0" w:firstColumn="1" w:lastColumn="0" w:noHBand="0" w:noVBand="1"/>
-      </w:tblPr>
-      <w:tblGrid>
-        <w:gridCol w:w="4796"/>
-        <w:gridCol w:w="4794"/>
-        <w:gridCol w:w="4800"/>
-      </w:tblGrid>
-      <w:tr>
-        <w:tc>
-          <w:tcPr>
-            <w:tcW w:w="14616" w:type="dxa"/>
-            <w:gridSpan w:val="3"/>
-          </w:tcPr>
-          <w:p>
-            <w:pPr>
-              <w:spacing w:before="100" w:beforeAutospacing="1" w:after="100" w:afterAutospacing="1"/>
-              <w:outlineLvl w:val="1"/>
-              <w:rPr>
-                <w:b/>
-                <w:bCs/>
-                <w:lang w:eastAsia="en-ZA"/>
-              </w:rPr>
-            </w:pPr>
-            <w:r>
-              <w:rPr>
-                <w:b/>
-                <w:bCs/>
-                <w:lang w:eastAsia="en-ZA"/>
-              </w:rPr>
-              <w:t>STORAGE CONDITIONS</w:t>
-            </w:r>
-          </w:p>
-        </w:tc>
-      </w:tr>
-      <w:tr>
-        <w:tc>
-          <w:tcPr>
-            <w:tcW w:w="4872" w:type="dxa"/>
-            <w:shd w:val="clear" w:color="auto" w:fill="595959"/>
-          </w:tcPr>
-          <w:p>
-            <w:pPr>
-              <w:spacing w:before="100" w:beforeAutospacing="1" w:after="100" w:afterAutospacing="1"/>
-              <w:rPr>
-                <w:lang w:eastAsia="en-ZA"/>
-              </w:rPr>
-            </w:pPr>
-            <w:r>
-              <w:rPr>
-                <w:lang w:eastAsia="en-ZA"/>
-              </w:rPr>
-              <w:t>Item</w:t>
-            </w:r>
-          </w:p>
-        </w:tc>
-        <w:tc>
-          <w:tcPr>
-            <w:tcW w:w="4872" w:type="dxa"/>
-            <w:shd w:val="clear" w:color="auto" w:fill="595959"/>
-          </w:tcPr>
-          <w:p>
-            <w:pPr>
-              <w:spacing w:before="100" w:beforeAutospacing="1" w:after="100" w:afterAutospacing="1"/>
-              <w:rPr>
-                <w:lang w:eastAsia="en-ZA"/>
-              </w:rPr>
-            </w:pPr>
-            <w:r>
-              <w:rPr>
-                <w:lang w:eastAsia="en-ZA"/>
-              </w:rPr>
-              <w:t>Yes/No</w:t>
-            </w:r>
-          </w:p>
-        </w:tc>
-        <w:tc>
-          <w:tcPr>
-            <w:tcW w:w="4872" w:type="dxa"/>
-            <w:shd w:val="clear" w:color="auto" w:fill="595959"/>
-          </w:tcPr>
-          <w:p>
-            <w:pPr>
-              <w:spacing w:before="100" w:beforeAutospacing="1" w:after="100" w:afterAutospacing="1"/>
-              <w:rPr>
-                <w:lang w:eastAsia="en-ZA"/>
-              </w:rPr>
-            </w:pPr>
-            <w:r>
-              <w:rPr>
-                <w:lang w:eastAsia="en-ZA"/>
-              </w:rPr>
-              <w:t>Remarks</w:t>
-            </w:r>
-          </w:p>
-        </w:tc>
-      </w:tr>
-      <w:tr>
-        <w:tc>
-          <w:tcPr>
-            <w:tcW w:w="4872" w:type="dxa"/>
-            <w:vAlign w:val="center"/>
-          </w:tcPr>
-          <w:p>
-            <w:pPr>
-              <w:spacing w:before="100" w:beforeAutospacing="1" w:after="100" w:afterAutospacing="1"/>
-              <w:rPr>
-                <w:lang w:eastAsia="en-ZA"/>
-              </w:rPr>
-            </w:pPr>
-            <w:r>
-              <w:rPr>
-                <w:lang w:eastAsia="en-ZA"/>
-              </w:rPr>
-              <w:t>Designated chemical storage area</w:t>
-            </w:r>
-          </w:p>
-        </w:tc>
-        <w:tc>
-          <w:tcPr>
-            <w:tcW w:w="4872" w:type="dxa"/>
-          </w:tcPr>
-          <w:p>
-            <w:pPr>
-              <w:spacing w:before="100" w:beforeAutospacing="1" w:after="100" w:afterAutospacing="1"/>
-              <w:rPr>
-                <w:lang w:eastAsia="en-ZA"/>
-              </w:rPr>
-            </w:pPr>
-            <w:r>
-              <w:rPr>
-                <w:b/>
-                <w:bCs/>
-                <w:lang w:eastAsia="en-ZA"/>
-              </w:rPr>
-              <w:t>${{</w:t>
-            </w:r>
-            <w:r>
-              <w:rPr>
-                <w:b/>
-                <w:bCs/>
-                <w:lang w:eastAsia="en-ZA"/>
-              </w:rPr>
-              <w:t>Q11</w:t>
-            </w:r>
-            <w:r>
-              <w:rPr>
-                <w:b/>
-                <w:bCs/>
-                <w:lang w:eastAsia="en-ZA"/>
-              </w:rPr>
-              <w:t>}}</w:t>
-            </w:r>
-          </w:p>
-        </w:tc>
-        <w:tc>
-          <w:tcPr>
-            <w:tcW w:w="4872" w:type="dxa"/>
-          </w:tcPr>
-          <w:p>
-            <w:pPr>
-              <w:spacing w:before="100" w:beforeAutospacing="1" w:after="100" w:afterAutospacing="1"/>
-              <w:rPr>
-                <w:lang w:eastAsia="en-ZA"/>
-              </w:rPr>
-            </w:pPr>
-            <w:r>
-              <w:rPr>
-                <w:b/>
-                <w:bCs/>
-                <w:lang w:eastAsia="en-ZA"/>
-              </w:rPr>
-              <w:t>${{</w:t>
-            </w:r>
-            <w:r>
-              <w:rPr>
-                <w:b/>
-                <w:bCs/>
-                <w:lang w:eastAsia="en-ZA"/>
-              </w:rPr>
-              <w:t>Rem11</w:t>
-            </w:r>
-            <w:r>
-              <w:rPr>
-                <w:b/>
-                <w:bCs/>
-                <w:lang w:eastAsia="en-ZA"/>
-              </w:rPr>
-              <w:t>}}</w:t>
-            </w:r>
-          </w:p>
-        </w:tc>
-      </w:tr>
-      <w:tr>
-        <w:tc>
-          <w:tcPr>
-            <w:tcW w:w="4872" w:type="dxa"/>
-            <w:vAlign w:val="center"/>
-          </w:tcPr>
-          <w:p>
-            <w:pPr>
-              <w:spacing w:before="100" w:beforeAutospacing="1" w:after="100" w:afterAutospacing="1"/>
-              <w:rPr>
-                <w:lang w:eastAsia="en-ZA"/>
-              </w:rPr>
-            </w:pPr>
-            <w:r>
-              <w:rPr>
-                <w:lang w:eastAsia="en-ZA"/>
-              </w:rPr>
-              <w:t>Storage area well ventilated</w:t>
-            </w:r>
-          </w:p>
-        </w:tc>
-        <w:tc>
-          <w:tcPr>
-            <w:tcW w:w="4872" w:type="dxa"/>
-          </w:tcPr>
-          <w:p>
-            <w:pPr>
-              <w:spacing w:before="100" w:beforeAutospacing="1" w:after="100" w:afterAutospacing="1"/>
-              <w:rPr>
-                <w:lang w:eastAsia="en-ZA"/>
-              </w:rPr>
-            </w:pPr>
-            <w:r>
-              <w:rPr>
-                <w:b/>
-                <w:bCs/>
-                <w:lang w:eastAsia="en-ZA"/>
-              </w:rPr>
-              <w:t>${{</w:t>
-            </w:r>
-            <w:r>
-              <w:rPr>
-                <w:b/>
-                <w:bCs/>
-                <w:lang w:eastAsia="en-ZA"/>
-              </w:rPr>
-              <w:t>Q12</w:t>
-            </w:r>
-            <w:r>
-              <w:rPr>
-                <w:b/>
-                <w:bCs/>
-                <w:lang w:eastAsia="en-ZA"/>
-              </w:rPr>
-              <w:t>}}</w:t>
-            </w:r>
-          </w:p>
-        </w:tc>
-        <w:tc>
-          <w:tcPr>
-            <w:tcW w:w="4872" w:type="dxa"/>
-          </w:tcPr>
-          <w:p>
-            <w:pPr>
-              <w:spacing w:before="100" w:beforeAutospacing="1" w:after="100" w:afterAutospacing="1"/>
-              <w:rPr>
-                <w:lang w:eastAsia="en-ZA"/>
-              </w:rPr>
-            </w:pPr>
-            <w:r>
-              <w:rPr>
-                <w:b/>
-                <w:bCs/>
-                <w:lang w:eastAsia="en-ZA"/>
-              </w:rPr>
-              <w:t>${{</w:t>
-            </w:r>
-            <w:r>
-              <w:rPr>
-                <w:b/>
-                <w:bCs/>
-                <w:lang w:eastAsia="en-ZA"/>
-              </w:rPr>
-              <w:t>Rem12</w:t>
-            </w:r>
-            <w:r>
-              <w:rPr>
-                <w:b/>
-                <w:bCs/>
-                <w:lang w:eastAsia="en-ZA"/>
-              </w:rPr>
-              <w:t>}}</w:t>
-            </w:r>
-          </w:p>
-        </w:tc>
-      </w:tr>
-      <w:tr>
-        <w:tc>
-          <w:tcPr>
-            <w:tcW w:w="4872" w:type="dxa"/>
-            <w:vAlign w:val="center"/>
-          </w:tcPr>
-          <w:p>
-            <w:pPr>
-              <w:spacing w:before="100" w:beforeAutospacing="1" w:after="100" w:afterAutospacing="1"/>
-              <w:rPr>
-                <w:lang w:eastAsia="en-ZA"/>
-              </w:rPr>
-            </w:pPr>
-            <w:r>
-              <w:rPr>
-                <w:lang w:eastAsia="en-ZA"/>
-              </w:rPr>
-              <w:t>Chemicals stored off the floor</w:t>
-            </w:r>
-          </w:p>
-        </w:tc>
-        <w:tc>
-          <w:tcPr>
-            <w:tcW w:w="4872" w:type="dxa"/>
-          </w:tcPr>
-          <w:p>
-            <w:pPr>
-              <w:spacing w:before="100" w:beforeAutospacing="1" w:after="100" w:afterAutospacing="1"/>
-              <w:rPr>
-                <w:lang w:eastAsia="en-ZA"/>
-              </w:rPr>
-            </w:pPr>
-            <w:r>
-              <w:rPr>
-                <w:b/>
-                <w:bCs/>
-                <w:lang w:eastAsia="en-ZA"/>
-              </w:rPr>
-              <w:t>${{</w:t>
-            </w:r>
-            <w:r>
-              <w:rPr>
-                <w:b/>
-                <w:bCs/>
-                <w:lang w:eastAsia="en-ZA"/>
-              </w:rPr>
-              <w:t>Q13</w:t>
-            </w:r>
-            <w:r>
-              <w:rPr>
-                <w:b/>
-                <w:bCs/>
-                <w:lang w:eastAsia="en-ZA"/>
-              </w:rPr>
-              <w:t>}}</w:t>
-            </w:r>
-          </w:p>
-        </w:tc>
-        <w:tc>
-          <w:tcPr>
-            <w:tcW w:w="4872" w:type="dxa"/>
-          </w:tcPr>
-          <w:p>
-            <w:pPr>
-              <w:spacing w:before="100" w:beforeAutospacing="1" w:after="100" w:afterAutospacing="1"/>
-              <w:rPr>
-                <w:lang w:eastAsia="en-ZA"/>
-              </w:rPr>
-            </w:pPr>
-            <w:r>
-              <w:rPr>
-                <w:b/>
-                <w:bCs/>
-                <w:lang w:eastAsia="en-ZA"/>
-              </w:rPr>
-              <w:t>${{</w:t>
-            </w:r>
-            <w:r>
-              <w:rPr>
-                <w:b/>
-                <w:bCs/>
-                <w:lang w:eastAsia="en-ZA"/>
-              </w:rPr>
-              <w:t>Rem13</w:t>
-            </w:r>
-            <w:r>
-              <w:rPr>
-                <w:b/>
-                <w:bCs/>
-                <w:lang w:eastAsia="en-ZA"/>
-              </w:rPr>
-              <w:t>}}</w:t>
-            </w:r>
-          </w:p>
-        </w:tc>
-      </w:tr>
-      <w:tr>
-        <w:tc>
-          <w:tcPr>
-            <w:tcW w:w="4872" w:type="dxa"/>
-            <w:vAlign w:val="center"/>
-          </w:tcPr>
-          <w:p>
-            <w:pPr>
-              <w:spacing w:before="100" w:beforeAutospacing="1" w:after="100" w:afterAutospacing="1"/>
-              <w:rPr>
-                <w:lang w:eastAsia="en-ZA"/>
-              </w:rPr>
-            </w:pPr>
-            <w:r>
-              <w:rPr>
-                <w:lang w:eastAsia="en-ZA"/>
-              </w:rPr>
-              <w:t>Stored away from food &amp; utensils</w:t>
-            </w:r>
-          </w:p>
-        </w:tc>
-        <w:tc>
-          <w:tcPr>
-            <w:tcW w:w="4872" w:type="dxa"/>
-          </w:tcPr>
-          <w:p>
-            <w:pPr>
-              <w:spacing w:before="100" w:beforeAutospacing="1" w:after="100" w:afterAutospacing="1"/>
-              <w:rPr>
-                <w:lang w:eastAsia="en-ZA"/>
-              </w:rPr>
-            </w:pPr>
-            <w:r>
-              <w:rPr>
-                <w:b/>
-                <w:bCs/>
-                <w:lang w:eastAsia="en-ZA"/>
-              </w:rPr>
-              <w:t>${{</w:t>
-            </w:r>
-            <w:r>
-              <w:rPr>
-                <w:b/>
-                <w:bCs/>
-                <w:lang w:eastAsia="en-ZA"/>
-              </w:rPr>
-              <w:t>Q14</w:t>
-            </w:r>
-            <w:r>
-              <w:rPr>
-                <w:b/>
-                <w:bCs/>
-                <w:lang w:eastAsia="en-ZA"/>
-              </w:rPr>
-              <w:t>}}</w:t>
-            </w:r>
-          </w:p>
-        </w:tc>
-        <w:tc>
-          <w:tcPr>
-            <w:tcW w:w="4872" w:type="dxa"/>
-          </w:tcPr>
-          <w:p>
-            <w:pPr>
-              <w:spacing w:before="100" w:beforeAutospacing="1" w:after="100" w:afterAutospacing="1"/>
-              <w:rPr>
-                <w:lang w:eastAsia="en-ZA"/>
-              </w:rPr>
-            </w:pPr>
-            <w:r>
-              <w:rPr>
-                <w:b/>
-                <w:bCs/>
-                <w:lang w:eastAsia="en-ZA"/>
-              </w:rPr>
-              <w:t>${{</w:t>
-            </w:r>
-            <w:r>
-              <w:rPr>
-                <w:b/>
-                <w:bCs/>
-                <w:lang w:eastAsia="en-ZA"/>
-              </w:rPr>
-              <w:t>Rem14</w:t>
-            </w:r>
-            <w:r>
-              <w:rPr>
-                <w:b/>
-                <w:bCs/>
-                <w:lang w:eastAsia="en-ZA"/>
-              </w:rPr>
-              <w:t>}}</w:t>
-            </w:r>
-          </w:p>
-        </w:tc>
-      </w:tr>
-      <w:tr>
-        <w:tc>
-          <w:tcPr>
-            <w:tcW w:w="4872" w:type="dxa"/>
-            <w:vAlign w:val="center"/>
-          </w:tcPr>
-          <w:p>
-            <w:pPr>
-              <w:spacing w:before="100" w:beforeAutospacing="1" w:after="100" w:afterAutospacing="1"/>
-              <w:rPr>
-                <w:lang w:eastAsia="en-ZA"/>
-              </w:rPr>
-            </w:pPr>
-            <w:r>
-              <w:rPr>
-                <w:lang w:eastAsia="en-ZA"/>
-              </w:rPr>
-              <w:t>Storage area locked / restricted access</w:t>
-            </w:r>
-          </w:p>
-        </w:tc>
-        <w:tc>
-          <w:tcPr>
-            <w:tcW w:w="4872" w:type="dxa"/>
-          </w:tcPr>
-          <w:p>
-            <w:pPr>
-              <w:spacing w:before="100" w:beforeAutospacing="1" w:after="100" w:afterAutospacing="1"/>
-              <w:rPr>
-                <w:lang w:eastAsia="en-ZA"/>
-              </w:rPr>
-            </w:pPr>
-            <w:r>
-              <w:rPr>
-                <w:b/>
-                <w:bCs/>
-                <w:lang w:eastAsia="en-ZA"/>
-              </w:rPr>
-              <w:t>${{</w:t>
-            </w:r>
-            <w:r>
-              <w:rPr>
-                <w:b/>
-                <w:bCs/>
-                <w:lang w:eastAsia="en-ZA"/>
-              </w:rPr>
-              <w:t>Q15</w:t>
-            </w:r>
-            <w:r>
-              <w:rPr>
-                <w:b/>
-                <w:bCs/>
-                <w:lang w:eastAsia="en-ZA"/>
-              </w:rPr>
-              <w:t>}}</w:t>
-            </w:r>
-          </w:p>
-        </w:tc>
-        <w:tc>
-          <w:tcPr>
-            <w:tcW w:w="4872" w:type="dxa"/>
-          </w:tcPr>
-          <w:p>
-            <w:pPr>
-              <w:spacing w:before="100" w:beforeAutospacing="1" w:after="100" w:afterAutospacing="1"/>
-              <w:rPr>
-                <w:lang w:eastAsia="en-ZA"/>
-              </w:rPr>
-            </w:pPr>
-            <w:r>
-              <w:rPr>
-                <w:b/>
-                <w:bCs/>
-                <w:lang w:eastAsia="en-ZA"/>
-              </w:rPr>
-              <w:t>${{</w:t>
-            </w:r>
-            <w:r>
-              <w:rPr>
-                <w:b/>
-                <w:bCs/>
-                <w:lang w:eastAsia="en-ZA"/>
-              </w:rPr>
-              <w:t>Rem</w:t>
-            </w:r>
-            <w:r>
-              <w:rPr>
-                <w:b/>
-                <w:bCs/>
-                <w:lang w:eastAsia="en-ZA"/>
-              </w:rPr>
-              <w:t>15</w:t>
-            </w:r>
-            <w:r>
-              <w:rPr>
-                <w:b/>
-                <w:bCs/>
-                <w:lang w:eastAsia="en-ZA"/>
-              </w:rPr>
-              <w:t>}}</w:t>
-            </w:r>
-          </w:p>
-        </w:tc>
-      </w:tr>
-      <w:tr>
-        <w:tc>
-          <w:tcPr>
-            <w:tcW w:w="4872" w:type="dxa"/>
-            <w:shd w:val="clear" w:color="auto" w:fill="595959" w:themeFill="text1" w:themeFillTint="A6"/>
-            <w:vAlign w:val="center"/>
           </w:tcPr>
           <w:p>
             <w:pPr>
@@ -2966,8 +3236,982 @@
       </w:tblPr>
       <w:tblGrid>
         <w:gridCol w:w="4800"/>
+        <w:gridCol w:w="4794"/>
+        <w:gridCol w:w="4796"/>
+      </w:tblGrid>
+      <w:tr>
+        <w:tc>
+          <w:tcPr>
+            <w:tcW w:w="14616" w:type="dxa"/>
+            <w:gridSpan w:val="3"/>
+          </w:tcPr>
+          <w:p>
+            <w:pPr>
+              <w:spacing w:before="100" w:beforeAutospacing="1" w:after="100" w:afterAutospacing="1"/>
+              <w:outlineLvl w:val="1"/>
+              <w:rPr>
+                <w:b/>
+                <w:bCs/>
+                <w:lang w:eastAsia="en-ZA"/>
+              </w:rPr>
+            </w:pPr>
+            <w:r>
+              <w:rPr>
+                <w:b/>
+                <w:bCs/>
+                <w:lang w:eastAsia="en-ZA"/>
+              </w:rPr>
+              <w:t>STORAGE CONDITIONS</w:t>
+            </w:r>
+          </w:p>
+        </w:tc>
+      </w:tr>
+      <w:tr>
+        <w:tc>
+          <w:tcPr>
+            <w:tcW w:w="4872" w:type="dxa"/>
+            <w:shd w:val="clear" w:color="auto" w:fill="595959"/>
+          </w:tcPr>
+          <w:p>
+            <w:pPr>
+              <w:spacing w:before="100" w:beforeAutospacing="1" w:after="100" w:afterAutospacing="1"/>
+              <w:rPr>
+                <w:lang w:eastAsia="en-ZA"/>
+              </w:rPr>
+            </w:pPr>
+            <w:r>
+              <w:rPr>
+                <w:lang w:eastAsia="en-ZA"/>
+              </w:rPr>
+              <w:t>Item</w:t>
+            </w:r>
+          </w:p>
+        </w:tc>
+        <w:tc>
+          <w:tcPr>
+            <w:tcW w:w="4872" w:type="dxa"/>
+            <w:shd w:val="clear" w:color="auto" w:fill="595959"/>
+          </w:tcPr>
+          <w:p>
+            <w:pPr>
+              <w:spacing w:before="100" w:beforeAutospacing="1" w:after="100" w:afterAutospacing="1"/>
+              <w:rPr>
+                <w:lang w:eastAsia="en-ZA"/>
+              </w:rPr>
+            </w:pPr>
+            <w:r>
+              <w:rPr>
+                <w:lang w:eastAsia="en-ZA"/>
+              </w:rPr>
+              <w:t>Yes/No</w:t>
+            </w:r>
+          </w:p>
+        </w:tc>
+        <w:tc>
+          <w:tcPr>
+            <w:tcW w:w="4872" w:type="dxa"/>
+            <w:shd w:val="clear" w:color="auto" w:fill="595959"/>
+          </w:tcPr>
+          <w:p>
+            <w:pPr>
+              <w:spacing w:before="100" w:beforeAutospacing="1" w:after="100" w:afterAutospacing="1"/>
+              <w:rPr>
+                <w:lang w:eastAsia="en-ZA"/>
+              </w:rPr>
+            </w:pPr>
+            <w:r>
+              <w:rPr>
+                <w:lang w:eastAsia="en-ZA"/>
+              </w:rPr>
+              <w:t>Remarks</w:t>
+            </w:r>
+          </w:p>
+        </w:tc>
+      </w:tr>
+      <w:tr>
+        <w:tc>
+          <w:tcPr>
+            <w:tcW w:w="4872" w:type="dxa"/>
+            <w:vAlign w:val="center"/>
+          </w:tcPr>
+          <w:p>
+            <w:pPr>
+              <w:spacing w:before="100" w:beforeAutospacing="1" w:after="100" w:afterAutospacing="1"/>
+              <w:rPr>
+                <w:lang w:eastAsia="en-ZA"/>
+              </w:rPr>
+            </w:pPr>
+            <w:r>
+              <w:rPr>
+                <w:lang w:eastAsia="en-ZA"/>
+              </w:rPr>
+              <w:t>Designated chemical storage area</w:t>
+            </w:r>
+          </w:p>
+        </w:tc>
+        <w:tc>
+          <w:tcPr>
+            <w:tcW w:w="4872" w:type="dxa"/>
+          </w:tcPr>
+          <w:p>
+            <w:pPr>
+              <w:spacing w:before="100" w:beforeAutospacing="1" w:after="100" w:afterAutospacing="1"/>
+              <w:rPr>
+                <w:lang w:eastAsia="en-ZA"/>
+              </w:rPr>
+            </w:pPr>
+            <w:r>
+              <w:rPr>
+                <w:b/>
+                <w:bCs/>
+                <w:lang w:eastAsia="en-ZA"/>
+              </w:rPr>
+              <w:t>$</w:t>
+            </w:r>
+            <w:proofErr w:type="gramStart"/>
+            <w:r>
+              <w:rPr>
+                <w:b/>
+                <w:bCs/>
+                <w:lang w:eastAsia="en-ZA"/>
+              </w:rPr>
+              <w:t>{{</w:t>
+            </w:r>
+            <w:r>
+              <w:rPr>
+                <w:b/>
+                <w:bCs/>
+                <w:lang w:eastAsia="en-ZA"/>
+              </w:rPr>
+              <w:t xml:space="preserve"> </w:t>
+            </w:r>
+            <w:r>
+              <w:rPr>
+                <w:b/>
+                <w:bCs/>
+                <w:lang w:eastAsia="en-ZA"/>
+              </w:rPr>
+              <w:t>Q</w:t>
+            </w:r>
+            <w:proofErr w:type="gramEnd"/>
+            <w:r>
+              <w:rPr>
+                <w:b/>
+                <w:bCs/>
+                <w:lang w:eastAsia="en-ZA"/>
+              </w:rPr>
+              <w:t>11</w:t>
+            </w:r>
+            <w:r>
+              <w:rPr>
+                <w:b/>
+                <w:bCs/>
+                <w:lang w:eastAsia="en-ZA"/>
+              </w:rPr>
+              <w:t xml:space="preserve"> </w:t>
+            </w:r>
+            <w:r>
+              <w:rPr>
+                <w:b/>
+                <w:bCs/>
+                <w:lang w:eastAsia="en-ZA"/>
+              </w:rPr>
+              <w:t>}}</w:t>
+            </w:r>
+          </w:p>
+        </w:tc>
+        <w:tc>
+          <w:tcPr>
+            <w:tcW w:w="4872" w:type="dxa"/>
+          </w:tcPr>
+          <w:p>
+            <w:pPr>
+              <w:spacing w:before="100" w:beforeAutospacing="1" w:after="100" w:afterAutospacing="1"/>
+              <w:rPr>
+                <w:lang w:eastAsia="en-ZA"/>
+              </w:rPr>
+            </w:pPr>
+            <w:r>
+              <w:rPr>
+                <w:b/>
+                <w:bCs/>
+                <w:lang w:eastAsia="en-ZA"/>
+              </w:rPr>
+              <w:t>$</w:t>
+            </w:r>
+            <w:proofErr w:type="gramStart"/>
+            <w:r>
+              <w:rPr>
+                <w:b/>
+                <w:bCs/>
+                <w:lang w:eastAsia="en-ZA"/>
+              </w:rPr>
+              <w:t>{{</w:t>
+            </w:r>
+            <w:r>
+              <w:rPr>
+                <w:b/>
+                <w:bCs/>
+                <w:lang w:eastAsia="en-ZA"/>
+              </w:rPr>
+              <w:t xml:space="preserve"> </w:t>
+            </w:r>
+            <w:r>
+              <w:rPr>
+                <w:b/>
+                <w:bCs/>
+                <w:lang w:eastAsia="en-ZA"/>
+              </w:rPr>
+              <w:t>Rem</w:t>
+            </w:r>
+            <w:proofErr w:type="gramEnd"/>
+            <w:r>
+              <w:rPr>
+                <w:b/>
+                <w:bCs/>
+                <w:lang w:eastAsia="en-ZA"/>
+              </w:rPr>
+              <w:t>11</w:t>
+            </w:r>
+            <w:r>
+              <w:rPr>
+                <w:b/>
+                <w:bCs/>
+                <w:lang w:eastAsia="en-ZA"/>
+              </w:rPr>
+              <w:t xml:space="preserve"> </w:t>
+            </w:r>
+            <w:r>
+              <w:rPr>
+                <w:b/>
+                <w:bCs/>
+                <w:lang w:eastAsia="en-ZA"/>
+              </w:rPr>
+              <w:t>}}</w:t>
+            </w:r>
+          </w:p>
+        </w:tc>
+      </w:tr>
+      <w:tr>
+        <w:tc>
+          <w:tcPr>
+            <w:tcW w:w="4872" w:type="dxa"/>
+            <w:vAlign w:val="center"/>
+          </w:tcPr>
+          <w:p>
+            <w:pPr>
+              <w:spacing w:before="100" w:beforeAutospacing="1" w:after="100" w:afterAutospacing="1"/>
+              <w:rPr>
+                <w:lang w:eastAsia="en-ZA"/>
+              </w:rPr>
+            </w:pPr>
+            <w:r>
+              <w:rPr>
+                <w:lang w:eastAsia="en-ZA"/>
+              </w:rPr>
+              <w:t>Storage area well ventilated</w:t>
+            </w:r>
+          </w:p>
+        </w:tc>
+        <w:tc>
+          <w:tcPr>
+            <w:tcW w:w="4872" w:type="dxa"/>
+          </w:tcPr>
+          <w:p>
+            <w:pPr>
+              <w:spacing w:before="100" w:beforeAutospacing="1" w:after="100" w:afterAutospacing="1"/>
+              <w:rPr>
+                <w:lang w:eastAsia="en-ZA"/>
+              </w:rPr>
+            </w:pPr>
+            <w:r>
+              <w:rPr>
+                <w:b/>
+                <w:bCs/>
+                <w:lang w:eastAsia="en-ZA"/>
+              </w:rPr>
+              <w:t>$</w:t>
+            </w:r>
+            <w:proofErr w:type="gramStart"/>
+            <w:r>
+              <w:rPr>
+                <w:b/>
+                <w:bCs/>
+                <w:lang w:eastAsia="en-ZA"/>
+              </w:rPr>
+              <w:t>{{</w:t>
+            </w:r>
+            <w:r>
+              <w:rPr>
+                <w:b/>
+                <w:bCs/>
+                <w:lang w:eastAsia="en-ZA"/>
+              </w:rPr>
+              <w:t xml:space="preserve"> </w:t>
+            </w:r>
+            <w:r>
+              <w:rPr>
+                <w:b/>
+                <w:bCs/>
+                <w:lang w:eastAsia="en-ZA"/>
+              </w:rPr>
+              <w:t>Q</w:t>
+            </w:r>
+            <w:proofErr w:type="gramEnd"/>
+            <w:r>
+              <w:rPr>
+                <w:b/>
+                <w:bCs/>
+                <w:lang w:eastAsia="en-ZA"/>
+              </w:rPr>
+              <w:t>12</w:t>
+            </w:r>
+            <w:r>
+              <w:rPr>
+                <w:b/>
+                <w:bCs/>
+                <w:lang w:eastAsia="en-ZA"/>
+              </w:rPr>
+              <w:t xml:space="preserve"> </w:t>
+            </w:r>
+            <w:r>
+              <w:rPr>
+                <w:b/>
+                <w:bCs/>
+                <w:lang w:eastAsia="en-ZA"/>
+              </w:rPr>
+              <w:t>}}</w:t>
+            </w:r>
+          </w:p>
+        </w:tc>
+        <w:tc>
+          <w:tcPr>
+            <w:tcW w:w="4872" w:type="dxa"/>
+          </w:tcPr>
+          <w:p>
+            <w:pPr>
+              <w:spacing w:before="100" w:beforeAutospacing="1" w:after="100" w:afterAutospacing="1"/>
+              <w:rPr>
+                <w:lang w:eastAsia="en-ZA"/>
+              </w:rPr>
+            </w:pPr>
+            <w:r>
+              <w:rPr>
+                <w:b/>
+                <w:bCs/>
+                <w:lang w:eastAsia="en-ZA"/>
+              </w:rPr>
+              <w:t>$</w:t>
+            </w:r>
+            <w:proofErr w:type="gramStart"/>
+            <w:r>
+              <w:rPr>
+                <w:b/>
+                <w:bCs/>
+                <w:lang w:eastAsia="en-ZA"/>
+              </w:rPr>
+              <w:t>{{</w:t>
+            </w:r>
+            <w:r>
+              <w:rPr>
+                <w:b/>
+                <w:bCs/>
+                <w:lang w:eastAsia="en-ZA"/>
+              </w:rPr>
+              <w:t xml:space="preserve"> </w:t>
+            </w:r>
+            <w:r>
+              <w:rPr>
+                <w:b/>
+                <w:bCs/>
+                <w:lang w:eastAsia="en-ZA"/>
+              </w:rPr>
+              <w:t>Rem</w:t>
+            </w:r>
+            <w:proofErr w:type="gramEnd"/>
+            <w:r>
+              <w:rPr>
+                <w:b/>
+                <w:bCs/>
+                <w:lang w:eastAsia="en-ZA"/>
+              </w:rPr>
+              <w:t>12</w:t>
+            </w:r>
+            <w:r>
+              <w:rPr>
+                <w:b/>
+                <w:bCs/>
+                <w:lang w:eastAsia="en-ZA"/>
+              </w:rPr>
+              <w:t xml:space="preserve"> </w:t>
+            </w:r>
+            <w:r>
+              <w:rPr>
+                <w:b/>
+                <w:bCs/>
+                <w:lang w:eastAsia="en-ZA"/>
+              </w:rPr>
+              <w:t>}}</w:t>
+            </w:r>
+          </w:p>
+        </w:tc>
+      </w:tr>
+      <w:tr>
+        <w:tc>
+          <w:tcPr>
+            <w:tcW w:w="4872" w:type="dxa"/>
+            <w:vAlign w:val="center"/>
+          </w:tcPr>
+          <w:p>
+            <w:pPr>
+              <w:spacing w:before="100" w:beforeAutospacing="1" w:after="100" w:afterAutospacing="1"/>
+              <w:rPr>
+                <w:lang w:eastAsia="en-ZA"/>
+              </w:rPr>
+            </w:pPr>
+            <w:r>
+              <w:rPr>
+                <w:lang w:eastAsia="en-ZA"/>
+              </w:rPr>
+              <w:t>Chemicals stored off the floor</w:t>
+            </w:r>
+          </w:p>
+        </w:tc>
+        <w:tc>
+          <w:tcPr>
+            <w:tcW w:w="4872" w:type="dxa"/>
+          </w:tcPr>
+          <w:p>
+            <w:pPr>
+              <w:spacing w:before="100" w:beforeAutospacing="1" w:after="100" w:afterAutospacing="1"/>
+              <w:rPr>
+                <w:lang w:eastAsia="en-ZA"/>
+              </w:rPr>
+            </w:pPr>
+            <w:r>
+              <w:rPr>
+                <w:b/>
+                <w:bCs/>
+                <w:lang w:eastAsia="en-ZA"/>
+              </w:rPr>
+              <w:t>$</w:t>
+            </w:r>
+            <w:proofErr w:type="gramStart"/>
+            <w:r>
+              <w:rPr>
+                <w:b/>
+                <w:bCs/>
+                <w:lang w:eastAsia="en-ZA"/>
+              </w:rPr>
+              <w:t>{{</w:t>
+            </w:r>
+            <w:r>
+              <w:rPr>
+                <w:b/>
+                <w:bCs/>
+                <w:lang w:eastAsia="en-ZA"/>
+              </w:rPr>
+              <w:t xml:space="preserve"> </w:t>
+            </w:r>
+            <w:r>
+              <w:rPr>
+                <w:b/>
+                <w:bCs/>
+                <w:lang w:eastAsia="en-ZA"/>
+              </w:rPr>
+              <w:t>Q</w:t>
+            </w:r>
+            <w:proofErr w:type="gramEnd"/>
+            <w:r>
+              <w:rPr>
+                <w:b/>
+                <w:bCs/>
+                <w:lang w:eastAsia="en-ZA"/>
+              </w:rPr>
+              <w:t>13</w:t>
+            </w:r>
+            <w:r>
+              <w:rPr>
+                <w:b/>
+                <w:bCs/>
+                <w:lang w:eastAsia="en-ZA"/>
+              </w:rPr>
+              <w:t xml:space="preserve"> </w:t>
+            </w:r>
+            <w:r>
+              <w:rPr>
+                <w:b/>
+                <w:bCs/>
+                <w:lang w:eastAsia="en-ZA"/>
+              </w:rPr>
+              <w:t>}}</w:t>
+            </w:r>
+          </w:p>
+        </w:tc>
+        <w:tc>
+          <w:tcPr>
+            <w:tcW w:w="4872" w:type="dxa"/>
+          </w:tcPr>
+          <w:p>
+            <w:pPr>
+              <w:spacing w:before="100" w:beforeAutospacing="1" w:after="100" w:afterAutospacing="1"/>
+              <w:rPr>
+                <w:lang w:eastAsia="en-ZA"/>
+              </w:rPr>
+            </w:pPr>
+            <w:r>
+              <w:rPr>
+                <w:b/>
+                <w:bCs/>
+                <w:lang w:eastAsia="en-ZA"/>
+              </w:rPr>
+              <w:t>$</w:t>
+            </w:r>
+            <w:proofErr w:type="gramStart"/>
+            <w:r>
+              <w:rPr>
+                <w:b/>
+                <w:bCs/>
+                <w:lang w:eastAsia="en-ZA"/>
+              </w:rPr>
+              <w:t>{{</w:t>
+            </w:r>
+            <w:r>
+              <w:rPr>
+                <w:b/>
+                <w:bCs/>
+                <w:lang w:eastAsia="en-ZA"/>
+              </w:rPr>
+              <w:t xml:space="preserve"> </w:t>
+            </w:r>
+            <w:r>
+              <w:rPr>
+                <w:b/>
+                <w:bCs/>
+                <w:lang w:eastAsia="en-ZA"/>
+              </w:rPr>
+              <w:t>Rem</w:t>
+            </w:r>
+            <w:proofErr w:type="gramEnd"/>
+            <w:r>
+              <w:rPr>
+                <w:b/>
+                <w:bCs/>
+                <w:lang w:eastAsia="en-ZA"/>
+              </w:rPr>
+              <w:t>13</w:t>
+            </w:r>
+            <w:r>
+              <w:rPr>
+                <w:b/>
+                <w:bCs/>
+                <w:lang w:eastAsia="en-ZA"/>
+              </w:rPr>
+              <w:t xml:space="preserve"> </w:t>
+            </w:r>
+            <w:r>
+              <w:rPr>
+                <w:b/>
+                <w:bCs/>
+                <w:lang w:eastAsia="en-ZA"/>
+              </w:rPr>
+              <w:t>}}</w:t>
+            </w:r>
+          </w:p>
+        </w:tc>
+      </w:tr>
+      <w:tr>
+        <w:tc>
+          <w:tcPr>
+            <w:tcW w:w="4872" w:type="dxa"/>
+            <w:vAlign w:val="center"/>
+          </w:tcPr>
+          <w:p>
+            <w:pPr>
+              <w:spacing w:before="100" w:beforeAutospacing="1" w:after="100" w:afterAutospacing="1"/>
+              <w:rPr>
+                <w:lang w:eastAsia="en-ZA"/>
+              </w:rPr>
+            </w:pPr>
+            <w:r>
+              <w:rPr>
+                <w:lang w:eastAsia="en-ZA"/>
+              </w:rPr>
+              <w:t>Stored away from food &amp; utensils</w:t>
+            </w:r>
+          </w:p>
+        </w:tc>
+        <w:tc>
+          <w:tcPr>
+            <w:tcW w:w="4872" w:type="dxa"/>
+          </w:tcPr>
+          <w:p>
+            <w:pPr>
+              <w:spacing w:before="100" w:beforeAutospacing="1" w:after="100" w:afterAutospacing="1"/>
+              <w:rPr>
+                <w:lang w:eastAsia="en-ZA"/>
+              </w:rPr>
+            </w:pPr>
+            <w:r>
+              <w:rPr>
+                <w:b/>
+                <w:bCs/>
+                <w:lang w:eastAsia="en-ZA"/>
+              </w:rPr>
+              <w:t>$</w:t>
+            </w:r>
+            <w:proofErr w:type="gramStart"/>
+            <w:r>
+              <w:rPr>
+                <w:b/>
+                <w:bCs/>
+                <w:lang w:eastAsia="en-ZA"/>
+              </w:rPr>
+              <w:t>{{</w:t>
+            </w:r>
+            <w:r>
+              <w:rPr>
+                <w:b/>
+                <w:bCs/>
+                <w:lang w:eastAsia="en-ZA"/>
+              </w:rPr>
+              <w:t xml:space="preserve"> </w:t>
+            </w:r>
+            <w:r>
+              <w:rPr>
+                <w:b/>
+                <w:bCs/>
+                <w:lang w:eastAsia="en-ZA"/>
+              </w:rPr>
+              <w:t>Q</w:t>
+            </w:r>
+            <w:proofErr w:type="gramEnd"/>
+            <w:r>
+              <w:rPr>
+                <w:b/>
+                <w:bCs/>
+                <w:lang w:eastAsia="en-ZA"/>
+              </w:rPr>
+              <w:t>14</w:t>
+            </w:r>
+            <w:r>
+              <w:rPr>
+                <w:b/>
+                <w:bCs/>
+                <w:lang w:eastAsia="en-ZA"/>
+              </w:rPr>
+              <w:t xml:space="preserve"> </w:t>
+            </w:r>
+            <w:r>
+              <w:rPr>
+                <w:b/>
+                <w:bCs/>
+                <w:lang w:eastAsia="en-ZA"/>
+              </w:rPr>
+              <w:t>}}</w:t>
+            </w:r>
+          </w:p>
+        </w:tc>
+        <w:tc>
+          <w:tcPr>
+            <w:tcW w:w="4872" w:type="dxa"/>
+          </w:tcPr>
+          <w:p>
+            <w:pPr>
+              <w:spacing w:before="100" w:beforeAutospacing="1" w:after="100" w:afterAutospacing="1"/>
+              <w:rPr>
+                <w:lang w:eastAsia="en-ZA"/>
+              </w:rPr>
+            </w:pPr>
+            <w:r>
+              <w:rPr>
+                <w:b/>
+                <w:bCs/>
+                <w:lang w:eastAsia="en-ZA"/>
+              </w:rPr>
+              <w:t>$</w:t>
+            </w:r>
+            <w:proofErr w:type="gramStart"/>
+            <w:r>
+              <w:rPr>
+                <w:b/>
+                <w:bCs/>
+                <w:lang w:eastAsia="en-ZA"/>
+              </w:rPr>
+              <w:t>{{</w:t>
+            </w:r>
+            <w:r>
+              <w:rPr>
+                <w:b/>
+                <w:bCs/>
+                <w:lang w:eastAsia="en-ZA"/>
+              </w:rPr>
+              <w:t xml:space="preserve"> </w:t>
+            </w:r>
+            <w:r>
+              <w:rPr>
+                <w:b/>
+                <w:bCs/>
+                <w:lang w:eastAsia="en-ZA"/>
+              </w:rPr>
+              <w:t>Rem</w:t>
+            </w:r>
+            <w:proofErr w:type="gramEnd"/>
+            <w:r>
+              <w:rPr>
+                <w:b/>
+                <w:bCs/>
+                <w:lang w:eastAsia="en-ZA"/>
+              </w:rPr>
+              <w:t>14</w:t>
+            </w:r>
+            <w:r>
+              <w:rPr>
+                <w:b/>
+                <w:bCs/>
+                <w:lang w:eastAsia="en-ZA"/>
+              </w:rPr>
+              <w:t xml:space="preserve"> </w:t>
+            </w:r>
+            <w:r>
+              <w:rPr>
+                <w:b/>
+                <w:bCs/>
+                <w:lang w:eastAsia="en-ZA"/>
+              </w:rPr>
+              <w:t>}}</w:t>
+            </w:r>
+          </w:p>
+        </w:tc>
+      </w:tr>
+      <w:tr>
+        <w:tc>
+          <w:tcPr>
+            <w:tcW w:w="4872" w:type="dxa"/>
+            <w:vAlign w:val="center"/>
+          </w:tcPr>
+          <w:p>
+            <w:pPr>
+              <w:spacing w:before="100" w:beforeAutospacing="1" w:after="100" w:afterAutospacing="1"/>
+              <w:rPr>
+                <w:lang w:eastAsia="en-ZA"/>
+              </w:rPr>
+            </w:pPr>
+            <w:r>
+              <w:rPr>
+                <w:lang w:eastAsia="en-ZA"/>
+              </w:rPr>
+              <w:t>Storage area locked / restricted access</w:t>
+            </w:r>
+          </w:p>
+        </w:tc>
+        <w:tc>
+          <w:tcPr>
+            <w:tcW w:w="4872" w:type="dxa"/>
+          </w:tcPr>
+          <w:p>
+            <w:pPr>
+              <w:spacing w:before="100" w:beforeAutospacing="1" w:after="100" w:afterAutospacing="1"/>
+              <w:rPr>
+                <w:lang w:eastAsia="en-ZA"/>
+              </w:rPr>
+            </w:pPr>
+            <w:r>
+              <w:rPr>
+                <w:b/>
+                <w:bCs/>
+                <w:lang w:eastAsia="en-ZA"/>
+              </w:rPr>
+              <w:t>$</w:t>
+            </w:r>
+            <w:proofErr w:type="gramStart"/>
+            <w:r>
+              <w:rPr>
+                <w:b/>
+                <w:bCs/>
+                <w:lang w:eastAsia="en-ZA"/>
+              </w:rPr>
+              <w:t>{{</w:t>
+            </w:r>
+            <w:r>
+              <w:rPr>
+                <w:b/>
+                <w:bCs/>
+                <w:lang w:eastAsia="en-ZA"/>
+              </w:rPr>
+              <w:t xml:space="preserve"> </w:t>
+            </w:r>
+            <w:r>
+              <w:rPr>
+                <w:b/>
+                <w:bCs/>
+                <w:lang w:eastAsia="en-ZA"/>
+              </w:rPr>
+              <w:t>Q</w:t>
+            </w:r>
+            <w:proofErr w:type="gramEnd"/>
+            <w:r>
+              <w:rPr>
+                <w:b/>
+                <w:bCs/>
+                <w:lang w:eastAsia="en-ZA"/>
+              </w:rPr>
+              <w:t>15</w:t>
+            </w:r>
+            <w:r>
+              <w:rPr>
+                <w:b/>
+                <w:bCs/>
+                <w:lang w:eastAsia="en-ZA"/>
+              </w:rPr>
+              <w:t xml:space="preserve"> </w:t>
+            </w:r>
+            <w:r>
+              <w:rPr>
+                <w:b/>
+                <w:bCs/>
+                <w:lang w:eastAsia="en-ZA"/>
+              </w:rPr>
+              <w:t>}}</w:t>
+            </w:r>
+          </w:p>
+        </w:tc>
+        <w:tc>
+          <w:tcPr>
+            <w:tcW w:w="4872" w:type="dxa"/>
+          </w:tcPr>
+          <w:p>
+            <w:pPr>
+              <w:spacing w:before="100" w:beforeAutospacing="1" w:after="100" w:afterAutospacing="1"/>
+              <w:rPr>
+                <w:lang w:eastAsia="en-ZA"/>
+              </w:rPr>
+            </w:pPr>
+            <w:r>
+              <w:rPr>
+                <w:b/>
+                <w:bCs/>
+                <w:lang w:eastAsia="en-ZA"/>
+              </w:rPr>
+              <w:t>$</w:t>
+            </w:r>
+            <w:proofErr w:type="gramStart"/>
+            <w:r>
+              <w:rPr>
+                <w:b/>
+                <w:bCs/>
+                <w:lang w:eastAsia="en-ZA"/>
+              </w:rPr>
+              <w:t>{{</w:t>
+            </w:r>
+            <w:r>
+              <w:rPr>
+                <w:b/>
+                <w:bCs/>
+                <w:lang w:eastAsia="en-ZA"/>
+              </w:rPr>
+              <w:t xml:space="preserve"> </w:t>
+            </w:r>
+            <w:r>
+              <w:rPr>
+                <w:b/>
+                <w:bCs/>
+                <w:lang w:eastAsia="en-ZA"/>
+              </w:rPr>
+              <w:t>Rem</w:t>
+            </w:r>
+            <w:proofErr w:type="gramEnd"/>
+            <w:r>
+              <w:rPr>
+                <w:b/>
+                <w:bCs/>
+                <w:lang w:eastAsia="en-ZA"/>
+              </w:rPr>
+              <w:t>15</w:t>
+            </w:r>
+            <w:r>
+              <w:rPr>
+                <w:b/>
+                <w:bCs/>
+                <w:lang w:eastAsia="en-ZA"/>
+              </w:rPr>
+              <w:t xml:space="preserve"> </w:t>
+            </w:r>
+            <w:r>
+              <w:rPr>
+                <w:b/>
+                <w:bCs/>
+                <w:lang w:eastAsia="en-ZA"/>
+              </w:rPr>
+              <w:t>}}</w:t>
+            </w:r>
+          </w:p>
+        </w:tc>
+      </w:tr>
+      <w:tr>
+        <w:tc>
+          <w:tcPr>
+            <w:tcW w:w="4872" w:type="dxa"/>
+            <w:shd w:val="clear" w:color="auto" w:fill="595959" w:themeFill="text1" w:themeFillTint="A6"/>
+            <w:vAlign w:val="center"/>
+          </w:tcPr>
+          <w:p>
+            <w:pPr>
+              <w:spacing w:before="100" w:beforeAutospacing="1" w:after="100" w:afterAutospacing="1"/>
+              <w:rPr>
+                <w:lang w:eastAsia="en-ZA"/>
+              </w:rPr>
+            </w:pPr>
+          </w:p>
+        </w:tc>
+        <w:tc>
+          <w:tcPr>
+            <w:tcW w:w="4872" w:type="dxa"/>
+            <w:shd w:val="clear" w:color="auto" w:fill="595959" w:themeFill="text1" w:themeFillTint="A6"/>
+          </w:tcPr>
+          <w:p>
+            <w:pPr>
+              <w:spacing w:before="100" w:beforeAutospacing="1" w:after="100" w:afterAutospacing="1"/>
+              <w:rPr>
+                <w:lang w:eastAsia="en-ZA"/>
+              </w:rPr>
+            </w:pPr>
+          </w:p>
+        </w:tc>
+        <w:tc>
+          <w:tcPr>
+            <w:tcW w:w="4872" w:type="dxa"/>
+            <w:shd w:val="clear" w:color="auto" w:fill="595959" w:themeFill="text1" w:themeFillTint="A6"/>
+          </w:tcPr>
+          <w:p>
+            <w:pPr>
+              <w:spacing w:before="100" w:beforeAutospacing="1" w:after="100" w:afterAutospacing="1"/>
+              <w:rPr>
+                <w:lang w:eastAsia="en-ZA"/>
+              </w:rPr>
+            </w:pPr>
+          </w:p>
+        </w:tc>
+      </w:tr>
+    </w:tbl>
+    <w:p>
+      <w:pPr>
+        <w:spacing w:before="100" w:beforeAutospacing="1" w:after="100" w:afterAutospacing="1"/>
+        <w:rPr>
+          <w:lang w:eastAsia="en-ZA"/>
+        </w:rPr>
+      </w:pPr>
+    </w:p>
+    <w:tbl>
+      <w:tblPr>
+        <w:tblStyle w:val="TableGrid"/>
+        <w:tblW w:w="0" w:type="auto"/>
+        <w:tblLook w:val="04A0" w:firstRow="1" w:lastRow="0" w:firstColumn="1" w:lastColumn="0" w:noHBand="0" w:noVBand="1"/>
+      </w:tblPr>
+      <w:tblGrid>
+        <w:gridCol w:w="4803"/>
         <w:gridCol w:w="4792"/>
-        <w:gridCol w:w="4798"/>
+        <w:gridCol w:w="4795"/>
       </w:tblGrid>
       <w:tr>
         <w:trPr>
@@ -3099,15 +4343,49 @@
                 <w:bCs/>
                 <w:lang w:eastAsia="en-ZA"/>
               </w:rPr>
-              <w:t>${{</w:t>
-            </w:r>
-            <w:r>
-              <w:rPr>
-                <w:b/>
-                <w:bCs/>
-                <w:lang w:eastAsia="en-ZA"/>
-              </w:rPr>
-              <w:t>Q16</w:t>
+              <w:t>$</w:t>
+            </w:r>
+            <w:proofErr w:type="gramStart"/>
+            <w:r>
+              <w:rPr>
+                <w:b/>
+                <w:bCs/>
+                <w:lang w:eastAsia="en-ZA"/>
+              </w:rPr>
+              <w:t>{{</w:t>
+            </w:r>
+            <w:r>
+              <w:rPr>
+                <w:b/>
+                <w:bCs/>
+                <w:lang w:eastAsia="en-ZA"/>
+              </w:rPr>
+              <w:t xml:space="preserve"> </w:t>
+            </w:r>
+            <w:r>
+              <w:rPr>
+                <w:b/>
+                <w:bCs/>
+                <w:lang w:eastAsia="en-ZA"/>
+              </w:rPr>
+              <w:t>Q</w:t>
+            </w:r>
+            <w:proofErr w:type="gramEnd"/>
+            <w:r>
+              <w:rPr>
+                <w:b/>
+                <w:bCs/>
+                <w:lang w:eastAsia="en-ZA"/>
+              </w:rPr>
+              <w:t>16</w:t>
+            </w:r>
+            <w:r>
+              <w:rPr>
+                <w:b/>
+                <w:bCs/>
+                <w:lang w:eastAsia="en-ZA"/>
+              </w:rPr>
+              <w:t xml:space="preserve"> </w:t>
             </w:r>
             <w:r>
               <w:rPr>
@@ -3136,15 +4414,49 @@
                 <w:bCs/>
                 <w:lang w:eastAsia="en-ZA"/>
               </w:rPr>
-              <w:t>${{</w:t>
-            </w:r>
-            <w:r>
-              <w:rPr>
-                <w:b/>
-                <w:bCs/>
-                <w:lang w:eastAsia="en-ZA"/>
-              </w:rPr>
-              <w:t>Rem16</w:t>
+              <w:t>$</w:t>
+            </w:r>
+            <w:proofErr w:type="gramStart"/>
+            <w:r>
+              <w:rPr>
+                <w:b/>
+                <w:bCs/>
+                <w:lang w:eastAsia="en-ZA"/>
+              </w:rPr>
+              <w:t>{{</w:t>
+            </w:r>
+            <w:r>
+              <w:rPr>
+                <w:b/>
+                <w:bCs/>
+                <w:lang w:eastAsia="en-ZA"/>
+              </w:rPr>
+              <w:t xml:space="preserve"> </w:t>
+            </w:r>
+            <w:r>
+              <w:rPr>
+                <w:b/>
+                <w:bCs/>
+                <w:lang w:eastAsia="en-ZA"/>
+              </w:rPr>
+              <w:t>Rem</w:t>
+            </w:r>
+            <w:proofErr w:type="gramEnd"/>
+            <w:r>
+              <w:rPr>
+                <w:b/>
+                <w:bCs/>
+                <w:lang w:eastAsia="en-ZA"/>
+              </w:rPr>
+              <w:t>16</w:t>
+            </w:r>
+            <w:r>
+              <w:rPr>
+                <w:b/>
+                <w:bCs/>
+                <w:lang w:eastAsia="en-ZA"/>
+              </w:rPr>
+              <w:t xml:space="preserve"> </w:t>
             </w:r>
             <w:r>
               <w:rPr>
@@ -3195,15 +4507,49 @@
                 <w:bCs/>
                 <w:lang w:eastAsia="en-ZA"/>
               </w:rPr>
-              <w:t>${{</w:t>
-            </w:r>
-            <w:r>
-              <w:rPr>
-                <w:b/>
-                <w:bCs/>
-                <w:lang w:eastAsia="en-ZA"/>
-              </w:rPr>
-              <w:t>Q17</w:t>
+              <w:t>$</w:t>
+            </w:r>
+            <w:proofErr w:type="gramStart"/>
+            <w:r>
+              <w:rPr>
+                <w:b/>
+                <w:bCs/>
+                <w:lang w:eastAsia="en-ZA"/>
+              </w:rPr>
+              <w:t>{{</w:t>
+            </w:r>
+            <w:r>
+              <w:rPr>
+                <w:b/>
+                <w:bCs/>
+                <w:lang w:eastAsia="en-ZA"/>
+              </w:rPr>
+              <w:t xml:space="preserve"> </w:t>
+            </w:r>
+            <w:r>
+              <w:rPr>
+                <w:b/>
+                <w:bCs/>
+                <w:lang w:eastAsia="en-ZA"/>
+              </w:rPr>
+              <w:t>Q</w:t>
+            </w:r>
+            <w:proofErr w:type="gramEnd"/>
+            <w:r>
+              <w:rPr>
+                <w:b/>
+                <w:bCs/>
+                <w:lang w:eastAsia="en-ZA"/>
+              </w:rPr>
+              <w:t>17</w:t>
+            </w:r>
+            <w:r>
+              <w:rPr>
+                <w:b/>
+                <w:bCs/>
+                <w:lang w:eastAsia="en-ZA"/>
+              </w:rPr>
+              <w:t xml:space="preserve"> </w:t>
             </w:r>
             <w:r>
               <w:rPr>
@@ -3232,15 +4578,49 @@
                 <w:bCs/>
                 <w:lang w:eastAsia="en-ZA"/>
               </w:rPr>
-              <w:t>${{</w:t>
-            </w:r>
-            <w:r>
-              <w:rPr>
-                <w:b/>
-                <w:bCs/>
-                <w:lang w:eastAsia="en-ZA"/>
-              </w:rPr>
-              <w:t>Rem17</w:t>
+              <w:t>$</w:t>
+            </w:r>
+            <w:proofErr w:type="gramStart"/>
+            <w:r>
+              <w:rPr>
+                <w:b/>
+                <w:bCs/>
+                <w:lang w:eastAsia="en-ZA"/>
+              </w:rPr>
+              <w:t>{{</w:t>
+            </w:r>
+            <w:r>
+              <w:rPr>
+                <w:b/>
+                <w:bCs/>
+                <w:lang w:eastAsia="en-ZA"/>
+              </w:rPr>
+              <w:t xml:space="preserve"> </w:t>
+            </w:r>
+            <w:r>
+              <w:rPr>
+                <w:b/>
+                <w:bCs/>
+                <w:lang w:eastAsia="en-ZA"/>
+              </w:rPr>
+              <w:t>Rem</w:t>
+            </w:r>
+            <w:proofErr w:type="gramEnd"/>
+            <w:r>
+              <w:rPr>
+                <w:b/>
+                <w:bCs/>
+                <w:lang w:eastAsia="en-ZA"/>
+              </w:rPr>
+              <w:t>17</w:t>
+            </w:r>
+            <w:r>
+              <w:rPr>
+                <w:b/>
+                <w:bCs/>
+                <w:lang w:eastAsia="en-ZA"/>
+              </w:rPr>
+              <w:t xml:space="preserve"> </w:t>
             </w:r>
             <w:r>
               <w:rPr>
@@ -3291,15 +4671,49 @@
                 <w:bCs/>
                 <w:lang w:eastAsia="en-ZA"/>
               </w:rPr>
-              <w:t>${{</w:t>
-            </w:r>
-            <w:r>
-              <w:rPr>
-                <w:b/>
-                <w:bCs/>
-                <w:lang w:eastAsia="en-ZA"/>
-              </w:rPr>
-              <w:t>Q18</w:t>
+              <w:t>$</w:t>
+            </w:r>
+            <w:proofErr w:type="gramStart"/>
+            <w:r>
+              <w:rPr>
+                <w:b/>
+                <w:bCs/>
+                <w:lang w:eastAsia="en-ZA"/>
+              </w:rPr>
+              <w:t>{{</w:t>
+            </w:r>
+            <w:r>
+              <w:rPr>
+                <w:b/>
+                <w:bCs/>
+                <w:lang w:eastAsia="en-ZA"/>
+              </w:rPr>
+              <w:t xml:space="preserve"> </w:t>
+            </w:r>
+            <w:r>
+              <w:rPr>
+                <w:b/>
+                <w:bCs/>
+                <w:lang w:eastAsia="en-ZA"/>
+              </w:rPr>
+              <w:t>Q</w:t>
+            </w:r>
+            <w:proofErr w:type="gramEnd"/>
+            <w:r>
+              <w:rPr>
+                <w:b/>
+                <w:bCs/>
+                <w:lang w:eastAsia="en-ZA"/>
+              </w:rPr>
+              <w:t>18</w:t>
+            </w:r>
+            <w:r>
+              <w:rPr>
+                <w:b/>
+                <w:bCs/>
+                <w:lang w:eastAsia="en-ZA"/>
+              </w:rPr>
+              <w:t xml:space="preserve"> </w:t>
             </w:r>
             <w:r>
               <w:rPr>
@@ -3328,15 +4742,41 @@
                 <w:bCs/>
                 <w:lang w:eastAsia="en-ZA"/>
               </w:rPr>
-              <w:t>${{</w:t>
-            </w:r>
-            <w:r>
-              <w:rPr>
-                <w:b/>
-                <w:bCs/>
-                <w:lang w:eastAsia="en-ZA"/>
-              </w:rPr>
-              <w:t>Rem1</w:t>
+              <w:t>$</w:t>
+            </w:r>
+            <w:proofErr w:type="gramStart"/>
+            <w:r>
+              <w:rPr>
+                <w:b/>
+                <w:bCs/>
+                <w:lang w:eastAsia="en-ZA"/>
+              </w:rPr>
+              <w:t>{{</w:t>
+            </w:r>
+            <w:r>
+              <w:rPr>
+                <w:b/>
+                <w:bCs/>
+                <w:lang w:eastAsia="en-ZA"/>
+              </w:rPr>
+              <w:t xml:space="preserve"> </w:t>
+            </w:r>
+            <w:r>
+              <w:rPr>
+                <w:b/>
+                <w:bCs/>
+                <w:lang w:eastAsia="en-ZA"/>
+              </w:rPr>
+              <w:t>Rem</w:t>
+            </w:r>
+            <w:proofErr w:type="gramEnd"/>
+            <w:r>
+              <w:rPr>
+                <w:b/>
+                <w:bCs/>
+                <w:lang w:eastAsia="en-ZA"/>
+              </w:rPr>
+              <w:t>1</w:t>
             </w:r>
             <w:r>
               <w:rPr>
@@ -3345,6 +4785,14 @@
                 <w:lang w:eastAsia="en-ZA"/>
               </w:rPr>
               <w:t>8</w:t>
+            </w:r>
+            <w:r>
+              <w:rPr>
+                <w:b/>
+                <w:bCs/>
+                <w:lang w:eastAsia="en-ZA"/>
+              </w:rPr>
+              <w:t xml:space="preserve"> </w:t>
             </w:r>
             <w:r>
               <w:rPr>
@@ -3395,15 +4843,49 @@
                 <w:bCs/>
                 <w:lang w:eastAsia="en-ZA"/>
               </w:rPr>
-              <w:t>${{</w:t>
-            </w:r>
-            <w:r>
-              <w:rPr>
-                <w:b/>
-                <w:bCs/>
-                <w:lang w:eastAsia="en-ZA"/>
-              </w:rPr>
-              <w:t>Q19</w:t>
+              <w:t>$</w:t>
+            </w:r>
+            <w:proofErr w:type="gramStart"/>
+            <w:r>
+              <w:rPr>
+                <w:b/>
+                <w:bCs/>
+                <w:lang w:eastAsia="en-ZA"/>
+              </w:rPr>
+              <w:t>{{</w:t>
+            </w:r>
+            <w:r>
+              <w:rPr>
+                <w:b/>
+                <w:bCs/>
+                <w:lang w:eastAsia="en-ZA"/>
+              </w:rPr>
+              <w:t xml:space="preserve"> </w:t>
+            </w:r>
+            <w:r>
+              <w:rPr>
+                <w:b/>
+                <w:bCs/>
+                <w:lang w:eastAsia="en-ZA"/>
+              </w:rPr>
+              <w:t>Q</w:t>
+            </w:r>
+            <w:proofErr w:type="gramEnd"/>
+            <w:r>
+              <w:rPr>
+                <w:b/>
+                <w:bCs/>
+                <w:lang w:eastAsia="en-ZA"/>
+              </w:rPr>
+              <w:t>19</w:t>
+            </w:r>
+            <w:r>
+              <w:rPr>
+                <w:b/>
+                <w:bCs/>
+                <w:lang w:eastAsia="en-ZA"/>
+              </w:rPr>
+              <w:t xml:space="preserve"> </w:t>
             </w:r>
             <w:r>
               <w:rPr>
@@ -3432,7 +4914,24 @@
                 <w:bCs/>
                 <w:lang w:eastAsia="en-ZA"/>
               </w:rPr>
-              <w:t>${{</w:t>
+              <w:t>$</w:t>
+            </w:r>
+            <w:proofErr w:type="gramStart"/>
+            <w:r>
+              <w:rPr>
+                <w:b/>
+                <w:bCs/>
+                <w:lang w:eastAsia="en-ZA"/>
+              </w:rPr>
+              <w:t>{{</w:t>
+            </w:r>
+            <w:r>
+              <w:rPr>
+                <w:b/>
+                <w:bCs/>
+                <w:lang w:eastAsia="en-ZA"/>
+              </w:rPr>
+              <w:t xml:space="preserve"> </w:t>
             </w:r>
             <w:r>
               <w:rPr>
@@ -3442,6 +4941,7 @@
               </w:rPr>
               <w:t>Rem</w:t>
             </w:r>
+            <w:proofErr w:type="gramEnd"/>
             <w:r>
               <w:rPr>
                 <w:b/>
@@ -3449,6 +4949,14 @@
                 <w:lang w:eastAsia="en-ZA"/>
               </w:rPr>
               <w:t>19</w:t>
+            </w:r>
+            <w:r>
+              <w:rPr>
+                <w:b/>
+                <w:bCs/>
+                <w:lang w:eastAsia="en-ZA"/>
+              </w:rPr>
+              <w:t xml:space="preserve"> </w:t>
             </w:r>
             <w:r>
               <w:rPr>
@@ -3698,15 +5206,49 @@
                 <w:bCs/>
                 <w:lang w:eastAsia="en-ZA"/>
               </w:rPr>
-              <w:t>${{</w:t>
-            </w:r>
-            <w:r>
-              <w:rPr>
-                <w:b/>
-                <w:bCs/>
-                <w:lang w:eastAsia="en-ZA"/>
-              </w:rPr>
-              <w:t>Q20</w:t>
+              <w:t>$</w:t>
+            </w:r>
+            <w:proofErr w:type="gramStart"/>
+            <w:r>
+              <w:rPr>
+                <w:b/>
+                <w:bCs/>
+                <w:lang w:eastAsia="en-ZA"/>
+              </w:rPr>
+              <w:t>{{</w:t>
+            </w:r>
+            <w:r>
+              <w:rPr>
+                <w:b/>
+                <w:bCs/>
+                <w:lang w:eastAsia="en-ZA"/>
+              </w:rPr>
+              <w:t xml:space="preserve"> </w:t>
+            </w:r>
+            <w:r>
+              <w:rPr>
+                <w:b/>
+                <w:bCs/>
+                <w:lang w:eastAsia="en-ZA"/>
+              </w:rPr>
+              <w:t>Q</w:t>
+            </w:r>
+            <w:proofErr w:type="gramEnd"/>
+            <w:r>
+              <w:rPr>
+                <w:b/>
+                <w:bCs/>
+                <w:lang w:eastAsia="en-ZA"/>
+              </w:rPr>
+              <w:t>20</w:t>
+            </w:r>
+            <w:r>
+              <w:rPr>
+                <w:b/>
+                <w:bCs/>
+                <w:lang w:eastAsia="en-ZA"/>
+              </w:rPr>
+              <w:t xml:space="preserve"> </w:t>
             </w:r>
             <w:r>
               <w:rPr>
@@ -3735,15 +5277,49 @@
                 <w:bCs/>
                 <w:lang w:eastAsia="en-ZA"/>
               </w:rPr>
-              <w:t>${{</w:t>
-            </w:r>
-            <w:r>
-              <w:rPr>
-                <w:b/>
-                <w:bCs/>
-                <w:lang w:eastAsia="en-ZA"/>
-              </w:rPr>
-              <w:t>Rem20</w:t>
+              <w:t>$</w:t>
+            </w:r>
+            <w:proofErr w:type="gramStart"/>
+            <w:r>
+              <w:rPr>
+                <w:b/>
+                <w:bCs/>
+                <w:lang w:eastAsia="en-ZA"/>
+              </w:rPr>
+              <w:t>{{</w:t>
+            </w:r>
+            <w:r>
+              <w:rPr>
+                <w:b/>
+                <w:bCs/>
+                <w:lang w:eastAsia="en-ZA"/>
+              </w:rPr>
+              <w:t xml:space="preserve"> </w:t>
+            </w:r>
+            <w:r>
+              <w:rPr>
+                <w:b/>
+                <w:bCs/>
+                <w:lang w:eastAsia="en-ZA"/>
+              </w:rPr>
+              <w:t>Rem</w:t>
+            </w:r>
+            <w:proofErr w:type="gramEnd"/>
+            <w:r>
+              <w:rPr>
+                <w:b/>
+                <w:bCs/>
+                <w:lang w:eastAsia="en-ZA"/>
+              </w:rPr>
+              <w:t>20</w:t>
+            </w:r>
+            <w:r>
+              <w:rPr>
+                <w:b/>
+                <w:bCs/>
+                <w:lang w:eastAsia="en-ZA"/>
+              </w:rPr>
+              <w:t xml:space="preserve"> </w:t>
             </w:r>
             <w:r>
               <w:rPr>
@@ -3794,15 +5370,49 @@
                 <w:bCs/>
                 <w:lang w:eastAsia="en-ZA"/>
               </w:rPr>
-              <w:t>${{</w:t>
-            </w:r>
-            <w:r>
-              <w:rPr>
-                <w:b/>
-                <w:bCs/>
-                <w:lang w:eastAsia="en-ZA"/>
-              </w:rPr>
-              <w:t>Q21</w:t>
+              <w:t>$</w:t>
+            </w:r>
+            <w:proofErr w:type="gramStart"/>
+            <w:r>
+              <w:rPr>
+                <w:b/>
+                <w:bCs/>
+                <w:lang w:eastAsia="en-ZA"/>
+              </w:rPr>
+              <w:t>{{</w:t>
+            </w:r>
+            <w:r>
+              <w:rPr>
+                <w:b/>
+                <w:bCs/>
+                <w:lang w:eastAsia="en-ZA"/>
+              </w:rPr>
+              <w:t xml:space="preserve"> </w:t>
+            </w:r>
+            <w:r>
+              <w:rPr>
+                <w:b/>
+                <w:bCs/>
+                <w:lang w:eastAsia="en-ZA"/>
+              </w:rPr>
+              <w:t>Q</w:t>
+            </w:r>
+            <w:proofErr w:type="gramEnd"/>
+            <w:r>
+              <w:rPr>
+                <w:b/>
+                <w:bCs/>
+                <w:lang w:eastAsia="en-ZA"/>
+              </w:rPr>
+              <w:t>21</w:t>
+            </w:r>
+            <w:r>
+              <w:rPr>
+                <w:b/>
+                <w:bCs/>
+                <w:lang w:eastAsia="en-ZA"/>
+              </w:rPr>
+              <w:t xml:space="preserve"> </w:t>
             </w:r>
             <w:r>
               <w:rPr>
@@ -3831,7 +5441,24 @@
                 <w:bCs/>
                 <w:lang w:eastAsia="en-ZA"/>
               </w:rPr>
-              <w:t>${{</w:t>
+              <w:t>$</w:t>
+            </w:r>
+            <w:proofErr w:type="gramStart"/>
+            <w:r>
+              <w:rPr>
+                <w:b/>
+                <w:bCs/>
+                <w:lang w:eastAsia="en-ZA"/>
+              </w:rPr>
+              <w:t>{{</w:t>
+            </w:r>
+            <w:r>
+              <w:rPr>
+                <w:b/>
+                <w:bCs/>
+                <w:lang w:eastAsia="en-ZA"/>
+              </w:rPr>
+              <w:t xml:space="preserve"> </w:t>
             </w:r>
             <w:r>
               <w:rPr>
@@ -3841,6 +5468,7 @@
               </w:rPr>
               <w:t>Rem</w:t>
             </w:r>
+            <w:proofErr w:type="gramEnd"/>
             <w:r>
               <w:rPr>
                 <w:b/>
@@ -3848,6 +5476,14 @@
                 <w:lang w:eastAsia="en-ZA"/>
               </w:rPr>
               <w:t>21</w:t>
+            </w:r>
+            <w:r>
+              <w:rPr>
+                <w:b/>
+                <w:bCs/>
+                <w:lang w:eastAsia="en-ZA"/>
+              </w:rPr>
+              <w:t xml:space="preserve"> </w:t>
             </w:r>
             <w:r>
               <w:rPr>
@@ -3898,15 +5534,49 @@
                 <w:bCs/>
                 <w:lang w:eastAsia="en-ZA"/>
               </w:rPr>
-              <w:t>${{</w:t>
-            </w:r>
-            <w:r>
-              <w:rPr>
-                <w:b/>
-                <w:bCs/>
-                <w:lang w:eastAsia="en-ZA"/>
-              </w:rPr>
-              <w:t>Q22</w:t>
+              <w:t>$</w:t>
+            </w:r>
+            <w:proofErr w:type="gramStart"/>
+            <w:r>
+              <w:rPr>
+                <w:b/>
+                <w:bCs/>
+                <w:lang w:eastAsia="en-ZA"/>
+              </w:rPr>
+              <w:t>{{</w:t>
+            </w:r>
+            <w:r>
+              <w:rPr>
+                <w:b/>
+                <w:bCs/>
+                <w:lang w:eastAsia="en-ZA"/>
+              </w:rPr>
+              <w:t xml:space="preserve"> </w:t>
+            </w:r>
+            <w:r>
+              <w:rPr>
+                <w:b/>
+                <w:bCs/>
+                <w:lang w:eastAsia="en-ZA"/>
+              </w:rPr>
+              <w:t>Q</w:t>
+            </w:r>
+            <w:proofErr w:type="gramEnd"/>
+            <w:r>
+              <w:rPr>
+                <w:b/>
+                <w:bCs/>
+                <w:lang w:eastAsia="en-ZA"/>
+              </w:rPr>
+              <w:t>22</w:t>
+            </w:r>
+            <w:r>
+              <w:rPr>
+                <w:b/>
+                <w:bCs/>
+                <w:lang w:eastAsia="en-ZA"/>
+              </w:rPr>
+              <w:t xml:space="preserve"> </w:t>
             </w:r>
             <w:r>
               <w:rPr>
@@ -3935,7 +5605,24 @@
                 <w:bCs/>
                 <w:lang w:eastAsia="en-ZA"/>
               </w:rPr>
-              <w:t>${{</w:t>
+              <w:t>$</w:t>
+            </w:r>
+            <w:proofErr w:type="gramStart"/>
+            <w:r>
+              <w:rPr>
+                <w:b/>
+                <w:bCs/>
+                <w:lang w:eastAsia="en-ZA"/>
+              </w:rPr>
+              <w:t>{{</w:t>
+            </w:r>
+            <w:r>
+              <w:rPr>
+                <w:b/>
+                <w:bCs/>
+                <w:lang w:eastAsia="en-ZA"/>
+              </w:rPr>
+              <w:t xml:space="preserve"> </w:t>
             </w:r>
             <w:r>
               <w:rPr>
@@ -3945,6 +5632,7 @@
               </w:rPr>
               <w:t>Rem</w:t>
             </w:r>
+            <w:proofErr w:type="gramEnd"/>
             <w:r>
               <w:rPr>
                 <w:b/>
@@ -3952,6 +5640,14 @@
                 <w:lang w:eastAsia="en-ZA"/>
               </w:rPr>
               <w:t>22</w:t>
+            </w:r>
+            <w:r>
+              <w:rPr>
+                <w:b/>
+                <w:bCs/>
+                <w:lang w:eastAsia="en-ZA"/>
+              </w:rPr>
+              <w:t xml:space="preserve"> </w:t>
             </w:r>
             <w:r>
               <w:rPr>
@@ -4002,15 +5698,49 @@
                 <w:bCs/>
                 <w:lang w:eastAsia="en-ZA"/>
               </w:rPr>
-              <w:t>${{</w:t>
-            </w:r>
-            <w:r>
-              <w:rPr>
-                <w:b/>
-                <w:bCs/>
-                <w:lang w:eastAsia="en-ZA"/>
-              </w:rPr>
-              <w:t>Q23</w:t>
+              <w:t>$</w:t>
+            </w:r>
+            <w:proofErr w:type="gramStart"/>
+            <w:r>
+              <w:rPr>
+                <w:b/>
+                <w:bCs/>
+                <w:lang w:eastAsia="en-ZA"/>
+              </w:rPr>
+              <w:t>{{</w:t>
+            </w:r>
+            <w:r>
+              <w:rPr>
+                <w:b/>
+                <w:bCs/>
+                <w:lang w:eastAsia="en-ZA"/>
+              </w:rPr>
+              <w:t xml:space="preserve"> </w:t>
+            </w:r>
+            <w:r>
+              <w:rPr>
+                <w:b/>
+                <w:bCs/>
+                <w:lang w:eastAsia="en-ZA"/>
+              </w:rPr>
+              <w:t>Q</w:t>
+            </w:r>
+            <w:proofErr w:type="gramEnd"/>
+            <w:r>
+              <w:rPr>
+                <w:b/>
+                <w:bCs/>
+                <w:lang w:eastAsia="en-ZA"/>
+              </w:rPr>
+              <w:t>23</w:t>
+            </w:r>
+            <w:r>
+              <w:rPr>
+                <w:b/>
+                <w:bCs/>
+                <w:lang w:eastAsia="en-ZA"/>
+              </w:rPr>
+              <w:t xml:space="preserve"> </w:t>
             </w:r>
             <w:r>
               <w:rPr>
@@ -4039,7 +5769,24 @@
                 <w:bCs/>
                 <w:lang w:eastAsia="en-ZA"/>
               </w:rPr>
-              <w:t>${{</w:t>
+              <w:t>$</w:t>
+            </w:r>
+            <w:proofErr w:type="gramStart"/>
+            <w:r>
+              <w:rPr>
+                <w:b/>
+                <w:bCs/>
+                <w:lang w:eastAsia="en-ZA"/>
+              </w:rPr>
+              <w:t>{{</w:t>
+            </w:r>
+            <w:r>
+              <w:rPr>
+                <w:b/>
+                <w:bCs/>
+                <w:lang w:eastAsia="en-ZA"/>
+              </w:rPr>
+              <w:t xml:space="preserve"> </w:t>
             </w:r>
             <w:r>
               <w:rPr>
@@ -4049,6 +5796,7 @@
               </w:rPr>
               <w:t>Rem</w:t>
             </w:r>
+            <w:proofErr w:type="gramEnd"/>
             <w:r>
               <w:rPr>
                 <w:b/>
@@ -4056,6 +5804,14 @@
                 <w:lang w:eastAsia="en-ZA"/>
               </w:rPr>
               <w:t>23</w:t>
+            </w:r>
+            <w:r>
+              <w:rPr>
+                <w:b/>
+                <w:bCs/>
+                <w:lang w:eastAsia="en-ZA"/>
+              </w:rPr>
+              <w:t xml:space="preserve"> </w:t>
             </w:r>
             <w:r>
               <w:rPr>
@@ -4305,15 +6061,49 @@
                 <w:bCs/>
                 <w:lang w:eastAsia="en-ZA"/>
               </w:rPr>
-              <w:t>${{</w:t>
-            </w:r>
-            <w:r>
-              <w:rPr>
-                <w:b/>
-                <w:bCs/>
-                <w:lang w:eastAsia="en-ZA"/>
-              </w:rPr>
-              <w:t>Q24</w:t>
+              <w:t>$</w:t>
+            </w:r>
+            <w:proofErr w:type="gramStart"/>
+            <w:r>
+              <w:rPr>
+                <w:b/>
+                <w:bCs/>
+                <w:lang w:eastAsia="en-ZA"/>
+              </w:rPr>
+              <w:t>{{</w:t>
+            </w:r>
+            <w:r>
+              <w:rPr>
+                <w:b/>
+                <w:bCs/>
+                <w:lang w:eastAsia="en-ZA"/>
+              </w:rPr>
+              <w:t xml:space="preserve"> </w:t>
+            </w:r>
+            <w:r>
+              <w:rPr>
+                <w:b/>
+                <w:bCs/>
+                <w:lang w:eastAsia="en-ZA"/>
+              </w:rPr>
+              <w:t>Q</w:t>
+            </w:r>
+            <w:proofErr w:type="gramEnd"/>
+            <w:r>
+              <w:rPr>
+                <w:b/>
+                <w:bCs/>
+                <w:lang w:eastAsia="en-ZA"/>
+              </w:rPr>
+              <w:t>24</w:t>
+            </w:r>
+            <w:r>
+              <w:rPr>
+                <w:b/>
+                <w:bCs/>
+                <w:lang w:eastAsia="en-ZA"/>
+              </w:rPr>
+              <w:t xml:space="preserve"> </w:t>
             </w:r>
             <w:r>
               <w:rPr>
@@ -4342,7 +6132,24 @@
                 <w:bCs/>
                 <w:lang w:eastAsia="en-ZA"/>
               </w:rPr>
-              <w:t>${{</w:t>
+              <w:t>$</w:t>
+            </w:r>
+            <w:proofErr w:type="gramStart"/>
+            <w:r>
+              <w:rPr>
+                <w:b/>
+                <w:bCs/>
+                <w:lang w:eastAsia="en-ZA"/>
+              </w:rPr>
+              <w:t>{{</w:t>
+            </w:r>
+            <w:r>
+              <w:rPr>
+                <w:b/>
+                <w:bCs/>
+                <w:lang w:eastAsia="en-ZA"/>
+              </w:rPr>
+              <w:t xml:space="preserve"> </w:t>
             </w:r>
             <w:r>
               <w:rPr>
@@ -4352,6 +6159,7 @@
               </w:rPr>
               <w:t>Rem</w:t>
             </w:r>
+            <w:proofErr w:type="gramEnd"/>
             <w:r>
               <w:rPr>
                 <w:b/>
@@ -4359,6 +6167,14 @@
                 <w:lang w:eastAsia="en-ZA"/>
               </w:rPr>
               <w:t>24</w:t>
+            </w:r>
+            <w:r>
+              <w:rPr>
+                <w:b/>
+                <w:bCs/>
+                <w:lang w:eastAsia="en-ZA"/>
+              </w:rPr>
+              <w:t xml:space="preserve"> </w:t>
             </w:r>
             <w:r>
               <w:rPr>
@@ -4409,15 +6225,49 @@
                 <w:bCs/>
                 <w:lang w:eastAsia="en-ZA"/>
               </w:rPr>
-              <w:t>${{</w:t>
-            </w:r>
-            <w:r>
-              <w:rPr>
-                <w:b/>
-                <w:bCs/>
-                <w:lang w:eastAsia="en-ZA"/>
-              </w:rPr>
-              <w:t>Q25</w:t>
+              <w:t>$</w:t>
+            </w:r>
+            <w:proofErr w:type="gramStart"/>
+            <w:r>
+              <w:rPr>
+                <w:b/>
+                <w:bCs/>
+                <w:lang w:eastAsia="en-ZA"/>
+              </w:rPr>
+              <w:t>{{</w:t>
+            </w:r>
+            <w:r>
+              <w:rPr>
+                <w:b/>
+                <w:bCs/>
+                <w:lang w:eastAsia="en-ZA"/>
+              </w:rPr>
+              <w:t xml:space="preserve"> </w:t>
+            </w:r>
+            <w:r>
+              <w:rPr>
+                <w:b/>
+                <w:bCs/>
+                <w:lang w:eastAsia="en-ZA"/>
+              </w:rPr>
+              <w:t>Q</w:t>
+            </w:r>
+            <w:proofErr w:type="gramEnd"/>
+            <w:r>
+              <w:rPr>
+                <w:b/>
+                <w:bCs/>
+                <w:lang w:eastAsia="en-ZA"/>
+              </w:rPr>
+              <w:t>25</w:t>
+            </w:r>
+            <w:r>
+              <w:rPr>
+                <w:b/>
+                <w:bCs/>
+                <w:lang w:eastAsia="en-ZA"/>
+              </w:rPr>
+              <w:t xml:space="preserve"> </w:t>
             </w:r>
             <w:r>
               <w:rPr>
@@ -4446,7 +6296,24 @@
                 <w:bCs/>
                 <w:lang w:eastAsia="en-ZA"/>
               </w:rPr>
-              <w:t>${{</w:t>
+              <w:t>$</w:t>
+            </w:r>
+            <w:proofErr w:type="gramStart"/>
+            <w:r>
+              <w:rPr>
+                <w:b/>
+                <w:bCs/>
+                <w:lang w:eastAsia="en-ZA"/>
+              </w:rPr>
+              <w:t>{{</w:t>
+            </w:r>
+            <w:r>
+              <w:rPr>
+                <w:b/>
+                <w:bCs/>
+                <w:lang w:eastAsia="en-ZA"/>
+              </w:rPr>
+              <w:t xml:space="preserve"> </w:t>
             </w:r>
             <w:r>
               <w:rPr>
@@ -4456,6 +6323,7 @@
               </w:rPr>
               <w:t>Rem</w:t>
             </w:r>
+            <w:proofErr w:type="gramEnd"/>
             <w:r>
               <w:rPr>
                 <w:b/>
@@ -4463,6 +6331,14 @@
                 <w:lang w:eastAsia="en-ZA"/>
               </w:rPr>
               <w:t>25</w:t>
+            </w:r>
+            <w:r>
+              <w:rPr>
+                <w:b/>
+                <w:bCs/>
+                <w:lang w:eastAsia="en-ZA"/>
+              </w:rPr>
+              <w:t xml:space="preserve"> </w:t>
             </w:r>
             <w:r>
               <w:rPr>
@@ -4513,15 +6389,49 @@
                 <w:bCs/>
                 <w:lang w:eastAsia="en-ZA"/>
               </w:rPr>
-              <w:t>${{</w:t>
-            </w:r>
-            <w:r>
-              <w:rPr>
-                <w:b/>
-                <w:bCs/>
-                <w:lang w:eastAsia="en-ZA"/>
-              </w:rPr>
-              <w:t>Q26</w:t>
+              <w:t>$</w:t>
+            </w:r>
+            <w:proofErr w:type="gramStart"/>
+            <w:r>
+              <w:rPr>
+                <w:b/>
+                <w:bCs/>
+                <w:lang w:eastAsia="en-ZA"/>
+              </w:rPr>
+              <w:t>{{</w:t>
+            </w:r>
+            <w:r>
+              <w:rPr>
+                <w:b/>
+                <w:bCs/>
+                <w:lang w:eastAsia="en-ZA"/>
+              </w:rPr>
+              <w:t xml:space="preserve"> </w:t>
+            </w:r>
+            <w:r>
+              <w:rPr>
+                <w:b/>
+                <w:bCs/>
+                <w:lang w:eastAsia="en-ZA"/>
+              </w:rPr>
+              <w:t>Q</w:t>
+            </w:r>
+            <w:proofErr w:type="gramEnd"/>
+            <w:r>
+              <w:rPr>
+                <w:b/>
+                <w:bCs/>
+                <w:lang w:eastAsia="en-ZA"/>
+              </w:rPr>
+              <w:t>26</w:t>
+            </w:r>
+            <w:r>
+              <w:rPr>
+                <w:b/>
+                <w:bCs/>
+                <w:lang w:eastAsia="en-ZA"/>
+              </w:rPr>
+              <w:t xml:space="preserve"> </w:t>
             </w:r>
             <w:r>
               <w:rPr>
@@ -4550,7 +6460,24 @@
                 <w:bCs/>
                 <w:lang w:eastAsia="en-ZA"/>
               </w:rPr>
-              <w:t>${{</w:t>
+              <w:t>$</w:t>
+            </w:r>
+            <w:proofErr w:type="gramStart"/>
+            <w:r>
+              <w:rPr>
+                <w:b/>
+                <w:bCs/>
+                <w:lang w:eastAsia="en-ZA"/>
+              </w:rPr>
+              <w:t>{{</w:t>
+            </w:r>
+            <w:r>
+              <w:rPr>
+                <w:b/>
+                <w:bCs/>
+                <w:lang w:eastAsia="en-ZA"/>
+              </w:rPr>
+              <w:t xml:space="preserve"> </w:t>
             </w:r>
             <w:r>
               <w:rPr>
@@ -4560,6 +6487,7 @@
               </w:rPr>
               <w:t>Rem</w:t>
             </w:r>
+            <w:proofErr w:type="gramEnd"/>
             <w:r>
               <w:rPr>
                 <w:b/>
@@ -4567,6 +6495,14 @@
                 <w:lang w:eastAsia="en-ZA"/>
               </w:rPr>
               <w:t>26</w:t>
+            </w:r>
+            <w:r>
+              <w:rPr>
+                <w:b/>
+                <w:bCs/>
+                <w:lang w:eastAsia="en-ZA"/>
+              </w:rPr>
+              <w:t xml:space="preserve"> </w:t>
             </w:r>
             <w:r>
               <w:rPr>
@@ -4617,15 +6553,49 @@
                 <w:bCs/>
                 <w:lang w:eastAsia="en-ZA"/>
               </w:rPr>
-              <w:t>${{</w:t>
-            </w:r>
-            <w:r>
-              <w:rPr>
-                <w:b/>
-                <w:bCs/>
-                <w:lang w:eastAsia="en-ZA"/>
-              </w:rPr>
-              <w:t>Q27</w:t>
+              <w:t>$</w:t>
+            </w:r>
+            <w:proofErr w:type="gramStart"/>
+            <w:r>
+              <w:rPr>
+                <w:b/>
+                <w:bCs/>
+                <w:lang w:eastAsia="en-ZA"/>
+              </w:rPr>
+              <w:t>{{</w:t>
+            </w:r>
+            <w:r>
+              <w:rPr>
+                <w:b/>
+                <w:bCs/>
+                <w:lang w:eastAsia="en-ZA"/>
+              </w:rPr>
+              <w:t xml:space="preserve"> </w:t>
+            </w:r>
+            <w:r>
+              <w:rPr>
+                <w:b/>
+                <w:bCs/>
+                <w:lang w:eastAsia="en-ZA"/>
+              </w:rPr>
+              <w:t>Q</w:t>
+            </w:r>
+            <w:proofErr w:type="gramEnd"/>
+            <w:r>
+              <w:rPr>
+                <w:b/>
+                <w:bCs/>
+                <w:lang w:eastAsia="en-ZA"/>
+              </w:rPr>
+              <w:t>27</w:t>
+            </w:r>
+            <w:r>
+              <w:rPr>
+                <w:b/>
+                <w:bCs/>
+                <w:lang w:eastAsia="en-ZA"/>
+              </w:rPr>
+              <w:t xml:space="preserve"> </w:t>
             </w:r>
             <w:r>
               <w:rPr>
@@ -4654,7 +6624,24 @@
                 <w:bCs/>
                 <w:lang w:eastAsia="en-ZA"/>
               </w:rPr>
-              <w:t>${{</w:t>
+              <w:t>$</w:t>
+            </w:r>
+            <w:proofErr w:type="gramStart"/>
+            <w:r>
+              <w:rPr>
+                <w:b/>
+                <w:bCs/>
+                <w:lang w:eastAsia="en-ZA"/>
+              </w:rPr>
+              <w:t>{{</w:t>
+            </w:r>
+            <w:r>
+              <w:rPr>
+                <w:b/>
+                <w:bCs/>
+                <w:lang w:eastAsia="en-ZA"/>
+              </w:rPr>
+              <w:t xml:space="preserve"> </w:t>
             </w:r>
             <w:r>
               <w:rPr>
@@ -4664,6 +6651,7 @@
               </w:rPr>
               <w:t>Rem</w:t>
             </w:r>
+            <w:proofErr w:type="gramEnd"/>
             <w:r>
               <w:rPr>
                 <w:b/>
@@ -4671,6 +6659,14 @@
                 <w:lang w:eastAsia="en-ZA"/>
               </w:rPr>
               <w:t>27</w:t>
+            </w:r>
+            <w:r>
+              <w:rPr>
+                <w:b/>
+                <w:bCs/>
+                <w:lang w:eastAsia="en-ZA"/>
+              </w:rPr>
+              <w:t xml:space="preserve"> </w:t>
             </w:r>
             <w:r>
               <w:rPr>
@@ -4786,9 +6782,9 @@
         <w:tblLook w:val="04A0" w:firstRow="1" w:lastRow="0" w:firstColumn="1" w:lastColumn="0" w:noHBand="0" w:noVBand="1"/>
       </w:tblPr>
       <w:tblGrid>
-        <w:gridCol w:w="4798"/>
+        <w:gridCol w:w="4801"/>
         <w:gridCol w:w="4793"/>
-        <w:gridCol w:w="4799"/>
+        <w:gridCol w:w="4796"/>
       </w:tblGrid>
       <w:tr>
         <w:trPr>
@@ -4920,15 +6916,41 @@
                 <w:bCs/>
                 <w:lang w:eastAsia="en-ZA"/>
               </w:rPr>
-              <w:t>${{</w:t>
-            </w:r>
-            <w:r>
-              <w:rPr>
-                <w:b/>
-                <w:bCs/>
-                <w:lang w:eastAsia="en-ZA"/>
-              </w:rPr>
-              <w:t>Q2</w:t>
+              <w:t>$</w:t>
+            </w:r>
+            <w:proofErr w:type="gramStart"/>
+            <w:r>
+              <w:rPr>
+                <w:b/>
+                <w:bCs/>
+                <w:lang w:eastAsia="en-ZA"/>
+              </w:rPr>
+              <w:t>{{</w:t>
+            </w:r>
+            <w:r>
+              <w:rPr>
+                <w:b/>
+                <w:bCs/>
+                <w:lang w:eastAsia="en-ZA"/>
+              </w:rPr>
+              <w:t xml:space="preserve"> </w:t>
+            </w:r>
+            <w:r>
+              <w:rPr>
+                <w:b/>
+                <w:bCs/>
+                <w:lang w:eastAsia="en-ZA"/>
+              </w:rPr>
+              <w:t>Q</w:t>
+            </w:r>
+            <w:proofErr w:type="gramEnd"/>
+            <w:r>
+              <w:rPr>
+                <w:b/>
+                <w:bCs/>
+                <w:lang w:eastAsia="en-ZA"/>
+              </w:rPr>
+              <w:t>2</w:t>
             </w:r>
             <w:r>
               <w:rPr>
@@ -4944,6 +6966,14 @@
                 <w:bCs/>
                 <w:lang w:eastAsia="en-ZA"/>
               </w:rPr>
+              <w:t xml:space="preserve"> </w:t>
+            </w:r>
+            <w:r>
+              <w:rPr>
+                <w:b/>
+                <w:bCs/>
+                <w:lang w:eastAsia="en-ZA"/>
+              </w:rPr>
               <w:t>}}</w:t>
             </w:r>
           </w:p>
@@ -4965,15 +6995,49 @@
                 <w:bCs/>
                 <w:lang w:eastAsia="en-ZA"/>
               </w:rPr>
-              <w:t>${{</w:t>
-            </w:r>
-            <w:r>
-              <w:rPr>
-                <w:b/>
-                <w:bCs/>
-                <w:lang w:eastAsia="en-ZA"/>
-              </w:rPr>
-              <w:t>Rem28</w:t>
+              <w:t>$</w:t>
+            </w:r>
+            <w:proofErr w:type="gramStart"/>
+            <w:r>
+              <w:rPr>
+                <w:b/>
+                <w:bCs/>
+                <w:lang w:eastAsia="en-ZA"/>
+              </w:rPr>
+              <w:t>{{</w:t>
+            </w:r>
+            <w:r>
+              <w:rPr>
+                <w:b/>
+                <w:bCs/>
+                <w:lang w:eastAsia="en-ZA"/>
+              </w:rPr>
+              <w:t xml:space="preserve"> </w:t>
+            </w:r>
+            <w:r>
+              <w:rPr>
+                <w:b/>
+                <w:bCs/>
+                <w:lang w:eastAsia="en-ZA"/>
+              </w:rPr>
+              <w:t>Rem</w:t>
+            </w:r>
+            <w:proofErr w:type="gramEnd"/>
+            <w:r>
+              <w:rPr>
+                <w:b/>
+                <w:bCs/>
+                <w:lang w:eastAsia="en-ZA"/>
+              </w:rPr>
+              <w:t>28</w:t>
+            </w:r>
+            <w:r>
+              <w:rPr>
+                <w:b/>
+                <w:bCs/>
+                <w:lang w:eastAsia="en-ZA"/>
+              </w:rPr>
+              <w:t xml:space="preserve"> </w:t>
             </w:r>
             <w:r>
               <w:rPr>
@@ -5024,15 +7088,41 @@
                 <w:bCs/>
                 <w:lang w:eastAsia="en-ZA"/>
               </w:rPr>
-              <w:t>${{</w:t>
-            </w:r>
-            <w:r>
-              <w:rPr>
-                <w:b/>
-                <w:bCs/>
-                <w:lang w:eastAsia="en-ZA"/>
-              </w:rPr>
-              <w:t>Q2</w:t>
+              <w:t>$</w:t>
+            </w:r>
+            <w:proofErr w:type="gramStart"/>
+            <w:r>
+              <w:rPr>
+                <w:b/>
+                <w:bCs/>
+                <w:lang w:eastAsia="en-ZA"/>
+              </w:rPr>
+              <w:t>{{</w:t>
+            </w:r>
+            <w:r>
+              <w:rPr>
+                <w:b/>
+                <w:bCs/>
+                <w:lang w:eastAsia="en-ZA"/>
+              </w:rPr>
+              <w:t xml:space="preserve"> </w:t>
+            </w:r>
+            <w:r>
+              <w:rPr>
+                <w:b/>
+                <w:bCs/>
+                <w:lang w:eastAsia="en-ZA"/>
+              </w:rPr>
+              <w:t>Q</w:t>
+            </w:r>
+            <w:proofErr w:type="gramEnd"/>
+            <w:r>
+              <w:rPr>
+                <w:b/>
+                <w:bCs/>
+                <w:lang w:eastAsia="en-ZA"/>
+              </w:rPr>
+              <w:t>2</w:t>
             </w:r>
             <w:r>
               <w:rPr>
@@ -5048,6 +7138,14 @@
                 <w:bCs/>
                 <w:lang w:eastAsia="en-ZA"/>
               </w:rPr>
+              <w:t xml:space="preserve"> </w:t>
+            </w:r>
+            <w:r>
+              <w:rPr>
+                <w:b/>
+                <w:bCs/>
+                <w:lang w:eastAsia="en-ZA"/>
+              </w:rPr>
               <w:t>}}</w:t>
             </w:r>
           </w:p>
@@ -5069,15 +7167,49 @@
                 <w:bCs/>
                 <w:lang w:eastAsia="en-ZA"/>
               </w:rPr>
-              <w:t>${{</w:t>
-            </w:r>
-            <w:r>
-              <w:rPr>
-                <w:b/>
-                <w:bCs/>
-                <w:lang w:eastAsia="en-ZA"/>
-              </w:rPr>
-              <w:t>Rem29</w:t>
+              <w:t>$</w:t>
+            </w:r>
+            <w:proofErr w:type="gramStart"/>
+            <w:r>
+              <w:rPr>
+                <w:b/>
+                <w:bCs/>
+                <w:lang w:eastAsia="en-ZA"/>
+              </w:rPr>
+              <w:t>{{</w:t>
+            </w:r>
+            <w:r>
+              <w:rPr>
+                <w:b/>
+                <w:bCs/>
+                <w:lang w:eastAsia="en-ZA"/>
+              </w:rPr>
+              <w:t xml:space="preserve"> </w:t>
+            </w:r>
+            <w:r>
+              <w:rPr>
+                <w:b/>
+                <w:bCs/>
+                <w:lang w:eastAsia="en-ZA"/>
+              </w:rPr>
+              <w:t>Rem</w:t>
+            </w:r>
+            <w:proofErr w:type="gramEnd"/>
+            <w:r>
+              <w:rPr>
+                <w:b/>
+                <w:bCs/>
+                <w:lang w:eastAsia="en-ZA"/>
+              </w:rPr>
+              <w:t>29</w:t>
+            </w:r>
+            <w:r>
+              <w:rPr>
+                <w:b/>
+                <w:bCs/>
+                <w:lang w:eastAsia="en-ZA"/>
+              </w:rPr>
+              <w:t xml:space="preserve"> </w:t>
             </w:r>
             <w:r>
               <w:rPr>
@@ -5128,7 +7260,24 @@
                 <w:bCs/>
                 <w:lang w:eastAsia="en-ZA"/>
               </w:rPr>
-              <w:t>${{</w:t>
+              <w:t>$</w:t>
+            </w:r>
+            <w:proofErr w:type="gramStart"/>
+            <w:r>
+              <w:rPr>
+                <w:b/>
+                <w:bCs/>
+                <w:lang w:eastAsia="en-ZA"/>
+              </w:rPr>
+              <w:t>{{</w:t>
+            </w:r>
+            <w:r>
+              <w:rPr>
+                <w:b/>
+                <w:bCs/>
+                <w:lang w:eastAsia="en-ZA"/>
+              </w:rPr>
+              <w:t xml:space="preserve"> </w:t>
             </w:r>
             <w:r>
               <w:rPr>
@@ -5138,6 +7287,7 @@
               </w:rPr>
               <w:t>Q</w:t>
             </w:r>
+            <w:proofErr w:type="gramEnd"/>
             <w:r>
               <w:rPr>
                 <w:b/>
@@ -5152,6 +7302,14 @@
                 <w:bCs/>
                 <w:lang w:eastAsia="en-ZA"/>
               </w:rPr>
+              <w:t xml:space="preserve"> </w:t>
+            </w:r>
+            <w:r>
+              <w:rPr>
+                <w:b/>
+                <w:bCs/>
+                <w:lang w:eastAsia="en-ZA"/>
+              </w:rPr>
               <w:t>}}</w:t>
             </w:r>
           </w:p>
@@ -5173,15 +7331,49 @@
                 <w:bCs/>
                 <w:lang w:eastAsia="en-ZA"/>
               </w:rPr>
-              <w:t>${{</w:t>
-            </w:r>
-            <w:r>
-              <w:rPr>
-                <w:b/>
-                <w:bCs/>
-                <w:lang w:eastAsia="en-ZA"/>
-              </w:rPr>
-              <w:t>Rem30</w:t>
+              <w:t>$</w:t>
+            </w:r>
+            <w:proofErr w:type="gramStart"/>
+            <w:r>
+              <w:rPr>
+                <w:b/>
+                <w:bCs/>
+                <w:lang w:eastAsia="en-ZA"/>
+              </w:rPr>
+              <w:t>{{</w:t>
+            </w:r>
+            <w:r>
+              <w:rPr>
+                <w:b/>
+                <w:bCs/>
+                <w:lang w:eastAsia="en-ZA"/>
+              </w:rPr>
+              <w:t xml:space="preserve"> </w:t>
+            </w:r>
+            <w:r>
+              <w:rPr>
+                <w:b/>
+                <w:bCs/>
+                <w:lang w:eastAsia="en-ZA"/>
+              </w:rPr>
+              <w:t>Rem</w:t>
+            </w:r>
+            <w:proofErr w:type="gramEnd"/>
+            <w:r>
+              <w:rPr>
+                <w:b/>
+                <w:bCs/>
+                <w:lang w:eastAsia="en-ZA"/>
+              </w:rPr>
+              <w:t>30</w:t>
+            </w:r>
+            <w:r>
+              <w:rPr>
+                <w:b/>
+                <w:bCs/>
+                <w:lang w:eastAsia="en-ZA"/>
+              </w:rPr>
+              <w:t xml:space="preserve"> </w:t>
             </w:r>
             <w:r>
               <w:rPr>
@@ -5232,15 +7424,41 @@
                 <w:bCs/>
                 <w:lang w:eastAsia="en-ZA"/>
               </w:rPr>
-              <w:t>${{</w:t>
-            </w:r>
-            <w:r>
-              <w:rPr>
-                <w:b/>
-                <w:bCs/>
-                <w:lang w:eastAsia="en-ZA"/>
-              </w:rPr>
-              <w:t>Q3</w:t>
+              <w:t>$</w:t>
+            </w:r>
+            <w:proofErr w:type="gramStart"/>
+            <w:r>
+              <w:rPr>
+                <w:b/>
+                <w:bCs/>
+                <w:lang w:eastAsia="en-ZA"/>
+              </w:rPr>
+              <w:t>{{</w:t>
+            </w:r>
+            <w:r>
+              <w:rPr>
+                <w:b/>
+                <w:bCs/>
+                <w:lang w:eastAsia="en-ZA"/>
+              </w:rPr>
+              <w:t xml:space="preserve"> </w:t>
+            </w:r>
+            <w:r>
+              <w:rPr>
+                <w:b/>
+                <w:bCs/>
+                <w:lang w:eastAsia="en-ZA"/>
+              </w:rPr>
+              <w:t>Q</w:t>
+            </w:r>
+            <w:proofErr w:type="gramEnd"/>
+            <w:r>
+              <w:rPr>
+                <w:b/>
+                <w:bCs/>
+                <w:lang w:eastAsia="en-ZA"/>
+              </w:rPr>
+              <w:t>3</w:t>
             </w:r>
             <w:r>
               <w:rPr>
@@ -5256,6 +7474,14 @@
                 <w:bCs/>
                 <w:lang w:eastAsia="en-ZA"/>
               </w:rPr>
+              <w:t xml:space="preserve"> </w:t>
+            </w:r>
+            <w:r>
+              <w:rPr>
+                <w:b/>
+                <w:bCs/>
+                <w:lang w:eastAsia="en-ZA"/>
+              </w:rPr>
               <w:t>}}</w:t>
             </w:r>
           </w:p>
@@ -5277,15 +7503,49 @@
                 <w:bCs/>
                 <w:lang w:eastAsia="en-ZA"/>
               </w:rPr>
-              <w:t>${{</w:t>
-            </w:r>
-            <w:r>
-              <w:rPr>
-                <w:b/>
-                <w:bCs/>
-                <w:lang w:eastAsia="en-ZA"/>
-              </w:rPr>
-              <w:t>Rem31</w:t>
+              <w:t>$</w:t>
+            </w:r>
+            <w:proofErr w:type="gramStart"/>
+            <w:r>
+              <w:rPr>
+                <w:b/>
+                <w:bCs/>
+                <w:lang w:eastAsia="en-ZA"/>
+              </w:rPr>
+              <w:t>{{</w:t>
+            </w:r>
+            <w:r>
+              <w:rPr>
+                <w:b/>
+                <w:bCs/>
+                <w:lang w:eastAsia="en-ZA"/>
+              </w:rPr>
+              <w:t xml:space="preserve"> </w:t>
+            </w:r>
+            <w:r>
+              <w:rPr>
+                <w:b/>
+                <w:bCs/>
+                <w:lang w:eastAsia="en-ZA"/>
+              </w:rPr>
+              <w:t>Rem</w:t>
+            </w:r>
+            <w:proofErr w:type="gramEnd"/>
+            <w:r>
+              <w:rPr>
+                <w:b/>
+                <w:bCs/>
+                <w:lang w:eastAsia="en-ZA"/>
+              </w:rPr>
+              <w:t>31</w:t>
+            </w:r>
+            <w:r>
+              <w:rPr>
+                <w:b/>
+                <w:bCs/>
+                <w:lang w:eastAsia="en-ZA"/>
+              </w:rPr>
+              <w:t xml:space="preserve"> </w:t>
             </w:r>
             <w:r>
               <w:rPr>
@@ -5401,9 +7661,9 @@
         <w:tblLook w:val="04A0" w:firstRow="1" w:lastRow="0" w:firstColumn="1" w:lastColumn="0" w:noHBand="0" w:noVBand="1"/>
       </w:tblPr>
       <w:tblGrid>
-        <w:gridCol w:w="4798"/>
+        <w:gridCol w:w="4802"/>
         <w:gridCol w:w="4793"/>
-        <w:gridCol w:w="4799"/>
+        <w:gridCol w:w="4795"/>
       </w:tblGrid>
       <w:tr>
         <w:trPr>
@@ -5535,15 +7795,49 @@
                 <w:bCs/>
                 <w:lang w:eastAsia="en-ZA"/>
               </w:rPr>
-              <w:t>${{</w:t>
-            </w:r>
-            <w:r>
-              <w:rPr>
-                <w:b/>
-                <w:bCs/>
-                <w:lang w:eastAsia="en-ZA"/>
-              </w:rPr>
-              <w:t>Q32</w:t>
+              <w:t>$</w:t>
+            </w:r>
+            <w:proofErr w:type="gramStart"/>
+            <w:r>
+              <w:rPr>
+                <w:b/>
+                <w:bCs/>
+                <w:lang w:eastAsia="en-ZA"/>
+              </w:rPr>
+              <w:t>{{</w:t>
+            </w:r>
+            <w:r>
+              <w:rPr>
+                <w:b/>
+                <w:bCs/>
+                <w:lang w:eastAsia="en-ZA"/>
+              </w:rPr>
+              <w:t xml:space="preserve"> </w:t>
+            </w:r>
+            <w:r>
+              <w:rPr>
+                <w:b/>
+                <w:bCs/>
+                <w:lang w:eastAsia="en-ZA"/>
+              </w:rPr>
+              <w:t>Q</w:t>
+            </w:r>
+            <w:proofErr w:type="gramEnd"/>
+            <w:r>
+              <w:rPr>
+                <w:b/>
+                <w:bCs/>
+                <w:lang w:eastAsia="en-ZA"/>
+              </w:rPr>
+              <w:t>32</w:t>
+            </w:r>
+            <w:r>
+              <w:rPr>
+                <w:b/>
+                <w:bCs/>
+                <w:lang w:eastAsia="en-ZA"/>
+              </w:rPr>
+              <w:t xml:space="preserve"> </w:t>
             </w:r>
             <w:r>
               <w:rPr>
@@ -5572,15 +7866,49 @@
                 <w:bCs/>
                 <w:lang w:eastAsia="en-ZA"/>
               </w:rPr>
-              <w:t>${{</w:t>
-            </w:r>
-            <w:r>
-              <w:rPr>
-                <w:b/>
-                <w:bCs/>
-                <w:lang w:eastAsia="en-ZA"/>
-              </w:rPr>
-              <w:t>Rem32</w:t>
+              <w:t>$</w:t>
+            </w:r>
+            <w:proofErr w:type="gramStart"/>
+            <w:r>
+              <w:rPr>
+                <w:b/>
+                <w:bCs/>
+                <w:lang w:eastAsia="en-ZA"/>
+              </w:rPr>
+              <w:t>{{</w:t>
+            </w:r>
+            <w:r>
+              <w:rPr>
+                <w:b/>
+                <w:bCs/>
+                <w:lang w:eastAsia="en-ZA"/>
+              </w:rPr>
+              <w:t xml:space="preserve"> </w:t>
+            </w:r>
+            <w:r>
+              <w:rPr>
+                <w:b/>
+                <w:bCs/>
+                <w:lang w:eastAsia="en-ZA"/>
+              </w:rPr>
+              <w:t>Rem</w:t>
+            </w:r>
+            <w:proofErr w:type="gramEnd"/>
+            <w:r>
+              <w:rPr>
+                <w:b/>
+                <w:bCs/>
+                <w:lang w:eastAsia="en-ZA"/>
+              </w:rPr>
+              <w:t>32</w:t>
+            </w:r>
+            <w:r>
+              <w:rPr>
+                <w:b/>
+                <w:bCs/>
+                <w:lang w:eastAsia="en-ZA"/>
+              </w:rPr>
+              <w:t xml:space="preserve"> </w:t>
             </w:r>
             <w:r>
               <w:rPr>
@@ -5631,15 +7959,49 @@
                 <w:bCs/>
                 <w:lang w:eastAsia="en-ZA"/>
               </w:rPr>
-              <w:t>${{</w:t>
-            </w:r>
-            <w:r>
-              <w:rPr>
-                <w:b/>
-                <w:bCs/>
-                <w:lang w:eastAsia="en-ZA"/>
-              </w:rPr>
-              <w:t>Q33</w:t>
+              <w:t>$</w:t>
+            </w:r>
+            <w:proofErr w:type="gramStart"/>
+            <w:r>
+              <w:rPr>
+                <w:b/>
+                <w:bCs/>
+                <w:lang w:eastAsia="en-ZA"/>
+              </w:rPr>
+              <w:t>{{</w:t>
+            </w:r>
+            <w:r>
+              <w:rPr>
+                <w:b/>
+                <w:bCs/>
+                <w:lang w:eastAsia="en-ZA"/>
+              </w:rPr>
+              <w:t xml:space="preserve"> </w:t>
+            </w:r>
+            <w:r>
+              <w:rPr>
+                <w:b/>
+                <w:bCs/>
+                <w:lang w:eastAsia="en-ZA"/>
+              </w:rPr>
+              <w:t>Q</w:t>
+            </w:r>
+            <w:proofErr w:type="gramEnd"/>
+            <w:r>
+              <w:rPr>
+                <w:b/>
+                <w:bCs/>
+                <w:lang w:eastAsia="en-ZA"/>
+              </w:rPr>
+              <w:t>33</w:t>
+            </w:r>
+            <w:r>
+              <w:rPr>
+                <w:b/>
+                <w:bCs/>
+                <w:lang w:eastAsia="en-ZA"/>
+              </w:rPr>
+              <w:t xml:space="preserve"> </w:t>
             </w:r>
             <w:r>
               <w:rPr>
@@ -5668,15 +8030,49 @@
                 <w:bCs/>
                 <w:lang w:eastAsia="en-ZA"/>
               </w:rPr>
-              <w:t>${{</w:t>
-            </w:r>
-            <w:r>
-              <w:rPr>
-                <w:b/>
-                <w:bCs/>
-                <w:lang w:eastAsia="en-ZA"/>
-              </w:rPr>
-              <w:t>Rem33</w:t>
+              <w:t>$</w:t>
+            </w:r>
+            <w:proofErr w:type="gramStart"/>
+            <w:r>
+              <w:rPr>
+                <w:b/>
+                <w:bCs/>
+                <w:lang w:eastAsia="en-ZA"/>
+              </w:rPr>
+              <w:t>{{</w:t>
+            </w:r>
+            <w:r>
+              <w:rPr>
+                <w:b/>
+                <w:bCs/>
+                <w:lang w:eastAsia="en-ZA"/>
+              </w:rPr>
+              <w:t xml:space="preserve"> </w:t>
+            </w:r>
+            <w:r>
+              <w:rPr>
+                <w:b/>
+                <w:bCs/>
+                <w:lang w:eastAsia="en-ZA"/>
+              </w:rPr>
+              <w:t>Rem</w:t>
+            </w:r>
+            <w:proofErr w:type="gramEnd"/>
+            <w:r>
+              <w:rPr>
+                <w:b/>
+                <w:bCs/>
+                <w:lang w:eastAsia="en-ZA"/>
+              </w:rPr>
+              <w:t>33</w:t>
+            </w:r>
+            <w:r>
+              <w:rPr>
+                <w:b/>
+                <w:bCs/>
+                <w:lang w:eastAsia="en-ZA"/>
+              </w:rPr>
+              <w:t xml:space="preserve"> </w:t>
             </w:r>
             <w:r>
               <w:rPr>
@@ -5727,15 +8123,49 @@
                 <w:bCs/>
                 <w:lang w:eastAsia="en-ZA"/>
               </w:rPr>
-              <w:t>${{</w:t>
-            </w:r>
-            <w:r>
-              <w:rPr>
-                <w:b/>
-                <w:bCs/>
-                <w:lang w:eastAsia="en-ZA"/>
-              </w:rPr>
-              <w:t>Q34</w:t>
+              <w:t>$</w:t>
+            </w:r>
+            <w:proofErr w:type="gramStart"/>
+            <w:r>
+              <w:rPr>
+                <w:b/>
+                <w:bCs/>
+                <w:lang w:eastAsia="en-ZA"/>
+              </w:rPr>
+              <w:t>{{</w:t>
+            </w:r>
+            <w:r>
+              <w:rPr>
+                <w:b/>
+                <w:bCs/>
+                <w:lang w:eastAsia="en-ZA"/>
+              </w:rPr>
+              <w:t xml:space="preserve"> </w:t>
+            </w:r>
+            <w:r>
+              <w:rPr>
+                <w:b/>
+                <w:bCs/>
+                <w:lang w:eastAsia="en-ZA"/>
+              </w:rPr>
+              <w:t>Q</w:t>
+            </w:r>
+            <w:proofErr w:type="gramEnd"/>
+            <w:r>
+              <w:rPr>
+                <w:b/>
+                <w:bCs/>
+                <w:lang w:eastAsia="en-ZA"/>
+              </w:rPr>
+              <w:t>34</w:t>
+            </w:r>
+            <w:r>
+              <w:rPr>
+                <w:b/>
+                <w:bCs/>
+                <w:lang w:eastAsia="en-ZA"/>
+              </w:rPr>
+              <w:t xml:space="preserve"> </w:t>
             </w:r>
             <w:r>
               <w:rPr>
@@ -5764,15 +8194,49 @@
                 <w:bCs/>
                 <w:lang w:eastAsia="en-ZA"/>
               </w:rPr>
-              <w:t>${{</w:t>
-            </w:r>
-            <w:r>
-              <w:rPr>
-                <w:b/>
-                <w:bCs/>
-                <w:lang w:eastAsia="en-ZA"/>
-              </w:rPr>
-              <w:t>Rem34</w:t>
+              <w:t>$</w:t>
+            </w:r>
+            <w:proofErr w:type="gramStart"/>
+            <w:r>
+              <w:rPr>
+                <w:b/>
+                <w:bCs/>
+                <w:lang w:eastAsia="en-ZA"/>
+              </w:rPr>
+              <w:t>{{</w:t>
+            </w:r>
+            <w:r>
+              <w:rPr>
+                <w:b/>
+                <w:bCs/>
+                <w:lang w:eastAsia="en-ZA"/>
+              </w:rPr>
+              <w:t xml:space="preserve"> </w:t>
+            </w:r>
+            <w:r>
+              <w:rPr>
+                <w:b/>
+                <w:bCs/>
+                <w:lang w:eastAsia="en-ZA"/>
+              </w:rPr>
+              <w:t>Rem</w:t>
+            </w:r>
+            <w:proofErr w:type="gramEnd"/>
+            <w:r>
+              <w:rPr>
+                <w:b/>
+                <w:bCs/>
+                <w:lang w:eastAsia="en-ZA"/>
+              </w:rPr>
+              <w:t>34</w:t>
+            </w:r>
+            <w:r>
+              <w:rPr>
+                <w:b/>
+                <w:bCs/>
+                <w:lang w:eastAsia="en-ZA"/>
+              </w:rPr>
+              <w:t xml:space="preserve"> </w:t>
             </w:r>
             <w:r>
               <w:rPr>
@@ -5823,15 +8287,49 @@
                 <w:bCs/>
                 <w:lang w:eastAsia="en-ZA"/>
               </w:rPr>
-              <w:t>${{</w:t>
-            </w:r>
-            <w:r>
-              <w:rPr>
-                <w:b/>
-                <w:bCs/>
-                <w:lang w:eastAsia="en-ZA"/>
-              </w:rPr>
-              <w:t>Q35</w:t>
+              <w:t>$</w:t>
+            </w:r>
+            <w:proofErr w:type="gramStart"/>
+            <w:r>
+              <w:rPr>
+                <w:b/>
+                <w:bCs/>
+                <w:lang w:eastAsia="en-ZA"/>
+              </w:rPr>
+              <w:t>{{</w:t>
+            </w:r>
+            <w:r>
+              <w:rPr>
+                <w:b/>
+                <w:bCs/>
+                <w:lang w:eastAsia="en-ZA"/>
+              </w:rPr>
+              <w:t xml:space="preserve"> </w:t>
+            </w:r>
+            <w:r>
+              <w:rPr>
+                <w:b/>
+                <w:bCs/>
+                <w:lang w:eastAsia="en-ZA"/>
+              </w:rPr>
+              <w:t>Q</w:t>
+            </w:r>
+            <w:proofErr w:type="gramEnd"/>
+            <w:r>
+              <w:rPr>
+                <w:b/>
+                <w:bCs/>
+                <w:lang w:eastAsia="en-ZA"/>
+              </w:rPr>
+              <w:t>35</w:t>
+            </w:r>
+            <w:r>
+              <w:rPr>
+                <w:b/>
+                <w:bCs/>
+                <w:lang w:eastAsia="en-ZA"/>
+              </w:rPr>
+              <w:t xml:space="preserve"> </w:t>
             </w:r>
             <w:r>
               <w:rPr>
@@ -5860,15 +8358,49 @@
                 <w:bCs/>
                 <w:lang w:eastAsia="en-ZA"/>
               </w:rPr>
-              <w:t>${{</w:t>
-            </w:r>
-            <w:r>
-              <w:rPr>
-                <w:b/>
-                <w:bCs/>
-                <w:lang w:eastAsia="en-ZA"/>
-              </w:rPr>
-              <w:t>Rem35</w:t>
+              <w:t>$</w:t>
+            </w:r>
+            <w:proofErr w:type="gramStart"/>
+            <w:r>
+              <w:rPr>
+                <w:b/>
+                <w:bCs/>
+                <w:lang w:eastAsia="en-ZA"/>
+              </w:rPr>
+              <w:t>{{</w:t>
+            </w:r>
+            <w:r>
+              <w:rPr>
+                <w:b/>
+                <w:bCs/>
+                <w:lang w:eastAsia="en-ZA"/>
+              </w:rPr>
+              <w:t xml:space="preserve"> </w:t>
+            </w:r>
+            <w:r>
+              <w:rPr>
+                <w:b/>
+                <w:bCs/>
+                <w:lang w:eastAsia="en-ZA"/>
+              </w:rPr>
+              <w:t>Rem</w:t>
+            </w:r>
+            <w:proofErr w:type="gramEnd"/>
+            <w:r>
+              <w:rPr>
+                <w:b/>
+                <w:bCs/>
+                <w:lang w:eastAsia="en-ZA"/>
+              </w:rPr>
+              <w:t>35</w:t>
+            </w:r>
+            <w:r>
+              <w:rPr>
+                <w:b/>
+                <w:bCs/>
+                <w:lang w:eastAsia="en-ZA"/>
+              </w:rPr>
+              <w:t xml:space="preserve"> </w:t>
             </w:r>
             <w:r>
               <w:rPr>
@@ -5984,9 +8516,9 @@
         <w:tblLook w:val="04A0" w:firstRow="1" w:lastRow="0" w:firstColumn="1" w:lastColumn="0" w:noHBand="0" w:noVBand="1"/>
       </w:tblPr>
       <w:tblGrid>
+        <w:gridCol w:w="4800"/>
+        <w:gridCol w:w="4794"/>
         <w:gridCol w:w="4796"/>
-        <w:gridCol w:w="4794"/>
-        <w:gridCol w:w="4800"/>
       </w:tblGrid>
       <w:tr>
         <w:trPr>
@@ -6119,15 +8651,49 @@
                 <w:bCs/>
                 <w:lang w:eastAsia="en-ZA"/>
               </w:rPr>
-              <w:t>${{</w:t>
-            </w:r>
-            <w:r>
-              <w:rPr>
-                <w:b/>
-                <w:bCs/>
-                <w:lang w:eastAsia="en-ZA"/>
-              </w:rPr>
-              <w:t>Q36</w:t>
+              <w:t>$</w:t>
+            </w:r>
+            <w:proofErr w:type="gramStart"/>
+            <w:r>
+              <w:rPr>
+                <w:b/>
+                <w:bCs/>
+                <w:lang w:eastAsia="en-ZA"/>
+              </w:rPr>
+              <w:t>{{</w:t>
+            </w:r>
+            <w:r>
+              <w:rPr>
+                <w:b/>
+                <w:bCs/>
+                <w:lang w:eastAsia="en-ZA"/>
+              </w:rPr>
+              <w:t xml:space="preserve"> </w:t>
+            </w:r>
+            <w:r>
+              <w:rPr>
+                <w:b/>
+                <w:bCs/>
+                <w:lang w:eastAsia="en-ZA"/>
+              </w:rPr>
+              <w:t>Q</w:t>
+            </w:r>
+            <w:proofErr w:type="gramEnd"/>
+            <w:r>
+              <w:rPr>
+                <w:b/>
+                <w:bCs/>
+                <w:lang w:eastAsia="en-ZA"/>
+              </w:rPr>
+              <w:t>36</w:t>
+            </w:r>
+            <w:r>
+              <w:rPr>
+                <w:b/>
+                <w:bCs/>
+                <w:lang w:eastAsia="en-ZA"/>
+              </w:rPr>
+              <w:t xml:space="preserve"> </w:t>
             </w:r>
             <w:r>
               <w:rPr>
@@ -6156,15 +8722,49 @@
                 <w:bCs/>
                 <w:lang w:eastAsia="en-ZA"/>
               </w:rPr>
-              <w:t>${{</w:t>
-            </w:r>
-            <w:r>
-              <w:rPr>
-                <w:b/>
-                <w:bCs/>
-                <w:lang w:eastAsia="en-ZA"/>
-              </w:rPr>
-              <w:t>Rem36</w:t>
+              <w:t>$</w:t>
+            </w:r>
+            <w:proofErr w:type="gramStart"/>
+            <w:r>
+              <w:rPr>
+                <w:b/>
+                <w:bCs/>
+                <w:lang w:eastAsia="en-ZA"/>
+              </w:rPr>
+              <w:t>{{</w:t>
+            </w:r>
+            <w:r>
+              <w:rPr>
+                <w:b/>
+                <w:bCs/>
+                <w:lang w:eastAsia="en-ZA"/>
+              </w:rPr>
+              <w:t xml:space="preserve"> </w:t>
+            </w:r>
+            <w:r>
+              <w:rPr>
+                <w:b/>
+                <w:bCs/>
+                <w:lang w:eastAsia="en-ZA"/>
+              </w:rPr>
+              <w:t>Rem</w:t>
+            </w:r>
+            <w:proofErr w:type="gramEnd"/>
+            <w:r>
+              <w:rPr>
+                <w:b/>
+                <w:bCs/>
+                <w:lang w:eastAsia="en-ZA"/>
+              </w:rPr>
+              <w:t>36</w:t>
+            </w:r>
+            <w:r>
+              <w:rPr>
+                <w:b/>
+                <w:bCs/>
+                <w:lang w:eastAsia="en-ZA"/>
+              </w:rPr>
+              <w:t xml:space="preserve"> </w:t>
             </w:r>
             <w:r>
               <w:rPr>
@@ -6215,15 +8815,49 @@
                 <w:bCs/>
                 <w:lang w:eastAsia="en-ZA"/>
               </w:rPr>
-              <w:t>${{</w:t>
-            </w:r>
-            <w:r>
-              <w:rPr>
-                <w:b/>
-                <w:bCs/>
-                <w:lang w:eastAsia="en-ZA"/>
-              </w:rPr>
-              <w:t>Q37</w:t>
+              <w:t>$</w:t>
+            </w:r>
+            <w:proofErr w:type="gramStart"/>
+            <w:r>
+              <w:rPr>
+                <w:b/>
+                <w:bCs/>
+                <w:lang w:eastAsia="en-ZA"/>
+              </w:rPr>
+              <w:t>{{</w:t>
+            </w:r>
+            <w:r>
+              <w:rPr>
+                <w:b/>
+                <w:bCs/>
+                <w:lang w:eastAsia="en-ZA"/>
+              </w:rPr>
+              <w:t xml:space="preserve"> </w:t>
+            </w:r>
+            <w:r>
+              <w:rPr>
+                <w:b/>
+                <w:bCs/>
+                <w:lang w:eastAsia="en-ZA"/>
+              </w:rPr>
+              <w:t>Q</w:t>
+            </w:r>
+            <w:proofErr w:type="gramEnd"/>
+            <w:r>
+              <w:rPr>
+                <w:b/>
+                <w:bCs/>
+                <w:lang w:eastAsia="en-ZA"/>
+              </w:rPr>
+              <w:t>37</w:t>
+            </w:r>
+            <w:r>
+              <w:rPr>
+                <w:b/>
+                <w:bCs/>
+                <w:lang w:eastAsia="en-ZA"/>
+              </w:rPr>
+              <w:t xml:space="preserve"> </w:t>
             </w:r>
             <w:r>
               <w:rPr>
@@ -6252,15 +8886,49 @@
                 <w:bCs/>
                 <w:lang w:eastAsia="en-ZA"/>
               </w:rPr>
-              <w:t>${{</w:t>
-            </w:r>
-            <w:r>
-              <w:rPr>
-                <w:b/>
-                <w:bCs/>
-                <w:lang w:eastAsia="en-ZA"/>
-              </w:rPr>
-              <w:t>Rem37</w:t>
+              <w:t>$</w:t>
+            </w:r>
+            <w:proofErr w:type="gramStart"/>
+            <w:r>
+              <w:rPr>
+                <w:b/>
+                <w:bCs/>
+                <w:lang w:eastAsia="en-ZA"/>
+              </w:rPr>
+              <w:t>{{</w:t>
+            </w:r>
+            <w:r>
+              <w:rPr>
+                <w:b/>
+                <w:bCs/>
+                <w:lang w:eastAsia="en-ZA"/>
+              </w:rPr>
+              <w:t xml:space="preserve"> </w:t>
+            </w:r>
+            <w:r>
+              <w:rPr>
+                <w:b/>
+                <w:bCs/>
+                <w:lang w:eastAsia="en-ZA"/>
+              </w:rPr>
+              <w:t>Rem</w:t>
+            </w:r>
+            <w:proofErr w:type="gramEnd"/>
+            <w:r>
+              <w:rPr>
+                <w:b/>
+                <w:bCs/>
+                <w:lang w:eastAsia="en-ZA"/>
+              </w:rPr>
+              <w:t>37</w:t>
+            </w:r>
+            <w:r>
+              <w:rPr>
+                <w:b/>
+                <w:bCs/>
+                <w:lang w:eastAsia="en-ZA"/>
+              </w:rPr>
+              <w:t xml:space="preserve"> </w:t>
             </w:r>
             <w:r>
               <w:rPr>
@@ -6311,15 +8979,49 @@
                 <w:bCs/>
                 <w:lang w:eastAsia="en-ZA"/>
               </w:rPr>
-              <w:t>${{</w:t>
-            </w:r>
-            <w:r>
-              <w:rPr>
-                <w:b/>
-                <w:bCs/>
-                <w:lang w:eastAsia="en-ZA"/>
-              </w:rPr>
-              <w:t>Q38</w:t>
+              <w:t>$</w:t>
+            </w:r>
+            <w:proofErr w:type="gramStart"/>
+            <w:r>
+              <w:rPr>
+                <w:b/>
+                <w:bCs/>
+                <w:lang w:eastAsia="en-ZA"/>
+              </w:rPr>
+              <w:t>{{</w:t>
+            </w:r>
+            <w:r>
+              <w:rPr>
+                <w:b/>
+                <w:bCs/>
+                <w:lang w:eastAsia="en-ZA"/>
+              </w:rPr>
+              <w:t xml:space="preserve"> </w:t>
+            </w:r>
+            <w:r>
+              <w:rPr>
+                <w:b/>
+                <w:bCs/>
+                <w:lang w:eastAsia="en-ZA"/>
+              </w:rPr>
+              <w:t>Q</w:t>
+            </w:r>
+            <w:proofErr w:type="gramEnd"/>
+            <w:r>
+              <w:rPr>
+                <w:b/>
+                <w:bCs/>
+                <w:lang w:eastAsia="en-ZA"/>
+              </w:rPr>
+              <w:t>38</w:t>
+            </w:r>
+            <w:r>
+              <w:rPr>
+                <w:b/>
+                <w:bCs/>
+                <w:lang w:eastAsia="en-ZA"/>
+              </w:rPr>
+              <w:t xml:space="preserve"> </w:t>
             </w:r>
             <w:r>
               <w:rPr>
@@ -6348,15 +9050,49 @@
                 <w:bCs/>
                 <w:lang w:eastAsia="en-ZA"/>
               </w:rPr>
-              <w:t>${{</w:t>
-            </w:r>
-            <w:r>
-              <w:rPr>
-                <w:b/>
-                <w:bCs/>
-                <w:lang w:eastAsia="en-ZA"/>
-              </w:rPr>
-              <w:t>Rem38</w:t>
+              <w:t>$</w:t>
+            </w:r>
+            <w:proofErr w:type="gramStart"/>
+            <w:r>
+              <w:rPr>
+                <w:b/>
+                <w:bCs/>
+                <w:lang w:eastAsia="en-ZA"/>
+              </w:rPr>
+              <w:t>{{</w:t>
+            </w:r>
+            <w:r>
+              <w:rPr>
+                <w:b/>
+                <w:bCs/>
+                <w:lang w:eastAsia="en-ZA"/>
+              </w:rPr>
+              <w:t xml:space="preserve"> </w:t>
+            </w:r>
+            <w:r>
+              <w:rPr>
+                <w:b/>
+                <w:bCs/>
+                <w:lang w:eastAsia="en-ZA"/>
+              </w:rPr>
+              <w:t>Rem</w:t>
+            </w:r>
+            <w:proofErr w:type="gramEnd"/>
+            <w:r>
+              <w:rPr>
+                <w:b/>
+                <w:bCs/>
+                <w:lang w:eastAsia="en-ZA"/>
+              </w:rPr>
+              <w:t>38</w:t>
+            </w:r>
+            <w:r>
+              <w:rPr>
+                <w:b/>
+                <w:bCs/>
+                <w:lang w:eastAsia="en-ZA"/>
+              </w:rPr>
+              <w:t xml:space="preserve"> </w:t>
             </w:r>
             <w:r>
               <w:rPr>
@@ -6407,15 +9143,49 @@
                 <w:bCs/>
                 <w:lang w:eastAsia="en-ZA"/>
               </w:rPr>
-              <w:t>${{</w:t>
-            </w:r>
-            <w:r>
-              <w:rPr>
-                <w:b/>
-                <w:bCs/>
-                <w:lang w:eastAsia="en-ZA"/>
-              </w:rPr>
-              <w:t>Q39</w:t>
+              <w:t>$</w:t>
+            </w:r>
+            <w:proofErr w:type="gramStart"/>
+            <w:r>
+              <w:rPr>
+                <w:b/>
+                <w:bCs/>
+                <w:lang w:eastAsia="en-ZA"/>
+              </w:rPr>
+              <w:t>{{</w:t>
+            </w:r>
+            <w:r>
+              <w:rPr>
+                <w:b/>
+                <w:bCs/>
+                <w:lang w:eastAsia="en-ZA"/>
+              </w:rPr>
+              <w:t xml:space="preserve"> </w:t>
+            </w:r>
+            <w:r>
+              <w:rPr>
+                <w:b/>
+                <w:bCs/>
+                <w:lang w:eastAsia="en-ZA"/>
+              </w:rPr>
+              <w:t>Q</w:t>
+            </w:r>
+            <w:proofErr w:type="gramEnd"/>
+            <w:r>
+              <w:rPr>
+                <w:b/>
+                <w:bCs/>
+                <w:lang w:eastAsia="en-ZA"/>
+              </w:rPr>
+              <w:t>39</w:t>
+            </w:r>
+            <w:r>
+              <w:rPr>
+                <w:b/>
+                <w:bCs/>
+                <w:lang w:eastAsia="en-ZA"/>
+              </w:rPr>
+              <w:t xml:space="preserve"> </w:t>
             </w:r>
             <w:r>
               <w:rPr>
@@ -6444,15 +9214,49 @@
                 <w:bCs/>
                 <w:lang w:eastAsia="en-ZA"/>
               </w:rPr>
-              <w:t>${{</w:t>
-            </w:r>
-            <w:r>
-              <w:rPr>
-                <w:b/>
-                <w:bCs/>
-                <w:lang w:eastAsia="en-ZA"/>
-              </w:rPr>
-              <w:t>Rem39</w:t>
+              <w:t>$</w:t>
+            </w:r>
+            <w:proofErr w:type="gramStart"/>
+            <w:r>
+              <w:rPr>
+                <w:b/>
+                <w:bCs/>
+                <w:lang w:eastAsia="en-ZA"/>
+              </w:rPr>
+              <w:t>{{</w:t>
+            </w:r>
+            <w:r>
+              <w:rPr>
+                <w:b/>
+                <w:bCs/>
+                <w:lang w:eastAsia="en-ZA"/>
+              </w:rPr>
+              <w:t xml:space="preserve"> </w:t>
+            </w:r>
+            <w:r>
+              <w:rPr>
+                <w:b/>
+                <w:bCs/>
+                <w:lang w:eastAsia="en-ZA"/>
+              </w:rPr>
+              <w:t>Rem</w:t>
+            </w:r>
+            <w:proofErr w:type="gramEnd"/>
+            <w:r>
+              <w:rPr>
+                <w:b/>
+                <w:bCs/>
+                <w:lang w:eastAsia="en-ZA"/>
+              </w:rPr>
+              <w:t>39</w:t>
+            </w:r>
+            <w:r>
+              <w:rPr>
+                <w:b/>
+                <w:bCs/>
+                <w:lang w:eastAsia="en-ZA"/>
+              </w:rPr>
+              <w:t xml:space="preserve"> </w:t>
             </w:r>
             <w:r>
               <w:rPr>
@@ -6568,9 +9372,9 @@
         <w:tblLook w:val="04A0" w:firstRow="1" w:lastRow="0" w:firstColumn="1" w:lastColumn="0" w:noHBand="0" w:noVBand="1"/>
       </w:tblPr>
       <w:tblGrid>
-        <w:gridCol w:w="4796"/>
+        <w:gridCol w:w="4799"/>
         <w:gridCol w:w="4794"/>
-        <w:gridCol w:w="4800"/>
+        <w:gridCol w:w="4797"/>
       </w:tblGrid>
       <w:tr>
         <w:trPr>
@@ -6702,15 +9506,49 @@
                 <w:bCs/>
                 <w:lang w:eastAsia="en-ZA"/>
               </w:rPr>
-              <w:t>${{</w:t>
-            </w:r>
-            <w:r>
-              <w:rPr>
-                <w:b/>
-                <w:bCs/>
-                <w:lang w:eastAsia="en-ZA"/>
-              </w:rPr>
-              <w:t>Q40</w:t>
+              <w:t>$</w:t>
+            </w:r>
+            <w:proofErr w:type="gramStart"/>
+            <w:r>
+              <w:rPr>
+                <w:b/>
+                <w:bCs/>
+                <w:lang w:eastAsia="en-ZA"/>
+              </w:rPr>
+              <w:t>{{</w:t>
+            </w:r>
+            <w:r>
+              <w:rPr>
+                <w:b/>
+                <w:bCs/>
+                <w:lang w:eastAsia="en-ZA"/>
+              </w:rPr>
+              <w:t xml:space="preserve"> </w:t>
+            </w:r>
+            <w:r>
+              <w:rPr>
+                <w:b/>
+                <w:bCs/>
+                <w:lang w:eastAsia="en-ZA"/>
+              </w:rPr>
+              <w:t>Q</w:t>
+            </w:r>
+            <w:proofErr w:type="gramEnd"/>
+            <w:r>
+              <w:rPr>
+                <w:b/>
+                <w:bCs/>
+                <w:lang w:eastAsia="en-ZA"/>
+              </w:rPr>
+              <w:t>40</w:t>
+            </w:r>
+            <w:r>
+              <w:rPr>
+                <w:b/>
+                <w:bCs/>
+                <w:lang w:eastAsia="en-ZA"/>
+              </w:rPr>
+              <w:t xml:space="preserve"> </w:t>
             </w:r>
             <w:r>
               <w:rPr>
@@ -6739,15 +9577,49 @@
                 <w:bCs/>
                 <w:lang w:eastAsia="en-ZA"/>
               </w:rPr>
-              <w:t>${{</w:t>
-            </w:r>
-            <w:r>
-              <w:rPr>
-                <w:b/>
-                <w:bCs/>
-                <w:lang w:eastAsia="en-ZA"/>
-              </w:rPr>
-              <w:t>Rem40</w:t>
+              <w:t>$</w:t>
+            </w:r>
+            <w:proofErr w:type="gramStart"/>
+            <w:r>
+              <w:rPr>
+                <w:b/>
+                <w:bCs/>
+                <w:lang w:eastAsia="en-ZA"/>
+              </w:rPr>
+              <w:t>{{</w:t>
+            </w:r>
+            <w:r>
+              <w:rPr>
+                <w:b/>
+                <w:bCs/>
+                <w:lang w:eastAsia="en-ZA"/>
+              </w:rPr>
+              <w:t xml:space="preserve"> </w:t>
+            </w:r>
+            <w:r>
+              <w:rPr>
+                <w:b/>
+                <w:bCs/>
+                <w:lang w:eastAsia="en-ZA"/>
+              </w:rPr>
+              <w:t>Rem</w:t>
+            </w:r>
+            <w:proofErr w:type="gramEnd"/>
+            <w:r>
+              <w:rPr>
+                <w:b/>
+                <w:bCs/>
+                <w:lang w:eastAsia="en-ZA"/>
+              </w:rPr>
+              <w:t>40</w:t>
+            </w:r>
+            <w:r>
+              <w:rPr>
+                <w:b/>
+                <w:bCs/>
+                <w:lang w:eastAsia="en-ZA"/>
+              </w:rPr>
+              <w:t xml:space="preserve"> </w:t>
             </w:r>
             <w:r>
               <w:rPr>
@@ -6798,15 +9670,49 @@
                 <w:bCs/>
                 <w:lang w:eastAsia="en-ZA"/>
               </w:rPr>
-              <w:t>${{</w:t>
-            </w:r>
-            <w:r>
-              <w:rPr>
-                <w:b/>
-                <w:bCs/>
-                <w:lang w:eastAsia="en-ZA"/>
-              </w:rPr>
-              <w:t>Q41</w:t>
+              <w:t>$</w:t>
+            </w:r>
+            <w:proofErr w:type="gramStart"/>
+            <w:r>
+              <w:rPr>
+                <w:b/>
+                <w:bCs/>
+                <w:lang w:eastAsia="en-ZA"/>
+              </w:rPr>
+              <w:t>{{</w:t>
+            </w:r>
+            <w:r>
+              <w:rPr>
+                <w:b/>
+                <w:bCs/>
+                <w:lang w:eastAsia="en-ZA"/>
+              </w:rPr>
+              <w:t xml:space="preserve"> </w:t>
+            </w:r>
+            <w:r>
+              <w:rPr>
+                <w:b/>
+                <w:bCs/>
+                <w:lang w:eastAsia="en-ZA"/>
+              </w:rPr>
+              <w:t>Q</w:t>
+            </w:r>
+            <w:proofErr w:type="gramEnd"/>
+            <w:r>
+              <w:rPr>
+                <w:b/>
+                <w:bCs/>
+                <w:lang w:eastAsia="en-ZA"/>
+              </w:rPr>
+              <w:t>41</w:t>
+            </w:r>
+            <w:r>
+              <w:rPr>
+                <w:b/>
+                <w:bCs/>
+                <w:lang w:eastAsia="en-ZA"/>
+              </w:rPr>
+              <w:t xml:space="preserve"> </w:t>
             </w:r>
             <w:r>
               <w:rPr>
@@ -6835,15 +9741,49 @@
                 <w:bCs/>
                 <w:lang w:eastAsia="en-ZA"/>
               </w:rPr>
-              <w:t>${{</w:t>
-            </w:r>
-            <w:r>
-              <w:rPr>
-                <w:b/>
-                <w:bCs/>
-                <w:lang w:eastAsia="en-ZA"/>
-              </w:rPr>
-              <w:t>Rem41</w:t>
+              <w:t>$</w:t>
+            </w:r>
+            <w:proofErr w:type="gramStart"/>
+            <w:r>
+              <w:rPr>
+                <w:b/>
+                <w:bCs/>
+                <w:lang w:eastAsia="en-ZA"/>
+              </w:rPr>
+              <w:t>{{</w:t>
+            </w:r>
+            <w:r>
+              <w:rPr>
+                <w:b/>
+                <w:bCs/>
+                <w:lang w:eastAsia="en-ZA"/>
+              </w:rPr>
+              <w:t xml:space="preserve"> </w:t>
+            </w:r>
+            <w:r>
+              <w:rPr>
+                <w:b/>
+                <w:bCs/>
+                <w:lang w:eastAsia="en-ZA"/>
+              </w:rPr>
+              <w:t>Rem</w:t>
+            </w:r>
+            <w:proofErr w:type="gramEnd"/>
+            <w:r>
+              <w:rPr>
+                <w:b/>
+                <w:bCs/>
+                <w:lang w:eastAsia="en-ZA"/>
+              </w:rPr>
+              <w:t>41</w:t>
+            </w:r>
+            <w:r>
+              <w:rPr>
+                <w:b/>
+                <w:bCs/>
+                <w:lang w:eastAsia="en-ZA"/>
+              </w:rPr>
+              <w:t xml:space="preserve"> </w:t>
             </w:r>
             <w:r>
               <w:rPr>
@@ -6894,15 +9834,49 @@
                 <w:bCs/>
                 <w:lang w:eastAsia="en-ZA"/>
               </w:rPr>
-              <w:t>${{</w:t>
-            </w:r>
-            <w:r>
-              <w:rPr>
-                <w:b/>
-                <w:bCs/>
-                <w:lang w:eastAsia="en-ZA"/>
-              </w:rPr>
-              <w:t>Q42</w:t>
+              <w:t>$</w:t>
+            </w:r>
+            <w:proofErr w:type="gramStart"/>
+            <w:r>
+              <w:rPr>
+                <w:b/>
+                <w:bCs/>
+                <w:lang w:eastAsia="en-ZA"/>
+              </w:rPr>
+              <w:t>{{</w:t>
+            </w:r>
+            <w:r>
+              <w:rPr>
+                <w:b/>
+                <w:bCs/>
+                <w:lang w:eastAsia="en-ZA"/>
+              </w:rPr>
+              <w:t xml:space="preserve"> </w:t>
+            </w:r>
+            <w:r>
+              <w:rPr>
+                <w:b/>
+                <w:bCs/>
+                <w:lang w:eastAsia="en-ZA"/>
+              </w:rPr>
+              <w:t>Q</w:t>
+            </w:r>
+            <w:proofErr w:type="gramEnd"/>
+            <w:r>
+              <w:rPr>
+                <w:b/>
+                <w:bCs/>
+                <w:lang w:eastAsia="en-ZA"/>
+              </w:rPr>
+              <w:t>42</w:t>
+            </w:r>
+            <w:r>
+              <w:rPr>
+                <w:b/>
+                <w:bCs/>
+                <w:lang w:eastAsia="en-ZA"/>
+              </w:rPr>
+              <w:t xml:space="preserve"> </w:t>
             </w:r>
             <w:r>
               <w:rPr>
@@ -6931,15 +9905,49 @@
                 <w:bCs/>
                 <w:lang w:eastAsia="en-ZA"/>
               </w:rPr>
-              <w:t>${{</w:t>
-            </w:r>
-            <w:r>
-              <w:rPr>
-                <w:b/>
-                <w:bCs/>
-                <w:lang w:eastAsia="en-ZA"/>
-              </w:rPr>
-              <w:t>Rem42</w:t>
+              <w:t>$</w:t>
+            </w:r>
+            <w:proofErr w:type="gramStart"/>
+            <w:r>
+              <w:rPr>
+                <w:b/>
+                <w:bCs/>
+                <w:lang w:eastAsia="en-ZA"/>
+              </w:rPr>
+              <w:t>{{</w:t>
+            </w:r>
+            <w:r>
+              <w:rPr>
+                <w:b/>
+                <w:bCs/>
+                <w:lang w:eastAsia="en-ZA"/>
+              </w:rPr>
+              <w:t xml:space="preserve"> </w:t>
+            </w:r>
+            <w:r>
+              <w:rPr>
+                <w:b/>
+                <w:bCs/>
+                <w:lang w:eastAsia="en-ZA"/>
+              </w:rPr>
+              <w:t>Rem</w:t>
+            </w:r>
+            <w:proofErr w:type="gramEnd"/>
+            <w:r>
+              <w:rPr>
+                <w:b/>
+                <w:bCs/>
+                <w:lang w:eastAsia="en-ZA"/>
+              </w:rPr>
+              <w:t>42</w:t>
+            </w:r>
+            <w:r>
+              <w:rPr>
+                <w:b/>
+                <w:bCs/>
+                <w:lang w:eastAsia="en-ZA"/>
+              </w:rPr>
+              <w:t xml:space="preserve"> </w:t>
             </w:r>
             <w:r>
               <w:rPr>
@@ -6990,15 +9998,49 @@
                 <w:bCs/>
                 <w:lang w:eastAsia="en-ZA"/>
               </w:rPr>
-              <w:t>${{</w:t>
-            </w:r>
-            <w:r>
-              <w:rPr>
-                <w:b/>
-                <w:bCs/>
-                <w:lang w:eastAsia="en-ZA"/>
-              </w:rPr>
-              <w:t>Q43</w:t>
+              <w:t>$</w:t>
+            </w:r>
+            <w:proofErr w:type="gramStart"/>
+            <w:r>
+              <w:rPr>
+                <w:b/>
+                <w:bCs/>
+                <w:lang w:eastAsia="en-ZA"/>
+              </w:rPr>
+              <w:t>{{</w:t>
+            </w:r>
+            <w:r>
+              <w:rPr>
+                <w:b/>
+                <w:bCs/>
+                <w:lang w:eastAsia="en-ZA"/>
+              </w:rPr>
+              <w:t xml:space="preserve"> </w:t>
+            </w:r>
+            <w:r>
+              <w:rPr>
+                <w:b/>
+                <w:bCs/>
+                <w:lang w:eastAsia="en-ZA"/>
+              </w:rPr>
+              <w:t>Q</w:t>
+            </w:r>
+            <w:proofErr w:type="gramEnd"/>
+            <w:r>
+              <w:rPr>
+                <w:b/>
+                <w:bCs/>
+                <w:lang w:eastAsia="en-ZA"/>
+              </w:rPr>
+              <w:t>43</w:t>
+            </w:r>
+            <w:r>
+              <w:rPr>
+                <w:b/>
+                <w:bCs/>
+                <w:lang w:eastAsia="en-ZA"/>
+              </w:rPr>
+              <w:t xml:space="preserve"> </w:t>
             </w:r>
             <w:r>
               <w:rPr>
@@ -7027,7 +10069,24 @@
                 <w:bCs/>
                 <w:lang w:eastAsia="en-ZA"/>
               </w:rPr>
-              <w:t>${{</w:t>
+              <w:t>$</w:t>
+            </w:r>
+            <w:proofErr w:type="gramStart"/>
+            <w:r>
+              <w:rPr>
+                <w:b/>
+                <w:bCs/>
+                <w:lang w:eastAsia="en-ZA"/>
+              </w:rPr>
+              <w:t>{{</w:t>
+            </w:r>
+            <w:r>
+              <w:rPr>
+                <w:b/>
+                <w:bCs/>
+                <w:lang w:eastAsia="en-ZA"/>
+              </w:rPr>
+              <w:t xml:space="preserve"> </w:t>
             </w:r>
             <w:r>
               <w:rPr>
@@ -7037,6 +10096,7 @@
               </w:rPr>
               <w:t>Rem</w:t>
             </w:r>
+            <w:proofErr w:type="gramEnd"/>
             <w:r>
               <w:rPr>
                 <w:b/>
@@ -7044,6 +10104,14 @@
                 <w:lang w:eastAsia="en-ZA"/>
               </w:rPr>
               <w:t>43</w:t>
+            </w:r>
+            <w:r>
+              <w:rPr>
+                <w:b/>
+                <w:bCs/>
+                <w:lang w:eastAsia="en-ZA"/>
+              </w:rPr>
+              <w:t xml:space="preserve"> </w:t>
             </w:r>
             <w:r>
               <w:rPr>
@@ -7159,9 +10227,9 @@
         <w:tblLook w:val="04A0" w:firstRow="1" w:lastRow="0" w:firstColumn="1" w:lastColumn="0" w:noHBand="0" w:noVBand="1"/>
       </w:tblPr>
       <w:tblGrid>
+        <w:gridCol w:w="4800"/>
+        <w:gridCol w:w="4794"/>
         <w:gridCol w:w="4796"/>
-        <w:gridCol w:w="4794"/>
-        <w:gridCol w:w="4800"/>
       </w:tblGrid>
       <w:tr>
         <w:trPr>
@@ -7293,15 +10361,49 @@
                 <w:bCs/>
                 <w:lang w:eastAsia="en-ZA"/>
               </w:rPr>
-              <w:t>${{</w:t>
-            </w:r>
-            <w:r>
-              <w:rPr>
-                <w:b/>
-                <w:bCs/>
-                <w:lang w:eastAsia="en-ZA"/>
-              </w:rPr>
-              <w:t>Q44</w:t>
+              <w:t>$</w:t>
+            </w:r>
+            <w:proofErr w:type="gramStart"/>
+            <w:r>
+              <w:rPr>
+                <w:b/>
+                <w:bCs/>
+                <w:lang w:eastAsia="en-ZA"/>
+              </w:rPr>
+              <w:t>{{</w:t>
+            </w:r>
+            <w:r>
+              <w:rPr>
+                <w:b/>
+                <w:bCs/>
+                <w:lang w:eastAsia="en-ZA"/>
+              </w:rPr>
+              <w:t xml:space="preserve"> </w:t>
+            </w:r>
+            <w:r>
+              <w:rPr>
+                <w:b/>
+                <w:bCs/>
+                <w:lang w:eastAsia="en-ZA"/>
+              </w:rPr>
+              <w:t>Q</w:t>
+            </w:r>
+            <w:proofErr w:type="gramEnd"/>
+            <w:r>
+              <w:rPr>
+                <w:b/>
+                <w:bCs/>
+                <w:lang w:eastAsia="en-ZA"/>
+              </w:rPr>
+              <w:t>44</w:t>
+            </w:r>
+            <w:r>
+              <w:rPr>
+                <w:b/>
+                <w:bCs/>
+                <w:lang w:eastAsia="en-ZA"/>
+              </w:rPr>
+              <w:t xml:space="preserve"> </w:t>
             </w:r>
             <w:r>
               <w:rPr>
@@ -7330,15 +10432,49 @@
                 <w:bCs/>
                 <w:lang w:eastAsia="en-ZA"/>
               </w:rPr>
-              <w:t>${{</w:t>
-            </w:r>
-            <w:r>
-              <w:rPr>
-                <w:b/>
-                <w:bCs/>
-                <w:lang w:eastAsia="en-ZA"/>
-              </w:rPr>
-              <w:t>Rem44</w:t>
+              <w:t>$</w:t>
+            </w:r>
+            <w:proofErr w:type="gramStart"/>
+            <w:r>
+              <w:rPr>
+                <w:b/>
+                <w:bCs/>
+                <w:lang w:eastAsia="en-ZA"/>
+              </w:rPr>
+              <w:t>{{</w:t>
+            </w:r>
+            <w:r>
+              <w:rPr>
+                <w:b/>
+                <w:bCs/>
+                <w:lang w:eastAsia="en-ZA"/>
+              </w:rPr>
+              <w:t xml:space="preserve"> </w:t>
+            </w:r>
+            <w:r>
+              <w:rPr>
+                <w:b/>
+                <w:bCs/>
+                <w:lang w:eastAsia="en-ZA"/>
+              </w:rPr>
+              <w:t>Rem</w:t>
+            </w:r>
+            <w:proofErr w:type="gramEnd"/>
+            <w:r>
+              <w:rPr>
+                <w:b/>
+                <w:bCs/>
+                <w:lang w:eastAsia="en-ZA"/>
+              </w:rPr>
+              <w:t>44</w:t>
+            </w:r>
+            <w:r>
+              <w:rPr>
+                <w:b/>
+                <w:bCs/>
+                <w:lang w:eastAsia="en-ZA"/>
+              </w:rPr>
+              <w:t xml:space="preserve"> </w:t>
             </w:r>
             <w:r>
               <w:rPr>
@@ -7389,15 +10525,41 @@
                 <w:bCs/>
                 <w:lang w:eastAsia="en-ZA"/>
               </w:rPr>
-              <w:t>${{</w:t>
-            </w:r>
-            <w:r>
-              <w:rPr>
-                <w:b/>
-                <w:bCs/>
-                <w:lang w:eastAsia="en-ZA"/>
-              </w:rPr>
-              <w:t>Q4</w:t>
+              <w:t>$</w:t>
+            </w:r>
+            <w:proofErr w:type="gramStart"/>
+            <w:r>
+              <w:rPr>
+                <w:b/>
+                <w:bCs/>
+                <w:lang w:eastAsia="en-ZA"/>
+              </w:rPr>
+              <w:t>{{</w:t>
+            </w:r>
+            <w:r>
+              <w:rPr>
+                <w:b/>
+                <w:bCs/>
+                <w:lang w:eastAsia="en-ZA"/>
+              </w:rPr>
+              <w:t xml:space="preserve"> </w:t>
+            </w:r>
+            <w:r>
+              <w:rPr>
+                <w:b/>
+                <w:bCs/>
+                <w:lang w:eastAsia="en-ZA"/>
+              </w:rPr>
+              <w:t>Q</w:t>
+            </w:r>
+            <w:proofErr w:type="gramEnd"/>
+            <w:r>
+              <w:rPr>
+                <w:b/>
+                <w:bCs/>
+                <w:lang w:eastAsia="en-ZA"/>
+              </w:rPr>
+              <w:t>4</w:t>
             </w:r>
             <w:r>
               <w:rPr>
@@ -7413,6 +10575,14 @@
                 <w:bCs/>
                 <w:lang w:eastAsia="en-ZA"/>
               </w:rPr>
+              <w:t xml:space="preserve"> </w:t>
+            </w:r>
+            <w:r>
+              <w:rPr>
+                <w:b/>
+                <w:bCs/>
+                <w:lang w:eastAsia="en-ZA"/>
+              </w:rPr>
               <w:t>}}</w:t>
             </w:r>
           </w:p>
@@ -7434,15 +10604,49 @@
                 <w:bCs/>
                 <w:lang w:eastAsia="en-ZA"/>
               </w:rPr>
-              <w:t>${{</w:t>
-            </w:r>
-            <w:r>
-              <w:rPr>
-                <w:b/>
-                <w:bCs/>
-                <w:lang w:eastAsia="en-ZA"/>
-              </w:rPr>
-              <w:t>Rem45</w:t>
+              <w:t>$</w:t>
+            </w:r>
+            <w:proofErr w:type="gramStart"/>
+            <w:r>
+              <w:rPr>
+                <w:b/>
+                <w:bCs/>
+                <w:lang w:eastAsia="en-ZA"/>
+              </w:rPr>
+              <w:t>{{</w:t>
+            </w:r>
+            <w:r>
+              <w:rPr>
+                <w:b/>
+                <w:bCs/>
+                <w:lang w:eastAsia="en-ZA"/>
+              </w:rPr>
+              <w:t xml:space="preserve"> </w:t>
+            </w:r>
+            <w:r>
+              <w:rPr>
+                <w:b/>
+                <w:bCs/>
+                <w:lang w:eastAsia="en-ZA"/>
+              </w:rPr>
+              <w:t>Rem</w:t>
+            </w:r>
+            <w:proofErr w:type="gramEnd"/>
+            <w:r>
+              <w:rPr>
+                <w:b/>
+                <w:bCs/>
+                <w:lang w:eastAsia="en-ZA"/>
+              </w:rPr>
+              <w:t>45</w:t>
+            </w:r>
+            <w:r>
+              <w:rPr>
+                <w:b/>
+                <w:bCs/>
+                <w:lang w:eastAsia="en-ZA"/>
+              </w:rPr>
+              <w:t xml:space="preserve"> </w:t>
             </w:r>
             <w:r>
               <w:rPr>
@@ -7493,7 +10697,24 @@
                 <w:bCs/>
                 <w:lang w:eastAsia="en-ZA"/>
               </w:rPr>
-              <w:t>${{</w:t>
+              <w:t>$</w:t>
+            </w:r>
+            <w:proofErr w:type="gramStart"/>
+            <w:r>
+              <w:rPr>
+                <w:b/>
+                <w:bCs/>
+                <w:lang w:eastAsia="en-ZA"/>
+              </w:rPr>
+              <w:t>{{</w:t>
+            </w:r>
+            <w:r>
+              <w:rPr>
+                <w:b/>
+                <w:bCs/>
+                <w:lang w:eastAsia="en-ZA"/>
+              </w:rPr>
+              <w:t xml:space="preserve"> </w:t>
             </w:r>
             <w:r>
               <w:rPr>
@@ -7503,6 +10724,7 @@
               </w:rPr>
               <w:t>Q</w:t>
             </w:r>
+            <w:proofErr w:type="gramEnd"/>
             <w:r>
               <w:rPr>
                 <w:b/>
@@ -7517,6 +10739,14 @@
                 <w:bCs/>
                 <w:lang w:eastAsia="en-ZA"/>
               </w:rPr>
+              <w:t xml:space="preserve"> </w:t>
+            </w:r>
+            <w:r>
+              <w:rPr>
+                <w:b/>
+                <w:bCs/>
+                <w:lang w:eastAsia="en-ZA"/>
+              </w:rPr>
               <w:t>}}</w:t>
             </w:r>
           </w:p>
@@ -7538,15 +10768,49 @@
                 <w:bCs/>
                 <w:lang w:eastAsia="en-ZA"/>
               </w:rPr>
-              <w:t>${{</w:t>
-            </w:r>
-            <w:r>
-              <w:rPr>
-                <w:b/>
-                <w:bCs/>
-                <w:lang w:eastAsia="en-ZA"/>
-              </w:rPr>
-              <w:t>Rem46</w:t>
+              <w:t>$</w:t>
+            </w:r>
+            <w:proofErr w:type="gramStart"/>
+            <w:r>
+              <w:rPr>
+                <w:b/>
+                <w:bCs/>
+                <w:lang w:eastAsia="en-ZA"/>
+              </w:rPr>
+              <w:t>{{</w:t>
+            </w:r>
+            <w:r>
+              <w:rPr>
+                <w:b/>
+                <w:bCs/>
+                <w:lang w:eastAsia="en-ZA"/>
+              </w:rPr>
+              <w:t xml:space="preserve"> </w:t>
+            </w:r>
+            <w:r>
+              <w:rPr>
+                <w:b/>
+                <w:bCs/>
+                <w:lang w:eastAsia="en-ZA"/>
+              </w:rPr>
+              <w:t>Rem</w:t>
+            </w:r>
+            <w:proofErr w:type="gramEnd"/>
+            <w:r>
+              <w:rPr>
+                <w:b/>
+                <w:bCs/>
+                <w:lang w:eastAsia="en-ZA"/>
+              </w:rPr>
+              <w:t>46</w:t>
+            </w:r>
+            <w:r>
+              <w:rPr>
+                <w:b/>
+                <w:bCs/>
+                <w:lang w:eastAsia="en-ZA"/>
+              </w:rPr>
+              <w:t xml:space="preserve"> </w:t>
             </w:r>
             <w:r>
               <w:rPr>
@@ -7597,15 +10861,49 @@
                 <w:bCs/>
                 <w:lang w:eastAsia="en-ZA"/>
               </w:rPr>
-              <w:t>${{</w:t>
-            </w:r>
-            <w:r>
-              <w:rPr>
-                <w:b/>
-                <w:bCs/>
-                <w:lang w:eastAsia="en-ZA"/>
-              </w:rPr>
-              <w:t>Q47</w:t>
+              <w:t>$</w:t>
+            </w:r>
+            <w:proofErr w:type="gramStart"/>
+            <w:r>
+              <w:rPr>
+                <w:b/>
+                <w:bCs/>
+                <w:lang w:eastAsia="en-ZA"/>
+              </w:rPr>
+              <w:t>{{</w:t>
+            </w:r>
+            <w:r>
+              <w:rPr>
+                <w:b/>
+                <w:bCs/>
+                <w:lang w:eastAsia="en-ZA"/>
+              </w:rPr>
+              <w:t xml:space="preserve"> </w:t>
+            </w:r>
+            <w:r>
+              <w:rPr>
+                <w:b/>
+                <w:bCs/>
+                <w:lang w:eastAsia="en-ZA"/>
+              </w:rPr>
+              <w:t>Q</w:t>
+            </w:r>
+            <w:proofErr w:type="gramEnd"/>
+            <w:r>
+              <w:rPr>
+                <w:b/>
+                <w:bCs/>
+                <w:lang w:eastAsia="en-ZA"/>
+              </w:rPr>
+              <w:t>47</w:t>
+            </w:r>
+            <w:r>
+              <w:rPr>
+                <w:b/>
+                <w:bCs/>
+                <w:lang w:eastAsia="en-ZA"/>
+              </w:rPr>
+              <w:t xml:space="preserve"> </w:t>
             </w:r>
             <w:r>
               <w:rPr>
@@ -7634,15 +10932,49 @@
                 <w:bCs/>
                 <w:lang w:eastAsia="en-ZA"/>
               </w:rPr>
-              <w:t>${{</w:t>
-            </w:r>
-            <w:r>
-              <w:rPr>
-                <w:b/>
-                <w:bCs/>
-                <w:lang w:eastAsia="en-ZA"/>
-              </w:rPr>
-              <w:t>Rem47</w:t>
+              <w:t>$</w:t>
+            </w:r>
+            <w:proofErr w:type="gramStart"/>
+            <w:r>
+              <w:rPr>
+                <w:b/>
+                <w:bCs/>
+                <w:lang w:eastAsia="en-ZA"/>
+              </w:rPr>
+              <w:t>{{</w:t>
+            </w:r>
+            <w:r>
+              <w:rPr>
+                <w:b/>
+                <w:bCs/>
+                <w:lang w:eastAsia="en-ZA"/>
+              </w:rPr>
+              <w:t xml:space="preserve"> </w:t>
+            </w:r>
+            <w:r>
+              <w:rPr>
+                <w:b/>
+                <w:bCs/>
+                <w:lang w:eastAsia="en-ZA"/>
+              </w:rPr>
+              <w:t>Rem</w:t>
+            </w:r>
+            <w:proofErr w:type="gramEnd"/>
+            <w:r>
+              <w:rPr>
+                <w:b/>
+                <w:bCs/>
+                <w:lang w:eastAsia="en-ZA"/>
+              </w:rPr>
+              <w:t>47</w:t>
+            </w:r>
+            <w:r>
+              <w:rPr>
+                <w:b/>
+                <w:bCs/>
+                <w:lang w:eastAsia="en-ZA"/>
+              </w:rPr>
+              <w:t xml:space="preserve"> </w:t>
             </w:r>
             <w:r>
               <w:rPr>
@@ -7807,7 +11139,24 @@
                 <w:bCs/>
                 <w:lang w:eastAsia="en-ZA"/>
               </w:rPr>
-              <w:t>${{</w:t>
+              <w:t>$</w:t>
+            </w:r>
+            <w:proofErr w:type="gramStart"/>
+            <w:r>
+              <w:rPr>
+                <w:b/>
+                <w:bCs/>
+                <w:lang w:eastAsia="en-ZA"/>
+              </w:rPr>
+              <w:t>{{</w:t>
+            </w:r>
+            <w:r>
+              <w:rPr>
+                <w:b/>
+                <w:bCs/>
+                <w:lang w:eastAsia="en-ZA"/>
+              </w:rPr>
+              <w:t xml:space="preserve"> </w:t>
             </w:r>
             <w:proofErr w:type="spellStart"/>
             <w:r>
@@ -7816,9 +11165,26 @@
                 <w:bCs/>
                 <w:lang w:eastAsia="en-ZA"/>
               </w:rPr>
-              <w:t>Non_compliances</w:t>
+              <w:t>Non</w:t>
+            </w:r>
+            <w:proofErr w:type="gramEnd"/>
+            <w:r>
+              <w:rPr>
+                <w:b/>
+                <w:bCs/>
+                <w:lang w:eastAsia="en-ZA"/>
+              </w:rPr>
+              <w:t>_compliances</w:t>
             </w:r>
             <w:proofErr w:type="spellEnd"/>
+            <w:r>
+              <w:rPr>
+                <w:b/>
+                <w:bCs/>
+                <w:lang w:eastAsia="en-ZA"/>
+              </w:rPr>
+              <w:t xml:space="preserve"> </w:t>
+            </w:r>
             <w:r>
               <w:rPr>
                 <w:b/>
@@ -7861,7 +11227,24 @@
           <w:bCs/>
           <w:lang w:eastAsia="en-ZA"/>
         </w:rPr>
-        <w:t>${{</w:t>
+        <w:t>$</w:t>
+      </w:r>
+      <w:proofErr w:type="gramStart"/>
+      <w:r>
+        <w:rPr>
+          <w:b/>
+          <w:bCs/>
+          <w:lang w:eastAsia="en-ZA"/>
+        </w:rPr>
+        <w:t>{{</w:t>
+      </w:r>
+      <w:r>
+        <w:rPr>
+          <w:b/>
+          <w:bCs/>
+          <w:lang w:eastAsia="en-ZA"/>
+        </w:rPr>
+        <w:t xml:space="preserve"> </w:t>
       </w:r>
       <w:proofErr w:type="spellStart"/>
       <w:r>
@@ -7870,7 +11253,25 @@
           <w:bCs/>
           <w:lang w:eastAsia="en-ZA"/>
         </w:rPr>
-        <w:t>Corrective_action</w:t>
+        <w:t>Corrective</w:t>
+      </w:r>
+      <w:proofErr w:type="gramEnd"/>
+      <w:r>
+        <w:rPr>
+          <w:b/>
+          <w:bCs/>
+          <w:lang w:eastAsia="en-ZA"/>
+        </w:rPr>
+        <w:t>_</w:t>
+      </w:r>
+      <w:proofErr w:type="gramStart"/>
+      <w:r>
+        <w:rPr>
+          <w:b/>
+          <w:bCs/>
+          <w:lang w:eastAsia="en-ZA"/>
+        </w:rPr>
+        <w:t>action</w:t>
       </w:r>
       <w:proofErr w:type="spellEnd"/>
       <w:r>
@@ -7879,7 +11280,24 @@
           <w:bCs/>
           <w:lang w:eastAsia="en-ZA"/>
         </w:rPr>
-        <w:t>}}</w:t>
+        <w:t xml:space="preserve"> </w:t>
+      </w:r>
+      <w:r>
+        <w:rPr>
+          <w:b/>
+          <w:bCs/>
+          <w:lang w:eastAsia="en-ZA"/>
+        </w:rPr>
+        <w:t>}</w:t>
+      </w:r>
+      <w:proofErr w:type="gramEnd"/>
+      <w:r>
+        <w:rPr>
+          <w:b/>
+          <w:bCs/>
+          <w:lang w:eastAsia="en-ZA"/>
+        </w:rPr>
+        <w:t>}</w:t>
       </w:r>
     </w:p>
     <w:p>
@@ -7911,7 +11329,24 @@
           <w:bCs/>
           <w:lang w:eastAsia="en-ZA"/>
         </w:rPr>
-        <w:t>${{</w:t>
+        <w:t>$</w:t>
+      </w:r>
+      <w:proofErr w:type="gramStart"/>
+      <w:r>
+        <w:rPr>
+          <w:b/>
+          <w:bCs/>
+          <w:lang w:eastAsia="en-ZA"/>
+        </w:rPr>
+        <w:t>{{</w:t>
+      </w:r>
+      <w:r>
+        <w:rPr>
+          <w:b/>
+          <w:bCs/>
+          <w:lang w:eastAsia="en-ZA"/>
+        </w:rPr>
+        <w:t xml:space="preserve"> </w:t>
       </w:r>
       <w:proofErr w:type="spellStart"/>
       <w:r>
@@ -7920,9 +11355,35 @@
           <w:bCs/>
           <w:lang w:eastAsia="en-ZA"/>
         </w:rPr>
-        <w:t>Overall_compliance_status</w:t>
+        <w:t>Overall</w:t>
+      </w:r>
+      <w:proofErr w:type="gramEnd"/>
+      <w:r>
+        <w:rPr>
+          <w:b/>
+          <w:bCs/>
+          <w:lang w:eastAsia="en-ZA"/>
+        </w:rPr>
+        <w:t>_compliance_</w:t>
+      </w:r>
+      <w:proofErr w:type="gramStart"/>
+      <w:r>
+        <w:rPr>
+          <w:b/>
+          <w:bCs/>
+          <w:lang w:eastAsia="en-ZA"/>
+        </w:rPr>
+        <w:t>status</w:t>
       </w:r>
       <w:proofErr w:type="spellEnd"/>
+      <w:r>
+        <w:rPr>
+          <w:b/>
+          <w:bCs/>
+          <w:lang w:eastAsia="en-ZA"/>
+        </w:rPr>
+        <w:t xml:space="preserve"> </w:t>
+      </w:r>
       <w:r>
         <w:rPr>
           <w:b/>
@@ -7937,6 +11398,7 @@
         </w:rPr>
         <w:tab/>
       </w:r>
+      <w:proofErr w:type="gramEnd"/>
       <w:r>
         <w:rPr>
           <w:lang w:eastAsia="en-ZA"/>
@@ -7961,21 +11423,61 @@
         <w:rPr>
           <w:lang w:eastAsia="en-ZA"/>
         </w:rPr>
-        <w:t>${{</w:t>
+        <w:t>$</w:t>
+      </w:r>
+      <w:proofErr w:type="gramStart"/>
+      <w:r>
+        <w:rPr>
+          <w:lang w:eastAsia="en-ZA"/>
+        </w:rPr>
+        <w:t>{{</w:t>
+      </w:r>
+      <w:r>
+        <w:rPr>
+          <w:lang w:eastAsia="en-ZA"/>
+        </w:rPr>
+        <w:t xml:space="preserve"> </w:t>
       </w:r>
       <w:proofErr w:type="spellStart"/>
       <w:r>
         <w:rPr>
           <w:lang w:eastAsia="en-ZA"/>
         </w:rPr>
-        <w:t>ehp_signature</w:t>
+        <w:t>ehp</w:t>
+      </w:r>
+      <w:proofErr w:type="gramEnd"/>
+      <w:r>
+        <w:rPr>
+          <w:lang w:eastAsia="en-ZA"/>
+        </w:rPr>
+        <w:t>_</w:t>
+      </w:r>
+      <w:proofErr w:type="gramStart"/>
+      <w:r>
+        <w:rPr>
+          <w:lang w:eastAsia="en-ZA"/>
+        </w:rPr>
+        <w:t>signature</w:t>
       </w:r>
       <w:proofErr w:type="spellEnd"/>
       <w:r>
         <w:rPr>
           <w:lang w:eastAsia="en-ZA"/>
         </w:rPr>
-        <w:t>}}</w:t>
+        <w:t xml:space="preserve"> </w:t>
+      </w:r>
+      <w:r>
+        <w:rPr>
+          <w:lang w:eastAsia="en-ZA"/>
+        </w:rPr>
+        <w:t>}</w:t>
+      </w:r>
+      <w:proofErr w:type="gramEnd"/>
+      <w:r>
+        <w:rPr>
+          <w:lang w:eastAsia="en-ZA"/>
+        </w:rPr>
+        <w:t>}</w:t>
       </w:r>
     </w:p>
     <w:p>
@@ -8055,16 +11557,49 @@
         <w:rPr>
           <w:lang w:eastAsia="en-ZA"/>
         </w:rPr>
-        <w:t>${{</w:t>
+        <w:t>$</w:t>
+      </w:r>
+      <w:proofErr w:type="gramStart"/>
+      <w:r>
+        <w:rPr>
+          <w:lang w:eastAsia="en-ZA"/>
+        </w:rPr>
+        <w:t>{{</w:t>
+      </w:r>
+      <w:r>
+        <w:rPr>
+          <w:lang w:eastAsia="en-ZA"/>
+        </w:rPr>
+        <w:t xml:space="preserve"> </w:t>
       </w:r>
       <w:proofErr w:type="spellStart"/>
       <w:r>
         <w:rPr>
           <w:lang w:eastAsia="en-ZA"/>
         </w:rPr>
-        <w:t>Owner_Manager_signatures</w:t>
+        <w:t>Owner</w:t>
+      </w:r>
+      <w:proofErr w:type="gramEnd"/>
+      <w:r>
+        <w:rPr>
+          <w:lang w:eastAsia="en-ZA"/>
+        </w:rPr>
+        <w:t>_Manager_</w:t>
+      </w:r>
+      <w:proofErr w:type="gramStart"/>
+      <w:r>
+        <w:rPr>
+          <w:lang w:eastAsia="en-ZA"/>
+        </w:rPr>
+        <w:t>signatures</w:t>
       </w:r>
       <w:proofErr w:type="spellEnd"/>
+      <w:r>
+        <w:rPr>
+          <w:lang w:eastAsia="en-ZA"/>
+        </w:rPr>
+        <w:t xml:space="preserve"> </w:t>
+      </w:r>
       <w:r>
         <w:rPr>
           <w:lang w:eastAsia="en-ZA"/>
@@ -8077,6 +11612,7 @@
         </w:rPr>
         <w:tab/>
       </w:r>
+      <w:proofErr w:type="gramEnd"/>
       <w:r>
         <w:rPr>
           <w:lang w:eastAsia="en-ZA"/>
@@ -8089,25 +11625,59 @@
         </w:rPr>
         <w:t xml:space="preserve">QR Code: </w:t>
       </w:r>
+      <w:proofErr w:type="gramStart"/>
       <w:r>
         <w:rPr>
           <w:lang w:eastAsia="en-ZA"/>
         </w:rPr>
         <w:t>{{</w:t>
       </w:r>
+      <w:r>
+        <w:rPr>
+          <w:lang w:eastAsia="en-ZA"/>
+        </w:rPr>
+        <w:t xml:space="preserve"> </w:t>
+      </w:r>
       <w:proofErr w:type="spellStart"/>
       <w:r>
         <w:rPr>
           <w:lang w:eastAsia="en-ZA"/>
         </w:rPr>
-        <w:t>qr_code</w:t>
+        <w:t>qr</w:t>
+      </w:r>
+      <w:proofErr w:type="gramEnd"/>
+      <w:r>
+        <w:rPr>
+          <w:lang w:eastAsia="en-ZA"/>
+        </w:rPr>
+        <w:t>_</w:t>
+      </w:r>
+      <w:proofErr w:type="gramStart"/>
+      <w:r>
+        <w:rPr>
+          <w:lang w:eastAsia="en-ZA"/>
+        </w:rPr>
+        <w:t>code</w:t>
       </w:r>
       <w:proofErr w:type="spellEnd"/>
       <w:r>
         <w:rPr>
           <w:lang w:eastAsia="en-ZA"/>
         </w:rPr>
-        <w:t>}}</w:t>
+        <w:t xml:space="preserve"> </w:t>
+      </w:r>
+      <w:r>
+        <w:rPr>
+          <w:lang w:eastAsia="en-ZA"/>
+        </w:rPr>
+        <w:t>}</w:t>
+      </w:r>
+      <w:proofErr w:type="gramEnd"/>
+      <w:r>
+        <w:rPr>
+          <w:lang w:eastAsia="en-ZA"/>
+        </w:rPr>
+        <w:t>}</w:t>
       </w:r>
     </w:p>
     <w:p>

--- a/CHEMICAL SAFETY Report.docx
+++ b/CHEMICAL SAFETY Report.docx
@@ -138,7 +138,7 @@
           <w:lang w:val="x-none" w:eastAsia="zh-CN" w:bidi="hi-IN"/>
         </w:rPr>
         <w:drawing>
-          <wp:anchor distT="0" distB="0" distL="114300" distR="114300" simplePos="0" relativeHeight="251657216" behindDoc="0" locked="0" layoutInCell="1" allowOverlap="1" wp14:anchorId="5E31F415" wp14:editId="4D38A69C">
+          <wp:anchor distT="0" distB="0" distL="114300" distR="114300" simplePos="0" relativeHeight="251657216" behindDoc="0" locked="0" layoutInCell="1" allowOverlap="1" wp14:anchorId="5E31F415" wp14:editId="190A9845">
             <wp:simplePos x="0" y="0"/>
             <wp:positionH relativeFrom="page">
               <wp:posOffset>720090</wp:posOffset>
@@ -435,14 +435,6 @@
                 <w:lang w:eastAsia="en-ZA"/>
               </w:rPr>
             </w:pPr>
-            <w:r>
-              <w:rPr>
-                <w:b/>
-                <w:bCs/>
-                <w:lang w:eastAsia="en-ZA"/>
-              </w:rPr>
-              <w:t>$</w:t>
-            </w:r>
             <w:proofErr w:type="gramStart"/>
             <w:r>
               <w:rPr>
@@ -538,14 +530,6 @@
                 <w:lang w:eastAsia="en-ZA"/>
               </w:rPr>
             </w:pPr>
-            <w:r>
-              <w:rPr>
-                <w:b/>
-                <w:bCs/>
-                <w:lang w:eastAsia="en-ZA"/>
-              </w:rPr>
-              <w:t>$</w:t>
-            </w:r>
             <w:proofErr w:type="gramStart"/>
             <w:r>
               <w:rPr>
@@ -651,14 +635,6 @@
                 <w:lang w:eastAsia="en-ZA"/>
               </w:rPr>
             </w:pPr>
-            <w:r>
-              <w:rPr>
-                <w:b/>
-                <w:bCs/>
-                <w:lang w:eastAsia="en-ZA"/>
-              </w:rPr>
-              <w:t>$</w:t>
-            </w:r>
             <w:proofErr w:type="gramStart"/>
             <w:r>
               <w:rPr>
@@ -754,14 +730,6 @@
                 <w:lang w:eastAsia="en-ZA"/>
               </w:rPr>
             </w:pPr>
-            <w:r>
-              <w:rPr>
-                <w:b/>
-                <w:bCs/>
-                <w:lang w:eastAsia="en-ZA"/>
-              </w:rPr>
-              <w:t>$</w:t>
-            </w:r>
             <w:proofErr w:type="gramStart"/>
             <w:r>
               <w:rPr>
@@ -867,14 +835,6 @@
                 <w:lang w:eastAsia="en-ZA"/>
               </w:rPr>
             </w:pPr>
-            <w:r>
-              <w:rPr>
-                <w:b/>
-                <w:bCs/>
-                <w:lang w:eastAsia="en-ZA"/>
-              </w:rPr>
-              <w:t>$</w:t>
-            </w:r>
             <w:proofErr w:type="gramStart"/>
             <w:r>
               <w:rPr>
@@ -972,14 +932,6 @@
                 <w:lang w:eastAsia="en-ZA"/>
               </w:rPr>
             </w:pPr>
-            <w:r>
-              <w:rPr>
-                <w:b/>
-                <w:bCs/>
-                <w:lang w:eastAsia="en-ZA"/>
-              </w:rPr>
-              <w:t>$</w:t>
-            </w:r>
             <w:proofErr w:type="gramStart"/>
             <w:r>
               <w:rPr>
@@ -1067,14 +1019,6 @@
                 <w:lang w:eastAsia="en-ZA"/>
               </w:rPr>
             </w:pPr>
-            <w:r>
-              <w:rPr>
-                <w:b/>
-                <w:bCs/>
-                <w:lang w:eastAsia="en-ZA"/>
-              </w:rPr>
-              <w:t>$</w:t>
-            </w:r>
             <w:proofErr w:type="gramStart"/>
             <w:r>
               <w:rPr>
@@ -1172,14 +1116,6 @@
                 <w:lang w:eastAsia="en-ZA"/>
               </w:rPr>
             </w:pPr>
-            <w:r>
-              <w:rPr>
-                <w:b/>
-                <w:bCs/>
-                <w:lang w:eastAsia="en-ZA"/>
-              </w:rPr>
-              <w:t>$</w:t>
-            </w:r>
             <w:proofErr w:type="gramStart"/>
             <w:r>
               <w:rPr>
@@ -1405,14 +1341,6 @@
                 <w:lang w:eastAsia="en-ZA"/>
               </w:rPr>
             </w:pPr>
-            <w:r>
-              <w:rPr>
-                <w:b/>
-                <w:bCs/>
-                <w:lang w:eastAsia="en-ZA"/>
-              </w:rPr>
-              <w:t>$</w:t>
-            </w:r>
             <w:proofErr w:type="gramStart"/>
             <w:r>
               <w:rPr>
@@ -1476,14 +1404,6 @@
                 <w:lang w:eastAsia="en-ZA"/>
               </w:rPr>
             </w:pPr>
-            <w:r>
-              <w:rPr>
-                <w:b/>
-                <w:bCs/>
-                <w:lang w:eastAsia="en-ZA"/>
-              </w:rPr>
-              <w:t>$</w:t>
-            </w:r>
             <w:proofErr w:type="gramStart"/>
             <w:r>
               <w:rPr>
@@ -1569,14 +1489,6 @@
                 <w:lang w:eastAsia="en-ZA"/>
               </w:rPr>
             </w:pPr>
-            <w:r>
-              <w:rPr>
-                <w:b/>
-                <w:bCs/>
-                <w:lang w:eastAsia="en-ZA"/>
-              </w:rPr>
-              <w:t>$</w:t>
-            </w:r>
             <w:proofErr w:type="gramStart"/>
             <w:r>
               <w:rPr>
@@ -1640,14 +1552,6 @@
                 <w:lang w:eastAsia="en-ZA"/>
               </w:rPr>
             </w:pPr>
-            <w:r>
-              <w:rPr>
-                <w:b/>
-                <w:bCs/>
-                <w:lang w:eastAsia="en-ZA"/>
-              </w:rPr>
-              <w:t>$</w:t>
-            </w:r>
             <w:proofErr w:type="gramStart"/>
             <w:r>
               <w:rPr>
@@ -1733,14 +1637,6 @@
                 <w:lang w:eastAsia="en-ZA"/>
               </w:rPr>
             </w:pPr>
-            <w:r>
-              <w:rPr>
-                <w:b/>
-                <w:bCs/>
-                <w:lang w:eastAsia="en-ZA"/>
-              </w:rPr>
-              <w:t>$</w:t>
-            </w:r>
             <w:proofErr w:type="gramStart"/>
             <w:r>
               <w:rPr>
@@ -1804,14 +1700,6 @@
                 <w:lang w:eastAsia="en-ZA"/>
               </w:rPr>
             </w:pPr>
-            <w:r>
-              <w:rPr>
-                <w:b/>
-                <w:bCs/>
-                <w:lang w:eastAsia="en-ZA"/>
-              </w:rPr>
-              <w:t>$</w:t>
-            </w:r>
             <w:proofErr w:type="gramStart"/>
             <w:r>
               <w:rPr>
@@ -1897,14 +1785,6 @@
                 <w:lang w:eastAsia="en-ZA"/>
               </w:rPr>
             </w:pPr>
-            <w:r>
-              <w:rPr>
-                <w:b/>
-                <w:bCs/>
-                <w:lang w:eastAsia="en-ZA"/>
-              </w:rPr>
-              <w:t>$</w:t>
-            </w:r>
             <w:proofErr w:type="gramStart"/>
             <w:r>
               <w:rPr>
@@ -1968,14 +1848,6 @@
                 <w:lang w:eastAsia="en-ZA"/>
               </w:rPr>
             </w:pPr>
-            <w:r>
-              <w:rPr>
-                <w:b/>
-                <w:bCs/>
-                <w:lang w:eastAsia="en-ZA"/>
-              </w:rPr>
-              <w:t>$</w:t>
-            </w:r>
             <w:proofErr w:type="gramStart"/>
             <w:r>
               <w:rPr>
@@ -2061,14 +1933,6 @@
                 <w:lang w:eastAsia="en-ZA"/>
               </w:rPr>
             </w:pPr>
-            <w:r>
-              <w:rPr>
-                <w:b/>
-                <w:bCs/>
-                <w:lang w:eastAsia="en-ZA"/>
-              </w:rPr>
-              <w:t>$</w:t>
-            </w:r>
             <w:proofErr w:type="gramStart"/>
             <w:r>
               <w:rPr>
@@ -2132,14 +1996,6 @@
                 <w:lang w:eastAsia="en-ZA"/>
               </w:rPr>
             </w:pPr>
-            <w:r>
-              <w:rPr>
-                <w:b/>
-                <w:bCs/>
-                <w:lang w:eastAsia="en-ZA"/>
-              </w:rPr>
-              <w:t>$</w:t>
-            </w:r>
             <w:proofErr w:type="gramStart"/>
             <w:r>
               <w:rPr>
@@ -2387,14 +2243,6 @@
                 <w:lang w:eastAsia="en-ZA"/>
               </w:rPr>
             </w:pPr>
-            <w:r>
-              <w:rPr>
-                <w:b/>
-                <w:bCs/>
-                <w:lang w:eastAsia="en-ZA"/>
-              </w:rPr>
-              <w:t>$</w:t>
-            </w:r>
             <w:proofErr w:type="gramStart"/>
             <w:r>
               <w:rPr>
@@ -2458,14 +2306,6 @@
                 <w:lang w:eastAsia="en-ZA"/>
               </w:rPr>
             </w:pPr>
-            <w:r>
-              <w:rPr>
-                <w:b/>
-                <w:bCs/>
-                <w:lang w:eastAsia="en-ZA"/>
-              </w:rPr>
-              <w:t>$</w:t>
-            </w:r>
             <w:proofErr w:type="gramStart"/>
             <w:r>
               <w:rPr>
@@ -2551,14 +2391,6 @@
                 <w:lang w:eastAsia="en-ZA"/>
               </w:rPr>
             </w:pPr>
-            <w:r>
-              <w:rPr>
-                <w:b/>
-                <w:bCs/>
-                <w:lang w:eastAsia="en-ZA"/>
-              </w:rPr>
-              <w:t>$</w:t>
-            </w:r>
             <w:proofErr w:type="gramStart"/>
             <w:r>
               <w:rPr>
@@ -2622,14 +2454,6 @@
                 <w:lang w:eastAsia="en-ZA"/>
               </w:rPr>
             </w:pPr>
-            <w:r>
-              <w:rPr>
-                <w:b/>
-                <w:bCs/>
-                <w:lang w:eastAsia="en-ZA"/>
-              </w:rPr>
-              <w:t>$</w:t>
-            </w:r>
             <w:proofErr w:type="gramStart"/>
             <w:r>
               <w:rPr>
@@ -2715,14 +2539,6 @@
                 <w:lang w:eastAsia="en-ZA"/>
               </w:rPr>
             </w:pPr>
-            <w:r>
-              <w:rPr>
-                <w:b/>
-                <w:bCs/>
-                <w:lang w:eastAsia="en-ZA"/>
-              </w:rPr>
-              <w:t>$</w:t>
-            </w:r>
             <w:proofErr w:type="gramStart"/>
             <w:r>
               <w:rPr>
@@ -2786,14 +2602,6 @@
                 <w:lang w:eastAsia="en-ZA"/>
               </w:rPr>
             </w:pPr>
-            <w:r>
-              <w:rPr>
-                <w:b/>
-                <w:bCs/>
-                <w:lang w:eastAsia="en-ZA"/>
-              </w:rPr>
-              <w:t>$</w:t>
-            </w:r>
             <w:proofErr w:type="gramStart"/>
             <w:r>
               <w:rPr>
@@ -2879,14 +2687,6 @@
                 <w:lang w:eastAsia="en-ZA"/>
               </w:rPr>
             </w:pPr>
-            <w:r>
-              <w:rPr>
-                <w:b/>
-                <w:bCs/>
-                <w:lang w:eastAsia="en-ZA"/>
-              </w:rPr>
-              <w:t>$</w:t>
-            </w:r>
             <w:proofErr w:type="gramStart"/>
             <w:r>
               <w:rPr>
@@ -2950,14 +2750,6 @@
                 <w:lang w:eastAsia="en-ZA"/>
               </w:rPr>
             </w:pPr>
-            <w:r>
-              <w:rPr>
-                <w:b/>
-                <w:bCs/>
-                <w:lang w:eastAsia="en-ZA"/>
-              </w:rPr>
-              <w:t>$</w:t>
-            </w:r>
             <w:proofErr w:type="gramStart"/>
             <w:r>
               <w:rPr>
@@ -3043,14 +2835,6 @@
                 <w:lang w:eastAsia="en-ZA"/>
               </w:rPr>
             </w:pPr>
-            <w:r>
-              <w:rPr>
-                <w:b/>
-                <w:bCs/>
-                <w:lang w:eastAsia="en-ZA"/>
-              </w:rPr>
-              <w:t>$</w:t>
-            </w:r>
             <w:proofErr w:type="gramStart"/>
             <w:r>
               <w:rPr>
@@ -3114,14 +2898,6 @@
                 <w:lang w:eastAsia="en-ZA"/>
               </w:rPr>
             </w:pPr>
-            <w:r>
-              <w:rPr>
-                <w:b/>
-                <w:bCs/>
-                <w:lang w:eastAsia="en-ZA"/>
-              </w:rPr>
-              <w:t>$</w:t>
-            </w:r>
             <w:proofErr w:type="gramStart"/>
             <w:r>
               <w:rPr>
@@ -3360,14 +3136,6 @@
                 <w:lang w:eastAsia="en-ZA"/>
               </w:rPr>
             </w:pPr>
-            <w:r>
-              <w:rPr>
-                <w:b/>
-                <w:bCs/>
-                <w:lang w:eastAsia="en-ZA"/>
-              </w:rPr>
-              <w:t>$</w:t>
-            </w:r>
             <w:proofErr w:type="gramStart"/>
             <w:r>
               <w:rPr>
@@ -3431,14 +3199,6 @@
                 <w:lang w:eastAsia="en-ZA"/>
               </w:rPr>
             </w:pPr>
-            <w:r>
-              <w:rPr>
-                <w:b/>
-                <w:bCs/>
-                <w:lang w:eastAsia="en-ZA"/>
-              </w:rPr>
-              <w:t>$</w:t>
-            </w:r>
             <w:proofErr w:type="gramStart"/>
             <w:r>
               <w:rPr>
@@ -3524,14 +3284,6 @@
                 <w:lang w:eastAsia="en-ZA"/>
               </w:rPr>
             </w:pPr>
-            <w:r>
-              <w:rPr>
-                <w:b/>
-                <w:bCs/>
-                <w:lang w:eastAsia="en-ZA"/>
-              </w:rPr>
-              <w:t>$</w:t>
-            </w:r>
             <w:proofErr w:type="gramStart"/>
             <w:r>
               <w:rPr>
@@ -3595,14 +3347,6 @@
                 <w:lang w:eastAsia="en-ZA"/>
               </w:rPr>
             </w:pPr>
-            <w:r>
-              <w:rPr>
-                <w:b/>
-                <w:bCs/>
-                <w:lang w:eastAsia="en-ZA"/>
-              </w:rPr>
-              <w:t>$</w:t>
-            </w:r>
             <w:proofErr w:type="gramStart"/>
             <w:r>
               <w:rPr>
@@ -3688,14 +3432,6 @@
                 <w:lang w:eastAsia="en-ZA"/>
               </w:rPr>
             </w:pPr>
-            <w:r>
-              <w:rPr>
-                <w:b/>
-                <w:bCs/>
-                <w:lang w:eastAsia="en-ZA"/>
-              </w:rPr>
-              <w:t>$</w:t>
-            </w:r>
             <w:proofErr w:type="gramStart"/>
             <w:r>
               <w:rPr>
@@ -3759,14 +3495,6 @@
                 <w:lang w:eastAsia="en-ZA"/>
               </w:rPr>
             </w:pPr>
-            <w:r>
-              <w:rPr>
-                <w:b/>
-                <w:bCs/>
-                <w:lang w:eastAsia="en-ZA"/>
-              </w:rPr>
-              <w:t>$</w:t>
-            </w:r>
             <w:proofErr w:type="gramStart"/>
             <w:r>
               <w:rPr>
@@ -3852,14 +3580,6 @@
                 <w:lang w:eastAsia="en-ZA"/>
               </w:rPr>
             </w:pPr>
-            <w:r>
-              <w:rPr>
-                <w:b/>
-                <w:bCs/>
-                <w:lang w:eastAsia="en-ZA"/>
-              </w:rPr>
-              <w:t>$</w:t>
-            </w:r>
             <w:proofErr w:type="gramStart"/>
             <w:r>
               <w:rPr>
@@ -3923,14 +3643,6 @@
                 <w:lang w:eastAsia="en-ZA"/>
               </w:rPr>
             </w:pPr>
-            <w:r>
-              <w:rPr>
-                <w:b/>
-                <w:bCs/>
-                <w:lang w:eastAsia="en-ZA"/>
-              </w:rPr>
-              <w:t>$</w:t>
-            </w:r>
             <w:proofErr w:type="gramStart"/>
             <w:r>
               <w:rPr>
@@ -4016,14 +3728,6 @@
                 <w:lang w:eastAsia="en-ZA"/>
               </w:rPr>
             </w:pPr>
-            <w:r>
-              <w:rPr>
-                <w:b/>
-                <w:bCs/>
-                <w:lang w:eastAsia="en-ZA"/>
-              </w:rPr>
-              <w:t>$</w:t>
-            </w:r>
             <w:proofErr w:type="gramStart"/>
             <w:r>
               <w:rPr>
@@ -4087,14 +3791,6 @@
                 <w:lang w:eastAsia="en-ZA"/>
               </w:rPr>
             </w:pPr>
-            <w:r>
-              <w:rPr>
-                <w:b/>
-                <w:bCs/>
-                <w:lang w:eastAsia="en-ZA"/>
-              </w:rPr>
-              <w:t>$</w:t>
-            </w:r>
             <w:proofErr w:type="gramStart"/>
             <w:r>
               <w:rPr>
@@ -4337,14 +4033,6 @@
                 <w:lang w:eastAsia="en-ZA"/>
               </w:rPr>
             </w:pPr>
-            <w:r>
-              <w:rPr>
-                <w:b/>
-                <w:bCs/>
-                <w:lang w:eastAsia="en-ZA"/>
-              </w:rPr>
-              <w:t>$</w:t>
-            </w:r>
             <w:proofErr w:type="gramStart"/>
             <w:r>
               <w:rPr>
@@ -4408,14 +4096,6 @@
                 <w:lang w:eastAsia="en-ZA"/>
               </w:rPr>
             </w:pPr>
-            <w:r>
-              <w:rPr>
-                <w:b/>
-                <w:bCs/>
-                <w:lang w:eastAsia="en-ZA"/>
-              </w:rPr>
-              <w:t>$</w:t>
-            </w:r>
             <w:proofErr w:type="gramStart"/>
             <w:r>
               <w:rPr>
@@ -4501,14 +4181,6 @@
                 <w:lang w:eastAsia="en-ZA"/>
               </w:rPr>
             </w:pPr>
-            <w:r>
-              <w:rPr>
-                <w:b/>
-                <w:bCs/>
-                <w:lang w:eastAsia="en-ZA"/>
-              </w:rPr>
-              <w:t>$</w:t>
-            </w:r>
             <w:proofErr w:type="gramStart"/>
             <w:r>
               <w:rPr>
@@ -4572,14 +4244,6 @@
                 <w:lang w:eastAsia="en-ZA"/>
               </w:rPr>
             </w:pPr>
-            <w:r>
-              <w:rPr>
-                <w:b/>
-                <w:bCs/>
-                <w:lang w:eastAsia="en-ZA"/>
-              </w:rPr>
-              <w:t>$</w:t>
-            </w:r>
             <w:proofErr w:type="gramStart"/>
             <w:r>
               <w:rPr>
@@ -4665,14 +4329,6 @@
                 <w:lang w:eastAsia="en-ZA"/>
               </w:rPr>
             </w:pPr>
-            <w:r>
-              <w:rPr>
-                <w:b/>
-                <w:bCs/>
-                <w:lang w:eastAsia="en-ZA"/>
-              </w:rPr>
-              <w:t>$</w:t>
-            </w:r>
             <w:proofErr w:type="gramStart"/>
             <w:r>
               <w:rPr>
@@ -4736,14 +4392,6 @@
                 <w:lang w:eastAsia="en-ZA"/>
               </w:rPr>
             </w:pPr>
-            <w:r>
-              <w:rPr>
-                <w:b/>
-                <w:bCs/>
-                <w:lang w:eastAsia="en-ZA"/>
-              </w:rPr>
-              <w:t>$</w:t>
-            </w:r>
             <w:proofErr w:type="gramStart"/>
             <w:r>
               <w:rPr>
@@ -4837,14 +4485,6 @@
                 <w:lang w:eastAsia="en-ZA"/>
               </w:rPr>
             </w:pPr>
-            <w:r>
-              <w:rPr>
-                <w:b/>
-                <w:bCs/>
-                <w:lang w:eastAsia="en-ZA"/>
-              </w:rPr>
-              <w:t>$</w:t>
-            </w:r>
             <w:proofErr w:type="gramStart"/>
             <w:r>
               <w:rPr>
@@ -4908,14 +4548,6 @@
                 <w:lang w:eastAsia="en-ZA"/>
               </w:rPr>
             </w:pPr>
-            <w:r>
-              <w:rPr>
-                <w:b/>
-                <w:bCs/>
-                <w:lang w:eastAsia="en-ZA"/>
-              </w:rPr>
-              <w:t>$</w:t>
-            </w:r>
             <w:proofErr w:type="gramStart"/>
             <w:r>
               <w:rPr>
@@ -5200,14 +4832,6 @@
                 <w:lang w:eastAsia="en-ZA"/>
               </w:rPr>
             </w:pPr>
-            <w:r>
-              <w:rPr>
-                <w:b/>
-                <w:bCs/>
-                <w:lang w:eastAsia="en-ZA"/>
-              </w:rPr>
-              <w:t>$</w:t>
-            </w:r>
             <w:proofErr w:type="gramStart"/>
             <w:r>
               <w:rPr>
@@ -5271,14 +4895,6 @@
                 <w:lang w:eastAsia="en-ZA"/>
               </w:rPr>
             </w:pPr>
-            <w:r>
-              <w:rPr>
-                <w:b/>
-                <w:bCs/>
-                <w:lang w:eastAsia="en-ZA"/>
-              </w:rPr>
-              <w:t>$</w:t>
-            </w:r>
             <w:proofErr w:type="gramStart"/>
             <w:r>
               <w:rPr>
@@ -5364,14 +4980,6 @@
                 <w:lang w:eastAsia="en-ZA"/>
               </w:rPr>
             </w:pPr>
-            <w:r>
-              <w:rPr>
-                <w:b/>
-                <w:bCs/>
-                <w:lang w:eastAsia="en-ZA"/>
-              </w:rPr>
-              <w:t>$</w:t>
-            </w:r>
             <w:proofErr w:type="gramStart"/>
             <w:r>
               <w:rPr>
@@ -5435,14 +5043,6 @@
                 <w:lang w:eastAsia="en-ZA"/>
               </w:rPr>
             </w:pPr>
-            <w:r>
-              <w:rPr>
-                <w:b/>
-                <w:bCs/>
-                <w:lang w:eastAsia="en-ZA"/>
-              </w:rPr>
-              <w:t>$</w:t>
-            </w:r>
             <w:proofErr w:type="gramStart"/>
             <w:r>
               <w:rPr>
@@ -5528,14 +5128,6 @@
                 <w:lang w:eastAsia="en-ZA"/>
               </w:rPr>
             </w:pPr>
-            <w:r>
-              <w:rPr>
-                <w:b/>
-                <w:bCs/>
-                <w:lang w:eastAsia="en-ZA"/>
-              </w:rPr>
-              <w:t>$</w:t>
-            </w:r>
             <w:proofErr w:type="gramStart"/>
             <w:r>
               <w:rPr>
@@ -5599,14 +5191,6 @@
                 <w:lang w:eastAsia="en-ZA"/>
               </w:rPr>
             </w:pPr>
-            <w:r>
-              <w:rPr>
-                <w:b/>
-                <w:bCs/>
-                <w:lang w:eastAsia="en-ZA"/>
-              </w:rPr>
-              <w:t>$</w:t>
-            </w:r>
             <w:proofErr w:type="gramStart"/>
             <w:r>
               <w:rPr>
@@ -5692,14 +5276,6 @@
                 <w:lang w:eastAsia="en-ZA"/>
               </w:rPr>
             </w:pPr>
-            <w:r>
-              <w:rPr>
-                <w:b/>
-                <w:bCs/>
-                <w:lang w:eastAsia="en-ZA"/>
-              </w:rPr>
-              <w:t>$</w:t>
-            </w:r>
             <w:proofErr w:type="gramStart"/>
             <w:r>
               <w:rPr>
@@ -5763,14 +5339,6 @@
                 <w:lang w:eastAsia="en-ZA"/>
               </w:rPr>
             </w:pPr>
-            <w:r>
-              <w:rPr>
-                <w:b/>
-                <w:bCs/>
-                <w:lang w:eastAsia="en-ZA"/>
-              </w:rPr>
-              <w:t>$</w:t>
-            </w:r>
             <w:proofErr w:type="gramStart"/>
             <w:r>
               <w:rPr>
@@ -6055,14 +5623,6 @@
                 <w:lang w:eastAsia="en-ZA"/>
               </w:rPr>
             </w:pPr>
-            <w:r>
-              <w:rPr>
-                <w:b/>
-                <w:bCs/>
-                <w:lang w:eastAsia="en-ZA"/>
-              </w:rPr>
-              <w:t>$</w:t>
-            </w:r>
             <w:proofErr w:type="gramStart"/>
             <w:r>
               <w:rPr>
@@ -6126,14 +5686,6 @@
                 <w:lang w:eastAsia="en-ZA"/>
               </w:rPr>
             </w:pPr>
-            <w:r>
-              <w:rPr>
-                <w:b/>
-                <w:bCs/>
-                <w:lang w:eastAsia="en-ZA"/>
-              </w:rPr>
-              <w:t>$</w:t>
-            </w:r>
             <w:proofErr w:type="gramStart"/>
             <w:r>
               <w:rPr>
@@ -6219,14 +5771,6 @@
                 <w:lang w:eastAsia="en-ZA"/>
               </w:rPr>
             </w:pPr>
-            <w:r>
-              <w:rPr>
-                <w:b/>
-                <w:bCs/>
-                <w:lang w:eastAsia="en-ZA"/>
-              </w:rPr>
-              <w:t>$</w:t>
-            </w:r>
             <w:proofErr w:type="gramStart"/>
             <w:r>
               <w:rPr>
@@ -6290,14 +5834,6 @@
                 <w:lang w:eastAsia="en-ZA"/>
               </w:rPr>
             </w:pPr>
-            <w:r>
-              <w:rPr>
-                <w:b/>
-                <w:bCs/>
-                <w:lang w:eastAsia="en-ZA"/>
-              </w:rPr>
-              <w:t>$</w:t>
-            </w:r>
             <w:proofErr w:type="gramStart"/>
             <w:r>
               <w:rPr>
@@ -6383,14 +5919,6 @@
                 <w:lang w:eastAsia="en-ZA"/>
               </w:rPr>
             </w:pPr>
-            <w:r>
-              <w:rPr>
-                <w:b/>
-                <w:bCs/>
-                <w:lang w:eastAsia="en-ZA"/>
-              </w:rPr>
-              <w:t>$</w:t>
-            </w:r>
             <w:proofErr w:type="gramStart"/>
             <w:r>
               <w:rPr>
@@ -6454,14 +5982,6 @@
                 <w:lang w:eastAsia="en-ZA"/>
               </w:rPr>
             </w:pPr>
-            <w:r>
-              <w:rPr>
-                <w:b/>
-                <w:bCs/>
-                <w:lang w:eastAsia="en-ZA"/>
-              </w:rPr>
-              <w:t>$</w:t>
-            </w:r>
             <w:proofErr w:type="gramStart"/>
             <w:r>
               <w:rPr>
@@ -6547,14 +6067,6 @@
                 <w:lang w:eastAsia="en-ZA"/>
               </w:rPr>
             </w:pPr>
-            <w:r>
-              <w:rPr>
-                <w:b/>
-                <w:bCs/>
-                <w:lang w:eastAsia="en-ZA"/>
-              </w:rPr>
-              <w:t>$</w:t>
-            </w:r>
             <w:proofErr w:type="gramStart"/>
             <w:r>
               <w:rPr>
@@ -6618,14 +6130,6 @@
                 <w:lang w:eastAsia="en-ZA"/>
               </w:rPr>
             </w:pPr>
-            <w:r>
-              <w:rPr>
-                <w:b/>
-                <w:bCs/>
-                <w:lang w:eastAsia="en-ZA"/>
-              </w:rPr>
-              <w:t>$</w:t>
-            </w:r>
             <w:proofErr w:type="gramStart"/>
             <w:r>
               <w:rPr>
@@ -6910,14 +6414,6 @@
                 <w:lang w:eastAsia="en-ZA"/>
               </w:rPr>
             </w:pPr>
-            <w:r>
-              <w:rPr>
-                <w:b/>
-                <w:bCs/>
-                <w:lang w:eastAsia="en-ZA"/>
-              </w:rPr>
-              <w:t>$</w:t>
-            </w:r>
             <w:proofErr w:type="gramStart"/>
             <w:r>
               <w:rPr>
@@ -6989,14 +6485,6 @@
                 <w:lang w:eastAsia="en-ZA"/>
               </w:rPr>
             </w:pPr>
-            <w:r>
-              <w:rPr>
-                <w:b/>
-                <w:bCs/>
-                <w:lang w:eastAsia="en-ZA"/>
-              </w:rPr>
-              <w:t>$</w:t>
-            </w:r>
             <w:proofErr w:type="gramStart"/>
             <w:r>
               <w:rPr>
@@ -7082,14 +6570,6 @@
                 <w:lang w:eastAsia="en-ZA"/>
               </w:rPr>
             </w:pPr>
-            <w:r>
-              <w:rPr>
-                <w:b/>
-                <w:bCs/>
-                <w:lang w:eastAsia="en-ZA"/>
-              </w:rPr>
-              <w:t>$</w:t>
-            </w:r>
             <w:proofErr w:type="gramStart"/>
             <w:r>
               <w:rPr>
@@ -7161,14 +6641,6 @@
                 <w:lang w:eastAsia="en-ZA"/>
               </w:rPr>
             </w:pPr>
-            <w:r>
-              <w:rPr>
-                <w:b/>
-                <w:bCs/>
-                <w:lang w:eastAsia="en-ZA"/>
-              </w:rPr>
-              <w:t>$</w:t>
-            </w:r>
             <w:proofErr w:type="gramStart"/>
             <w:r>
               <w:rPr>
@@ -7254,14 +6726,6 @@
                 <w:lang w:eastAsia="en-ZA"/>
               </w:rPr>
             </w:pPr>
-            <w:r>
-              <w:rPr>
-                <w:b/>
-                <w:bCs/>
-                <w:lang w:eastAsia="en-ZA"/>
-              </w:rPr>
-              <w:t>$</w:t>
-            </w:r>
             <w:proofErr w:type="gramStart"/>
             <w:r>
               <w:rPr>
@@ -7325,14 +6789,6 @@
                 <w:lang w:eastAsia="en-ZA"/>
               </w:rPr>
             </w:pPr>
-            <w:r>
-              <w:rPr>
-                <w:b/>
-                <w:bCs/>
-                <w:lang w:eastAsia="en-ZA"/>
-              </w:rPr>
-              <w:t>$</w:t>
-            </w:r>
             <w:proofErr w:type="gramStart"/>
             <w:r>
               <w:rPr>
@@ -7418,14 +6874,6 @@
                 <w:lang w:eastAsia="en-ZA"/>
               </w:rPr>
             </w:pPr>
-            <w:r>
-              <w:rPr>
-                <w:b/>
-                <w:bCs/>
-                <w:lang w:eastAsia="en-ZA"/>
-              </w:rPr>
-              <w:t>$</w:t>
-            </w:r>
             <w:proofErr w:type="gramStart"/>
             <w:r>
               <w:rPr>
@@ -7497,14 +6945,6 @@
                 <w:lang w:eastAsia="en-ZA"/>
               </w:rPr>
             </w:pPr>
-            <w:r>
-              <w:rPr>
-                <w:b/>
-                <w:bCs/>
-                <w:lang w:eastAsia="en-ZA"/>
-              </w:rPr>
-              <w:t>$</w:t>
-            </w:r>
             <w:proofErr w:type="gramStart"/>
             <w:r>
               <w:rPr>
@@ -7789,14 +7229,6 @@
                 <w:lang w:eastAsia="en-ZA"/>
               </w:rPr>
             </w:pPr>
-            <w:r>
-              <w:rPr>
-                <w:b/>
-                <w:bCs/>
-                <w:lang w:eastAsia="en-ZA"/>
-              </w:rPr>
-              <w:t>$</w:t>
-            </w:r>
             <w:proofErr w:type="gramStart"/>
             <w:r>
               <w:rPr>
@@ -7860,14 +7292,6 @@
                 <w:lang w:eastAsia="en-ZA"/>
               </w:rPr>
             </w:pPr>
-            <w:r>
-              <w:rPr>
-                <w:b/>
-                <w:bCs/>
-                <w:lang w:eastAsia="en-ZA"/>
-              </w:rPr>
-              <w:t>$</w:t>
-            </w:r>
             <w:proofErr w:type="gramStart"/>
             <w:r>
               <w:rPr>
@@ -7953,14 +7377,6 @@
                 <w:lang w:eastAsia="en-ZA"/>
               </w:rPr>
             </w:pPr>
-            <w:r>
-              <w:rPr>
-                <w:b/>
-                <w:bCs/>
-                <w:lang w:eastAsia="en-ZA"/>
-              </w:rPr>
-              <w:t>$</w:t>
-            </w:r>
             <w:proofErr w:type="gramStart"/>
             <w:r>
               <w:rPr>
@@ -8024,14 +7440,6 @@
                 <w:lang w:eastAsia="en-ZA"/>
               </w:rPr>
             </w:pPr>
-            <w:r>
-              <w:rPr>
-                <w:b/>
-                <w:bCs/>
-                <w:lang w:eastAsia="en-ZA"/>
-              </w:rPr>
-              <w:t>$</w:t>
-            </w:r>
             <w:proofErr w:type="gramStart"/>
             <w:r>
               <w:rPr>
@@ -8117,14 +7525,6 @@
                 <w:lang w:eastAsia="en-ZA"/>
               </w:rPr>
             </w:pPr>
-            <w:r>
-              <w:rPr>
-                <w:b/>
-                <w:bCs/>
-                <w:lang w:eastAsia="en-ZA"/>
-              </w:rPr>
-              <w:t>$</w:t>
-            </w:r>
             <w:proofErr w:type="gramStart"/>
             <w:r>
               <w:rPr>
@@ -8188,14 +7588,6 @@
                 <w:lang w:eastAsia="en-ZA"/>
               </w:rPr>
             </w:pPr>
-            <w:r>
-              <w:rPr>
-                <w:b/>
-                <w:bCs/>
-                <w:lang w:eastAsia="en-ZA"/>
-              </w:rPr>
-              <w:t>$</w:t>
-            </w:r>
             <w:proofErr w:type="gramStart"/>
             <w:r>
               <w:rPr>
@@ -8281,14 +7673,6 @@
                 <w:lang w:eastAsia="en-ZA"/>
               </w:rPr>
             </w:pPr>
-            <w:r>
-              <w:rPr>
-                <w:b/>
-                <w:bCs/>
-                <w:lang w:eastAsia="en-ZA"/>
-              </w:rPr>
-              <w:t>$</w:t>
-            </w:r>
             <w:proofErr w:type="gramStart"/>
             <w:r>
               <w:rPr>
@@ -8352,14 +7736,6 @@
                 <w:lang w:eastAsia="en-ZA"/>
               </w:rPr>
             </w:pPr>
-            <w:r>
-              <w:rPr>
-                <w:b/>
-                <w:bCs/>
-                <w:lang w:eastAsia="en-ZA"/>
-              </w:rPr>
-              <w:t>$</w:t>
-            </w:r>
             <w:proofErr w:type="gramStart"/>
             <w:r>
               <w:rPr>
@@ -8645,14 +8021,6 @@
                 <w:lang w:eastAsia="en-ZA"/>
               </w:rPr>
             </w:pPr>
-            <w:r>
-              <w:rPr>
-                <w:b/>
-                <w:bCs/>
-                <w:lang w:eastAsia="en-ZA"/>
-              </w:rPr>
-              <w:t>$</w:t>
-            </w:r>
             <w:proofErr w:type="gramStart"/>
             <w:r>
               <w:rPr>
@@ -8716,14 +8084,6 @@
                 <w:lang w:eastAsia="en-ZA"/>
               </w:rPr>
             </w:pPr>
-            <w:r>
-              <w:rPr>
-                <w:b/>
-                <w:bCs/>
-                <w:lang w:eastAsia="en-ZA"/>
-              </w:rPr>
-              <w:t>$</w:t>
-            </w:r>
             <w:proofErr w:type="gramStart"/>
             <w:r>
               <w:rPr>
@@ -8809,14 +8169,6 @@
                 <w:lang w:eastAsia="en-ZA"/>
               </w:rPr>
             </w:pPr>
-            <w:r>
-              <w:rPr>
-                <w:b/>
-                <w:bCs/>
-                <w:lang w:eastAsia="en-ZA"/>
-              </w:rPr>
-              <w:t>$</w:t>
-            </w:r>
             <w:proofErr w:type="gramStart"/>
             <w:r>
               <w:rPr>
@@ -8880,14 +8232,6 @@
                 <w:lang w:eastAsia="en-ZA"/>
               </w:rPr>
             </w:pPr>
-            <w:r>
-              <w:rPr>
-                <w:b/>
-                <w:bCs/>
-                <w:lang w:eastAsia="en-ZA"/>
-              </w:rPr>
-              <w:t>$</w:t>
-            </w:r>
             <w:proofErr w:type="gramStart"/>
             <w:r>
               <w:rPr>
@@ -8973,14 +8317,6 @@
                 <w:lang w:eastAsia="en-ZA"/>
               </w:rPr>
             </w:pPr>
-            <w:r>
-              <w:rPr>
-                <w:b/>
-                <w:bCs/>
-                <w:lang w:eastAsia="en-ZA"/>
-              </w:rPr>
-              <w:t>$</w:t>
-            </w:r>
             <w:proofErr w:type="gramStart"/>
             <w:r>
               <w:rPr>
@@ -9044,14 +8380,6 @@
                 <w:lang w:eastAsia="en-ZA"/>
               </w:rPr>
             </w:pPr>
-            <w:r>
-              <w:rPr>
-                <w:b/>
-                <w:bCs/>
-                <w:lang w:eastAsia="en-ZA"/>
-              </w:rPr>
-              <w:t>$</w:t>
-            </w:r>
             <w:proofErr w:type="gramStart"/>
             <w:r>
               <w:rPr>
@@ -9137,14 +8465,6 @@
                 <w:lang w:eastAsia="en-ZA"/>
               </w:rPr>
             </w:pPr>
-            <w:r>
-              <w:rPr>
-                <w:b/>
-                <w:bCs/>
-                <w:lang w:eastAsia="en-ZA"/>
-              </w:rPr>
-              <w:t>$</w:t>
-            </w:r>
             <w:proofErr w:type="gramStart"/>
             <w:r>
               <w:rPr>
@@ -9208,14 +8528,6 @@
                 <w:lang w:eastAsia="en-ZA"/>
               </w:rPr>
             </w:pPr>
-            <w:r>
-              <w:rPr>
-                <w:b/>
-                <w:bCs/>
-                <w:lang w:eastAsia="en-ZA"/>
-              </w:rPr>
-              <w:t>$</w:t>
-            </w:r>
             <w:proofErr w:type="gramStart"/>
             <w:r>
               <w:rPr>
@@ -9500,14 +8812,6 @@
                 <w:lang w:eastAsia="en-ZA"/>
               </w:rPr>
             </w:pPr>
-            <w:r>
-              <w:rPr>
-                <w:b/>
-                <w:bCs/>
-                <w:lang w:eastAsia="en-ZA"/>
-              </w:rPr>
-              <w:t>$</w:t>
-            </w:r>
             <w:proofErr w:type="gramStart"/>
             <w:r>
               <w:rPr>
@@ -9571,14 +8875,6 @@
                 <w:lang w:eastAsia="en-ZA"/>
               </w:rPr>
             </w:pPr>
-            <w:r>
-              <w:rPr>
-                <w:b/>
-                <w:bCs/>
-                <w:lang w:eastAsia="en-ZA"/>
-              </w:rPr>
-              <w:t>$</w:t>
-            </w:r>
             <w:proofErr w:type="gramStart"/>
             <w:r>
               <w:rPr>
@@ -9664,14 +8960,6 @@
                 <w:lang w:eastAsia="en-ZA"/>
               </w:rPr>
             </w:pPr>
-            <w:r>
-              <w:rPr>
-                <w:b/>
-                <w:bCs/>
-                <w:lang w:eastAsia="en-ZA"/>
-              </w:rPr>
-              <w:t>$</w:t>
-            </w:r>
             <w:proofErr w:type="gramStart"/>
             <w:r>
               <w:rPr>
@@ -9735,14 +9023,6 @@
                 <w:lang w:eastAsia="en-ZA"/>
               </w:rPr>
             </w:pPr>
-            <w:r>
-              <w:rPr>
-                <w:b/>
-                <w:bCs/>
-                <w:lang w:eastAsia="en-ZA"/>
-              </w:rPr>
-              <w:t>$</w:t>
-            </w:r>
             <w:proofErr w:type="gramStart"/>
             <w:r>
               <w:rPr>
@@ -9828,14 +9108,6 @@
                 <w:lang w:eastAsia="en-ZA"/>
               </w:rPr>
             </w:pPr>
-            <w:r>
-              <w:rPr>
-                <w:b/>
-                <w:bCs/>
-                <w:lang w:eastAsia="en-ZA"/>
-              </w:rPr>
-              <w:t>$</w:t>
-            </w:r>
             <w:proofErr w:type="gramStart"/>
             <w:r>
               <w:rPr>
@@ -9899,14 +9171,6 @@
                 <w:lang w:eastAsia="en-ZA"/>
               </w:rPr>
             </w:pPr>
-            <w:r>
-              <w:rPr>
-                <w:b/>
-                <w:bCs/>
-                <w:lang w:eastAsia="en-ZA"/>
-              </w:rPr>
-              <w:t>$</w:t>
-            </w:r>
             <w:proofErr w:type="gramStart"/>
             <w:r>
               <w:rPr>
@@ -9992,14 +9256,6 @@
                 <w:lang w:eastAsia="en-ZA"/>
               </w:rPr>
             </w:pPr>
-            <w:r>
-              <w:rPr>
-                <w:b/>
-                <w:bCs/>
-                <w:lang w:eastAsia="en-ZA"/>
-              </w:rPr>
-              <w:t>$</w:t>
-            </w:r>
             <w:proofErr w:type="gramStart"/>
             <w:r>
               <w:rPr>
@@ -10063,14 +9319,6 @@
                 <w:lang w:eastAsia="en-ZA"/>
               </w:rPr>
             </w:pPr>
-            <w:r>
-              <w:rPr>
-                <w:b/>
-                <w:bCs/>
-                <w:lang w:eastAsia="en-ZA"/>
-              </w:rPr>
-              <w:t>$</w:t>
-            </w:r>
             <w:proofErr w:type="gramStart"/>
             <w:r>
               <w:rPr>
@@ -10355,14 +9603,6 @@
                 <w:lang w:eastAsia="en-ZA"/>
               </w:rPr>
             </w:pPr>
-            <w:r>
-              <w:rPr>
-                <w:b/>
-                <w:bCs/>
-                <w:lang w:eastAsia="en-ZA"/>
-              </w:rPr>
-              <w:t>$</w:t>
-            </w:r>
             <w:proofErr w:type="gramStart"/>
             <w:r>
               <w:rPr>
@@ -10426,14 +9666,6 @@
                 <w:lang w:eastAsia="en-ZA"/>
               </w:rPr>
             </w:pPr>
-            <w:r>
-              <w:rPr>
-                <w:b/>
-                <w:bCs/>
-                <w:lang w:eastAsia="en-ZA"/>
-              </w:rPr>
-              <w:t>$</w:t>
-            </w:r>
             <w:proofErr w:type="gramStart"/>
             <w:r>
               <w:rPr>
@@ -10519,14 +9751,6 @@
                 <w:lang w:eastAsia="en-ZA"/>
               </w:rPr>
             </w:pPr>
-            <w:r>
-              <w:rPr>
-                <w:b/>
-                <w:bCs/>
-                <w:lang w:eastAsia="en-ZA"/>
-              </w:rPr>
-              <w:t>$</w:t>
-            </w:r>
             <w:proofErr w:type="gramStart"/>
             <w:r>
               <w:rPr>
@@ -10598,14 +9822,6 @@
                 <w:lang w:eastAsia="en-ZA"/>
               </w:rPr>
             </w:pPr>
-            <w:r>
-              <w:rPr>
-                <w:b/>
-                <w:bCs/>
-                <w:lang w:eastAsia="en-ZA"/>
-              </w:rPr>
-              <w:t>$</w:t>
-            </w:r>
             <w:proofErr w:type="gramStart"/>
             <w:r>
               <w:rPr>
@@ -10691,14 +9907,6 @@
                 <w:lang w:eastAsia="en-ZA"/>
               </w:rPr>
             </w:pPr>
-            <w:r>
-              <w:rPr>
-                <w:b/>
-                <w:bCs/>
-                <w:lang w:eastAsia="en-ZA"/>
-              </w:rPr>
-              <w:t>$</w:t>
-            </w:r>
             <w:proofErr w:type="gramStart"/>
             <w:r>
               <w:rPr>
@@ -10762,14 +9970,6 @@
                 <w:lang w:eastAsia="en-ZA"/>
               </w:rPr>
             </w:pPr>
-            <w:r>
-              <w:rPr>
-                <w:b/>
-                <w:bCs/>
-                <w:lang w:eastAsia="en-ZA"/>
-              </w:rPr>
-              <w:t>$</w:t>
-            </w:r>
             <w:proofErr w:type="gramStart"/>
             <w:r>
               <w:rPr>
@@ -10855,14 +10055,6 @@
                 <w:lang w:eastAsia="en-ZA"/>
               </w:rPr>
             </w:pPr>
-            <w:r>
-              <w:rPr>
-                <w:b/>
-                <w:bCs/>
-                <w:lang w:eastAsia="en-ZA"/>
-              </w:rPr>
-              <w:t>$</w:t>
-            </w:r>
             <w:proofErr w:type="gramStart"/>
             <w:r>
               <w:rPr>
@@ -10926,14 +10118,6 @@
                 <w:lang w:eastAsia="en-ZA"/>
               </w:rPr>
             </w:pPr>
-            <w:r>
-              <w:rPr>
-                <w:b/>
-                <w:bCs/>
-                <w:lang w:eastAsia="en-ZA"/>
-              </w:rPr>
-              <w:t>$</w:t>
-            </w:r>
             <w:proofErr w:type="gramStart"/>
             <w:r>
               <w:rPr>
@@ -11133,14 +10317,6 @@
                 <w:lang w:eastAsia="en-ZA"/>
               </w:rPr>
             </w:pPr>
-            <w:r>
-              <w:rPr>
-                <w:b/>
-                <w:bCs/>
-                <w:lang w:eastAsia="en-ZA"/>
-              </w:rPr>
-              <w:t>$</w:t>
-            </w:r>
             <w:proofErr w:type="gramStart"/>
             <w:r>
               <w:rPr>
@@ -11220,14 +10396,6 @@
           <w:lang w:eastAsia="en-ZA"/>
         </w:rPr>
         <w:t xml:space="preserve">: </w:t>
-      </w:r>
-      <w:r>
-        <w:rPr>
-          <w:b/>
-          <w:bCs/>
-          <w:lang w:eastAsia="en-ZA"/>
-        </w:rPr>
-        <w:t>$</w:t>
       </w:r>
       <w:proofErr w:type="gramStart"/>
       <w:r>
@@ -11323,14 +10491,6 @@
         </w:rPr>
         <w:t xml:space="preserve"> </w:t>
       </w:r>
-      <w:r>
-        <w:rPr>
-          <w:b/>
-          <w:bCs/>
-          <w:lang w:eastAsia="en-ZA"/>
-        </w:rPr>
-        <w:t>$</w:t>
-      </w:r>
       <w:proofErr w:type="gramStart"/>
       <w:r>
         <w:rPr>
@@ -11419,12 +10579,6 @@
         </w:rPr>
         <w:t xml:space="preserve"> </w:t>
       </w:r>
-      <w:r>
-        <w:rPr>
-          <w:lang w:eastAsia="en-ZA"/>
-        </w:rPr>
-        <w:t>$</w:t>
-      </w:r>
       <w:proofErr w:type="gramStart"/>
       <w:r>
         <w:rPr>
@@ -11511,7 +10665,7 @@
           <w:bCs/>
           <w:lang w:eastAsia="en-ZA"/>
         </w:rPr>
-        <w:t>${{</w:t>
+        <w:t>{{</w:t>
       </w:r>
       <w:proofErr w:type="spellStart"/>
       <w:r>
@@ -11552,12 +10706,6 @@
           <w:lang w:eastAsia="en-ZA"/>
         </w:rPr>
         <w:t xml:space="preserve"> </w:t>
-      </w:r>
-      <w:r>
-        <w:rPr>
-          <w:lang w:eastAsia="en-ZA"/>
-        </w:rPr>
-        <w:t>$</w:t>
       </w:r>
       <w:proofErr w:type="gramStart"/>
       <w:r>
